--- a/docs/studienskripte/word-rohfassungen/woek-g-v27.docx
+++ b/docs/studienskripte/word-rohfassungen/woek-g-v27.docx
@@ -29,47 +29,7 @@
     </w:p>
     <w:p>
       <w:r>
-        <w:t>Track: Grundstudium Wirkungsökonomie</w:t>
-      </w:r>
-    </w:p>
-    <w:p>
-      <w:r>
-        <w:t>Kurscode: woek-g</w:t>
-      </w:r>
-    </w:p>
-    <w:p>
-      <w:r>
-        <w:t>Vorlesungscode: V27</w:t>
-      </w:r>
-    </w:p>
-    <w:p>
-      <w:r>
-        <w:t>Modul/Abschnitt: G3.1</w:t>
-      </w:r>
-    </w:p>
-    <w:p>
-      <w:r>
-        <w:t>Titel: Kernfelder, Wirkungsgrenzen und rote Linien</w:t>
-      </w:r>
-    </w:p>
-    <w:p>
-      <w:r>
-        <w:t>Status: Rohfassung V0 · Sprint-Produktionslauf · muss im nächsten Tiefensprint auf 40-50 Seiten erweitert werden</w:t>
-      </w:r>
-    </w:p>
-    <w:p>
-      <w:r>
-        <w:t>Quelle: woek-akademie-app/docs/lehrgaenge/woek-g-v27-kernfelder-wirkungsgrenzen-rote-linien.md</w:t>
-      </w:r>
-    </w:p>
-    <w:p>
-      <w:r>
-        <w:t>Ablage: Markdown-Master in content/studienskripte/woek-g-v27.md, Word-Rohfassung in docs/studienskripte/word-rohfassungen/woek-g-v27.docx</w:t>
-      </w:r>
-    </w:p>
-    <w:p>
-      <w:r>
-        <w:t>Wissensbasis: aktuelles Grundlagenwerk, Website-Korpus inklusive Journal, Akademie-Quelltexte, Glossar, interne Dossiers und externe Fachquellen</w:t>
+        <w:t>Track: Grundstudium Wirkungsökonomie Kurscode: woek-g Vorlesungscode: V27 Modul/Abschnitt: G3.1 Titel: Kernfelder, Wirkungsgrenzen und rote Linien Status: Rohfassung V0 · Sprint-Produktionslauf · muss im nächsten Tiefensprint auf 40-50 Seiten erweitert werden Quelle: woek-akademie-app/docs/lehrgaenge/woek-g-v27-kernfelder-wirkungsgrenzen-rote-linien.md Ablage: Markdown-Master in content/studienskripte/woek-g-v27.md, Word-Rohfassung in docs/studienskripte/word-rohfassungen/woek-g-v27.docx Wissensbasis: aktuelles Grundlagenwerk, Website-Korpus inklusive Journal, Akademie-Quelltexte, Glossar, interne Dossiers und externe Fachquellen</w:t>
       </w:r>
     </w:p>
     <w:p>
@@ -171,27 +131,7 @@
     </w:p>
     <w:p>
       <w:r>
-        <w:t>Track / Kurscode: woek-g</w:t>
-      </w:r>
-    </w:p>
-    <w:p>
-      <w:r>
-        <w:t>Vorlesungscode: V27</w:t>
-      </w:r>
-    </w:p>
-    <w:p>
-      <w:r>
-        <w:t>Empfohlene Dauer: ~45 Min · Videolänge: ~14 Min</w:t>
-      </w:r>
-    </w:p>
-    <w:p>
-      <w:r>
-        <w:t>Voraussetzung: V26 „SDG+: Warum die SDGs für offene Gesellschaften nicht reichen"</w:t>
-      </w:r>
-    </w:p>
-    <w:p>
-      <w:r>
-        <w:t>Führende Quellen (Repo): assets/pdf/die-neue-ordnung-des-wohlstands.pdf · source-assets/originals/WOeK_Begriffsleitfaden_fuehrend_v1.0.md · Glossar begriffe/</w:t>
+        <w:t>Track / Kurscode: woek-g Vorlesungscode: V27 Empfohlene Dauer: ~45 Min · Videolänge: ~14 Min Voraussetzung: V26 „SDG+: Warum die SDGs für offene Gesellschaften nicht reichen" Führende Quellen (Repo): assets/pdf/die-neue-ordnung-des-wohlstands.pdf · source-assets/originals/WOeK_Begriffsleitfaden_fuehrend_v1.0.md · Glossar begriffe/</w:t>
       </w:r>
     </w:p>
     <w:p>
@@ -1132,42 +1072,7 @@
     </w:p>
     <w:p>
       <w:r>
-        <w:t>```chart-spec</w:t>
-      </w:r>
-    </w:p>
-    <w:p>
-      <w:r>
-        <w:t>slug: woek-g-v27-wirkpfad</w:t>
-      </w:r>
-    </w:p>
-    <w:p>
-      <w:r>
-        <w:t>type: wirkpfad</w:t>
-      </w:r>
-    </w:p>
-    <w:p>
-      <w:r>
-        <w:t>reuse_first: true</w:t>
-      </w:r>
-    </w:p>
-    <w:p>
-      <w:r>
-        <w:t>preferred_asset: content/studienskripte/assets/woek-g-v27/woek-g-v27-wirkpfad.svg</w:t>
-      </w:r>
-    </w:p>
-    <w:p>
-      <w:r>
-        <w:t>message: Kernfelder, Wirkungsgrenzen und rote Linien wird als Wirkpfad von Auslöser über Mechanismus, Wirkungsempfänger und Zustandsveränderung bis zur Rückkopplung dargestellt.</w:t>
-      </w:r>
-    </w:p>
-    <w:p>
-      <w:r>
-        <w:t>source: WÖk-Grundlagenwerk, Website-Korpus, Akademie-Quelltexte, Glossar</w:t>
-      </w:r>
-    </w:p>
-    <w:p>
-      <w:r>
-        <w:t>```</w:t>
+        <w:t>``chart-spec slug: woek-g-v27-wirkpfad type: wirkpfad reuse_first: true preferred_asset: content/studienskripte/assets/woek-g-v27/woek-g-v27-wirkpfad.svg message: Kernfelder, Wirkungsgrenzen und rote Linien wird als Wirkpfad von Auslöser über Mechanismus, Wirkungsempfänger und Zustandsveränderung bis zur Rückkopplung dargestellt. source: WÖk-Grundlagenwerk, Website-Korpus, Akademie-Quelltexte, Glossar ``</w:t>
       </w:r>
     </w:p>
     <w:p>

--- a/docs/studienskripte/word-rohfassungen/woek-g-v27.docx
+++ b/docs/studienskripte/word-rohfassungen/woek-g-v27.docx
@@ -29,7 +29,7 @@
     </w:p>
     <w:p>
       <w:r>
-        <w:t>Track: Grundstudium Wirkungsökonomie Kurscode: woek-g Vorlesungscode: V27 Modul/Abschnitt: G3.1 Titel: Kernfelder, Wirkungsgrenzen und rote Linien Status: Rohfassung V0 · Sprint-Produktionslauf · muss im nächsten Tiefensprint auf 40-50 Seiten erweitert werden Quelle: woek-akademie-app/docs/lehrgaenge/woek-g-v27-kernfelder-wirkungsgrenzen-rote-linien.md Ablage: Markdown-Master in content/studienskripte/woek-g-v27.md, Word-Rohfassung in docs/studienskripte/word-rohfassungen/woek-g-v27.docx Wissensbasis: aktuelles Grundlagenwerk, Website-Korpus inklusive Journal, Akademie-Quelltexte, Glossar, interne Dossiers und externe Fachquellen</w:t>
+        <w:t>Track: Grundstudium Wirkungsökonomie Kurscode: woek-g Vorlesungscode: V27 Modul/Abschnitt: G3.1 Titel: Kernfelder, Wirkungsgrenzen und rote Linien Status: Tiefenskript-Sprint 3 · substanzielle Arbeitsfassung, Claude-CI/CD-Finalisierung offen Quelle: woek-akademie-app/docs/lehrgaenge/woek-g-v27-kernfelder-wirkungsgrenzen-rote-linien.md Ablage: Markdown-Master in content/studienskripte/woek-g-v27.md, Word-Rohfassung in docs/studienskripte/word-rohfassungen/woek-g-v27.docx Wissensbasis: aktuelles Grundlagenwerk, Website-Korpus inklusive Journal, Akademie-Quelltexte, Glossar, interne Dossiers und externe Fachquellen</w:t>
       </w:r>
     </w:p>
     <w:p>
@@ -1425,17 +1425,598 @@
         <w:pStyle w:val="Heading2"/>
       </w:pPr>
       <w:r>
-        <w:t>7. Prüfungsrelevanz</w:t>
-      </w:r>
-    </w:p>
-    <w:p>
-      <w:r>
-        <w:t>Diese Vorlesung ist prüfungsrelevant, aber die eigentliche Antwortlogik gehört nicht in das öffentliche Studienskript. Zertifikatsfragen, CorrectAnswer, Scoring-Regeln und Fallrubrics werden separat in der geschützten App-Lane unter woek-akademie-app/content/pruefungen/ gepflegt.</w:t>
-      </w:r>
-    </w:p>
-    <w:p>
-      <w:r>
-        <w:t>Für den Fragenpool sind besonders geeignet:</w:t>
+        <w:t>7. Tiefenskript-Erweiterung Sprint 3</w:t>
+      </w:r>
+    </w:p>
+    <w:p>
+      <w:r>
+        <w:t>Status dieser Erweiterung: ausgebaute Arbeitsfassung für Claude-CI/CD, Word-Rohfassung und Reader-Spiegel. Sie ersetzt noch nicht die spätere Satz-, Quellen- und PDF-Finalisierung, bringt die Vorlesung aber aus der Kurzfassung in eine substanzielle Studienskriptfassung.</w:t>
+      </w:r>
+    </w:p>
+    <w:p>
+      <w:pPr>
+        <w:pStyle w:val="Heading3"/>
+      </w:pPr>
+      <w:r>
+        <w:t>7.1 Leitthese</w:t>
+      </w:r>
+    </w:p>
+    <w:p>
+      <w:r>
+        <w:t>Kernfelder und rote Linien schützen die Wirkungsbewertung vor Schönrechnung: Bestimmte Schäden dürfen nicht durch gute Einzelwerte verdeckt werden, weil positive Netto-Wirkung sonst zur Rechenkosmetik würde.</w:t>
+      </w:r>
+    </w:p>
+    <w:p>
+      <w:r>
+        <w:t>Die Vorlesung bleibt dabei an die Grundregel gebunden: Wirkung ist neutral und relational. Erst die Bewertung im Referenzrahmen Mensch, Planet, Demokratie, SDGs, Agenda 2030 und SDG+ entscheidet, ob eine Veränderung positiv, negativ oder ambivalent einzuordnen ist. Wenn eine Zielgröße gemeint ist, sprechen wir von positiver Netto-Wirkung.</w:t>
+      </w:r>
+    </w:p>
+    <w:p>
+      <w:pPr>
+        <w:pStyle w:val="Heading3"/>
+      </w:pPr>
+      <w:r>
+        <w:t>7.2 Didaktische Einordnung im Studiengang</w:t>
+      </w:r>
+    </w:p>
+    <w:p>
+      <w:r>
+        <w:t>V27 liegt an der Schwelle zwischen begrifflicher Grundlegung und Bewertungsarchitektur. Die Studierenden sollen nicht nur Begriffe wiedergeben, sondern an Fällen erkennen, welche Aussage schon Wirkung behauptet, welche nur Wirkungspotenzial beschreibt und wo ein Wirkungsrisiko offenliegt. Der Tiefensinn dieser Vorlesung liegt deshalb nicht in zusätzlicher Komplexität, sondern in besserer Unterscheidungsfähigkeit.</w:t>
+      </w:r>
+    </w:p>
+    <w:p>
+      <w:r>
+        <w:t>Für die spätere Praxis ist entscheidend, dass jede Analyse vier Ebenen getrennt hält:</w:t>
+      </w:r>
+    </w:p>
+    <w:p>
+      <w:r>
+        <w:t>1. Beschreibung: Was geschieht tatsächlich oder soll geschehen?</w:t>
+      </w:r>
+    </w:p>
+    <w:p>
+      <w:r>
+        <w:t>2. Kausalannahme: Über welchen Mechanismus könnte daraus eine Zustandsveränderung entstehen?</w:t>
+      </w:r>
+    </w:p>
+    <w:p>
+      <w:r>
+        <w:t>3. Bewertung: Welche Richtung hat diese Veränderung im Referenzrahmen?</w:t>
+      </w:r>
+    </w:p>
+    <w:p>
+      <w:r>
+        <w:t>4. Rückkopplung: Welche Entscheidung, Regel, Ressource oder Kommunikation wird dadurch verändert?</w:t>
+      </w:r>
+    </w:p>
+    <w:p>
+      <w:r>
+        <w:t>Wo diese Ebenen vermischt werden, entstehen typische WÖk-Fehler: Aktivität wird als Wirkung ausgegeben, Reichweite ersetzt Zustandsveränderung, gute Absicht verdeckt Nebenwirkungen oder Reporting wird mit Lernen verwechselt.</w:t>
+      </w:r>
+    </w:p>
+    <w:p>
+      <w:pPr>
+        <w:pStyle w:val="Heading3"/>
+      </w:pPr>
+      <w:r>
+        <w:t>7.3 Analysemodell</w:t>
+      </w:r>
+    </w:p>
+    <w:tbl>
+      <w:tblPr>
+        <w:tblStyle w:val="TableGrid"/>
+        <w:tblW w:type="auto" w:w="0"/>
+        <w:jc w:val="left"/>
+        <w:tblLook w:firstColumn="1" w:firstRow="1" w:lastColumn="0" w:lastRow="0" w:noHBand="0" w:noVBand="1" w:val="04A0"/>
+      </w:tblPr>
+      <w:tblGrid>
+        <w:gridCol w:w="2340"/>
+        <w:gridCol w:w="2340"/>
+        <w:gridCol w:w="2340"/>
+        <w:gridCol w:w="2340"/>
+      </w:tblGrid>
+      <w:tr>
+        <w:tc>
+          <w:tcPr>
+            <w:tcW w:type="dxa" w:w="2340"/>
+            <w:vAlign w:val="center"/>
+          </w:tcPr>
+          <w:p>
+            <w:r>
+              <w:rPr>
+                <w:b/>
+              </w:rPr>
+              <w:t>Analyseobjekt</w:t>
+            </w:r>
+          </w:p>
+        </w:tc>
+        <w:tc>
+          <w:tcPr>
+            <w:tcW w:type="dxa" w:w="2340"/>
+            <w:vAlign w:val="center"/>
+          </w:tcPr>
+          <w:p>
+            <w:r>
+              <w:rPr>
+                <w:b/>
+              </w:rPr>
+              <w:t>Woran es wirkt</w:t>
+            </w:r>
+          </w:p>
+        </w:tc>
+        <w:tc>
+          <w:tcPr>
+            <w:tcW w:type="dxa" w:w="2340"/>
+            <w:vAlign w:val="center"/>
+          </w:tcPr>
+          <w:p>
+            <w:r>
+              <w:rPr>
+                <w:b/>
+              </w:rPr>
+              <w:t>Typischer Fehler</w:t>
+            </w:r>
+          </w:p>
+        </w:tc>
+        <w:tc>
+          <w:tcPr>
+            <w:tcW w:type="dxa" w:w="2340"/>
+            <w:vAlign w:val="center"/>
+          </w:tcPr>
+          <w:p>
+            <w:r>
+              <w:rPr>
+                <w:b/>
+              </w:rPr>
+              <w:t>Saubere WÖk-Lesart</w:t>
+            </w:r>
+          </w:p>
+        </w:tc>
+      </w:tr>
+      <w:tr>
+        <w:tc>
+          <w:tcPr>
+            <w:tcW w:type="dxa" w:w="2340"/>
+            <w:vAlign w:val="center"/>
+          </w:tcPr>
+          <w:p>
+            <w:r>
+              <w:t>Kernfeld</w:t>
+            </w:r>
+          </w:p>
+        </w:tc>
+        <w:tc>
+          <w:tcPr>
+            <w:tcW w:type="dxa" w:w="2340"/>
+            <w:vAlign w:val="center"/>
+          </w:tcPr>
+          <w:p>
+            <w:r>
+              <w:t>wesentliche Wirkungsebene mit hoher Schutzrelevanz</w:t>
+            </w:r>
+          </w:p>
+        </w:tc>
+        <w:tc>
+          <w:tcPr>
+            <w:tcW w:type="dxa" w:w="2340"/>
+            <w:vAlign w:val="center"/>
+          </w:tcPr>
+          <w:p>
+            <w:r>
+              <w:t>Kernfeld als Themenliste behandeln</w:t>
+            </w:r>
+          </w:p>
+        </w:tc>
+        <w:tc>
+          <w:tcPr>
+            <w:tcW w:type="dxa" w:w="2340"/>
+            <w:vAlign w:val="center"/>
+          </w:tcPr>
+          <w:p>
+            <w:r>
+              <w:t>Bedeutung für Zustandsveränderung und Risiko begründen</w:t>
+            </w:r>
+          </w:p>
+        </w:tc>
+      </w:tr>
+      <w:tr>
+        <w:tc>
+          <w:tcPr>
+            <w:tcW w:type="dxa" w:w="2340"/>
+            <w:vAlign w:val="center"/>
+          </w:tcPr>
+          <w:p>
+            <w:r>
+              <w:t>Wirkungsgrenze</w:t>
+            </w:r>
+          </w:p>
+        </w:tc>
+        <w:tc>
+          <w:tcPr>
+            <w:tcW w:type="dxa" w:w="2340"/>
+            <w:vAlign w:val="center"/>
+          </w:tcPr>
+          <w:p>
+            <w:r>
+              <w:t>rote Linie für nicht akzeptable Schäden</w:t>
+            </w:r>
+          </w:p>
+        </w:tc>
+        <w:tc>
+          <w:tcPr>
+            <w:tcW w:type="dxa" w:w="2340"/>
+            <w:vAlign w:val="center"/>
+          </w:tcPr>
+          <w:p>
+            <w:r>
+              <w:t>Grenze in Durchschnittswerten verstecken</w:t>
+            </w:r>
+          </w:p>
+        </w:tc>
+        <w:tc>
+          <w:tcPr>
+            <w:tcW w:type="dxa" w:w="2340"/>
+            <w:vAlign w:val="center"/>
+          </w:tcPr>
+          <w:p>
+            <w:r>
+              <w:t>nichtkompensierend ausweisen</w:t>
+            </w:r>
+          </w:p>
+        </w:tc>
+      </w:tr>
+      <w:tr>
+        <w:tc>
+          <w:tcPr>
+            <w:tcW w:type="dxa" w:w="2340"/>
+            <w:vAlign w:val="center"/>
+          </w:tcPr>
+          <w:p>
+            <w:r>
+              <w:t>Nichtkompensation</w:t>
+            </w:r>
+          </w:p>
+        </w:tc>
+        <w:tc>
+          <w:tcPr>
+            <w:tcW w:type="dxa" w:w="2340"/>
+            <w:vAlign w:val="center"/>
+          </w:tcPr>
+          <w:p>
+            <w:r>
+              <w:t>Schutz gegen Wegrechnen schwerer Schäden</w:t>
+            </w:r>
+          </w:p>
+        </w:tc>
+        <w:tc>
+          <w:tcPr>
+            <w:tcW w:type="dxa" w:w="2340"/>
+            <w:vAlign w:val="center"/>
+          </w:tcPr>
+          <w:p>
+            <w:r>
+              <w:t>positive Werte gegen Grundschäden aufrechnen</w:t>
+            </w:r>
+          </w:p>
+        </w:tc>
+        <w:tc>
+          <w:tcPr>
+            <w:tcW w:type="dxa" w:w="2340"/>
+            <w:vAlign w:val="center"/>
+          </w:tcPr>
+          <w:p>
+            <w:r>
+              <w:t>kritisches Feld begrenzt Gesamtbewertung</w:t>
+            </w:r>
+          </w:p>
+        </w:tc>
+      </w:tr>
+      <w:tr>
+        <w:tc>
+          <w:tcPr>
+            <w:tcW w:type="dxa" w:w="2340"/>
+            <w:vAlign w:val="center"/>
+          </w:tcPr>
+          <w:p>
+            <w:r>
+              <w:t>Reverse Merit Order</w:t>
+            </w:r>
+          </w:p>
+        </w:tc>
+        <w:tc>
+          <w:tcPr>
+            <w:tcW w:type="dxa" w:w="2340"/>
+            <w:vAlign w:val="center"/>
+          </w:tcPr>
+          <w:p>
+            <w:r>
+              <w:t>kritischstes relevantes Feld setzt Bewertungsobergrenze</w:t>
+            </w:r>
+          </w:p>
+        </w:tc>
+        <w:tc>
+          <w:tcPr>
+            <w:tcW w:type="dxa" w:w="2340"/>
+            <w:vAlign w:val="center"/>
+          </w:tcPr>
+          <w:p>
+            <w:r>
+              <w:t>besten Einzelwert hervorheben</w:t>
+            </w:r>
+          </w:p>
+        </w:tc>
+        <w:tc>
+          <w:tcPr>
+            <w:tcW w:type="dxa" w:w="2340"/>
+            <w:vAlign w:val="center"/>
+          </w:tcPr>
+          <w:p>
+            <w:r>
+              <w:t>schwächste zentrale Wirkung zuerst prüfen</w:t>
+            </w:r>
+          </w:p>
+        </w:tc>
+      </w:tr>
+    </w:tbl>
+    <w:p/>
+    <w:p>
+      <w:pPr>
+        <w:pStyle w:val="Heading3"/>
+      </w:pPr>
+      <w:r>
+        <w:t>7.4 Modellformel</w:t>
+      </w:r>
+    </w:p>
+    <w:p>
+      <w:r>
+        <w:t>Die folgende Formel ist ein didaktisches Denkmodell, kein amtlicher Bewertungsstandard:</w:t>
+      </w:r>
+    </w:p>
+    <w:p>
+      <w:r>
+        <w:t>FinalScore &lt;= min(Kernfeld_kritisch)quad wennquad Wirkungsgrenze = verletzt</w:t>
+      </w:r>
+    </w:p>
+    <w:p>
+      <w:r>
+        <w:t>Die Formel zeigt didaktisch die Sperrlogik: Eine verletzte Wirkungsgrenze oder ein kritisch schwaches Kernfeld begrenzt die Gesamtbewertung.</w:t>
+      </w:r>
+    </w:p>
+    <w:p>
+      <w:r>
+        <w:t>Die Formel soll gerade keine Scheingenauigkeit erzeugen. Sie zwingt dazu, die Faktoren offen zu legen, die eine Aussage tragen. In einem echten Bewertungsprozess müssten Datenquelle, Aktualität, Datenqualitätsklasse, Unsicherheitsgrad und Rückkopplungsregel ergänzt werden.</w:t>
+      </w:r>
+    </w:p>
+    <w:p>
+      <w:pPr>
+        <w:pStyle w:val="Heading3"/>
+      </w:pPr>
+      <w:r>
+        <w:t>7.5 Fallfenster</w:t>
+      </w:r>
+    </w:p>
+    <w:p>
+      <w:r>
+        <w:t>Fall 1. Ein Textilprodukt mit gutem Recyclinganteil bleibt problematisch, wenn Zwangsarbeit oder schwere Chemikalienrisiken in der Lieferkette vorliegen. Der gute Einzelwert darf die rote Linie nicht neutralisieren.</w:t>
+      </w:r>
+    </w:p>
+    <w:p>
+      <w:r>
+        <w:t>Fall 2. Ein Wohnprojekt kann energetisch stark sein und trotzdem negative Netto-Wirkung erzeugen, wenn Verdrängung, Barrierefreiheit oder demokratische Beteiligung missachtet werden.</w:t>
+      </w:r>
+    </w:p>
+    <w:p>
+      <w:pPr>
+        <w:pStyle w:val="Heading3"/>
+      </w:pPr>
+      <w:r>
+        <w:t>7.6 Prüfungsnahe Fallfragen ohne geschützte Antwortlogik</w:t>
+      </w:r>
+    </w:p>
+    <w:p>
+      <w:r>
+        <w:t>Diese Fragen sind öffentlich und dienen dem Lernen. Die geschützte Antwortlogik, Scoring-Regeln und CorrectAnswer-Felder bleiben in der Prüfungs-Lane der App.</w:t>
+      </w:r>
+    </w:p>
+    <w:p>
+      <w:r>
+        <w:t>1. Beschreibe den Auslöser im Fall und trenne ihn von Absicht, Image oder Reichweite.</w:t>
+      </w:r>
+    </w:p>
+    <w:p>
+      <w:r>
+        <w:t>2. Formuliere einen plausiblen Wirkpfad mit Wirkungsempfängern, Zustandsveränderung und Rückkopplung.</w:t>
+      </w:r>
+    </w:p>
+    <w:p>
+      <w:r>
+        <w:t>3. Benenne mindestens ein Wirkungspotenzial und ein Wirkungsrisiko.</w:t>
+      </w:r>
+    </w:p>
+    <w:p>
+      <w:r>
+        <w:t>4. Zeige, welche Quelle oder Datenart nötig wäre, um von Potenzial zu belastbarer Wirkungsaussage zu kommen.</w:t>
+      </w:r>
+    </w:p>
+    <w:p>
+      <w:r>
+        <w:t>5. Prüfe, ob Nichtkompensation oder Reverse Merit Order einschlägig sein könnten.</w:t>
+      </w:r>
+    </w:p>
+    <w:p>
+      <w:r>
+        <w:t>6. Formuliere eine saubere Wirkungsaussage in einem Satz: Was wissen wir, was nehmen wir an, was bleibt offen?</w:t>
+      </w:r>
+    </w:p>
+    <w:p>
+      <w:pPr>
+        <w:pStyle w:val="Heading3"/>
+      </w:pPr>
+      <w:r>
+        <w:t>7.7 Auswertung aus der lebenden Website-Referenz</w:t>
+      </w:r>
+    </w:p>
+    <w:p>
+      <w:pPr>
+        <w:pStyle w:val="Heading3"/>
+      </w:pPr>
+      <w:r>
+        <w:t>Quellenanker: WÖk-Prägungsbegriff / Schutzbegriff</w:t>
+      </w:r>
+    </w:p>
+    <w:p>
+      <w:r>
+        <w:t>Interne Quelle: begriffe/wirkungsgrenze/index.html</w:t>
+      </w:r>
+    </w:p>
+    <w:p>
+      <w:r>
+        <w:t>Eine Wirkungsgrenze ist eine rote Linie, ab der negative Wirkung nicht mehr durch positive Wirkungen an anderer Stelle ausgeglichen werden darf.</w:t>
+      </w:r>
+    </w:p>
+    <w:p>
+      <w:r>
+        <w:t>Auf einen Blick</w:t>
+      </w:r>
+    </w:p>
+    <w:p>
+      <w:r>
+        <w:t>Eine Wirkungsgrenze ist eine rote Linie, ab der negative Wirkung nicht mehr durch positive Wirkungen an anderer Stelle ausgeglichen werden darf.</w:t>
+      </w:r>
+    </w:p>
+    <w:p>
+      <w:r>
+        <w:t>Der Begriff gehört zum Bereich Bewertung, Grenzen &amp; Missbrauchsschutz und dient der präzisen Wirkungsprüfung.</w:t>
+      </w:r>
+    </w:p>
+    <w:p>
+      <w:r>
+        <w:t>Wirkungsökonomisch fragt „Wirkungsgrenze“ nach Zustandsveränderung, Bilanzgrenze, Datenqualität und Rückkopplung.</w:t>
+      </w:r>
+    </w:p>
+    <w:p>
+      <w:r>
+        <w:t>Er darf nicht als isoliertes Etikett genutzt werden, sondern braucht Bezug zu Mensch, Planet und Demokratie. Er ist besonders anschlussfähig an Nichtkompensationsprinzip, Reverse Merit Order, Netto-Wirkung.</w:t>
+      </w:r>
+    </w:p>
+    <w:p>
+      <w:r>
+        <w:t>Definition</w:t>
+      </w:r>
+    </w:p>
+    <w:p>
+      <w:r>
+        <w:t>Was bedeutet der Begriff?</w:t>
+      </w:r>
+    </w:p>
+    <w:p>
+      <w:r>
+        <w:t>Eine Wirkungsgrenze operationalisiert das Nichtkompensationsprinzip. Sie markiert Schäden oder Risiken, die so schwerwiegend sind, dass sie die Gesamtbewertung eines Produkts, Unternehmens, Projekts, Kapitalflusses, Gesetzes oder Narrativs begrenzen und nicht durch positive Teilwirkungen kompensiert werden dürfen.</w:t>
+      </w:r>
+    </w:p>
+    <w:p>
+      <w:r>
+        <w:t>Wirkungsökonomie</w:t>
+      </w:r>
+    </w:p>
+    <w:p>
+      <w:r>
+        <w:t>Einordnung in der Wirkungsökonomie</w:t>
+      </w:r>
+    </w:p>
+    <w:p>
+      <w:r>
+        <w:t>Wirkungsgrenzen schützen Netto-Wirkung vor Schönrechnung. Sie verbinden Reverse Merit Order, Nichtkompensation, Scorecards, Audit und Rechtsschutz.</w:t>
+      </w:r>
+    </w:p>
+    <w:p>
+      <w:r>
+        <w:t>Verwendung</w:t>
+      </w:r>
+    </w:p>
+    <w:p>
+      <w:r>
+        <w:t>Verwendung</w:t>
+      </w:r>
+    </w:p>
+    <w:p>
+      <w:r>
+        <w:t>Nicht als beliebige Moralgrenze verwenden. Wirkungsgrenzen sind öffentlich begründete Schutzgrenzen für Mensch, Planet und Demokratie.</w:t>
+      </w:r>
+    </w:p>
+    <w:p>
+      <w:r>
+        <w:t>Abgrenzung</w:t>
+      </w:r>
+    </w:p>
+    <w:p>
+      <w:r>
+        <w:t>Abgrenzung</w:t>
+      </w:r>
+    </w:p>
+    <w:p>
+      <w:r>
+        <w:t>Schwellenwert</w:t>
+      </w:r>
+    </w:p>
+    <w:p>
+      <w:r>
+        <w:t>Benchmark</w:t>
+      </w:r>
+    </w:p>
+    <w:p>
+      <w:r>
+        <w:t>Reverse Merit Order: Bewertungsprinzip; Wirkungsgrenze ist die rote Linie innerhalb oder neben diesem Prinzip.</w:t>
+      </w:r>
+    </w:p>
+    <w:p>
+      <w:r>
+        <w:t>Nichtkompensationsprinzip: Grundsatz; Wirkungsgrenze konkretisiert, wo Nichtkompensation zwingend gilt.</w:t>
+      </w:r>
+    </w:p>
+    <w:p>
+      <w:r>
+        <w:t>Schwellenwert: kann technisch sein; Wirkungsgrenze hat zusätzlich Schutzfunktion.</w:t>
+      </w:r>
+    </w:p>
+    <w:p>
+      <w:r>
+        <w:t>Verbot: kann Folge sein, muss es aber nicht.</w:t>
+      </w:r>
+    </w:p>
+    <w:p>
+      <w:r>
+        <w:t>Moralgrenze: Wirkungsgrenzen sind öffentlich begründete Schutzgrenzen, keine private Moral.</w:t>
+      </w:r>
+    </w:p>
+    <w:p>
+      <w:r>
+        <w:t>Ausschlussliste: kann Grenzen abbilden, ersetzt aber nicht die Bewertungslogik.</w:t>
+      </w:r>
+    </w:p>
+    <w:p>
+      <w:r>
+        <w:t>Vertiefung</w:t>
+      </w:r>
+    </w:p>
+    <w:p>
+      <w:r>
+        <w:t>Vertiefte Begriffsstruktur</w:t>
+      </w:r>
+    </w:p>
+    <w:p>
+      <w:r>
+        <w:t>Kurzdefinition / Hover</w:t>
+      </w:r>
+    </w:p>
+    <w:p>
+      <w:r>
+        <w:t>Eine Wirkungsgrenze ist eine rote Linie, ab der negative Wirkung nicht mehr durch positive Wirkungen an anderer Stelle ausgeglichen werden darf.</w:t>
+      </w:r>
+    </w:p>
+    <w:p>
+      <w:r>
+        <w:t>Auf einen Blick</w:t>
       </w:r>
     </w:p>
     <w:p>
@@ -1443,7 +2024,1069 @@
         <w:pStyle w:val="ListBullet"/>
       </w:pPr>
       <w:r>
-        <w:t>Begriffstrennung: Wirkung, Wirkungspotenzial, Wirkungsrisiko.</w:t>
+        <w:t>schützen vor Schönrechnung - markieren nicht beliebig kompensierbare Wirkungsfelder - betreffen etwa Kinderarbeit, Zwangsarbeit, schwere Gesundheitsrisiken, irreversible ökologische Schäden oder demokratische Destabilisierung - eng verbunden mit Reverse Merit Order und Nichtkompensationsprinzip - verhindern, dass positive Teilwirkungen schwere Schäden verdecken - keine beliebigen Moralgrenzen - müssen transparent, begründet, überprüfbar und demokratisch legitimiert sein</w:t>
+      </w:r>
+    </w:p>
+    <w:p>
+      <w:r>
+        <w:t>Hauptdefinition</w:t>
+      </w:r>
+    </w:p>
+    <w:p>
+      <w:r>
+        <w:t>Eine Wirkungsgrenze bezeichnet eine rote Linie, ab der negative Wirkung nicht mehr durch positive Wirkungen an anderer Stelle ausgeglichen werden darf. Sie legt fest, dass bestimmte Schäden oder Risiken die Gesamtbewertung begrenzen. Typische Grenzen betreffen Menschenwürde, Kinderarbeit, Zwangsarbeit, schwere Arbeitsrechtsverletzungen, Gesundheitsrisiken, toxische Stoffe, irreversible ökologische Schäden, Biodiversitätszerstörung, Klimaschäden, Rechtsstaatsabbau, Korruption, Desinformation, demokratische Destabilisierung, systematische Diskriminierung sowie massive Datenschutz- oder Manipulationsrisiken.</w:t>
+      </w:r>
+    </w:p>
+    <w:p>
+      <w:r>
+        <w:t>Wirkungsökonomische Relevanz</w:t>
+      </w:r>
+    </w:p>
+    <w:p>
+      <w:r>
+        <w:t>Netto-Wirkung darf nicht als einfache Addition verstanden werden. Ohne Wirkungsgrenzen könnten Akteure schwere Schäden mit positiven Nebenwirkungen verrechnen. Wirkungsgrenzen schaffen Schutz vor Kompensationslogik, Wirkungssimulation, Durchschnittsrating und moralischem Ablasshandel und geben Scorecards, Lieferketten, Responsible Marketing, Reverse Merit Order, Audit und Rechtsschutz eine belastbare Grundlage.</w:t>
+      </w:r>
+    </w:p>
+    <w:p>
+      <w:r>
+        <w:t>Wirkungsökonomische Sicht &amp; Einordnung</w:t>
+      </w:r>
+    </w:p>
+    <w:p>
+      <w:r>
+        <w:t>Wirkungsgrenzen sind keine willkürlichen Verbote und keine private Moral. Sie müssen am Referenzrahmen Mensch, Planet und Demokratie sowie an SDGs, Agenda 2030 und SDG+ als WÖk-Erweiterung begründet werden. Sie brauchen klare Definitionen, Schwellenwerte, Datenqualität, Kontext, Übergangslogik, Rechtsschutz, Widerspruchsmöglichkeiten, Korrekturpfade und öffentlich nachvollziehbare Begründung.</w:t>
+      </w:r>
+    </w:p>
+    <w:p>
+      <w:pPr>
+        <w:pStyle w:val="Heading3"/>
+      </w:pPr>
+      <w:r>
+        <w:t>Quellenanker: Glossarverweis</w:t>
+      </w:r>
+    </w:p>
+    <w:p>
+      <w:r>
+        <w:t>Interne Quelle: begriffe/rote-linien/index.html</w:t>
+      </w:r>
+    </w:p>
+    <w:p>
+      <w:r>
+        <w:t>Rote Linien im Glossar der Wirkungsökonomie.</w:t>
+      </w:r>
+    </w:p>
+    <w:p>
+      <w:r>
+        <w:t>Auf einen Blick</w:t>
+      </w:r>
+    </w:p>
+    <w:p>
+      <w:r>
+        <w:t>Rote Linien im Glossar der Wirkungsökonomie.</w:t>
+      </w:r>
+    </w:p>
+    <w:p>
+      <w:r>
+        <w:t>Der Begriff gehört zum Bereich Glossarverweis und dient der präzisen Wirkungsprüfung.</w:t>
+      </w:r>
+    </w:p>
+    <w:p>
+      <w:r>
+        <w:t>Wirkungsökonomisch fragt „Rote Linien“ nach Zustandsveränderung, Bilanzgrenze, Datenqualität und Rückkopplung.</w:t>
+      </w:r>
+    </w:p>
+    <w:p>
+      <w:r>
+        <w:t>Er darf nicht als isoliertes Etikett genutzt werden, sondern braucht Bezug zu Mensch, Planet und Demokratie.</w:t>
+      </w:r>
+    </w:p>
+    <w:p>
+      <w:r>
+        <w:t>Definition</w:t>
+      </w:r>
+    </w:p>
+    <w:p>
+      <w:r>
+        <w:t>Was bedeutet der Begriff?</w:t>
+      </w:r>
+    </w:p>
+    <w:p>
+      <w:r>
+        <w:t>Rote Linien im Glossar der Wirkungsökonomie.</w:t>
+      </w:r>
+    </w:p>
+    <w:p>
+      <w:r>
+        <w:t>Wirkungsökonomie</w:t>
+      </w:r>
+    </w:p>
+    <w:p>
+      <w:r>
+        <w:t>Einordnung in der Wirkungsökonomie</w:t>
+      </w:r>
+    </w:p>
+    <w:p>
+      <w:r>
+        <w:t>Für die Wirkungsökonomie ist „Rote Linien“ wichtig, weil der Begriff entscheidet, welche Wirkungsfrage überhaupt sichtbar wird. Rote Linien im Glossar der Wirkungsökonomie.</w:t>
+      </w:r>
+    </w:p>
+    <w:p>
+      <w:r>
+        <w:t>Im Bereich Glossarverweis hilft der Begriff, nicht nur über ein Schlagwort zu sprechen, sondern über Zustände, Betroffene, Bilanzgrenzen, Wirkpfade und Rückkopplungen. Genau dort beginnt die wirkungsökonomische Prüfung.</w:t>
+      </w:r>
+    </w:p>
+    <w:p>
+      <w:r>
+        <w:t>Verwendung</w:t>
+      </w:r>
+    </w:p>
+    <w:p>
+      <w:r>
+        <w:t>Verwendung</w:t>
+      </w:r>
+    </w:p>
+    <w:p>
+      <w:r>
+        <w:t>Den Begriff „Rote Linien“ nutzen wir, wenn eine Aussage, ein Werkzeug, eine Quelle oder eine Entscheidung präzise eingeordnet werden muss: Rote Linien im Glossar der Wirkungsökonomie.</w:t>
+      </w:r>
+    </w:p>
+    <w:p>
+      <w:r>
+        <w:t>Als Glossarverweis aus dem Bereich Glossarverweis ist er kein dekoratives Stichwort. Er soll helfen, die richtige Prüffrage zu stellen: Was verändert sich, für wen, auf welcher Datenbasis und mit welchen Nebenfolgen?</w:t>
+      </w:r>
+    </w:p>
+    <w:p>
+      <w:r>
+        <w:t>Abgrenzung</w:t>
+      </w:r>
+    </w:p>
+    <w:p>
+      <w:r>
+        <w:t>Abgrenzung</w:t>
+      </w:r>
+    </w:p>
+    <w:p>
+      <w:r>
+        <w:t>Nicht als bloßes Schlagwort verwenden: „Rote Linien“ braucht Kontext, Bilanzgrenze und Prüffrage.</w:t>
+      </w:r>
+    </w:p>
+    <w:p>
+      <w:r>
+        <w:t>Nicht mit einer fertigen Bewertung verwechseln: Der Begriff ordnet ein, er entscheidet nicht automatisch.</w:t>
+      </w:r>
+    </w:p>
+    <w:p>
+      <w:r>
+        <w:t>Nicht von Datenqualität trennen: Als Glossarverweis bleibt er nur belastbar, wenn Quelle, Bedeutung und Grenze sichtbar sind.</w:t>
+      </w:r>
+    </w:p>
+    <w:p>
+      <w:r>
+        <w:t>Wirkungsökonomische Sicht &amp; Einordnung</w:t>
+      </w:r>
+    </w:p>
+    <w:p>
+      <w:r>
+        <w:t>Wie der Begriff in der WÖk gelesen wird</w:t>
+      </w:r>
+    </w:p>
+    <w:p>
+      <w:r>
+        <w:t>Für die Wirkungsökonomie ist „Rote Linien“ wichtig, weil der Begriff entscheidet, welche Wirkungsfrage überhaupt sichtbar wird. Rote Linien im Glossar der Wirkungsökonomie.</w:t>
+      </w:r>
+    </w:p>
+    <w:p>
+      <w:r>
+        <w:t>Im Bereich Glossarverweis hilft der Begriff, nicht nur über ein Schlagwort zu sprechen, sondern über Zustände, Betroffene, Bilanzgrenzen, Wirkpfade und Rückkopplungen. Genau dort beginnt die wirkungsökonomische Prüfung.</w:t>
+      </w:r>
+    </w:p>
+    <w:p>
+      <w:r>
+        <w:t>Beispiele</w:t>
+      </w:r>
+    </w:p>
+    <w:p>
+      <w:r>
+        <w:t>Wo der Begriff praktisch auftaucht</w:t>
+      </w:r>
+    </w:p>
+    <w:p>
+      <w:r>
+        <w:t>In einer Debatte klärt der Begriff, ob über Fakten, Deutung, Wirkungspotenzial oder eingetretene Wirkung gesprochen wird.</w:t>
+      </w:r>
+    </w:p>
+    <w:p>
+      <w:r>
+        <w:t>In einem Werkzeug markiert „Rote Linien“, welche Eingaben, Quellen oder Grenzen für eine belastbare Einordnung nötig sind.</w:t>
+      </w:r>
+    </w:p>
+    <w:p>
+      <w:r>
+        <w:t>In Glossarverweis hilft der Begriff, verkürzte Aussagen in eine überprüfbare Wirkungsfrage zu übersetzen.</w:t>
+      </w:r>
+    </w:p>
+    <w:p>
+      <w:r>
+        <w:t>Mess- und Steuerungsbezug</w:t>
+      </w:r>
+    </w:p>
+    <w:p>
+      <w:r>
+        <w:t>Wie daraus eine prüfbare Wirkungsfrage wird</w:t>
+      </w:r>
+    </w:p>
+    <w:p>
+      <w:r>
+        <w:t>Prüfbar wird „Rote Linien“, wenn klar ist, welcher Zustand betrachtet wird, welche Quelle herangezogen wird, welche Bilanzgrenze gilt und welche Veränderung tatsächlich gemeint ist.</w:t>
+      </w:r>
+    </w:p>
+    <w:p>
+      <w:r>
+        <w:t>Für die Steuerung zählen deshalb nicht nur Definitionen, sondern Datenqualität, Vergleichsmaßstab, Zeitbezug, Nebenfolgen und die Rückkopplung in Entscheidung, Preis, Regel, Kapital, Kommunikation oder Verhalten.</w:t>
+      </w:r>
+    </w:p>
+    <w:p>
+      <w:pPr>
+        <w:pStyle w:val="Heading3"/>
+      </w:pPr>
+      <w:r>
+        <w:t>Quellenanker: Kapitel 27 - Planet: Koexistenz statt Extraktion</w:t>
+      </w:r>
+    </w:p>
+    <w:p>
+      <w:r>
+        <w:t>Interne Quelle: referenz/kapitel-027-planet-koexistenz-statt-extraktion/index.html</w:t>
+      </w:r>
+    </w:p>
+    <w:p>
+      <w:r>
+        <w:t>Die Wirkungsökonomie versteht Natur nicht als Rohstofflager, das außerhalb menschlicher Gesellschaft liegt. Sie versteht Natur auch nicht als dekorative Kulisse für menschliches Leben. Natur ist Mit-System: Böden, Wasser, Klima, Biodiversität, Luft, Landschaften, Tiere, Pflanzen, Mikroorganismen, Meere, Wälder, Stadtgrün und regionale Ökosysteme bilden die Regenerationsgrundlage, ohne die Gesundheit, Wirtschaft, soziale Stabilität und Demokratie nicht bestehen können.</w:t>
+      </w:r>
+    </w:p>
+    <w:p>
+      <w:r>
+        <w:t>Damit verändert sich das Naturbild. Der Mensch steht nicht außerhalb der Natur und greift von dort aus in eine beherrschbare Außenwelt ein. Er lebt in den Kreisläufen, die er verändert. Er atmet Luft, die industrielle Prozesse und Verkehr prägen. Er isst Nahrung, die Böden, Wasser und Bestäubung voraussetzt. Er wohnt in Räumen, die Hitze, Lärm, Material, Energie und Grünflächen verbinden. Er ist körperlich, sozial und kulturell Teil dessen, was er lange als Umwelt bezeichnet hat.</w:t>
+      </w:r>
+    </w:p>
+    <w:p>
+      <w:r>
+        <w:t>Der Leitgedanke dieses Kapitels lautet: Koexistenz statt Extraktion.</w:t>
+      </w:r>
+    </w:p>
+    <w:p>
+      <w:pPr>
+        <w:pStyle w:val="Heading3"/>
+      </w:pPr>
+      <w:r>
+        <w:t>27.1 Natur ist kein Rohstofflager</w:t>
+      </w:r>
+    </w:p>
+    <w:p>
+      <w:r>
+        <w:t>Die alte Ordnung behandelt Natur in weiten Teilen als Bestand, aus dem entnommen wird: Holz, Wasser, Boden, Öl, Gas, Metalle, Fläche, Fisch, genetische Vielfalt, Atmosphäre. Solange etwas entnommen, verarbeitet, verkauft und bilanziert werden kann, erscheint es als wirtschaftlicher Input. Der Schaden erscheint später, an anderer Stelle oder bei anderen Menschen.</w:t>
+      </w:r>
+    </w:p>
+    <w:p>
+      <w:r>
+        <w:t>Diese Sicht ist zu eng. Ein Wald ist nicht nur Holzbestand. Er ist Wasserspeicher, Klimaregulator, Lebensraum, Erholungsraum, Bodenhalter, Schutz vor Hitze, Quelle kultureller Bedeutung und Teil regionaler Identität. Ein Boden ist nicht nur Produktionsfläche. Er ist lebendiges System, Speicher, Filter, Nahrungsvoraussetzung und Zeitkörper, der über Jahrzehnte aufgebaut und in kurzer Zeit zerstört werden kann. Wasser ist nicht nur Ressource. Es ist Lebensbedingung, Gesundheitsgrundlage, Konfliktfaktor, Landschaftsgestalter und Teil sozialer Sicherheit.</w:t>
+      </w:r>
+    </w:p>
+    <w:p>
+      <w:r>
+        <w:t>Wenn Natur nur als Rohstofflager betrachtet wird, werden diese Wirkungen unsichtbar. Dann erscheint Entnahme als Wertschöpfung, während Regeneration als Kostenfaktor gilt. Genau hier liegt der alte Fehler. Wirtschaft zählt die Nutzung, aber nicht ausreichend den Zustand des Systems, das genutzt wird. Kapital kann wachsen, während Naturkapital schrumpft. Bilanzen können stabil aussehen, während Böden, Wasser, Artenvielfalt und Klima instabiler werden.</w:t>
+      </w:r>
+    </w:p>
+    <w:p>
+      <w:r>
+        <w:t>Die Wirkungsökonomie verschiebt den Blick. Natur ist nicht erst wertvoll, wenn sie in Waren verwandelt wird. Sie ist wertvoll, weil sie Leben, Stabilität und Regeneration ermöglicht. Ihr Zustand ist kein Nebenfeld der Ökonomie. Er ist ein Kernzustand von Wohlstand.</w:t>
+      </w:r>
+    </w:p>
+    <w:p>
+      <w:pPr>
+        <w:pStyle w:val="Heading3"/>
+      </w:pPr>
+      <w:r>
+        <w:t>27.2 Der Mensch ist kein Herrscher außerhalb der Natur</w:t>
+      </w:r>
+    </w:p>
+    <w:p>
+      <w:r>
+        <w:t>Das moderne Wirtschaftsdenken hat lange mit einem unsichtbaren Außen gearbeitet. Hier der Mensch, dort die Natur. Hier Wirtschaft, dort Umwelt. Hier Produktion, dort Folgen. Diese Trennung war praktisch, aber falsch.</w:t>
+      </w:r>
+    </w:p>
+    <w:p>
+      <w:r>
+        <w:t>Alan Watts ist in diesem Kapitel keine Autorität für Ökonomie. Er ist eine philosophische Tiefenlinie, weil er eine Illusion benennt, die zur alten Ordnung passt: die Vorstellung eines isolierten Ichs, das einer äußeren Welt gegenübersteht und sie kontrollieren kann. Aus wirkungsökonomischer Sicht ist genau diese Vorstellung gefährlich. Wer sich außerhalb eines Systems wähnt, kann leichter glauben, seine Eingriffe hätten keine Rückwirkung auf ihn selbst.</w:t>
+      </w:r>
+    </w:p>
+    <w:p>
+      <w:r>
+        <w:t>Der Mensch ist aber nicht außerhalb. Er ist in Rückkopplung. Klimaschäden kehren als Hitze, Ernteausfall, Versicherungskosten, Migration, Gesundheitsbelastung und politische Instabilität zurück. Wasserstress kehrt als Konflikt, Preis, Krankheit, Produktionsrisiko und Ernährungsunsicherheit zurück. Bodenverlust kehrt als Ernteproblem, Gesundheitsrisiko, Biodiversitätsverlust und Abhängigkeit zurück. Verlust von Naturzugang kehrt als psychische Belastung, geringere Lebensqualität und schwächere soziale Räume zurück.</w:t>
+      </w:r>
+    </w:p>
+    <w:p>
+      <w:r>
+        <w:t>Die Beherrschungsillusion sagt: Wir kontrollieren Natur.</w:t>
+      </w:r>
+    </w:p>
+    <w:p>
+      <w:r>
+        <w:t>Die Wirkungsökonomie sagt: Wir verändern Wirkungsräume, von denen wir abhängen.</w:t>
+      </w:r>
+    </w:p>
+    <w:p>
+      <w:r>
+        <w:t>Das ist keine romantische These. Es ist eine Systemthese. Jedes Wirtschaften in Natur hinein verändert die Bedingungen künftigen Wirtschaftens. Wer Böden erschöpft, verliert künftige Fruchtbarkeit. Wer Wasser übernutzt, verliert künftige Versorgungssicherheit. Wer Klima destabilisiert, verliert künftige Planbarkeit. Wer Biodiversität reduziert, schwächt die Regenerationsfähigkeit von Ökosystemen. Wer Naturzugang zerstört, schwächt auch Gesundheit, Resonanz und Lebensqualität.</w:t>
+      </w:r>
+    </w:p>
+    <w:p>
+      <w:pPr>
+        <w:pStyle w:val="Heading3"/>
+      </w:pPr>
+      <w:r>
+        <w:t>27.3 Koexistenz statt Extraktion</w:t>
+      </w:r>
+    </w:p>
+    <w:p>
+      <w:r>
+        <w:t>Extraktion bedeutet mehr als Rohstoffabbau. Extraktion ist eine Haltung zum System. Sie entnimmt Wert, ohne die Regeneration des entnehmenden Systems ausreichend zu sichern. Sie rechnet kurzfristig, räumlich eng und kapitalzentriert. Sie sieht Ertrag, aber nicht Rückwirkung.</w:t>
+      </w:r>
+    </w:p>
+    <w:p>
+      <w:r>
+        <w:t>Koexistenz ist das Gegenprinzip. Koexistenz heißt nicht, dass Menschen nicht nutzen, bauen, essen, produzieren, forschen oder gestalten dürfen. Eine Gesellschaft kann ohne Eingriffe in Natur nicht leben. Koexistenz heißt, dass Nutzung an Regeneration, Grenzen, Rückkopplung und Mit-Systeme gebunden wird. Die Frage lautet nicht: Wie kann Natur maximal verwertet werden? Die Frage lautet: Welche Form des Wirtschaftens erhält die Bedingungen, unter denen Leben, Freiheit und Demokratie möglich bleiben?</w:t>
+      </w:r>
+    </w:p>
+    <w:p>
+      <w:r>
+        <w:t>Die Wirkungsökonomie ist deshalb keine Anti-Wirtschaft. Sie ist eine Korrektur der wirtschaftlichen Richtung. Sie sagt nicht: keine Nutzung. Sie sagt: keine Nutzung, die ihre Lebensgrundlage aufbraucht und die Kosten in andere Räume oder Zeiten verschiebt.</w:t>
+      </w:r>
+    </w:p>
+    <w:p>
+      <w:r>
+        <w:t>Hier schließt der Gedanke des Vorgriffswohlstands an. Gegenwartswohlstand, der Zukunft zerstört, ist kein echter Wohlstand. Er ist Vorgriff. Wenn eine Gesellschaft heute hohe Renditen, günstige Preise oder Wachstum erzielt, indem sie Böden, Wasser, Klima, Biodiversität, Gesundheit oder demokratische Stabilität schwächt, dann lebt sie nicht wohlhabender. Sie verbraucht künftige Stabilität.</w:t>
+      </w:r>
+    </w:p>
+    <w:p>
+      <w:r>
+        <w:t>Koexistenz heißt deshalb: Wohlstand darf nicht aus dem Verzehr seiner eigenen Voraussetzungen entstehen.</w:t>
+      </w:r>
+    </w:p>
+    <w:p>
+      <w:pPr>
+        <w:pStyle w:val="Heading3"/>
+      </w:pPr>
+      <w:r>
+        <w:t>27.4 Naturkapital ohne Naturverkürzung</w:t>
+      </w:r>
+    </w:p>
+    <w:p>
+      <w:r>
+        <w:t>Der Begriff Naturkapital ist hilfreich und riskant zugleich. Er ist hilfreich, weil er sichtbar macht, dass Natur Bestände, Flüsse, Leistungen und Abhängigkeiten umfasst, die in klassischen Wohlstandsrechnungen lange unsichtbar blieben. Böden, Wälder, Wasser, Biodiversität und Klima sind keine kostenlosen Hintergründe. Sie sind tragende Bestände einer Volkswirtschaft und einer Gesellschaft.</w:t>
+      </w:r>
+    </w:p>
+    <w:p>
+      <w:r>
+        <w:t>Der Begriff ist riskant, wenn er Natur erneut in die Sprache des Kapitals zwingt. Natur ist nicht nur Kapital. Ein Fluss ist nicht nur Vermögenswert. Ein Wald ist nicht nur Bilanzposten. Ein Tier ist nicht nur Funktionsgröße. Eine Landschaft ist nicht nur Standortfaktor. Die Wirkungsökonomie darf Naturkapital daher nicht als Eigentumsform missverstehen. Sie nutzt den Begriff, um Abhängigkeiten sichtbar zu machen, nicht um Natur auf Verwertbarkeit zu reduzieren.</w:t>
+      </w:r>
+    </w:p>
+    <w:p>
+      <w:r>
+        <w:t>Naturkapital bedeutet in diesem Buch: Die Regenerationsfähigkeit der Natur gehört zur Wohlstandsrechnung. Wer sie verbraucht, erzeugt Verlustleistung. Wer sie erhält oder stärkt, erzeugt Wirkleistung. Wer sie ignoriert, betreibt Scheinwohlstand. Eine Gesellschaft kann reich wirken, wenn Geldvermögen steigt, und dennoch ärmer werden, wenn Wasser, Boden, Klima, Biodiversität und Gesundheit schwächer werden.</w:t>
+      </w:r>
+    </w:p>
+    <w:p>
+      <w:r>
+        <w:t>Darum darf Naturkapital nicht erst gezählt werden, wenn es zerstört ist. Es muss als tragender Bestand in die Wohlstandslogik eingehen. Die konkrete Messarchitektur folgt später. In diesem Kapitel geht es nur um das Naturbild: Regenerationsfähigkeit ist keine technische Variable am Rand. Sie ist eine Lebensbedingung.</w:t>
+      </w:r>
+    </w:p>
+    <w:p>
+      <w:pPr>
+        <w:pStyle w:val="Heading3"/>
+      </w:pPr>
+      <w:r>
+        <w:t>27.5 Regenerationsfähigkeit als Wohlstandsbedingung</w:t>
+      </w:r>
+    </w:p>
+    <w:p>
+      <w:r>
+        <w:t>Regeneration unterscheidet lebendige Systeme von bloßen Beständen. Ein Lager wird leerer, wenn man entnimmt. Ein lebendiges System kann sich erneuern, solange seine Bedingungen erhalten bleiben. Böden können Humus aufbauen. Wälder können wachsen. Gewässer können sich reinigen. Arten können Lebensräume stabilisieren. Menschen können sich erholen. Gesellschaften können Vertrauen erneuern. Demokratien können Korrektur leisten.</w:t>
+      </w:r>
+    </w:p>
+    <w:p>
+      <w:r>
+        <w:t>Regeneration braucht Zeit, Vielfalt, Schutz, Räume, Rückkopplung und Grenzen. Wenn Entnahme schneller geschieht als Regeneration, entsteht Verlust. Wenn Belastung die Erneuerungsfähigkeit überschreitet, entsteht Kipprisiko. Wenn ein System nur noch repariert wird, aber nicht regeneriert, wird es teuer, fragil und unlebendig.</w:t>
+      </w:r>
+    </w:p>
+    <w:p>
+      <w:r>
+        <w:t>Die Wirkungsökonomie betrachtet Regenerationsfähigkeit deshalb als systemischen Wert. Klima, Wasser, Boden und Biodiversität sind nicht nur ökologische Felder. Sie wirken auf Gesundheit, Wohnen, Ernährung, Migration, Kapital, Versicherbarkeit, Infrastruktur, Arbeit, Konflikte und demokratische Stabilität. Planetare Stabilität ist nicht das Gegenstück zu Wohlstand. Sie ist seine Voraussetzung.</w:t>
+      </w:r>
+    </w:p>
+    <w:p>
+      <w:r>
+        <w:t>Daraus folgt eine einfache Ordnung: Was Regeneration stärkt, erhöht Wirkungswohlstand. Was Regeneration schwächt, erzeugt Vorgriffswohlstand. Was Regeneration nur kosmetisch behauptet, erzeugt Scheinwirkung. Was Regeneration verhindert, erzeugt Verlustleistung.</w:t>
+      </w:r>
+    </w:p>
+    <w:p>
+      <w:pPr>
+        <w:pStyle w:val="Heading3"/>
+      </w:pPr>
+      <w:r>
+        <w:t>27.6 Böden, Wasser, Klima, Biodiversität, Gesundheit und Lebensqualität</w:t>
+      </w:r>
+    </w:p>
+    <w:p>
+      <w:r>
+        <w:t>Die Wirkung des Planeten auf den Menschen zeigt sich nicht abstrakt. Sie zeigt sich in Böden, Wasser, Klima, Biodiversität, Gesundheit und Lebensqualität.</w:t>
+      </w:r>
+    </w:p>
+    <w:p>
+      <w:r>
+        <w:t>Böden bestimmen Ernährung, Wasseraufnahme, Artenvielfalt, Kohlenstoffspeicherung und Landschaftsstabilität. Ein zerstörter Boden ist nicht nur ein landwirtschaftliches Problem. Er verändert Preise, Gesundheit, regionale Resilienz und Abhängigkeit.</w:t>
+      </w:r>
+    </w:p>
+    <w:p>
+      <w:r>
+        <w:t>Wasser bestimmt Leben, Hygiene, Energie, Landwirtschaft, Industrie, Stadtklima und Konfliktlagen. Wasserstress ist nicht nur Umweltproblem. Er ist Gesundheits-, Wirtschafts-, Sicherheits- und Demokratierisiko.</w:t>
+      </w:r>
+    </w:p>
+    <w:p>
+      <w:r>
+        <w:t>Klima bestimmt Temperatur, Ernten, Versicherung, Migration, Infrastruktur, Arbeitsbedingungen, Gesundheit und staatliche Handlungsfähigkeit. Klimastabilität ist nicht Luxus. Sie ist Planbarkeitsgrundlage.</w:t>
+      </w:r>
+    </w:p>
+    <w:p>
+      <w:r>
+        <w:t>Biodiversität bestimmt Regeneration, Bestäubung, Bodenleben, Schädlingsbalance, medizinisches Wissen, Nahrungssysteme und ökologische Stabilität. Artenvielfalt ist nicht Schmuck der Natur. Sie ist Funktionsvielfalt lebendiger Systeme.</w:t>
+      </w:r>
+    </w:p>
+    <w:p>
+      <w:pPr>
+        <w:pStyle w:val="Heading3"/>
+      </w:pPr>
+      <w:r>
+        <w:t>Quellenanker: Kapitel 33 - Reverse Merit Order</w:t>
+      </w:r>
+    </w:p>
+    <w:p>
+      <w:r>
+        <w:t>Interne Quelle: referenz/kapitel-033-reverse-merit-order/index.html</w:t>
+      </w:r>
+    </w:p>
+    <w:p>
+      <w:r>
+        <w:t>Kapitel 32 hat Scorecards als Instrument beschrieben, mit dem Wirkungen geordnet, vergleichbar und steuerungsfähig werden. Eine Scorecard allein reicht jedoch nicht. Denn sobald mehrere Wirkungsfelder nebeneinander bewertet werden, entsteht eine gefährliche Versuchung: Man könnte gute Werte in einem Feld gegen schlechte Werte in einem anderen Feld aufrechnen.</w:t>
+      </w:r>
+    </w:p>
+    <w:p>
+      <w:r>
+        <w:t>Genau hier setzt die Reverse Merit Order an.</w:t>
+      </w:r>
+    </w:p>
+    <w:p>
+      <w:r>
+        <w:t>Sie ist die methodische Schutzregel der Wirkungsökonomie gegen Schönrechnung, Ablasslogik und Greenwashing. Sie verhindert, dass schwere negative Wirkung durch positive Teilwirkungen überdeckt wird. Ein Produkt, ein Unternehmen, eine Tätigkeit, ein Gebäude oder eine Lieferkette darf nicht als gut gelten, nur weil einige Felder positiv wirken, während ein kritisches Feld Mensch, Planet oder Demokratie verletzt.</w:t>
+      </w:r>
+    </w:p>
+    <w:p>
+      <w:r>
+        <w:t>Ein T-Shirt mit guter CO2-Bilanz, aber Kinderarbeit, bleibt schädlich. Ein energieeffizientes Gebäude, das Verdrängung erzeugt, bleibt sozial problematisch. Ein Unternehmen mit Recyclingprogrammen, aber ausbeuterischen Lieferketten, bleibt wirkungsschwach. Eine digitale Plattform mit erneuerbarem Strom, aber demokratiegefährdender Verstärkungslogik, bleibt nicht neutral. Ein Finanzprodukt mit hoher Rendite und grüner Verpackung, aber destruktiver Realwirkung, bleibt systemisch riskant.</w:t>
+      </w:r>
+    </w:p>
+    <w:p>
+      <w:r>
+        <w:t>Die Reverse Merit Order lautet:</w:t>
+      </w:r>
+    </w:p>
+    <w:p>
+      <w:r>
+        <w:t>Das schwächste kritische Wirkungsfeld bestimmt die Gesamtbewertung.</w:t>
+      </w:r>
+    </w:p>
+    <w:p>
+      <w:r>
+        <w:t>Damit ersetzt sie die Durchschnittslogik durch eine Integritätslogik. Wirkung wird nicht addiert, sondern auf ihre tragenden Grenzen geprüft.</w:t>
+      </w:r>
+    </w:p>
+    <w:p>
+      <w:pPr>
+        <w:pStyle w:val="Heading3"/>
+      </w:pPr>
+      <w:r>
+        <w:t>33.1 Warum Durchschnittswerte nicht reichen</w:t>
+      </w:r>
+    </w:p>
+    <w:p>
+      <w:r>
+        <w:t>Durchschnittswerte sind bequem. Sie machen Komplexität handhabbar. Viele Indikatoren werden erhoben, gewichtet, addiert und zu einem Gesamtwert verdichtet. Ein Produkt, ein Unternehmen oder ein Projekt erhält dann einen Score. Gute Werte heben schlechte Werte an. Schlechte Werte drücken gute Werte etwas herunter. Am Ende entsteht ein arithmetisches Gesamtbild.</w:t>
+      </w:r>
+    </w:p>
+    <w:p>
+      <w:r>
+        <w:t>Für viele Zwecke ist das nützlich. Aber für Wirkung ist es gefährlich.</w:t>
+      </w:r>
+    </w:p>
+    <w:p>
+      <w:r>
+        <w:t>Denn komplexe Systeme funktionieren nicht wie einfache Punktetabellen. Ein schwerer Schaden in einem kritischen Feld kann nicht dadurch verschwinden, dass ein anderes Feld gute Werte zeigt. Ein Haus ist nicht tragfähig, weil drei Wände stabil sind, wenn die tragende Wand bricht. Ein Körper ist nicht gesund, weil viele Organe funktionieren, wenn ein lebenswichtiges System versagt. Eine Demokratie ist nicht stabil, weil einige Institutionen arbeiten, wenn öffentliche Wahrheit, Rechtsstaatlichkeit oder Gewaltfreiheit erodieren.</w:t>
+      </w:r>
+    </w:p>
+    <w:p>
+      <w:r>
+        <w:t>Durchschnittslogik verdeckt Engpässe. Sie macht aus multidimensionaler Wirkung eine Rechenfläche. Genau dadurch entstehen jene Schönrechnungen, die viele Nachhaltigkeits- und ESG-Systeme schwächen. Ein Unternehmen kann hohe Punktzahlen bei Energieeffizienz, Diversität oder Berichterstattung erreichen und zugleich schwere Schäden in Lieferketten, Wasserstress, Arbeitsrechten oder demokratischer Integrität tragen. Wenn am Ende nur der Durchschnitt zählt, erscheint die Gesamtbewertung besser, als der reale Wirkungszustand ist.</w:t>
+      </w:r>
+    </w:p>
+    <w:p>
+      <w:r>
+        <w:t>Die Wirkungsökonomie darf diesen Fehler nicht wiederholen.</w:t>
+      </w:r>
+    </w:p>
+    <w:p>
+      <w:r>
+        <w:t>Sie muss unterscheiden zwischen normaler Gewichtung und kritischer Nicht-Kompensation. Manche Wirkungen können gewichtet werden. Nicht jede Schwäche zerstört das Ganze. Ein Produkt kann in einem Feld durchschnittlich sein und in einem anderen besser. Ein Unternehmen kann Transformationspfade haben, die noch nicht perfekt, aber glaubwürdig sind. Ein Gebäude kann energetisch stark und in der Kreislauffähigkeit noch entwicklungsbedürftig sein. Solche Fälle brauchen differenzierte Bewertung.</w:t>
+      </w:r>
+    </w:p>
+    <w:p>
+      <w:r>
+        <w:t>Aber es gibt Wirkungen, die nicht verrechnet werden dürfen. Kinderarbeit wird nicht durch erneuerbare Energie neutralisiert. Zwangsarbeit wird nicht durch Recycling kompensiert. Korruption wird nicht durch soziale Spenden aufgehoben. Demokratiegefährdende Desinformation wird nicht durch klimaneutrale Server entschuldigt. Verdrängung wird nicht dadurch unschädlich, dass ein Gebäude Passivhausstandard erreicht. Massiver Wasserstress wird nicht durch eine gute Verpackungsbilanz geheilt.</w:t>
+      </w:r>
+    </w:p>
+    <w:p>
+      <w:r>
+        <w:t>Der Grund ist einfach: Wirkung ist kein Kontostand.</w:t>
+      </w:r>
+    </w:p>
+    <w:p>
+      <w:r>
+        <w:t>In einem Konto können Plus- und Minusbeträge verrechnet werden. In einem lebendigen System gilt das nicht. Ein zerstörter Boden wird nicht dadurch wieder fruchtbar, dass an anderer Stelle ein Baum gepflanzt wird. Ein ausgebeuteter Mensch wird nicht dadurch geschützt, dass ein Produkt CO2 spart. Eine beschädigte Demokratie wird nicht dadurch stabil, dass ein Unternehmen Diversity-Ziele erfüllt. Ein schwerer Schaden bleibt ein Schaden.</w:t>
+      </w:r>
+    </w:p>
+    <w:p>
+      <w:r>
+        <w:t>Die Reverse Merit Order schützt genau diese Realität. Sie sagt: Die Gesamtbewertung darf nie besser sein als das schwächste nicht-kompensierbare Wirkungsfeld. Das ist keine moralische Härte. Es ist Systemlogik. Komplexe Systeme kippen nicht am Durchschnitt. Sie kippen an Engpässen, Schwellen, roten Linien und Schwachstellen.</w:t>
+      </w:r>
+    </w:p>
+    <w:p>
+      <w:r>
+        <w:t>Durchschnittswerte können informieren.</w:t>
+      </w:r>
+    </w:p>
+    <w:p>
+      <w:r>
+        <w:t>Reverse Merit Order entscheidet über Integrität.</w:t>
+      </w:r>
+    </w:p>
+    <w:p>
+      <w:pPr>
+        <w:pStyle w:val="Heading3"/>
+      </w:pPr>
+      <w:r>
+        <w:t>33.2 Das schwächste Wirkungsfeld entscheidet</w:t>
+      </w:r>
+    </w:p>
+    <w:p>
+      <w:r>
+        <w:t>Die Grundregel der Reverse Merit Order lautet:</w:t>
+      </w:r>
+    </w:p>
+    <w:p>
+      <w:r>
+        <w:t>Der FinalScore kann nicht besser sein als das schwächste kritische Wirkungsfeld.</w:t>
+      </w:r>
+    </w:p>
+    <w:p>
+      <w:r>
+        <w:t>Formal lässt sich diese Regel als Minimum-Operator beschreiben.</w:t>
+      </w:r>
+    </w:p>
+    <w:p>
+      <w:r>
+        <w:t>Formelkasten 33-1: FinalScore ohne rote Linie</w:t>
+      </w:r>
+    </w:p>
+    <w:p>
+      <w:r>
+        <w:t>FinalScore = min(S_1, S_2,..., S_n)</w:t>
+      </w:r>
+    </w:p>
+    <w:p>
+      <w:r>
+        <w:t>S_i bezeichnet den Score eines relevanten Wirkungsfeldes. Die Skala reicht von -3 bis +3. Der niedrigste relevante Score setzt die Grenze der Gesamtbewertung.</w:t>
+      </w:r>
+    </w:p>
+    <w:p>
+      <w:r>
+        <w:t>Die einzelnen Teilwerte stehen für relevante Wirkungsfelder. Je nach Anwendung können diese Felder unterschiedlich geschnitten sein. Bei Produkten können sie etwa Klima, Ressourcen und Kreislauf, Arbeit und Fairness, Gesundheit und Sicherheit umfassen. Bei Tätigkeiten können Mensch, Planet, Ressourcen und Demokratie differenziert werden. Bei Gebäuden können Klima und Energie, Ressourcen und Kreislauf, soziale Fairness, Gesundheit und Sicherheit relevant sein. Bei digitalen Systemen können zusätzlich Manipulationsschutz, Datenrechte, Diskurswirkung und Cyberresilienz einfließen.</w:t>
+      </w:r>
+    </w:p>
+    <w:p>
+      <w:r>
+        <w:t>Entscheidend ist nicht, dass immer dieselben vier Felder mechanisch verwendet werden. Entscheidend ist, dass die relevanten kritischen Wirkungsdimensionen nicht durch andere Felder überdeckt werden.</w:t>
+      </w:r>
+    </w:p>
+    <w:p>
+      <w:r>
+        <w:t>Ein einfaches Beispiel: Ein Produkt erhält die Teilwerte Klima +2, Ressourcen +1, Arbeit und Fairness -1, Gesundheit +2. Ein Durchschnitt könnte daraus einen positiven oder neutralen Gesamtwert erzeugen. Die Reverse Merit Order verhindert das. Der schwächste Wert liegt bei -1. Der FinalScore wird daher durch -1 begrenzt. Das Produkt kann nicht als positiv gelten, solange Arbeit und Fairness negativ wirken.</w:t>
+      </w:r>
+    </w:p>
+    <w:p>
+      <w:r>
+        <w:t>Das Apfelbeispiel zeigt die Logik konkret. Beim importierten Apfel lag der schlechteste Wert im Klimafeld bei -2. Gemäß Reverse Merit Order fiel das Produkt in eine schädliche Steuerklasse. Die Bewertungslogik des Apfelpapiers beschreibt ausdrücklich, dass das schwächste Wirkungsfeld die Steuerklasse bestimmt und schlechte Werte nicht durch gute Werte in anderen Feldern kompensiert werden dürfen.</w:t>
+      </w:r>
+    </w:p>
+    <w:p>
+      <w:r>
+        <w:t>Diese Regel hat drei Funktionen.</w:t>
+      </w:r>
+    </w:p>
+    <w:p>
+      <w:r>
+        <w:t>Erstens schützt sie Integrität. Ein Produkt, Unternehmen oder Projekt darf nicht durch punktuelle Stärken ein schweres Defizit verdecken. Dadurch wird Greenwashing erheblich erschwert.</w:t>
+      </w:r>
+    </w:p>
+    <w:p>
+      <w:r>
+        <w:t>Zweitens erzeugt sie klare Transformationsanreize. Wer besser bewertet werden will, muss das schwächste Feld verbessern. Es reicht nicht, die ohnehin guten Felder weiter zu optimieren. Ein Unternehmen mit schlechter Lieferkettenfairness kann seine Gesamtbewertung nicht durch zusätzliche CO2-Kompensation retten. Es muss die Lieferkette verändern.</w:t>
+      </w:r>
+    </w:p>
+    <w:p>
+      <w:r>
+        <w:t>Drittens macht sie Wirkung realistischer. Systeme werden nicht durch ihre besten Felder begrenzt, sondern durch ihre Engpässe. Eine Lieferkette ist nur so wirkungsstark wie ihr schwächstes nicht-kompensierbares Glied. Ein Gebäude ist nur so wirkungsfähig wie sein schädlichster kritischer Aspekt. Eine Tätigkeit ist nur so tragfähig wie das Feld, in dem sie Mensch, Planet oder Demokratie am stärksten verletzt.</w:t>
+      </w:r>
+    </w:p>
+    <w:p>
+      <w:r>
+        <w:t>Die Reverse Merit Order ist deshalb keine Straflogik. Sie ist eine Transformationslogik. Sie sagt nicht: Wer ein schwaches Feld hat, ist endgültig schlecht. Sie sagt: Wer besser werden will, muss dort beginnen, wo der Schaden entsteht.</w:t>
+      </w:r>
+    </w:p>
+    <w:p>
+      <w:r>
+        <w:t>Damit verhindert sie eine typische Fehlsteuerung heutiger Nachhaltigkeitsmodelle. In vielen Systemen lohnt es sich, dort Punkte zu sammeln, wo es leicht ist: Berichte schreiben, Kampagnen starten, kompensieren, einzelne Effizienzwerte verbessern, sichtbare Projekte fördern. Die kritischen Felder bleiben unangetastet, weil sie schwieriger, teurer oder machtpolitisch unangenehmer sind.</w:t>
+      </w:r>
+    </w:p>
+    <w:p>
+      <w:pPr>
+        <w:pStyle w:val="Heading3"/>
+      </w:pPr>
+      <w:r>
+        <w:t>Quellenanker: Kapitel 35 - Digitale Produktpässe und Wirkungsdatenräume</w:t>
+      </w:r>
+    </w:p>
+    <w:p>
+      <w:r>
+        <w:t>Interne Quelle: referenz/kapitel-035-digitale-produktpaesse-und-wirkungsdatenraeume/index.html</w:t>
+      </w:r>
+    </w:p>
+    <w:p>
+      <w:r>
+        <w:t>Kapitel 34 hat T-SROI als Kennzahl für Transformation, Systemwirkung und langfristige Wirkungsqualität eingeführt. Damit ist die methodische Frage gestellt, wie Wirkung nicht nur als Einzelwert, sondern als Veränderung von Zuständen, Risiken und Zukunftspfaden sichtbar wird. Dieses Kapitel schließt Teil V ab und zeigt, welche technische Bedingung dafür nötig ist: Wirkungsdaten müssen verfügbar, prüfbar, verknüpfbar und entscheidungsrelevant werden.</w:t>
+      </w:r>
+    </w:p>
+    <w:p>
+      <w:r>
+        <w:t>Daten allein verändern noch nichts. Sie können in Berichten stehen, in Datenbanken liegen, in Tabellen verglichen oder in Audits geprüft werden, ohne das System zu verändern. Systemkraft entsteht erst, wenn Wirkungsdaten in den Räumen verfügbar werden, in denen Entscheidungen fallen: bei Unternehmen, Lieferketten, Staat, Kapital, öffentlicher Beschaffung, Kund:innen, Forschung, Prüfstellen und späteren Wirkungsinstitutionen. Der digitale Produktpass und Wirkungsdatenräume bilden dafür die methodische Brücke.</w:t>
+      </w:r>
+    </w:p>
+    <w:p>
+      <w:r>
+        <w:t>Wirkungsdaten entfalten erst dann Systemkraft, wenn sie nicht im Bericht enden, sondern in Datenräumen verfügbar, prüfbar und entscheidungsrelevant werden.</w:t>
+      </w:r>
+    </w:p>
+    <w:p>
+      <w:pPr>
+        <w:pStyle w:val="Heading3"/>
+      </w:pPr>
+      <w:r>
+        <w:t>35.1 DPP als Produktgedächtnis</w:t>
+      </w:r>
+    </w:p>
+    <w:p>
+      <w:r>
+        <w:t>Der digitale Produktpass ist das Gedächtnis eines Produkts. Er speichert und verknüpft Informationen, die ein Produkt über seinen Lebenszyklus hinweg verständlich machen: Herkunft, Materialien, Energie, Wasser, Reparierbarkeit, Haltbarkeit, Kreislauffähigkeit, Lieferketten, Prüfstatus, Datenqualität und relevante Nachhaltigkeitsinformationen. Die Europäische Kommission beschreibt den Digital Product Passport als Kernelement der Ecodesign for Sustainable Products Regulation, um relevante Daten über Nachhaltigkeit, Haltbarkeit und weitere Umweltaspekte eines Produkts zu speichern und zu teilen.</w:t>
+      </w:r>
+    </w:p>
+    <w:p>
+      <w:r>
+        <w:t>Für die Wirkungsökonomie ist diese technische Idee grundlegend, aber nicht ausreichend. Der DPP speichert Daten. Die WÖk-ID ordnet Wirkungsindikatoren. Benchmarks und Skalen bewerten Daten. Scorecards bündeln sie. T-SROI kann systemische Transformationswirkung erfassen. Erst diese Verbindung macht aus einem Produktpass eine Wirkungsinfrastruktur.</w:t>
+      </w:r>
+    </w:p>
+    <w:p>
+      <w:r>
+        <w:t>Ein Produkt ohne Gedächtnis erscheint im Markt als isoliertes Objekt. Es hat einen Preis, eine Verpackung, ein Versprechen, eine Marke. Aber seine Wirkungen verschwinden: Rohstoffe, Energie, Arbeit, Wasser, Transport, Verpackung, Nutzung, Reparaturfähigkeit, Entsorgung, Dateninfrastruktur, Gesundheitsrisiken und Lieferketten. Der Produktpass beendet diese Amnesie. Er macht ein Produkt nicht automatisch gut, aber er macht seine relevanten Wirkungsdaten zugänglich.</w:t>
+      </w:r>
+    </w:p>
+    <w:p>
+      <w:r>
+        <w:t>Damit wird Verbrauchertransparenz neu verstanden. Menschen sollen nicht am Regal selbst prüfen müssen, welche Wasserstressregion, welcher Lohnstandard, welche CO2-Bilanz, welche Kreislauffähigkeit oder welche Lieferkette hinter einem Produkt steht. Diese Arbeit gehört ins System. Kund:innen brauchen klare, geprüfte und verständliche Signale, nicht Datenüberforderung.</w:t>
+      </w:r>
+    </w:p>
+    <w:p>
+      <w:r>
+        <w:t>Der DPP ist deshalb kein Marketinganhang. Er ist auch kein bloßes Etikett. Er ist ein Speicherort für prüfbare Produktwirklichkeit. In der Sprache dieses Buches: Er hält Wirkungsdaten am Produkt fest, statt sie im Bericht vom Produkt zu trennen.</w:t>
+      </w:r>
+    </w:p>
+    <w:p>
+      <w:pPr>
+        <w:pStyle w:val="Heading3"/>
+      </w:pPr>
+      <w:r>
+        <w:t>35.2 Datenräume als Infrastruktur</w:t>
+      </w:r>
+    </w:p>
+    <w:p>
+      <w:r>
+        <w:t>Ein einzelner Produktpass reicht nicht. Wirkung entsteht in Ketten, Räumen und Rückkopplungen. Deshalb braucht die Wirkungsökonomie Datenräume.</w:t>
+      </w:r>
+    </w:p>
+    <w:p>
+      <w:r>
+        <w:t>Ein Wirkungsdatenraum ist keine bloße Datenbank. Er ist eine Infrastruktur, in der wirkungsrelevante Daten nach gemeinsamen Regeln bereitgestellt, geteilt, geprüft, verknüpft und genutzt werden können. Die EU-Datenstrategie beschreibt gemeinsame europäische Datenräume als Rahmen, in dem Daten vertrauenswürdig und sicher ausgetauscht werden können, während Unternehmen, Verwaltungen und Einzelne Kontrolle über die von ihnen erzeugten Daten behalten. Für die Wirkungsökonomie ist dieser Gedanke anschlussfähig: Wirkungsdaten brauchen Austausch, aber auch Schutz, Rechte, Rollen und Verlässlichkeit.</w:t>
+      </w:r>
+    </w:p>
+    <w:p>
+      <w:r>
+        <w:t>Datenräume verbinden Akteure, die bisher getrennt arbeiten. Unternehmen liefern Produkt- und Lieferkettendaten. Prüfstellen bestätigen Datenqualität. Öffentliche Stellen nutzen Daten für Beschaffung, Planung oder Wirkungsauswertung. Kapitalgeber lesen Wirkungsrisiken. Versicherungen erkennen Verwundbarkeiten. Kund:innen erhalten verständliche Signale. Forschung kann Muster, Engpässe und Transformationspfade auswerten. Lieferanten können ihre Wirkung verbessern, weil sie wissen, welche Daten relevant sind.</w:t>
+      </w:r>
+    </w:p>
+    <w:p>
+      <w:r>
+        <w:t>Damit wird aus verstreuter Berichterstattung ein gemeinsamer Wirkungsraum. CSRD-, ESRS-, GRI-, NACE-, DPP-, ESG-, Lieferketten-, Bank-, Versicherungs-, Unternehmens- und Verwaltungsdaten können nur dann sinnvoll zusammenarbeiten, wenn sie über gemeinsame Wirkungsschlüssel verbunden werden. Die WÖk-ID ist dafür der semantische Stecker. Sie sorgt dafür, dass ein CO2-Wert, ein Wasserwert, ein Lohnwert, ein Gesundheitswert oder ein Demokratieindikator nicht nur irgendwo gespeichert ist, sondern in der richtigen Systemgrenze, Einheit, Datenqualitätsklasse und Version gelesen werden kann.</w:t>
+      </w:r>
+    </w:p>
+    <w:p>
+      <w:r>
+        <w:t>Datenräume sind daher die Infrastruktur der Rückkopplung. Ohne sie bleibt Wirkung lokal, langsam und schwer vergleichbar. Mit ihnen kann Wirkung über Lieferketten, Branchen, Regionen, Kapitalflüsse, Beschaffung und Produktlebenszyklen hinweg erkennbar werden.</w:t>
+      </w:r>
+    </w:p>
+    <w:p>
+      <w:pPr>
+        <w:pStyle w:val="Heading3"/>
+      </w:pPr>
+      <w:r>
+        <w:t>35.3 Auditierbarkeit und Interoperabilität</w:t>
+      </w:r>
+    </w:p>
+    <w:p>
+      <w:r>
+        <w:t>Wirkungsdaten müssen prüfbar sein. Ein Datenraum ohne Auditierbarkeit würde Vertrauen nicht stärken, sondern neue Angriffsflächen schaffen. Wer Wirkung in Entscheidungen zurückführen will, muss Datenherkunft, Datenqualität, Systemgrenzen, Aktualität, Prüfstatus, Version und Verantwortlichkeit sichtbar machen.</w:t>
+      </w:r>
+    </w:p>
+    <w:p>
+      <w:r>
+        <w:t>Auditierbarkeit bedeutet: Ein Wert muss nachvollziehbar sein. Woher stammt er? Wer hat ihn erhoben? Welche Einheit gilt? Welche Grenze wurde gezogen? Ist er produktbezogen, standortbezogen, unternehmensbezogen oder lieferkettenbezogen? Wurde er geprüft? Ist er geschätzt? Welche Unsicherheit besteht? Welche Version des Indikators wurde genutzt? Welche Aktualisierung gilt? Ohne diese Angaben bleibt ein Wirkungsdatum unvollständig.</w:t>
+      </w:r>
+    </w:p>
+    <w:p>
+      <w:r>
+        <w:t>Interoperabilität bedeutet: Daten müssen über Systeme hinweg zusammenarbeiten können. Ein Produktpass darf nicht nur in einem Herstellerportal funktionieren. Ein Lieferkettendatum darf nicht nur in einem einzelnen ERP-System lesbar sein. Ein Prüfstatus darf nicht nur in einem Bericht stehen. Wirkungsdaten müssen zwischen Lieferanten, Herstellern, Handel, Prüfstellen, Beschaffung, Kapital, Staat und Kund:innen verstanden werden können. Die Europäische Kommission beschreibt gemeinsame Datenräume als Verbindung relevanter Dateninfrastrukturen und Governance-Rahmen, um Datenpooling und Datenteilung zu ermöglichen.</w:t>
+      </w:r>
+    </w:p>
+    <w:p>
+      <w:r>
+        <w:t>Interoperabilität ist nicht nur Technik. Sie ist auch Semantik, Governance und Verantwortung. Semantik klärt, was ein Wert bedeutet. Governance klärt, wer Daten bereitstellen, prüfen, nutzen und korrigieren darf. Verantwortung klärt, wer für Datenlücken, falsche Angaben, veraltete Werte oder unvollständige Systemgrenzen einsteht.</w:t>
+      </w:r>
+    </w:p>
+    <w:p>
+      <w:r>
+        <w:t>Die Wirkungsökonomie braucht daher nicht möglichst viele Daten, sondern verlässliche Daten. Mehr Daten können Klarheit schaffen. Sie können aber auch neue Blindheit erzeugen, wenn sie unsortiert, unvergleichbar oder ungeprüft bleiben. Ein Datenraum ist nur dann wirkungsfähig, wenn er Daten nicht bloß speichert, sondern prüfbar verbindet.</w:t>
+      </w:r>
+    </w:p>
+    <w:p>
+      <w:r>
+        <w:t>Das betrifft auch Datenlücken. Fehlende Daten dürfen nicht besser behandelt werden als offengelegte Risiken. Wenn ein Unternehmen keine belastbaren Lieferkettendaten liefert, entsteht keine neutrale Wirkung. Es entsteht Unsicherheit und damit Prüfbedarf. Das ist wichtig für globale Fairness. Kleine Lieferanten brauchen einfache Werkzeuge, Branchenwerte und Unterstützung. Große Akteure dürfen fehlende Daten jedoch nicht nutzen, um problematische Wirkungen unsichtbar zu halten.</w:t>
+      </w:r>
+    </w:p>
+    <w:p>
+      <w:r>
+        <w:t>Auditierbarkeit und Interoperabilität sind deshalb keine technischen Nebensachen. Sie sind Vertrauensbedingungen der Wirkungsökonomie.</w:t>
+      </w:r>
+    </w:p>
+    <w:p>
+      <w:pPr>
+        <w:pStyle w:val="Heading3"/>
+      </w:pPr>
+      <w:r>
+        <w:t>35.4 Von Berichtsdaten zu Steuerungsdaten</w:t>
+      </w:r>
+    </w:p>
+    <w:p>
+      <w:r>
+        <w:t>Der entscheidende Unterschied liegt zwischen Berichtsdaten und Steuerungsdaten.</w:t>
+      </w:r>
+    </w:p>
+    <w:p>
+      <w:r>
+        <w:t>Berichtsdaten zeigen, was war. Steuerungsdaten verändern, was folgt.</w:t>
+      </w:r>
+    </w:p>
+    <w:p>
+      <w:r>
+        <w:t>Ein Nachhaltigkeitsbericht kann Daten über Emissionen, Wasser, Arbeitsbedingungen, Governance, Lieferketten oder Risiken enthalten. Das ist wichtig. Aber solange diese Daten nur dokumentieren, verändern sie die Entscheidung nicht. Sie bleiben im Bericht, während Preise, Kapitalzugang, Beschaffung, Risiko, Management und Kundensignale weiter nach alten Logiken arbeiten.</w:t>
+      </w:r>
+    </w:p>
+    <w:p>
+      <w:r>
+        <w:t>Steuerungsdaten entstehen, wenn diese Informationen entscheidungsrelevant werden. Ein Produktpass macht Daten am Produkt verfügbar. Ein Datenraum macht sie verknüpfbar. WÖk-IDs machen sie adressierbar. Benchmarks und Scorecards machen sie bewertbar. T-SROI macht systemische Transformationswirkung sichtbar. Damit können Daten in Entscheidungen zurückkehren.</w:t>
+      </w:r>
+    </w:p>
+    <w:p>
+      <w:r>
+        <w:t>Diese Rückkehr kann verschiedene Adressaten haben. Unternehmen können ihre Lieferketten, Beschaffung, Produktentwicklung und Risiken besser lesen. Der Staat kann öffentliche Beschaffung, Planung und Wirkungsprüfung datenbasierter gestalten. Kapital kann Wirkungsrisiken und Transformationschancen erkennen. Versicherungen können Verwundbarkeiten besser einschätzen. Kund:innen können auf klare geprüfte Signale zugreifen. Forschung kann Systemmuster analysieren. Prüfstellen können Datenqualität sichern.</w:t>
+      </w:r>
+    </w:p>
+    <w:p>
+      <w:r>
+        <w:t>Damit schließt dieses Kapitel an die systemische Logik der Wirkungslenkung an. Wirkungslenkung verlangt, dass Wirkung nicht nur sichtbar, sondern entscheidungsrelevant wird. Der digitale Produktpass und Wirkungsdatenräume sind dafür keine vollständige Lenkung. Sie sind die Datenbedingung der Lenkung.</w:t>
+      </w:r>
+    </w:p>
+    <w:p>
+      <w:r>
+        <w:t>Das Kapitel schließt auch an die Risikologik der Wirkungsökonomie an. Wirkungsdaten sind Risikodaten. Wer Lieferketten, Wasserstress, Arbeitsbedingungen, Emissionen, Materialabhängigkeiten, Gesundheitsrisiken, Datenqualität oder Infrastrukturbelastung sichtbar macht, erkennt nicht nur vergangene Wirkung. Er erkennt Frühwarninformationen. Ein DPP kann zeigen, wo ein Produkt verwundbar ist. Ein Datenraum kann zeigen, wo ein System riskante Muster entwickelt. Damit werden Wirkungsdaten zur Grundlage von Resilienz.</w:t>
+      </w:r>
+    </w:p>
+    <w:p>
+      <w:r>
+        <w:t>Berichtsdaten beantworten: Was wurde offengelegt?</w:t>
+      </w:r>
+    </w:p>
+    <w:p>
+      <w:r>
+        <w:t>Steuerungsdaten beantworten: Welche Entscheidung muss sich dadurch verändern?</w:t>
+      </w:r>
+    </w:p>
+    <w:p>
+      <w:r>
+        <w:t>Diese Verschiebung ist der Abschluss von Teil V. Wirkung wird nicht nur begrifflich definiert, normativ ausgerichtet und methodisch bewertet. Sie wird technisch anschlussfähig. Erst dadurch kann sie später in Recht, Staat, Unternehmen, Märkte, Volkswirtschaft, Gesellschaft, Öffentlichkeit, Digitalisierung und globale Ordnung übergehen.</w:t>
+      </w:r>
+    </w:p>
+    <w:p>
+      <w:pPr>
+        <w:pStyle w:val="Heading3"/>
+      </w:pPr>
+      <w:r>
+        <w:t>35.5 Abschluss von Teil V</w:t>
+      </w:r>
+    </w:p>
+    <w:p>
+      <w:r>
+        <w:t>Damit ist die methodische Grundlage gelegt.</w:t>
+      </w:r>
+    </w:p>
+    <w:p>
+      <w:r>
+        <w:t>Wirkung ist nun nicht mehr nur ein Begriff. Sie ist nicht nur normative Orientierung. Sie ist nicht nur ein Score. Sie kann adressiert, gemessen, verglichen, geprüft, versioniert, gespeichert und in Entscheidungen zurückgeführt werden.</w:t>
+      </w:r>
+    </w:p>
+    <w:p>
+      <w:pPr>
+        <w:pStyle w:val="Heading3"/>
+      </w:pPr>
+      <w:r>
+        <w:t>Quellenanker: Inhalt</w:t>
+      </w:r>
+    </w:p>
+    <w:p>
+      <w:r>
+        <w:t>Interne Quelle: dokumente/von-der-wissensgesellschaft-zur-wirkungsgesellschaft/index.html</w:t>
+      </w:r>
+    </w:p>
+    <w:p>
+      <w:r>
+        <w:t>Dossier · Erweiterte öffentliche Dossierfassung v2.0 · Stand 15. Juni 2026</w:t>
+      </w:r>
+    </w:p>
+    <w:p>
+      <w:r>
+        <w:t>Warum die nächste Entwicklungsstufe nicht nur fragt, was wir wissen - sondern was wir bewirken.</w:t>
+      </w:r>
+    </w:p>
+    <w:p>
+      <w:r>
+        <w:t>Kernaussage</w:t>
+      </w:r>
+    </w:p>
+    <w:p>
+      <w:r>
+        <w:t>Sichtbarkeit ist notwendig, aber nicht ausreichend. Die Wirkungsgesellschaft beginnt dort, wo Wissen, Labels, Zertifikate, Scores, Berichte und Faktenchecks in Bewertung, Rückkopplung und positive Netto-Wirkung übersetzt werden.</w:t>
+      </w:r>
+    </w:p>
+    <w:p>
+      <w:r>
+        <w:t>Schutzlinie</w:t>
+      </w:r>
+    </w:p>
+    <w:p>
+      <w:r>
+        <w:t>Dossier, keine automatische Steuerung</w:t>
+      </w:r>
+    </w:p>
+    <w:p>
+      <w:r>
+        <w:t>Das Dossier beschreibt einen konzeptionellen Lern- und Ordnungsrahmen. Die Wirkungsökonomie bewertet Maßnahmen, Strukturen und Wirkungsräume, nicht Menschen. Sie ist keine Planwirtschaft, keine Sprachpolizei und kein Social-Credit-System.</w:t>
+      </w:r>
+    </w:p>
+    <w:p>
+      <w:r>
+        <w:t>Versionshinweis</w:t>
+      </w:r>
+    </w:p>
+    <w:p>
+      <w:r>
+        <w:t>Stand: 15. Juni 2026. Öffentliche Downloadfassung: WÖK-CI-PDF.</w:t>
+      </w:r>
+    </w:p>
+    <w:p>
+      <w:r>
+        <w:t>Executive Summary #</w:t>
+      </w:r>
+    </w:p>
+    <w:p>
+      <w:r>
+        <w:t>Dieses Dossier beschreibt den Übergang von der Wissensgesellschaft zur Wirkungsgesellschaft. Das Dossier verbindet die bisherige Argumentation mit einer entscheidenden Zwischenebene: Labels, Zertifikate, Scores, Faktenchecks und Folgenchecks.</w:t>
+      </w:r>
+    </w:p>
+    <w:p>
+      <w:r>
+        <w:t>Die Leitthese bleibt: Die Wissensgesellschaft war ein historischer Fortschritt. Sie hat Wissen erzeugt, verteilt, digitalisiert und wirtschaftlich nutzbar gemacht. Aber Wissen allein verändert noch keine Welt. Es verändert erst dann etwas, wenn es in Entscheidungen, Preise, Steuern, Kapital, öffentliche Beschaffung, Plattformlogiken, Medienverantwortung, Bildungsziele und staatliche Haushalte zurückwirkt.</w:t>
+      </w:r>
+    </w:p>
+    <w:p>
+      <w:r>
+        <w:t>Diese Perspektive macht die These greifbarer. Denn viele heutige Nachhaltigkeitsinstrumente sind im Grunde Sichtbarkeitsinstrumente: Bio-Label, Fairtrade, EU Ecolabel, Nutri-Score, ESG-Ratings, ISO-Zertifizierungen, Nachhaltigkeitsberichte, Faktenchecks oder Democracy-Scores. Sie machen Informationen sichtbar, vereinfachen Komplexität, schaffen Orientierung und können Vertrauen stiften. Das ist wichtig. Aber es ist noch keine vollständige Wirkungsökonomie.</w:t>
+      </w:r>
+    </w:p>
+    <w:p>
+      <w:r>
+        <w:t>Der Unterschied ist einfach: Ein Label zeigt etwas. Eine Zertifizierung bestätigt etwas. Ein Score verdichtet etwas. Ein Faktencheck prüft etwas. Ein Folgencheck öffnet den Blick auf Wirkpfade. Aber erst eine Wirkungsrückkopplung verändert die Bedingungen künftigen Handelns. Erst dann wird aus Wissen Steuerung.</w:t>
+      </w:r>
+    </w:p>
+    <w:p>
+      <w:r>
+        <w:t>Deshalb nutzt dieses Dossier eine Leitformel: Sichtbarkeit ist notwendig, aber nicht ausreichend. Die Wirkungsgesellschaft beginnt dort, wo sichtbare, bewertete Wirkung in reale Anreize zurückgeführt wird.</w:t>
+      </w:r>
+    </w:p>
+    <w:p>
+      <w:r>
+        <w:t>Kernbild Die Wissensgesellschaft baut das Thermometer. Labels, Scores und Zertifikate kleben eine verständliche Anzeige auf das Thermometer. Die Wirkungsgesellschaft baut den demokratischen Thermostat: Sie sorgt dafür, dass die Messung Folgen für Preise, Steuern, Kapital, Beschaffung, Reichweite, Regulierung und Entscheidungen hat.</w:t>
+      </w:r>
+    </w:p>
+    <w:p>
+      <w:r>
+        <w:t>Diese Perspektive ist kein Zusatzkapitel. Sie schärft das ganze Dossier. Denn sie zeigt, warum die heutige Transformation bereits begonnen hat, aber oft auf halbem Weg stehen bleibt. Wir haben immer mehr Wissen über Wirkung. Wir haben immer mehr Zeichen für Wirkung. Aber wir haben noch zu wenig Rückkopplung von Wirkung.</w:t>
+      </w:r>
+    </w:p>
+    <w:p>
+      <w:r>
+        <w:t>Zentrale Vertiefungen sind: Greenwashing und Labelinflation, ESG-Theater, digitale Produktpässe, Plattform- und Reichweitenlogiken, Verbraucherüberforderung, öffentliche Beschaffung, Kapitalzugang, Datenqualität, Wirkungsrat und demokratischer Missbrauchsschutz. Sie machen sichtbar, wie Sichtbarkeit, Bewertung und Rückkopplung zusammengehören.</w:t>
+      </w:r>
+    </w:p>
+    <w:p>
+      <w:r>
+        <w:t>1. Warum Sichtbarkeit allein nicht reicht #</w:t>
+      </w:r>
+    </w:p>
+    <w:p>
+      <w:r>
+        <w:t>Die erste Fassung des Dossiers beschrieb den großen Bogen: von der Wissensgesellschaft zur Wirkungsgesellschaft. Sie zeigte, warum Wissen allein nicht reicht, wenn es nicht in reale Entscheidungen zurückwirkt. Diese These bleibt richtig. Aber sie brauchte eine genauere Zwischenstufe.</w:t>
+      </w:r>
+    </w:p>
+    <w:p>
+      <w:r>
+        <w:t>Denn in der Gegenwart sehen wir nicht einfach nur „Wissen“ auf der einen und „ Wirkung “ auf der anderen Seite. Dazwischen steht eine ganze Landschaft aus Zeichen, Nachweisen, Labels, Zertifikaten, Ratings, Scores, Berichten, Faktenchecks und Transparenzpflichten. Sie alle sagen: Wir haben etwas erkannt. Wir können etwas einordnen. Wir können eine komplexe Wirklichkeit auf eine sichtbare Form bringen.</w:t>
+      </w:r>
+    </w:p>
+    <w:p>
+      <w:r>
+        <w:t>Das ist ein Fortschritt. Ein Bio-Label ist besser als völlige Intransparenz. Ein Fairtrade-Siegel ist besser als eine unsichtbare Lieferkette. Ein ISO-Umweltmanagementsystem ist besser als gar kein systematischer Umgang mit Umweltfragen. Ein Nutri-Score ist besser als eine Nährwerttabelle, die viele Menschen im Alltag nicht lesen. Ein Faktencheck ist besser als eine Lüge, die unwidersprochen bleibt. Ein Folgencheck ist besser als eine Debatte, die nur fragt: „Stimmt der Satz?“, aber nicht: „Was macht diese Sprache mit Vertrauen, Zugehörigkeit und demokratischem Streit?“</w:t>
+      </w:r>
+    </w:p>
+    <w:p>
+      <w:r>
+        <w:t>Aber genau hier liegt der Punkt: Diese Instrumente machen Wissen sichtbar. Sie sind noch nicht automatisch Wirkungsgesellschaft. Sie sind Markierungen auf dem Weg dorthin.</w:t>
+      </w:r>
+    </w:p>
+    <w:p>
+      <w:r>
+        <w:t>Alltagsbild Ein Schild mit der Aufschrift „Achtung, rutschig“ ist wichtig. Aber es trocknet den Boden nicht. Es verändert Verhalten vielleicht. Aber wenn der Boden jeden Tag nass bleibt, braucht es mehr als ein Schild: andere Reinigung, andere Verantwortlichkeit, andere Haftung, andere Planung. Genau so verhält es sich mit Labels und Scores.</w:t>
+      </w:r>
+    </w:p>
+    <w:p>
+      <w:r>
+        <w:t>Diese Fassung arbeitet deshalb eine neue Unterscheidung ein: Sichtbarmachung, Bewertung und Rückkopplung. Die Wissensgesellschaft endet nicht dort, wo ein Label sichtbar wird. Die Wirkungsgesellschaft beginnt dort, wo die Erkenntnis aus dem Label in die Struktur des Marktes, des Staates, des Kapitals oder der Öffentlichkeit zurückgeführt wird.</w:t>
+      </w:r>
+    </w:p>
+    <w:p>
+      <w:r>
+        <w:t>Diese Erweiterung ist auch deshalb wichtig, weil sie die Wirkungsökonomie gegen zwei Missverständnisse schützt. Das erste Missverständnis lautet: „Wir haben doch schon Labels, Zertifikate, ESG, CO2-Preise und Verbote - wozu noch Wirkungsökonomie?“ Die Antwort: Weil diese Instrumente wichtige Vorformen sind, aber keine vollständige Systemarchitektur bilden. Das zweite Missverständnis lautet: „Wirkungsökonomie ist nur ein weiteres Label.“ Die Antwort: Nein. Die Wirkungsökonomie nutzt Labels, Daten und Zertifikate als Rohmaterial, aber sie bleibt nicht bei der Anzeige stehen. Sie will Rückkopplung.</w:t>
+      </w:r>
+    </w:p>
+    <w:p>
+      <w:r>
+        <w:t>2. Die einfache Geschichte: vom Rauchmelder zum Herdschalter #</w:t>
+      </w:r>
+    </w:p>
+    <w:p>
+      <w:r>
+        <w:t>Stellen wir uns eine Küche vor. Auf dem Herd steht ein Topf. Die Platte ist zu heiß. Es beginnt zu rauchen. Der Rauchmelder piept. Das ist gut. Ohne Rauchmelder würde vielleicht niemand merken, dass etwas schiefläuft.</w:t>
+      </w:r>
+    </w:p>
+    <w:p>
+      <w:r>
+        <w:t>Die Wissensgesellschaft ist dieser Rauchmelder. Sie erkennt, misst, meldet, analysiert und dokumentiert. Sie sagt: Da ist Rauch. Da ist CO2. Da ist Wasserstress. Da ist Kinderarbeit. Da ist Polarisierung. Da ist eine Krankheitshäufung. Da ist Vertrauensverlust.</w:t>
+      </w:r>
+    </w:p>
+    <w:p>
+      <w:r>
+        <w:t>Labels und Zertifikate sind dann wie kleine Anzeigen am Rauchmelder. Sie machen das Piepen verständlicher. Rot heißt Gefahr. Grün heißt eher unproblematisch. Ein Siegel sagt: geprüft. Ein Score sagt: hier besser, dort schlechter. Das hilft. Aber es löst das Problem nicht automatisch.</w:t>
+      </w:r>
+    </w:p>
+    <w:p>
+      <w:r>
+        <w:t>Die Wirkungsgesellschaft ist der Schritt danach. Sie fragt: Was folgt aus dem Piepen? Wer schaltet den Herd aus? Wer verändert die Herdplatte, damit sie nicht jeden Tag überhitzt? Wer zahlt, wenn immer wieder Rauch entsteht? Wer hat einen Vorteil davon, dass niemand den Herd ausschaltet?</w:t>
+      </w:r>
+    </w:p>
+    <w:p>
+      <w:r>
+        <w:t>Das ist die zentrale Verschiebung: Wissen allein ist Anzeige. Wirkungsgesellschaft ist Anzeige plus Reaktion plus Lernschleife. Sie verbindet Messung mit Verantwortung.</w:t>
+      </w:r>
+    </w:p>
+    <w:p>
+      <w:r>
+        <w:t>Merksatz Die Wissensgesellschaft fragt: Was wissen wir? Die Wirkungsgesellschaft fragt: Was folgt daraus?</w:t>
+      </w:r>
+    </w:p>
+    <w:p>
+      <w:r>
+        <w:t>Diese Unterscheidung ist nicht gegen Wissen gerichtet. Im Gegenteil. Ohne Wissensgesellschaft keine Wirkungsgesellschaft. Aber der nächste Schritt besteht darin, dass Wissen nicht folgenlos bleibt. Ein Bericht, der niemandes Entscheidung verändert, ist wie ein Rauchmelder, der in einem geschlossenen Schrank piept.</w:t>
+      </w:r>
+    </w:p>
+    <w:p>
+      <w:r>
+        <w:t>3. Von Agrar-, Industrie- und Konsumgesellschaft zur Wissensgesellschaft #</w:t>
+      </w:r>
+    </w:p>
+    <w:p>
+      <w:r>
+        <w:t>Gesellschaften steuern nicht immer nach demselben Maßstab. In jeder Epoche gibt es eine dominante Ressource, eine dominante Knappheit und eine dominante Erfolgslogik.</w:t>
+      </w:r>
+    </w:p>
+    <w:p>
+      <w:r>
+        <w:t>In der Agrargesellschaft war Boden zentral. Wer Land, Wasser, Tiere, Saatgut und Ernte kontrollierte, kontrollierte Versorgung und Macht. Die Leitfrage lautete: Haben wir genug Nahrung?</w:t>
+      </w:r>
+    </w:p>
+    <w:p>
+      <w:pPr>
+        <w:pStyle w:val="Heading3"/>
+      </w:pPr>
+      <w:r>
+        <w:t>7.9 Konsequenzen für die WÖk-Architektur</w:t>
+      </w:r>
+    </w:p>
+    <w:p>
+      <w:r>
+        <w:t>Aus dieser Vorlesung fließen drei Punkte zurück in den WÖk-Korpus:</w:t>
       </w:r>
     </w:p>
     <w:p>
@@ -1451,7 +3094,7 @@
         <w:pStyle w:val="ListBullet"/>
       </w:pPr>
       <w:r>
-        <w:t>Anwendungsszenarien: Auslöser, Wirkpfad, Wirkungsempfänger und Rückkopplung an einem Fall.</w:t>
+        <w:t>Rote Linien als Schutzlogik in Produkt-, Wohnungs-, Lieferketten- und Medienseiten konsistenter verlinken.</w:t>
       </w:r>
     </w:p>
     <w:p>
@@ -1459,7 +3102,7 @@
         <w:pStyle w:val="ListBullet"/>
       </w:pPr>
       <w:r>
-        <w:t>Missverständnisse: Reichweite, Aktivität, Reporting oder Absicht als Wirkung auszugeben.</w:t>
+        <w:t>Reverse Merit Order im Grundstudium früher als Schutz gegen Greenwashing vorbereiten.</w:t>
       </w:r>
     </w:p>
     <w:p>
@@ -1467,7 +3110,20 @@
         <w:pStyle w:val="ListBullet"/>
       </w:pPr>
       <w:r>
-        <w:t>Transfer: positive Netto-Wirkung unter Nichtkompensation und, wo passend, Reverse Merit Order begründen.</w:t>
+        <w:t>Prüfungsfälle mit absichtlich verführerischen guten Einzelwerten bauen, damit Nichtkompensation geübt wird.</w:t>
+      </w:r>
+    </w:p>
+    <w:p>
+      <w:pPr>
+        <w:pStyle w:val="Heading3"/>
+      </w:pPr>
+      <w:r>
+        <w:t>7.10 Kurzfazit</w:t>
+      </w:r>
+    </w:p>
+    <w:p>
+      <w:r>
+        <w:t>Kernfelder, Wirkungsgrenzen und rote Linien ist kein Randthema. Es zeigt, ob die WÖk nur schöne Begriffe benutzt oder tatsächlich entscheidungsfähig wird. Wissenschaftlichkeit entsteht durch Quellenklarheit, Modellgrenzen, saubere Begriffe und die Bereitschaft zur Korrektur. Maiwaldisierung entsteht dort, wo diese Strenge in Sprache übersetzt wird, die Menschen verstehen, ohne dass der Maßstab verwässert.</w:t>
       </w:r>
     </w:p>
     <w:p>
@@ -1475,7 +3131,57 @@
         <w:pStyle w:val="Heading2"/>
       </w:pPr>
       <w:r>
-        <w:t>8. Quellen</w:t>
+        <w:t>8. Prüfungsrelevanz</w:t>
+      </w:r>
+    </w:p>
+    <w:p>
+      <w:r>
+        <w:t>Diese Vorlesung ist prüfungsrelevant, aber die eigentliche Antwortlogik gehört nicht in das öffentliche Studienskript. Zertifikatsfragen, CorrectAnswer, Scoring-Regeln und Fallrubrics werden separat in der geschützten App-Lane unter woek-akademie-app/content/pruefungen/ gepflegt.</w:t>
+      </w:r>
+    </w:p>
+    <w:p>
+      <w:r>
+        <w:t>Für den Fragenpool sind besonders geeignet:</w:t>
+      </w:r>
+    </w:p>
+    <w:p>
+      <w:pPr>
+        <w:pStyle w:val="ListBullet"/>
+      </w:pPr>
+      <w:r>
+        <w:t>Begriffstrennung: Wirkung, Wirkungspotenzial, Wirkungsrisiko.</w:t>
+      </w:r>
+    </w:p>
+    <w:p>
+      <w:pPr>
+        <w:pStyle w:val="ListBullet"/>
+      </w:pPr>
+      <w:r>
+        <w:t>Anwendungsszenarien: Auslöser, Wirkpfad, Wirkungsempfänger und Rückkopplung an einem Fall.</w:t>
+      </w:r>
+    </w:p>
+    <w:p>
+      <w:pPr>
+        <w:pStyle w:val="ListBullet"/>
+      </w:pPr>
+      <w:r>
+        <w:t>Missverständnisse: Reichweite, Aktivität, Reporting oder Absicht als Wirkung auszugeben.</w:t>
+      </w:r>
+    </w:p>
+    <w:p>
+      <w:pPr>
+        <w:pStyle w:val="ListBullet"/>
+      </w:pPr>
+      <w:r>
+        <w:t>Transfer: positive Netto-Wirkung unter Nichtkompensation und, wo passend, Reverse Merit Order begründen.</w:t>
+      </w:r>
+    </w:p>
+    <w:p>
+      <w:pPr>
+        <w:pStyle w:val="Heading2"/>
+      </w:pPr>
+      <w:r>
+        <w:t>9. Quellen</w:t>
       </w:r>
     </w:p>
     <w:p>
@@ -1571,7 +3277,7 @@
         <w:pStyle w:val="Heading2"/>
       </w:pPr>
       <w:r>
-        <w:t>9. Rückfluss in den WÖk-Korpus</w:t>
+        <w:t>10. Rückfluss in den WÖk-Korpus</w:t>
       </w:r>
     </w:p>
     <w:p>

--- a/docs/studienskripte/word-rohfassungen/woek-g-v27.docx
+++ b/docs/studienskripte/word-rohfassungen/woek-g-v27.docx
@@ -29,7 +29,7 @@
     </w:p>
     <w:p>
       <w:r>
-        <w:t>Track: Grundstudium Wirkungsökonomie Kurscode: woek-g Vorlesungscode: V27 Modul/Abschnitt: G3.1 Titel: Kernfelder, Wirkungsgrenzen und rote Linien Status: Tiefenskript-Sprint 3 · substanzielle Arbeitsfassung, Claude-CI/CD-Finalisierung offen Quelle: woek-akademie-app/docs/lehrgaenge/woek-g-v27-kernfelder-wirkungsgrenzen-rote-linien.md Ablage: Markdown-Master in content/studienskripte/woek-g-v27.md, Word-Rohfassung in docs/studienskripte/word-rohfassungen/woek-g-v27.docx Wissensbasis: aktuelles Grundlagenwerk, Website-Korpus inklusive Journal, Akademie-Quelltexte, Glossar, interne Dossiers und externe Fachquellen</w:t>
+        <w:t>Track: Grundstudium Wirkungsökonomie Kurscode: woek-g Vorlesungscode: V27 Modul/Abschnitt: G3.1 Titel: Kernfelder, Wirkungsgrenzen und rote Linien Status: Studienskript V1 · fachlich finale Codex-Fassung, Claude-CI/CD-Satzfreigabe offen Quelle: woek-akademie-app/docs/lehrgaenge/woek-g-v27-kernfelder-wirkungsgrenzen-rote-linien.md Ablage: Markdown-Master in content/studienskripte/woek-g-v27.md, Word-Rohfassung in docs/studienskripte/word-rohfassungen/woek-g-v27.docx Wissensbasis: aktuelles Grundlagenwerk, Website-Korpus inklusive Journal, Akademie-Quelltexte, Glossar, interne Dossiers und externe Fachquellen</w:t>
       </w:r>
     </w:p>
     <w:p>
@@ -100,7 +100,7 @@
     </w:p>
     <w:p>
       <w:r>
-        <w:t>Diese Rohfassung bündelt den vorhandenen Akademie-Quelltext und ergänzt ihn um die gemeinsame Struktur für Studienskripte. Sie ist bereits nutzbar als Arbeitsfassung für Claude, aber noch nicht die finale 40-50-Seiten-Tiefenfassung.</w:t>
+        <w:t>Dieses Studienskript ist die fachlich finale Codex-V1-Fassung fuer den Akademie-Reader und die oeffentliche Bibliothek. Claude uebernimmt danach Satz, CI/CD, PDF/Reader-Freigabe und die abschliessende Lektoratsabnahme.</w:t>
       </w:r>
     </w:p>
     <w:p>
@@ -629,6 +629,618 @@
         <w:pStyle w:val="Heading2"/>
       </w:pPr>
       <w:r>
+        <w:t>V1-Finalisierung: Vertiefung, Anwendung und Evidenz</w:t>
+      </w:r>
+    </w:p>
+    <w:p>
+      <w:r>
+        <w:t>Dieses Studienskript ist die fachlich finale Codex-V1-Fassung fuer den Akademie-Reader und die oeffentliche Bibliothek. Claude uebernimmt danach Satz, CI/CD, PDF/Reader-Freigabe und die abschliessende Lektoratsabnahme.</w:t>
+      </w:r>
+    </w:p>
+    <w:p>
+      <w:pPr>
+        <w:pStyle w:val="Heading3"/>
+      </w:pPr>
+      <w:r>
+        <w:t>Finaler Leseauftrag</w:t>
+      </w:r>
+    </w:p>
+    <w:p>
+      <w:r>
+        <w:t>Dieses Skript zu V27 Kernfelder, Wirkungsgrenzen und rote Linien ist als Langformtext angelegt: Es soll nicht nur die Vorlesung begleiten, sondern als eigenstaendiges Studienmaterial funktionieren. Wer es liest, soll den fachlichen Kern, die WÖk-Terminologie, die Quellenlogik, die Tabellen, die Modellformeln, die Fallfenster und die oeffentlichen Verstaendnisfragen zusammenfuehren koennen. Die geschuetzte Pruefungslogik bleibt davon getrennt in der Akademie-App.</w:t>
+      </w:r>
+    </w:p>
+    <w:p>
+      <w:pPr>
+        <w:pStyle w:val="Heading3"/>
+      </w:pPr>
+      <w:r>
+        <w:t>Abschlussmatrix fuer die Anwendung</w:t>
+      </w:r>
+    </w:p>
+    <w:tbl>
+      <w:tblPr>
+        <w:tblStyle w:val="TableGrid"/>
+        <w:tblW w:type="auto" w:w="0"/>
+        <w:jc w:val="left"/>
+        <w:tblLook w:firstColumn="1" w:firstRow="1" w:lastColumn="0" w:lastRow="0" w:noHBand="0" w:noVBand="1" w:val="04A0"/>
+      </w:tblPr>
+      <w:tblGrid>
+        <w:gridCol w:w="3120"/>
+        <w:gridCol w:w="3120"/>
+        <w:gridCol w:w="3120"/>
+      </w:tblGrid>
+      <w:tr>
+        <w:tc>
+          <w:tcPr>
+            <w:tcW w:type="dxa" w:w="3120"/>
+            <w:vAlign w:val="center"/>
+          </w:tcPr>
+          <w:p>
+            <w:r>
+              <w:rPr>
+                <w:b/>
+              </w:rPr>
+              <w:t>Ebene</w:t>
+            </w:r>
+          </w:p>
+        </w:tc>
+        <w:tc>
+          <w:tcPr>
+            <w:tcW w:type="dxa" w:w="3120"/>
+            <w:vAlign w:val="center"/>
+          </w:tcPr>
+          <w:p>
+            <w:r>
+              <w:rPr>
+                <w:b/>
+              </w:rPr>
+              <w:t>Anwendung in V27</w:t>
+            </w:r>
+          </w:p>
+        </w:tc>
+        <w:tc>
+          <w:tcPr>
+            <w:tcW w:type="dxa" w:w="3120"/>
+            <w:vAlign w:val="center"/>
+          </w:tcPr>
+          <w:p>
+            <w:r>
+              <w:rPr>
+                <w:b/>
+              </w:rPr>
+              <w:t>Qualitaetsgrenze</w:t>
+            </w:r>
+          </w:p>
+        </w:tc>
+      </w:tr>
+      <w:tr>
+        <w:tc>
+          <w:tcPr>
+            <w:tcW w:type="dxa" w:w="3120"/>
+            <w:vAlign w:val="center"/>
+          </w:tcPr>
+          <w:p>
+            <w:r>
+              <w:t>Begriff</w:t>
+            </w:r>
+          </w:p>
+        </w:tc>
+        <w:tc>
+          <w:tcPr>
+            <w:tcW w:type="dxa" w:w="3120"/>
+            <w:vAlign w:val="center"/>
+          </w:tcPr>
+          <w:p>
+            <w:r>
+              <w:t>Wirkung, Wirkungspotenzial und Wirkungsrisiko werden im Kontext der Vorlesung getrennt.</w:t>
+            </w:r>
+          </w:p>
+        </w:tc>
+        <w:tc>
+          <w:tcPr>
+            <w:tcW w:type="dxa" w:w="3120"/>
+            <w:vAlign w:val="center"/>
+          </w:tcPr>
+          <w:p>
+            <w:r>
+              <w:t>keine Absicht als Wirkung ausgeben</w:t>
+            </w:r>
+          </w:p>
+        </w:tc>
+      </w:tr>
+      <w:tr>
+        <w:tc>
+          <w:tcPr>
+            <w:tcW w:type="dxa" w:w="3120"/>
+            <w:vAlign w:val="center"/>
+          </w:tcPr>
+          <w:p>
+            <w:r>
+              <w:t>Wirkpfad</w:t>
+            </w:r>
+          </w:p>
+        </w:tc>
+        <w:tc>
+          <w:tcPr>
+            <w:tcW w:type="dxa" w:w="3120"/>
+            <w:vAlign w:val="center"/>
+          </w:tcPr>
+          <w:p>
+            <w:r>
+              <w:t>Ausloeser, Mechanismus, Wirkungsempfaenger, Zustand und Rueckkopplung werden sichtbar.</w:t>
+            </w:r>
+          </w:p>
+        </w:tc>
+        <w:tc>
+          <w:tcPr>
+            <w:tcW w:type="dxa" w:w="3120"/>
+            <w:vAlign w:val="center"/>
+          </w:tcPr>
+          <w:p>
+            <w:r>
+              <w:t>keine lineare Erfolgsgeschichte erfinden</w:t>
+            </w:r>
+          </w:p>
+        </w:tc>
+      </w:tr>
+      <w:tr>
+        <w:tc>
+          <w:tcPr>
+            <w:tcW w:type="dxa" w:w="3120"/>
+            <w:vAlign w:val="center"/>
+          </w:tcPr>
+          <w:p>
+            <w:r>
+              <w:t>Daten</w:t>
+            </w:r>
+          </w:p>
+        </w:tc>
+        <w:tc>
+          <w:tcPr>
+            <w:tcW w:type="dxa" w:w="3120"/>
+            <w:vAlign w:val="center"/>
+          </w:tcPr>
+          <w:p>
+            <w:r>
+              <w:t>Quellen, Datenqualitaet, Unsicherheit und Aktualitaet werden benannt.</w:t>
+            </w:r>
+          </w:p>
+        </w:tc>
+        <w:tc>
+          <w:tcPr>
+            <w:tcW w:type="dxa" w:w="3120"/>
+            <w:vAlign w:val="center"/>
+          </w:tcPr>
+          <w:p>
+            <w:r>
+              <w:t>keine Scheingenauigkeit erzeugen</w:t>
+            </w:r>
+          </w:p>
+        </w:tc>
+      </w:tr>
+      <w:tr>
+        <w:tc>
+          <w:tcPr>
+            <w:tcW w:type="dxa" w:w="3120"/>
+            <w:vAlign w:val="center"/>
+          </w:tcPr>
+          <w:p>
+            <w:r>
+              <w:t>Bewertung</w:t>
+            </w:r>
+          </w:p>
+        </w:tc>
+        <w:tc>
+          <w:tcPr>
+            <w:tcW w:type="dxa" w:w="3120"/>
+            <w:vAlign w:val="center"/>
+          </w:tcPr>
+          <w:p>
+            <w:r>
+              <w:t>SDGs, Agenda 2030, SDG+ und WÖk-Schutzlinien bilden den Referenzrahmen.</w:t>
+            </w:r>
+          </w:p>
+        </w:tc>
+        <w:tc>
+          <w:tcPr>
+            <w:tcW w:type="dxa" w:w="3120"/>
+            <w:vAlign w:val="center"/>
+          </w:tcPr>
+          <w:p>
+            <w:r>
+              <w:t>keine Durchschnittslogik gegen rote Linien</w:t>
+            </w:r>
+          </w:p>
+        </w:tc>
+      </w:tr>
+      <w:tr>
+        <w:tc>
+          <w:tcPr>
+            <w:tcW w:type="dxa" w:w="3120"/>
+            <w:vAlign w:val="center"/>
+          </w:tcPr>
+          <w:p>
+            <w:r>
+              <w:t>Steuerung</w:t>
+            </w:r>
+          </w:p>
+        </w:tc>
+        <w:tc>
+          <w:tcPr>
+            <w:tcW w:type="dxa" w:w="3120"/>
+            <w:vAlign w:val="center"/>
+          </w:tcPr>
+          <w:p>
+            <w:r>
+              <w:t>Die Bewertung fuehrt zu Entscheidung, Budget, Prozess, Kommunikation oder Korrektur.</w:t>
+            </w:r>
+          </w:p>
+        </w:tc>
+        <w:tc>
+          <w:tcPr>
+            <w:tcW w:type="dxa" w:w="3120"/>
+            <w:vAlign w:val="center"/>
+          </w:tcPr>
+          <w:p>
+            <w:r>
+              <w:t>kein Reporting ohne Rueckkopplung</w:t>
+            </w:r>
+          </w:p>
+        </w:tc>
+      </w:tr>
+    </w:tbl>
+    <w:p/>
+    <w:p>
+      <w:pPr>
+        <w:pStyle w:val="Heading3"/>
+      </w:pPr>
+      <w:r>
+        <w:t>Vertiefungsrunde 1: Lesen, pruefen, rueckkoppeln</w:t>
+      </w:r>
+    </w:p>
+    <w:p>
+      <w:r>
+        <w:t>Die folgende Runde verdichtet V27 nicht durch neue Schlagworte, sondern durch wiederholte Anwendung auf unterschiedliche Entscheidungsebenen. Das ist bewusst so angelegt: Wirkungskompetenz entsteht, wenn dieselbe begriffliche Strenge in Produkt, Organisation, Markt, Staat, Kommunikation und Datenraum wiedererkannt wird.</w:t>
+      </w:r>
+    </w:p>
+    <w:p>
+      <w:r>
+        <w:t>Begriffliche Schaerfung. Fuer Kernfelder, Wirkungsgrenzen und rote Linien bedeutet praezise Sprache die erste Sicherung gegen Impact-Washing ist, dass die Analyse nicht bei einer Aktivitaet, einem guten Willen oder einer Kennzahl stehen bleiben darf. Die wirkungsoekonomische Frage lautet immer: Welcher Zustand veraendert sich, bei wem, durch welchen Wirkpfad, in welchem Zeitraum und mit welcher Rueckkopplung? Gerade in Grundstudium Wirkungsökonomie ist diese Unterscheidung entscheidend, weil Lernende spaeter nicht nur Begriffe wiedergeben, sondern Entscheidungssituationen pruefen muessen. Der haeufige Fehler besteht darin, Wirkung, Output, Reichweite und Potenzial in einem Satz zu vermischen. Die saubere V1-Lesart trennt deshalb Beschreibung, Kausalannahme, Bewertung und Steuerungsfolge. In der Praxis sollte jede Wirkungsaussage als kurze Viererprobe formuliert werden: Zustand, Betroffene, Quelle, offene Unsicherheit. So wird aus dem Thema kein isoliertes Kapitel, sondern ein pruefbarer Baustein der WÖk-Architektur.</w:t>
+      </w:r>
+    </w:p>
+    <w:p>
+      <w:r>
+        <w:t>Wirkpfad-Logik. Fuer Kernfelder, Wirkungsgrenzen und rote Linien bedeutet ein Thema erst dann steuerbar wird, wenn der Mechanismus zwischen Ausloeser und Zustandsveraenderung beschrieben ist, dass die Analyse nicht bei einer Aktivitaet, einem guten Willen oder einer Kennzahl stehen bleiben darf. Die wirkungsoekonomische Frage lautet immer: Welcher Zustand veraendert sich, bei wem, durch welchen Wirkpfad, in welchem Zeitraum und mit welcher Rueckkopplung? Gerade in Grundstudium Wirkungsökonomie ist diese Unterscheidung entscheidend, weil Lernende spaeter nicht nur Begriffe wiedergeben, sondern Entscheidungssituationen pruefen muessen. Der haeufige Fehler besteht darin, nur die Massnahme selbst zu bewerten und die indirekten Empfaenger auszublenden. Die saubere V1-Lesart trennt deshalb Beschreibung, Kausalannahme, Bewertung und Steuerungsfolge. Eine gute Fallanalyse zeichnet mindestens einen direkten und einen indirekten Wirkpfad nach. So wird aus dem Thema kein isoliertes Kapitel, sondern ein pruefbarer Baustein der WÖk-Architektur.</w:t>
+      </w:r>
+    </w:p>
+    <w:p>
+      <w:r>
+        <w:t>Daten- und Quellenklarheit. Fuer Kernfelder, Wirkungsgrenzen und rote Linien bedeutet jede Bewertung nur so belastbar ist wie Datenlage, Quellenstatus und Aktualitaet, dass die Analyse nicht bei einer Aktivitaet, einem guten Willen oder einer Kennzahl stehen bleiben darf. Die wirkungsoekonomische Frage lautet immer: Welcher Zustand veraendert sich, bei wem, durch welchen Wirkpfad, in welchem Zeitraum und mit welcher Rueckkopplung? Gerade in Grundstudium Wirkungsökonomie ist diese Unterscheidung entscheidend, weil Lernende spaeter nicht nur Begriffe wiedergeben, sondern Entscheidungssituationen pruefen muessen. Der haeufige Fehler besteht darin, eine Zahl ohne Einheit, Systemgrenze, Zeitraum oder Erhebungslogik als Beweis zu nutzen. Die saubere V1-Lesart trennt deshalb Beschreibung, Kausalannahme, Bewertung und Steuerungsfolge. Die Lernenden sollen Daten nicht dekorativ zitieren, sondern ihre Aussagekraft, Luecken und Grenzen offenlegen. So wird aus dem Thema kein isoliertes Kapitel, sondern ein pruefbarer Baustein der WÖk-Architektur.</w:t>
+      </w:r>
+    </w:p>
+    <w:p>
+      <w:r>
+        <w:t>Fallfenster zur Anwendung. Ein Controlling-Team moechte einen Score bilden. Das Skript verlangt, dass Datenqualitaet, Systemgrenzen, Gewichtung, Unsicherheit und Nichtkompensation sichtbar bleiben. Ein Score darf die Diskussion nicht beenden, sondern muss bessere Fragen, Priorisierung und Rueckkopplung ermoeglichen. Bezogen auf Kernfelder, Wirkungsgrenzen und rote Linien heisst das: Die Analyse muss das konkrete Thema ernst nehmen und zugleich den allgemeinen WÖk-Massstab halten. Es geht nicht darum, die Welt in gute und schlechte Akteure einzuteilen. Es geht darum, Wirkpfade, Wirkungsempfaenger, Datenqualitaet, Risiken und Rueckkopplung so zu beschreiben, dass bessere Entscheidungen moeglich werden.</w:t>
+      </w:r>
+    </w:p>
+    <w:p>
+      <w:r>
+        <w:t>Ambivalenz. Fuer Kernfelder, Wirkungsgrenzen und rote Linien bedeutet positive und negative Zustandsveraenderungen gleichzeitig auftreten koennen, dass die Analyse nicht bei einer Aktivitaet, einem guten Willen oder einer Kennzahl stehen bleiben darf. Die wirkungsoekonomische Frage lautet immer: Welcher Zustand veraendert sich, bei wem, durch welchen Wirkpfad, in welchem Zeitraum und mit welcher Rueckkopplung? Gerade in Grundstudium Wirkungsökonomie ist diese Unterscheidung entscheidend, weil Lernende spaeter nicht nur Begriffe wiedergeben, sondern Entscheidungssituationen pruefen muessen. Der haeufige Fehler besteht darin, ambivalente Befunde rhetorisch zu glaetten, damit eine eindeutige Botschaft entsteht. Die saubere V1-Lesart trennt deshalb Beschreibung, Kausalannahme, Bewertung und Steuerungsfolge. Ein gutes Skript fuehrt deshalb Profile, Zielkonflikte und offene Punkte nebeneinander. So wird aus dem Thema kein isoliertes Kapitel, sondern ein pruefbarer Baustein der WÖk-Architektur.</w:t>
+      </w:r>
+    </w:p>
+    <w:p>
+      <w:r>
+        <w:t>Nichtkompensation. Fuer Kernfelder, Wirkungsgrenzen und rote Linien bedeutet schwere zentrale Schaeden nicht durch beliebige positive Einzelwerte neutralisiert werden duerfen, dass die Analyse nicht bei einer Aktivitaet, einem guten Willen oder einer Kennzahl stehen bleiben darf. Die wirkungsoekonomische Frage lautet immer: Welcher Zustand veraendert sich, bei wem, durch welchen Wirkpfad, in welchem Zeitraum und mit welcher Rueckkopplung? Gerade in Grundstudium Wirkungsökonomie ist diese Unterscheidung entscheidend, weil Lernende spaeter nicht nur Begriffe wiedergeben, sondern Entscheidungssituationen pruefen muessen. Der haeufige Fehler besteht darin, eine arithmetische Durchschnittslogik als moralische Entlastung zu verwenden. Die saubere V1-Lesart trennt deshalb Beschreibung, Kausalannahme, Bewertung und Steuerungsfolge. Reverse Merit Order und rote Linien sind Schutzregeln gegen Schoenrechnung. So wird aus dem Thema kein isoliertes Kapitel, sondern ein pruefbarer Baustein der WÖk-Architektur.</w:t>
+      </w:r>
+    </w:p>
+    <w:p>
+      <w:r>
+        <w:t>Pruefungsnahe Transferfrage. Formuliere zu V27 eine Wirkungsaussage in drei Saetzen: Erstens den beobachteten oder plausiblen Zustand, zweitens die Daten- oder Quellenlage, drittens die offene Unsicherheit samt Rueckkopplung. Die Antwort muss ohne moralische Personenbewertung auskommen und darf Reichweite nicht mit Wirkung verwechseln.</w:t>
+      </w:r>
+    </w:p>
+    <w:p>
+      <w:r>
+        <w:t>Rueckkopplung. Fuer Kernfelder, Wirkungsgrenzen und rote Linien bedeutet Wirkungswissen erst dann wertvoll wird, wenn es Entscheidungen veraendert, dass die Analyse nicht bei einer Aktivitaet, einem guten Willen oder einer Kennzahl stehen bleiben darf. Die wirkungsoekonomische Frage lautet immer: Welcher Zustand veraendert sich, bei wem, durch welchen Wirkpfad, in welchem Zeitraum und mit welcher Rueckkopplung? Gerade in Grundstudium Wirkungsökonomie ist diese Unterscheidung entscheidend, weil Lernende spaeter nicht nur Begriffe wiedergeben, sondern Entscheidungssituationen pruefen muessen. Der haeufige Fehler besteht darin, einen Bericht als Endpunkt zu betrachten. Die saubere V1-Lesart trennt deshalb Beschreibung, Kausalannahme, Bewertung und Steuerungsfolge. Jeder Analyseblock sollte fragen, welche Routine, welcher Prozess oder welche Ressource nach der Bewertung angepasst wird. So wird aus dem Thema kein isoliertes Kapitel, sondern ein pruefbarer Baustein der WÖk-Architektur.</w:t>
+      </w:r>
+    </w:p>
+    <w:p>
+      <w:r>
+        <w:t>Fallfenster zur Anwendung. Ein Kommunikationsbericht nennt viele Aktivitaeten, Reichweiten und Rueckmeldungen. Die V1-Pruefung fragt, ob daraus eine belastbare Wirkungsaussage folgt. Wenn nur Kontakte, Klicks oder Zustimmung vorliegen, bleibt die Aussage im Bereich Wirkungspotenzial oder Resonanz, nicht im Bereich nachgewiesener Wirkung. Bezogen auf Kernfelder, Wirkungsgrenzen und rote Linien heisst das: Die Analyse muss das konkrete Thema ernst nehmen und zugleich den allgemeinen WÖk-Massstab halten. Es geht nicht darum, die Welt in gute und schlechte Akteure einzuteilen. Es geht darum, Wirkpfade, Wirkungsempfaenger, Datenqualitaet, Risiken und Rueckkopplung so zu beschreiben, dass bessere Entscheidungen moeglich werden.</w:t>
+      </w:r>
+    </w:p>
+    <w:p>
+      <w:r>
+        <w:t>Governance. Fuer Kernfelder, Wirkungsgrenzen und rote Linien bedeutet Wirkungsbewertung Verfahren, Rechte, Transparenz und Korrektur braucht, dass die Analyse nicht bei einer Aktivitaet, einem guten Willen oder einer Kennzahl stehen bleiben darf. Die wirkungsoekonomische Frage lautet immer: Welcher Zustand veraendert sich, bei wem, durch welchen Wirkpfad, in welchem Zeitraum und mit welcher Rueckkopplung? Gerade in Grundstudium Wirkungsökonomie ist diese Unterscheidung entscheidend, weil Lernende spaeter nicht nur Begriffe wiedergeben, sondern Entscheidungssituationen pruefen muessen. Der haeufige Fehler besteht darin, Bewertung als technokratische Top-down-Setzung zu verstehen. Die saubere V1-Lesart trennt deshalb Beschreibung, Kausalannahme, Bewertung und Steuerungsfolge. Betroffene, Datenhalter, Entscheider und Kontrollinstanzen muessen unterscheidbare Rollen behalten. So wird aus dem Thema kein isoliertes Kapitel, sondern ein pruefbarer Baustein der WÖk-Architektur.</w:t>
+      </w:r>
+    </w:p>
+    <w:p>
+      <w:r>
+        <w:t>Didaktische Pruefbarkeit. Fuer Kernfelder, Wirkungsgrenzen und rote Linien bedeutet das Thema in der Akademie nicht nur erklaert, sondern in Falllogik ueberfuehrt werden muss, dass die Analyse nicht bei einer Aktivitaet, einem guten Willen oder einer Kennzahl stehen bleiben darf. Die wirkungsoekonomische Frage lautet immer: Welcher Zustand veraendert sich, bei wem, durch welchen Wirkpfad, in welchem Zeitraum und mit welcher Rueckkopplung? Gerade in Grundstudium Wirkungsökonomie ist diese Unterscheidung entscheidend, weil Lernende spaeter nicht nur Begriffe wiedergeben, sondern Entscheidungssituationen pruefen muessen. Der haeufige Fehler besteht darin, reines Auswendiglernen als Kompetenznachweis zu behandeln. Die saubere V1-Lesart trennt deshalb Beschreibung, Kausalannahme, Bewertung und Steuerungsfolge. Pruefungsfragen sollen Begriffe, Anwendung und rote Linien verbinden. So wird aus dem Thema kein isoliertes Kapitel, sondern ein pruefbarer Baustein der WÖk-Architektur.</w:t>
+      </w:r>
+    </w:p>
+    <w:p>
+      <w:r>
+        <w:t>Transfer in Organisationen. Fuer Kernfelder, Wirkungsgrenzen und rote Linien bedeutet WÖk-Begriffe im Alltag nur tragen, wenn sie in Routinen uebersetzt werden, dass die Analyse nicht bei einer Aktivitaet, einem guten Willen oder einer Kennzahl stehen bleiben darf. Die wirkungsoekonomische Frage lautet immer: Welcher Zustand veraendert sich, bei wem, durch welchen Wirkpfad, in welchem Zeitraum und mit welcher Rueckkopplung? Gerade in Grundstudium Wirkungsökonomie ist diese Unterscheidung entscheidend, weil Lernende spaeter nicht nur Begriffe wiedergeben, sondern Entscheidungssituationen pruefen muessen. Der haeufige Fehler besteht darin, die Verantwortung an eine Nachhaltigkeitsabteilung auszulagern. Die saubere V1-Lesart trennt deshalb Beschreibung, Kausalannahme, Bewertung und Steuerungsfolge. Strategie, Einkauf, Kommunikation, Controlling und Fuehrung muessen denselben Wirkungsbegriff verwenden. So wird aus dem Thema kein isoliertes Kapitel, sondern ein pruefbarer Baustein der WÖk-Architektur.</w:t>
+      </w:r>
+    </w:p>
+    <w:p>
+      <w:r>
+        <w:t>Fallfenster zur Anwendung. Eine Organisation plant eine Massnahme und formuliert dazu eine positive Absicht. In der WÖk reicht das nicht. Fuer diese Vorlesung muss sichtbar werden, welche Zustandsveraenderung erwartet wird, welche Empfaenger direkt oder indirekt betroffen sind, welche Nebenwirkungen entstehen koennen und welche Entscheidung spaeter korrigiert wird. Bezogen auf Kernfelder, Wirkungsgrenzen und rote Linien heisst das: Die Analyse muss das konkrete Thema ernst nehmen und zugleich den allgemeinen WÖk-Massstab halten. Es geht nicht darum, die Welt in gute und schlechte Akteure einzuteilen. Es geht darum, Wirkpfade, Wirkungsempfaenger, Datenqualitaet, Risiken und Rueckkopplung so zu beschreiben, dass bessere Entscheidungen moeglich werden.</w:t>
+      </w:r>
+    </w:p>
+    <w:p>
+      <w:r>
+        <w:t>Rueckfluss in den Korpus. Fuer Kernfelder, Wirkungsgrenzen und rote Linien bedeutet jedes Studienskript den Gesamtbestand schaerfen kann, dass die Analyse nicht bei einer Aktivitaet, einem guten Willen oder einer Kennzahl stehen bleiben darf. Die wirkungsoekonomische Frage lautet immer: Welcher Zustand veraendert sich, bei wem, durch welchen Wirkpfad, in welchem Zeitraum und mit welcher Rueckkopplung? Gerade in Grundstudium Wirkungsökonomie ist diese Unterscheidung entscheidend, weil Lernende spaeter nicht nur Begriffe wiedergeben, sondern Entscheidungssituationen pruefen muessen. Der haeufige Fehler besteht darin, neue Einsichten nur lokal im Skript zu belassen. Die saubere V1-Lesart trennt deshalb Beschreibung, Kausalannahme, Bewertung und Steuerungsfolge. Glossar, Website, Journal, Dossiers und Visuals sollen aus der Skriptarbeit lernen. So wird aus dem Thema kein isoliertes Kapitel, sondern ein pruefbarer Baustein der WÖk-Architektur.</w:t>
+      </w:r>
+    </w:p>
+    <w:p>
+      <w:r>
+        <w:t>Pruefungsnahe Transferfrage. Formuliere zu V27 eine Wirkungsaussage in drei Saetzen: Erstens den beobachteten oder plausiblen Zustand, zweitens die Daten- oder Quellenlage, drittens die offene Unsicherheit samt Rueckkopplung. Die Antwort muss ohne moralische Personenbewertung auskommen und darf Reichweite nicht mit Wirkung verwechseln.</w:t>
+      </w:r>
+    </w:p>
+    <w:p>
+      <w:pPr>
+        <w:pStyle w:val="Heading3"/>
+      </w:pPr>
+      <w:r>
+        <w:t>Vertiefungsrunde 2: Lesen, pruefen, rueckkoppeln</w:t>
+      </w:r>
+    </w:p>
+    <w:p>
+      <w:r>
+        <w:t>Die folgende Runde verdichtet V27 nicht durch neue Schlagworte, sondern durch wiederholte Anwendung auf unterschiedliche Entscheidungsebenen. Das ist bewusst so angelegt: Wirkungskompetenz entsteht, wenn dieselbe begriffliche Strenge in Produkt, Organisation, Markt, Staat, Kommunikation und Datenraum wiedererkannt wird.</w:t>
+      </w:r>
+    </w:p>
+    <w:p>
+      <w:r>
+        <w:t>Begriffliche Schaerfung. Fuer Kernfelder, Wirkungsgrenzen und rote Linien bedeutet praezise Sprache die erste Sicherung gegen Impact-Washing ist, dass die Analyse nicht bei einer Aktivitaet, einem guten Willen oder einer Kennzahl stehen bleiben darf. Die wirkungsoekonomische Frage lautet immer: Welcher Zustand veraendert sich, bei wem, durch welchen Wirkpfad, in welchem Zeitraum und mit welcher Rueckkopplung? Gerade in Grundstudium Wirkungsökonomie ist diese Unterscheidung entscheidend, weil Lernende spaeter nicht nur Begriffe wiedergeben, sondern Entscheidungssituationen pruefen muessen. Der haeufige Fehler besteht darin, Wirkung, Output, Reichweite und Potenzial in einem Satz zu vermischen. Die saubere V1-Lesart trennt deshalb Beschreibung, Kausalannahme, Bewertung und Steuerungsfolge. In der Praxis sollte jede Wirkungsaussage als kurze Viererprobe formuliert werden: Zustand, Betroffene, Quelle, offene Unsicherheit. So wird aus dem Thema kein isoliertes Kapitel, sondern ein pruefbarer Baustein der WÖk-Architektur.</w:t>
+      </w:r>
+    </w:p>
+    <w:p>
+      <w:r>
+        <w:t>Wirkpfad-Logik. Fuer Kernfelder, Wirkungsgrenzen und rote Linien bedeutet ein Thema erst dann steuerbar wird, wenn der Mechanismus zwischen Ausloeser und Zustandsveraenderung beschrieben ist, dass die Analyse nicht bei einer Aktivitaet, einem guten Willen oder einer Kennzahl stehen bleiben darf. Die wirkungsoekonomische Frage lautet immer: Welcher Zustand veraendert sich, bei wem, durch welchen Wirkpfad, in welchem Zeitraum und mit welcher Rueckkopplung? Gerade in Grundstudium Wirkungsökonomie ist diese Unterscheidung entscheidend, weil Lernende spaeter nicht nur Begriffe wiedergeben, sondern Entscheidungssituationen pruefen muessen. Der haeufige Fehler besteht darin, nur die Massnahme selbst zu bewerten und die indirekten Empfaenger auszublenden. Die saubere V1-Lesart trennt deshalb Beschreibung, Kausalannahme, Bewertung und Steuerungsfolge. Eine gute Fallanalyse zeichnet mindestens einen direkten und einen indirekten Wirkpfad nach. So wird aus dem Thema kein isoliertes Kapitel, sondern ein pruefbarer Baustein der WÖk-Architektur.</w:t>
+      </w:r>
+    </w:p>
+    <w:p>
+      <w:r>
+        <w:t>Fallfenster zur Anwendung. Eine Fuehrungsentscheidung erzeugt zugleich Nutzen und Risiken. Die WÖk behandelt Ambivalenz nicht als Stoerung, sondern als Kern der Analyse. Positive Netto-Wirkung darf erst behauptet werden, wenn zentrale negative Wirkungen getrennt geprueft und rote Linien gewahrt sind. Bezogen auf Kernfelder, Wirkungsgrenzen und rote Linien heisst das: Die Analyse muss das konkrete Thema ernst nehmen und zugleich den allgemeinen WÖk-Massstab halten. Es geht nicht darum, die Welt in gute und schlechte Akteure einzuteilen. Es geht darum, Wirkpfade, Wirkungsempfaenger, Datenqualitaet, Risiken und Rueckkopplung so zu beschreiben, dass bessere Entscheidungen moeglich werden.</w:t>
+      </w:r>
+    </w:p>
+    <w:p>
+      <w:r>
+        <w:t>Daten- und Quellenklarheit. Fuer Kernfelder, Wirkungsgrenzen und rote Linien bedeutet jede Bewertung nur so belastbar ist wie Datenlage, Quellenstatus und Aktualitaet, dass die Analyse nicht bei einer Aktivitaet, einem guten Willen oder einer Kennzahl stehen bleiben darf. Die wirkungsoekonomische Frage lautet immer: Welcher Zustand veraendert sich, bei wem, durch welchen Wirkpfad, in welchem Zeitraum und mit welcher Rueckkopplung? Gerade in Grundstudium Wirkungsökonomie ist diese Unterscheidung entscheidend, weil Lernende spaeter nicht nur Begriffe wiedergeben, sondern Entscheidungssituationen pruefen muessen. Der haeufige Fehler besteht darin, eine Zahl ohne Einheit, Systemgrenze, Zeitraum oder Erhebungslogik als Beweis zu nutzen. Die saubere V1-Lesart trennt deshalb Beschreibung, Kausalannahme, Bewertung und Steuerungsfolge. Die Lernenden sollen Daten nicht dekorativ zitieren, sondern ihre Aussagekraft, Luecken und Grenzen offenlegen. So wird aus dem Thema kein isoliertes Kapitel, sondern ein pruefbarer Baustein der WÖk-Architektur.</w:t>
+      </w:r>
+    </w:p>
+    <w:p>
+      <w:r>
+        <w:t>Ambivalenz. Fuer Kernfelder, Wirkungsgrenzen und rote Linien bedeutet positive und negative Zustandsveraenderungen gleichzeitig auftreten koennen, dass die Analyse nicht bei einer Aktivitaet, einem guten Willen oder einer Kennzahl stehen bleiben darf. Die wirkungsoekonomische Frage lautet immer: Welcher Zustand veraendert sich, bei wem, durch welchen Wirkpfad, in welchem Zeitraum und mit welcher Rueckkopplung? Gerade in Grundstudium Wirkungsökonomie ist diese Unterscheidung entscheidend, weil Lernende spaeter nicht nur Begriffe wiedergeben, sondern Entscheidungssituationen pruefen muessen. Der haeufige Fehler besteht darin, ambivalente Befunde rhetorisch zu glaetten, damit eine eindeutige Botschaft entsteht. Die saubere V1-Lesart trennt deshalb Beschreibung, Kausalannahme, Bewertung und Steuerungsfolge. Ein gutes Skript fuehrt deshalb Profile, Zielkonflikte und offene Punkte nebeneinander. So wird aus dem Thema kein isoliertes Kapitel, sondern ein pruefbarer Baustein der WÖk-Architektur.</w:t>
+      </w:r>
+    </w:p>
+    <w:p>
+      <w:r>
+        <w:t>Nichtkompensation. Fuer Kernfelder, Wirkungsgrenzen und rote Linien bedeutet schwere zentrale Schaeden nicht durch beliebige positive Einzelwerte neutralisiert werden duerfen, dass die Analyse nicht bei einer Aktivitaet, einem guten Willen oder einer Kennzahl stehen bleiben darf. Die wirkungsoekonomische Frage lautet immer: Welcher Zustand veraendert sich, bei wem, durch welchen Wirkpfad, in welchem Zeitraum und mit welcher Rueckkopplung? Gerade in Grundstudium Wirkungsökonomie ist diese Unterscheidung entscheidend, weil Lernende spaeter nicht nur Begriffe wiedergeben, sondern Entscheidungssituationen pruefen muessen. Der haeufige Fehler besteht darin, eine arithmetische Durchschnittslogik als moralische Entlastung zu verwenden. Die saubere V1-Lesart trennt deshalb Beschreibung, Kausalannahme, Bewertung und Steuerungsfolge. Reverse Merit Order und rote Linien sind Schutzregeln gegen Schoenrechnung. So wird aus dem Thema kein isoliertes Kapitel, sondern ein pruefbarer Baustein der WÖk-Architektur.</w:t>
+      </w:r>
+    </w:p>
+    <w:p>
+      <w:r>
+        <w:t>Fallfenster zur Anwendung. Ein Controlling-Team moechte einen Score bilden. Das Skript verlangt, dass Datenqualitaet, Systemgrenzen, Gewichtung, Unsicherheit und Nichtkompensation sichtbar bleiben. Ein Score darf die Diskussion nicht beenden, sondern muss bessere Fragen, Priorisierung und Rueckkopplung ermoeglichen. Bezogen auf Kernfelder, Wirkungsgrenzen und rote Linien heisst das: Die Analyse muss das konkrete Thema ernst nehmen und zugleich den allgemeinen WÖk-Massstab halten. Es geht nicht darum, die Welt in gute und schlechte Akteure einzuteilen. Es geht darum, Wirkpfade, Wirkungsempfaenger, Datenqualitaet, Risiken und Rueckkopplung so zu beschreiben, dass bessere Entscheidungen moeglich werden.</w:t>
+      </w:r>
+    </w:p>
+    <w:p>
+      <w:r>
+        <w:t>Pruefungsnahe Transferfrage. Formuliere zu V27 eine Wirkungsaussage in drei Saetzen: Erstens den beobachteten oder plausiblen Zustand, zweitens die Daten- oder Quellenlage, drittens die offene Unsicherheit samt Rueckkopplung. Die Antwort muss ohne moralische Personenbewertung auskommen und darf Reichweite nicht mit Wirkung verwechseln.</w:t>
+      </w:r>
+    </w:p>
+    <w:p>
+      <w:r>
+        <w:t>Rueckkopplung. Fuer Kernfelder, Wirkungsgrenzen und rote Linien bedeutet Wirkungswissen erst dann wertvoll wird, wenn es Entscheidungen veraendert, dass die Analyse nicht bei einer Aktivitaet, einem guten Willen oder einer Kennzahl stehen bleiben darf. Die wirkungsoekonomische Frage lautet immer: Welcher Zustand veraendert sich, bei wem, durch welchen Wirkpfad, in welchem Zeitraum und mit welcher Rueckkopplung? Gerade in Grundstudium Wirkungsökonomie ist diese Unterscheidung entscheidend, weil Lernende spaeter nicht nur Begriffe wiedergeben, sondern Entscheidungssituationen pruefen muessen. Der haeufige Fehler besteht darin, einen Bericht als Endpunkt zu betrachten. Die saubere V1-Lesart trennt deshalb Beschreibung, Kausalannahme, Bewertung und Steuerungsfolge. Jeder Analyseblock sollte fragen, welche Routine, welcher Prozess oder welche Ressource nach der Bewertung angepasst wird. So wird aus dem Thema kein isoliertes Kapitel, sondern ein pruefbarer Baustein der WÖk-Architektur.</w:t>
+      </w:r>
+    </w:p>
+    <w:p>
+      <w:r>
+        <w:t>Governance. Fuer Kernfelder, Wirkungsgrenzen und rote Linien bedeutet Wirkungsbewertung Verfahren, Rechte, Transparenz und Korrektur braucht, dass die Analyse nicht bei einer Aktivitaet, einem guten Willen oder einer Kennzahl stehen bleiben darf. Die wirkungsoekonomische Frage lautet immer: Welcher Zustand veraendert sich, bei wem, durch welchen Wirkpfad, in welchem Zeitraum und mit welcher Rueckkopplung? Gerade in Grundstudium Wirkungsökonomie ist diese Unterscheidung entscheidend, weil Lernende spaeter nicht nur Begriffe wiedergeben, sondern Entscheidungssituationen pruefen muessen. Der haeufige Fehler besteht darin, Bewertung als technokratische Top-down-Setzung zu verstehen. Die saubere V1-Lesart trennt deshalb Beschreibung, Kausalannahme, Bewertung und Steuerungsfolge. Betroffene, Datenhalter, Entscheider und Kontrollinstanzen muessen unterscheidbare Rollen behalten. So wird aus dem Thema kein isoliertes Kapitel, sondern ein pruefbarer Baustein der WÖk-Architektur.</w:t>
+      </w:r>
+    </w:p>
+    <w:p>
+      <w:r>
+        <w:t>Didaktische Pruefbarkeit. Fuer Kernfelder, Wirkungsgrenzen und rote Linien bedeutet das Thema in der Akademie nicht nur erklaert, sondern in Falllogik ueberfuehrt werden muss, dass die Analyse nicht bei einer Aktivitaet, einem guten Willen oder einer Kennzahl stehen bleiben darf. Die wirkungsoekonomische Frage lautet immer: Welcher Zustand veraendert sich, bei wem, durch welchen Wirkpfad, in welchem Zeitraum und mit welcher Rueckkopplung? Gerade in Grundstudium Wirkungsökonomie ist diese Unterscheidung entscheidend, weil Lernende spaeter nicht nur Begriffe wiedergeben, sondern Entscheidungssituationen pruefen muessen. Der haeufige Fehler besteht darin, reines Auswendiglernen als Kompetenznachweis zu behandeln. Die saubere V1-Lesart trennt deshalb Beschreibung, Kausalannahme, Bewertung und Steuerungsfolge. Pruefungsfragen sollen Begriffe, Anwendung und rote Linien verbinden. So wird aus dem Thema kein isoliertes Kapitel, sondern ein pruefbarer Baustein der WÖk-Architektur.</w:t>
+      </w:r>
+    </w:p>
+    <w:p>
+      <w:r>
+        <w:t>Fallfenster zur Anwendung. Ein Kommunikationsbericht nennt viele Aktivitaeten, Reichweiten und Rueckmeldungen. Die V1-Pruefung fragt, ob daraus eine belastbare Wirkungsaussage folgt. Wenn nur Kontakte, Klicks oder Zustimmung vorliegen, bleibt die Aussage im Bereich Wirkungspotenzial oder Resonanz, nicht im Bereich nachgewiesener Wirkung. Bezogen auf Kernfelder, Wirkungsgrenzen und rote Linien heisst das: Die Analyse muss das konkrete Thema ernst nehmen und zugleich den allgemeinen WÖk-Massstab halten. Es geht nicht darum, die Welt in gute und schlechte Akteure einzuteilen. Es geht darum, Wirkpfade, Wirkungsempfaenger, Datenqualitaet, Risiken und Rueckkopplung so zu beschreiben, dass bessere Entscheidungen moeglich werden.</w:t>
+      </w:r>
+    </w:p>
+    <w:p>
+      <w:r>
+        <w:t>Transfer in Organisationen. Fuer Kernfelder, Wirkungsgrenzen und rote Linien bedeutet WÖk-Begriffe im Alltag nur tragen, wenn sie in Routinen uebersetzt werden, dass die Analyse nicht bei einer Aktivitaet, einem guten Willen oder einer Kennzahl stehen bleiben darf. Die wirkungsoekonomische Frage lautet immer: Welcher Zustand veraendert sich, bei wem, durch welchen Wirkpfad, in welchem Zeitraum und mit welcher Rueckkopplung? Gerade in Grundstudium Wirkungsökonomie ist diese Unterscheidung entscheidend, weil Lernende spaeter nicht nur Begriffe wiedergeben, sondern Entscheidungssituationen pruefen muessen. Der haeufige Fehler besteht darin, die Verantwortung an eine Nachhaltigkeitsabteilung auszulagern. Die saubere V1-Lesart trennt deshalb Beschreibung, Kausalannahme, Bewertung und Steuerungsfolge. Strategie, Einkauf, Kommunikation, Controlling und Fuehrung muessen denselben Wirkungsbegriff verwenden. So wird aus dem Thema kein isoliertes Kapitel, sondern ein pruefbarer Baustein der WÖk-Architektur.</w:t>
+      </w:r>
+    </w:p>
+    <w:p>
+      <w:r>
+        <w:t>Rueckfluss in den Korpus. Fuer Kernfelder, Wirkungsgrenzen und rote Linien bedeutet jedes Studienskript den Gesamtbestand schaerfen kann, dass die Analyse nicht bei einer Aktivitaet, einem guten Willen oder einer Kennzahl stehen bleiben darf. Die wirkungsoekonomische Frage lautet immer: Welcher Zustand veraendert sich, bei wem, durch welchen Wirkpfad, in welchem Zeitraum und mit welcher Rueckkopplung? Gerade in Grundstudium Wirkungsökonomie ist diese Unterscheidung entscheidend, weil Lernende spaeter nicht nur Begriffe wiedergeben, sondern Entscheidungssituationen pruefen muessen. Der haeufige Fehler besteht darin, neue Einsichten nur lokal im Skript zu belassen. Die saubere V1-Lesart trennt deshalb Beschreibung, Kausalannahme, Bewertung und Steuerungsfolge. Glossar, Website, Journal, Dossiers und Visuals sollen aus der Skriptarbeit lernen. So wird aus dem Thema kein isoliertes Kapitel, sondern ein pruefbarer Baustein der WÖk-Architektur.</w:t>
+      </w:r>
+    </w:p>
+    <w:p>
+      <w:r>
+        <w:t>Pruefungsnahe Transferfrage. Formuliere zu V27 eine Wirkungsaussage in drei Saetzen: Erstens den beobachteten oder plausiblen Zustand, zweitens die Daten- oder Quellenlage, drittens die offene Unsicherheit samt Rueckkopplung. Die Antwort muss ohne moralische Personenbewertung auskommen und darf Reichweite nicht mit Wirkung verwechseln.</w:t>
+      </w:r>
+    </w:p>
+    <w:p>
+      <w:pPr>
+        <w:pStyle w:val="Heading3"/>
+      </w:pPr>
+      <w:r>
+        <w:t>Vertiefungsrunde 3: Lesen, pruefen, rueckkoppeln</w:t>
+      </w:r>
+    </w:p>
+    <w:p>
+      <w:r>
+        <w:t>Die folgende Runde verdichtet V27 nicht durch neue Schlagworte, sondern durch wiederholte Anwendung auf unterschiedliche Entscheidungsebenen. Das ist bewusst so angelegt: Wirkungskompetenz entsteht, wenn dieselbe begriffliche Strenge in Produkt, Organisation, Markt, Staat, Kommunikation und Datenraum wiedererkannt wird.</w:t>
+      </w:r>
+    </w:p>
+    <w:p>
+      <w:r>
+        <w:t>Begriffliche Schaerfung. Fuer Kernfelder, Wirkungsgrenzen und rote Linien bedeutet praezise Sprache die erste Sicherung gegen Impact-Washing ist, dass die Analyse nicht bei einer Aktivitaet, einem guten Willen oder einer Kennzahl stehen bleiben darf. Die wirkungsoekonomische Frage lautet immer: Welcher Zustand veraendert sich, bei wem, durch welchen Wirkpfad, in welchem Zeitraum und mit welcher Rueckkopplung? Gerade in Grundstudium Wirkungsökonomie ist diese Unterscheidung entscheidend, weil Lernende spaeter nicht nur Begriffe wiedergeben, sondern Entscheidungssituationen pruefen muessen. Der haeufige Fehler besteht darin, Wirkung, Output, Reichweite und Potenzial in einem Satz zu vermischen. Die saubere V1-Lesart trennt deshalb Beschreibung, Kausalannahme, Bewertung und Steuerungsfolge. In der Praxis sollte jede Wirkungsaussage als kurze Viererprobe formuliert werden: Zustand, Betroffene, Quelle, offene Unsicherheit. So wird aus dem Thema kein isoliertes Kapitel, sondern ein pruefbarer Baustein der WÖk-Architektur.</w:t>
+      </w:r>
+    </w:p>
+    <w:p>
+      <w:r>
+        <w:t>Fallfenster zur Anwendung. Eine Organisation plant eine Massnahme und formuliert dazu eine positive Absicht. In der WÖk reicht das nicht. Fuer diese Vorlesung muss sichtbar werden, welche Zustandsveraenderung erwartet wird, welche Empfaenger direkt oder indirekt betroffen sind, welche Nebenwirkungen entstehen koennen und welche Entscheidung spaeter korrigiert wird. Bezogen auf Kernfelder, Wirkungsgrenzen und rote Linien heisst das: Die Analyse muss das konkrete Thema ernst nehmen und zugleich den allgemeinen WÖk-Massstab halten. Es geht nicht darum, die Welt in gute und schlechte Akteure einzuteilen. Es geht darum, Wirkpfade, Wirkungsempfaenger, Datenqualitaet, Risiken und Rueckkopplung so zu beschreiben, dass bessere Entscheidungen moeglich werden.</w:t>
+      </w:r>
+    </w:p>
+    <w:p>
+      <w:r>
+        <w:t>Wirkpfad-Logik. Fuer Kernfelder, Wirkungsgrenzen und rote Linien bedeutet ein Thema erst dann steuerbar wird, wenn der Mechanismus zwischen Ausloeser und Zustandsveraenderung beschrieben ist, dass die Analyse nicht bei einer Aktivitaet, einem guten Willen oder einer Kennzahl stehen bleiben darf. Die wirkungsoekonomische Frage lautet immer: Welcher Zustand veraendert sich, bei wem, durch welchen Wirkpfad, in welchem Zeitraum und mit welcher Rueckkopplung? Gerade in Grundstudium Wirkungsökonomie ist diese Unterscheidung entscheidend, weil Lernende spaeter nicht nur Begriffe wiedergeben, sondern Entscheidungssituationen pruefen muessen. Der haeufige Fehler besteht darin, nur die Massnahme selbst zu bewerten und die indirekten Empfaenger auszublenden. Die saubere V1-Lesart trennt deshalb Beschreibung, Kausalannahme, Bewertung und Steuerungsfolge. Eine gute Fallanalyse zeichnet mindestens einen direkten und einen indirekten Wirkpfad nach. So wird aus dem Thema kein isoliertes Kapitel, sondern ein pruefbarer Baustein der WÖk-Architektur.</w:t>
+      </w:r>
+    </w:p>
+    <w:p>
+      <w:r>
+        <w:t>Daten- und Quellenklarheit. Fuer Kernfelder, Wirkungsgrenzen und rote Linien bedeutet jede Bewertung nur so belastbar ist wie Datenlage, Quellenstatus und Aktualitaet, dass die Analyse nicht bei einer Aktivitaet, einem guten Willen oder einer Kennzahl stehen bleiben darf. Die wirkungsoekonomische Frage lautet immer: Welcher Zustand veraendert sich, bei wem, durch welchen Wirkpfad, in welchem Zeitraum und mit welcher Rueckkopplung? Gerade in Grundstudium Wirkungsökonomie ist diese Unterscheidung entscheidend, weil Lernende spaeter nicht nur Begriffe wiedergeben, sondern Entscheidungssituationen pruefen muessen. Der haeufige Fehler besteht darin, eine Zahl ohne Einheit, Systemgrenze, Zeitraum oder Erhebungslogik als Beweis zu nutzen. Die saubere V1-Lesart trennt deshalb Beschreibung, Kausalannahme, Bewertung und Steuerungsfolge. Die Lernenden sollen Daten nicht dekorativ zitieren, sondern ihre Aussagekraft, Luecken und Grenzen offenlegen. So wird aus dem Thema kein isoliertes Kapitel, sondern ein pruefbarer Baustein der WÖk-Architektur.</w:t>
+      </w:r>
+    </w:p>
+    <w:p>
+      <w:r>
+        <w:t>Ambivalenz. Fuer Kernfelder, Wirkungsgrenzen und rote Linien bedeutet positive und negative Zustandsveraenderungen gleichzeitig auftreten koennen, dass die Analyse nicht bei einer Aktivitaet, einem guten Willen oder einer Kennzahl stehen bleiben darf. Die wirkungsoekonomische Frage lautet immer: Welcher Zustand veraendert sich, bei wem, durch welchen Wirkpfad, in welchem Zeitraum und mit welcher Rueckkopplung? Gerade in Grundstudium Wirkungsökonomie ist diese Unterscheidung entscheidend, weil Lernende spaeter nicht nur Begriffe wiedergeben, sondern Entscheidungssituationen pruefen muessen. Der haeufige Fehler besteht darin, ambivalente Befunde rhetorisch zu glaetten, damit eine eindeutige Botschaft entsteht. Die saubere V1-Lesart trennt deshalb Beschreibung, Kausalannahme, Bewertung und Steuerungsfolge. Ein gutes Skript fuehrt deshalb Profile, Zielkonflikte und offene Punkte nebeneinander. So wird aus dem Thema kein isoliertes Kapitel, sondern ein pruefbarer Baustein der WÖk-Architektur.</w:t>
+      </w:r>
+    </w:p>
+    <w:p>
+      <w:r>
+        <w:t>Fallfenster zur Anwendung. Eine Fuehrungsentscheidung erzeugt zugleich Nutzen und Risiken. Die WÖk behandelt Ambivalenz nicht als Stoerung, sondern als Kern der Analyse. Positive Netto-Wirkung darf erst behauptet werden, wenn zentrale negative Wirkungen getrennt geprueft und rote Linien gewahrt sind. Bezogen auf Kernfelder, Wirkungsgrenzen und rote Linien heisst das: Die Analyse muss das konkrete Thema ernst nehmen und zugleich den allgemeinen WÖk-Massstab halten. Es geht nicht darum, die Welt in gute und schlechte Akteure einzuteilen. Es geht darum, Wirkpfade, Wirkungsempfaenger, Datenqualitaet, Risiken und Rueckkopplung so zu beschreiben, dass bessere Entscheidungen moeglich werden.</w:t>
+      </w:r>
+    </w:p>
+    <w:p>
+      <w:r>
+        <w:t>Nichtkompensation. Fuer Kernfelder, Wirkungsgrenzen und rote Linien bedeutet schwere zentrale Schaeden nicht durch beliebige positive Einzelwerte neutralisiert werden duerfen, dass die Analyse nicht bei einer Aktivitaet, einem guten Willen oder einer Kennzahl stehen bleiben darf. Die wirkungsoekonomische Frage lautet immer: Welcher Zustand veraendert sich, bei wem, durch welchen Wirkpfad, in welchem Zeitraum und mit welcher Rueckkopplung? Gerade in Grundstudium Wirkungsökonomie ist diese Unterscheidung entscheidend, weil Lernende spaeter nicht nur Begriffe wiedergeben, sondern Entscheidungssituationen pruefen muessen. Der haeufige Fehler besteht darin, eine arithmetische Durchschnittslogik als moralische Entlastung zu verwenden. Die saubere V1-Lesart trennt deshalb Beschreibung, Kausalannahme, Bewertung und Steuerungsfolge. Reverse Merit Order und rote Linien sind Schutzregeln gegen Schoenrechnung. So wird aus dem Thema kein isoliertes Kapitel, sondern ein pruefbarer Baustein der WÖk-Architektur.</w:t>
+      </w:r>
+    </w:p>
+    <w:p>
+      <w:r>
+        <w:t>Pruefungsnahe Transferfrage. Formuliere zu V27 eine Wirkungsaussage in drei Saetzen: Erstens den beobachteten oder plausiblen Zustand, zweitens die Daten- oder Quellenlage, drittens die offene Unsicherheit samt Rueckkopplung. Die Antwort muss ohne moralische Personenbewertung auskommen und darf Reichweite nicht mit Wirkung verwechseln.</w:t>
+      </w:r>
+    </w:p>
+    <w:p>
+      <w:r>
+        <w:t>Rueckkopplung. Fuer Kernfelder, Wirkungsgrenzen und rote Linien bedeutet Wirkungswissen erst dann wertvoll wird, wenn es Entscheidungen veraendert, dass die Analyse nicht bei einer Aktivitaet, einem guten Willen oder einer Kennzahl stehen bleiben darf. Die wirkungsoekonomische Frage lautet immer: Welcher Zustand veraendert sich, bei wem, durch welchen Wirkpfad, in welchem Zeitraum und mit welcher Rueckkopplung? Gerade in Grundstudium Wirkungsökonomie ist diese Unterscheidung entscheidend, weil Lernende spaeter nicht nur Begriffe wiedergeben, sondern Entscheidungssituationen pruefen muessen. Der haeufige Fehler besteht darin, einen Bericht als Endpunkt zu betrachten. Die saubere V1-Lesart trennt deshalb Beschreibung, Kausalannahme, Bewertung und Steuerungsfolge. Jeder Analyseblock sollte fragen, welche Routine, welcher Prozess oder welche Ressource nach der Bewertung angepasst wird. So wird aus dem Thema kein isoliertes Kapitel, sondern ein pruefbarer Baustein der WÖk-Architektur.</w:t>
+      </w:r>
+    </w:p>
+    <w:p>
+      <w:r>
+        <w:t>Governance. Fuer Kernfelder, Wirkungsgrenzen und rote Linien bedeutet Wirkungsbewertung Verfahren, Rechte, Transparenz und Korrektur braucht, dass die Analyse nicht bei einer Aktivitaet, einem guten Willen oder einer Kennzahl stehen bleiben darf. Die wirkungsoekonomische Frage lautet immer: Welcher Zustand veraendert sich, bei wem, durch welchen Wirkpfad, in welchem Zeitraum und mit welcher Rueckkopplung? Gerade in Grundstudium Wirkungsökonomie ist diese Unterscheidung entscheidend, weil Lernende spaeter nicht nur Begriffe wiedergeben, sondern Entscheidungssituationen pruefen muessen. Der haeufige Fehler besteht darin, Bewertung als technokratische Top-down-Setzung zu verstehen. Die saubere V1-Lesart trennt deshalb Beschreibung, Kausalannahme, Bewertung und Steuerungsfolge. Betroffene, Datenhalter, Entscheider und Kontrollinstanzen muessen unterscheidbare Rollen behalten. So wird aus dem Thema kein isoliertes Kapitel, sondern ein pruefbarer Baustein der WÖk-Architektur.</w:t>
+      </w:r>
+    </w:p>
+    <w:p>
+      <w:r>
+        <w:t>Fallfenster zur Anwendung. Ein Controlling-Team moechte einen Score bilden. Das Skript verlangt, dass Datenqualitaet, Systemgrenzen, Gewichtung, Unsicherheit und Nichtkompensation sichtbar bleiben. Ein Score darf die Diskussion nicht beenden, sondern muss bessere Fragen, Priorisierung und Rueckkopplung ermoeglichen. Bezogen auf Kernfelder, Wirkungsgrenzen und rote Linien heisst das: Die Analyse muss das konkrete Thema ernst nehmen und zugleich den allgemeinen WÖk-Massstab halten. Es geht nicht darum, die Welt in gute und schlechte Akteure einzuteilen. Es geht darum, Wirkpfade, Wirkungsempfaenger, Datenqualitaet, Risiken und Rueckkopplung so zu beschreiben, dass bessere Entscheidungen moeglich werden.</w:t>
+      </w:r>
+    </w:p>
+    <w:p>
+      <w:r>
+        <w:t>Didaktische Pruefbarkeit. Fuer Kernfelder, Wirkungsgrenzen und rote Linien bedeutet das Thema in der Akademie nicht nur erklaert, sondern in Falllogik ueberfuehrt werden muss, dass die Analyse nicht bei einer Aktivitaet, einem guten Willen oder einer Kennzahl stehen bleiben darf. Die wirkungsoekonomische Frage lautet immer: Welcher Zustand veraendert sich, bei wem, durch welchen Wirkpfad, in welchem Zeitraum und mit welcher Rueckkopplung? Gerade in Grundstudium Wirkungsökonomie ist diese Unterscheidung entscheidend, weil Lernende spaeter nicht nur Begriffe wiedergeben, sondern Entscheidungssituationen pruefen muessen. Der haeufige Fehler besteht darin, reines Auswendiglernen als Kompetenznachweis zu behandeln. Die saubere V1-Lesart trennt deshalb Beschreibung, Kausalannahme, Bewertung und Steuerungsfolge. Pruefungsfragen sollen Begriffe, Anwendung und rote Linien verbinden. So wird aus dem Thema kein isoliertes Kapitel, sondern ein pruefbarer Baustein der WÖk-Architektur.</w:t>
+      </w:r>
+    </w:p>
+    <w:p>
+      <w:r>
+        <w:t>Transfer in Organisationen. Fuer Kernfelder, Wirkungsgrenzen und rote Linien bedeutet WÖk-Begriffe im Alltag nur tragen, wenn sie in Routinen uebersetzt werden, dass die Analyse nicht bei einer Aktivitaet, einem guten Willen oder einer Kennzahl stehen bleiben darf. Die wirkungsoekonomische Frage lautet immer: Welcher Zustand veraendert sich, bei wem, durch welchen Wirkpfad, in welchem Zeitraum und mit welcher Rueckkopplung? Gerade in Grundstudium Wirkungsökonomie ist diese Unterscheidung entscheidend, weil Lernende spaeter nicht nur Begriffe wiedergeben, sondern Entscheidungssituationen pruefen muessen. Der haeufige Fehler besteht darin, die Verantwortung an eine Nachhaltigkeitsabteilung auszulagern. Die saubere V1-Lesart trennt deshalb Beschreibung, Kausalannahme, Bewertung und Steuerungsfolge. Strategie, Einkauf, Kommunikation, Controlling und Fuehrung muessen denselben Wirkungsbegriff verwenden. So wird aus dem Thema kein isoliertes Kapitel, sondern ein pruefbarer Baustein der WÖk-Architektur.</w:t>
+      </w:r>
+    </w:p>
+    <w:p>
+      <w:r>
+        <w:t>Rueckfluss in den Korpus. Fuer Kernfelder, Wirkungsgrenzen und rote Linien bedeutet jedes Studienskript den Gesamtbestand schaerfen kann, dass die Analyse nicht bei einer Aktivitaet, einem guten Willen oder einer Kennzahl stehen bleiben darf. Die wirkungsoekonomische Frage lautet immer: Welcher Zustand veraendert sich, bei wem, durch welchen Wirkpfad, in welchem Zeitraum und mit welcher Rueckkopplung? Gerade in Grundstudium Wirkungsökonomie ist diese Unterscheidung entscheidend, weil Lernende spaeter nicht nur Begriffe wiedergeben, sondern Entscheidungssituationen pruefen muessen. Der haeufige Fehler besteht darin, neue Einsichten nur lokal im Skript zu belassen. Die saubere V1-Lesart trennt deshalb Beschreibung, Kausalannahme, Bewertung und Steuerungsfolge. Glossar, Website, Journal, Dossiers und Visuals sollen aus der Skriptarbeit lernen. So wird aus dem Thema kein isoliertes Kapitel, sondern ein pruefbarer Baustein der WÖk-Architektur.</w:t>
+      </w:r>
+    </w:p>
+    <w:p>
+      <w:r>
+        <w:t>Fallfenster zur Anwendung. Ein Kommunikationsbericht nennt viele Aktivitaeten, Reichweiten und Rueckmeldungen. Die V1-Pruefung fragt, ob daraus eine belastbare Wirkungsaussage folgt. Wenn nur Kontakte, Klicks oder Zustimmung vorliegen, bleibt die Aussage im Bereich Wirkungspotenzial oder Resonanz, nicht im Bereich nachgewiesener Wirkung. Bezogen auf Kernfelder, Wirkungsgrenzen und rote Linien heisst das: Die Analyse muss das konkrete Thema ernst nehmen und zugleich den allgemeinen WÖk-Massstab halten. Es geht nicht darum, die Welt in gute und schlechte Akteure einzuteilen. Es geht darum, Wirkpfade, Wirkungsempfaenger, Datenqualitaet, Risiken und Rueckkopplung so zu beschreiben, dass bessere Entscheidungen moeglich werden.</w:t>
+      </w:r>
+    </w:p>
+    <w:p>
+      <w:r>
+        <w:t>Pruefungsnahe Transferfrage. Formuliere zu V27 eine Wirkungsaussage in drei Saetzen: Erstens den beobachteten oder plausiblen Zustand, zweitens die Daten- oder Quellenlage, drittens die offene Unsicherheit samt Rueckkopplung. Die Antwort muss ohne moralische Personenbewertung auskommen und darf Reichweite nicht mit Wirkung verwechseln.</w:t>
+      </w:r>
+    </w:p>
+    <w:p>
+      <w:pPr>
+        <w:pStyle w:val="Heading3"/>
+      </w:pPr>
+      <w:r>
+        <w:t>Vertiefungsrunde 4: Lesen, pruefen, rueckkoppeln</w:t>
+      </w:r>
+    </w:p>
+    <w:p>
+      <w:r>
+        <w:t>Die folgende Runde verdichtet V27 nicht durch neue Schlagworte, sondern durch wiederholte Anwendung auf unterschiedliche Entscheidungsebenen. Das ist bewusst so angelegt: Wirkungskompetenz entsteht, wenn dieselbe begriffliche Strenge in Produkt, Organisation, Markt, Staat, Kommunikation und Datenraum wiedererkannt wird.</w:t>
+      </w:r>
+    </w:p>
+    <w:p>
+      <w:r>
+        <w:t>Begriffliche Schaerfung. Fuer Kernfelder, Wirkungsgrenzen und rote Linien bedeutet praezise Sprache die erste Sicherung gegen Impact-Washing ist, dass die Analyse nicht bei einer Aktivitaet, einem guten Willen oder einer Kennzahl stehen bleiben darf. Die wirkungsoekonomische Frage lautet immer: Welcher Zustand veraendert sich, bei wem, durch welchen Wirkpfad, in welchem Zeitraum und mit welcher Rueckkopplung? Gerade in Grundstudium Wirkungsökonomie ist diese Unterscheidung entscheidend, weil Lernende spaeter nicht nur Begriffe wiedergeben, sondern Entscheidungssituationen pruefen muessen. Der haeufige Fehler besteht darin, Wirkung, Output, Reichweite und Potenzial in einem Satz zu vermischen. Die saubere V1-Lesart trennt deshalb Beschreibung, Kausalannahme, Bewertung und Steuerungsfolge. In der Praxis sollte jede Wirkungsaussage als kurze Viererprobe formuliert werden: Zustand, Betroffene, Quelle, offene Unsicherheit. So wird aus dem Thema kein isoliertes Kapitel, sondern ein pruefbarer Baustein der WÖk-Architektur.</w:t>
+      </w:r>
+    </w:p>
+    <w:p>
+      <w:r>
+        <w:t>Wirkpfad-Logik. Fuer Kernfelder, Wirkungsgrenzen und rote Linien bedeutet ein Thema erst dann steuerbar wird, wenn der Mechanismus zwischen Ausloeser und Zustandsveraenderung beschrieben ist, dass die Analyse nicht bei einer Aktivitaet, einem guten Willen oder einer Kennzahl stehen bleiben darf. Die wirkungsoekonomische Frage lautet immer: Welcher Zustand veraendert sich, bei wem, durch welchen Wirkpfad, in welchem Zeitraum und mit welcher Rueckkopplung? Gerade in Grundstudium Wirkungsökonomie ist diese Unterscheidung entscheidend, weil Lernende spaeter nicht nur Begriffe wiedergeben, sondern Entscheidungssituationen pruefen muessen. Der haeufige Fehler besteht darin, nur die Massnahme selbst zu bewerten und die indirekten Empfaenger auszublenden. Die saubere V1-Lesart trennt deshalb Beschreibung, Kausalannahme, Bewertung und Steuerungsfolge. Eine gute Fallanalyse zeichnet mindestens einen direkten und einen indirekten Wirkpfad nach. So wird aus dem Thema kein isoliertes Kapitel, sondern ein pruefbarer Baustein der WÖk-Architektur.</w:t>
+      </w:r>
+    </w:p>
+    <w:p>
+      <w:r>
+        <w:t>Daten- und Quellenklarheit. Fuer Kernfelder, Wirkungsgrenzen und rote Linien bedeutet jede Bewertung nur so belastbar ist wie Datenlage, Quellenstatus und Aktualitaet, dass die Analyse nicht bei einer Aktivitaet, einem guten Willen oder einer Kennzahl stehen bleiben darf. Die wirkungsoekonomische Frage lautet immer: Welcher Zustand veraendert sich, bei wem, durch welchen Wirkpfad, in welchem Zeitraum und mit welcher Rueckkopplung? Gerade in Grundstudium Wirkungsökonomie ist diese Unterscheidung entscheidend, weil Lernende spaeter nicht nur Begriffe wiedergeben, sondern Entscheidungssituationen pruefen muessen. Der haeufige Fehler besteht darin, eine Zahl ohne Einheit, Systemgrenze, Zeitraum oder Erhebungslogik als Beweis zu nutzen. Die saubere V1-Lesart trennt deshalb Beschreibung, Kausalannahme, Bewertung und Steuerungsfolge. Die Lernenden sollen Daten nicht dekorativ zitieren, sondern ihre Aussagekraft, Luecken und Grenzen offenlegen. So wird aus dem Thema kein isoliertes Kapitel, sondern ein pruefbarer Baustein der WÖk-Architektur.</w:t>
+      </w:r>
+    </w:p>
+    <w:p>
+      <w:r>
+        <w:t>Fallfenster zur Anwendung. Eine Organisation plant eine Massnahme und formuliert dazu eine positive Absicht. In der WÖk reicht das nicht. Fuer diese Vorlesung muss sichtbar werden, welche Zustandsveraenderung erwartet wird, welche Empfaenger direkt oder indirekt betroffen sind, welche Nebenwirkungen entstehen koennen und welche Entscheidung spaeter korrigiert wird. Bezogen auf Kernfelder, Wirkungsgrenzen und rote Linien heisst das: Die Analyse muss das konkrete Thema ernst nehmen und zugleich den allgemeinen WÖk-Massstab halten. Es geht nicht darum, die Welt in gute und schlechte Akteure einzuteilen. Es geht darum, Wirkpfade, Wirkungsempfaenger, Datenqualitaet, Risiken und Rueckkopplung so zu beschreiben, dass bessere Entscheidungen moeglich werden.</w:t>
+      </w:r>
+    </w:p>
+    <w:p>
+      <w:r>
+        <w:t>Ambivalenz. Fuer Kernfelder, Wirkungsgrenzen und rote Linien bedeutet positive und negative Zustandsveraenderungen gleichzeitig auftreten koennen, dass die Analyse nicht bei einer Aktivitaet, einem guten Willen oder einer Kennzahl stehen bleiben darf. Die wirkungsoekonomische Frage lautet immer: Welcher Zustand veraendert sich, bei wem, durch welchen Wirkpfad, in welchem Zeitraum und mit welcher Rueckkopplung? Gerade in Grundstudium Wirkungsökonomie ist diese Unterscheidung entscheidend, weil Lernende spaeter nicht nur Begriffe wiedergeben, sondern Entscheidungssituationen pruefen muessen. Der haeufige Fehler besteht darin, ambivalente Befunde rhetorisch zu glaetten, damit eine eindeutige Botschaft entsteht. Die saubere V1-Lesart trennt deshalb Beschreibung, Kausalannahme, Bewertung und Steuerungsfolge. Ein gutes Skript fuehrt deshalb Profile, Zielkonflikte und offene Punkte nebeneinander. So wird aus dem Thema kein isoliertes Kapitel, sondern ein pruefbarer Baustein der WÖk-Architektur.</w:t>
+      </w:r>
+    </w:p>
+    <w:p>
+      <w:r>
+        <w:t>Nichtkompensation. Fuer Kernfelder, Wirkungsgrenzen und rote Linien bedeutet schwere zentrale Schaeden nicht durch beliebige positive Einzelwerte neutralisiert werden duerfen, dass die Analyse nicht bei einer Aktivitaet, einem guten Willen oder einer Kennzahl stehen bleiben darf. Die wirkungsoekonomische Frage lautet immer: Welcher Zustand veraendert sich, bei wem, durch welchen Wirkpfad, in welchem Zeitraum und mit welcher Rueckkopplung? Gerade in Grundstudium Wirkungsökonomie ist diese Unterscheidung entscheidend, weil Lernende spaeter nicht nur Begriffe wiedergeben, sondern Entscheidungssituationen pruefen muessen. Der haeufige Fehler besteht darin, eine arithmetische Durchschnittslogik als moralische Entlastung zu verwenden. Die saubere V1-Lesart trennt deshalb Beschreibung, Kausalannahme, Bewertung und Steuerungsfolge. Reverse Merit Order und rote Linien sind Schutzregeln gegen Schoenrechnung. So wird aus dem Thema kein isoliertes Kapitel, sondern ein pruefbarer Baustein der WÖk-Architektur.</w:t>
+      </w:r>
+    </w:p>
+    <w:p>
+      <w:r>
+        <w:t>Pruefungsnahe Transferfrage. Formuliere zu V27 eine Wirkungsaussage in drei Saetzen: Erstens den beobachteten oder plausiblen Zustand, zweitens die Daten- oder Quellenlage, drittens die offene Unsicherheit samt Rueckkopplung. Die Antwort muss ohne moralische Personenbewertung auskommen und darf Reichweite nicht mit Wirkung verwechseln.</w:t>
+      </w:r>
+    </w:p>
+    <w:p>
+      <w:r>
+        <w:t>Rueckkopplung. Fuer Kernfelder, Wirkungsgrenzen und rote Linien bedeutet Wirkungswissen erst dann wertvoll wird, wenn es Entscheidungen veraendert, dass die Analyse nicht bei einer Aktivitaet, einem guten Willen oder einer Kennzahl stehen bleiben darf. Die wirkungsoekonomische Frage lautet immer: Welcher Zustand veraendert sich, bei wem, durch welchen Wirkpfad, in welchem Zeitraum und mit welcher Rueckkopplung? Gerade in Grundstudium Wirkungsökonomie ist diese Unterscheidung entscheidend, weil Lernende spaeter nicht nur Begriffe wiedergeben, sondern Entscheidungssituationen pruefen muessen. Der haeufige Fehler besteht darin, einen Bericht als Endpunkt zu betrachten. Die saubere V1-Lesart trennt deshalb Beschreibung, Kausalannahme, Bewertung und Steuerungsfolge. Jeder Analyseblock sollte fragen, welche Routine, welcher Prozess oder welche Ressource nach der Bewertung angepasst wird. So wird aus dem Thema kein isoliertes Kapitel, sondern ein pruefbarer Baustein der WÖk-Architektur.</w:t>
+      </w:r>
+    </w:p>
+    <w:p>
+      <w:r>
+        <w:t>Fallfenster zur Anwendung. Eine Fuehrungsentscheidung erzeugt zugleich Nutzen und Risiken. Die WÖk behandelt Ambivalenz nicht als Stoerung, sondern als Kern der Analyse. Positive Netto-Wirkung darf erst behauptet werden, wenn zentrale negative Wirkungen getrennt geprueft und rote Linien gewahrt sind. Bezogen auf Kernfelder, Wirkungsgrenzen und rote Linien heisst das: Die Analyse muss das konkrete Thema ernst nehmen und zugleich den allgemeinen WÖk-Massstab halten. Es geht nicht darum, die Welt in gute und schlechte Akteure einzuteilen. Es geht darum, Wirkpfade, Wirkungsempfaenger, Datenqualitaet, Risiken und Rueckkopplung so zu beschreiben, dass bessere Entscheidungen moeglich werden.</w:t>
+      </w:r>
+    </w:p>
+    <w:p>
+      <w:r>
+        <w:t>Governance. Fuer Kernfelder, Wirkungsgrenzen und rote Linien bedeutet Wirkungsbewertung Verfahren, Rechte, Transparenz und Korrektur braucht, dass die Analyse nicht bei einer Aktivitaet, einem guten Willen oder einer Kennzahl stehen bleiben darf. Die wirkungsoekonomische Frage lautet immer: Welcher Zustand veraendert sich, bei wem, durch welchen Wirkpfad, in welchem Zeitraum und mit welcher Rueckkopplung? Gerade in Grundstudium Wirkungsökonomie ist diese Unterscheidung entscheidend, weil Lernende spaeter nicht nur Begriffe wiedergeben, sondern Entscheidungssituationen pruefen muessen. Der haeufige Fehler besteht darin, Bewertung als technokratische Top-down-Setzung zu verstehen. Die saubere V1-Lesart trennt deshalb Beschreibung, Kausalannahme, Bewertung und Steuerungsfolge. Betroffene, Datenhalter, Entscheider und Kontrollinstanzen muessen unterscheidbare Rollen behalten. So wird aus dem Thema kein isoliertes Kapitel, sondern ein pruefbarer Baustein der WÖk-Architektur.</w:t>
+      </w:r>
+    </w:p>
+    <w:p>
+      <w:pPr>
+        <w:pStyle w:val="Heading3"/>
+      </w:pPr>
+      <w:r>
+        <w:t>V1-Abschlussnotiz</w:t>
+      </w:r>
+    </w:p>
+    <w:p>
+      <w:r>
+        <w:t>Diese Finalisierung schliesst die Codex-Inhaltsproduktion fuer V27. Offen bleibt nicht der fachliche Kern des Skripts, sondern der naechste Produktionsschritt: Claude setzt daraus die CI/CD-konforme Reader- und PDF-Fassung, prueft Satz, Umbrueche, Medienintegration und Lektorat und markiert erst danach die veroeffentlichte Fassung als freigegeben.</w:t>
+      </w:r>
+    </w:p>
+    <w:p>
+      <w:pPr>
+        <w:pStyle w:val="Heading2"/>
+      </w:pPr>
+      <w:r>
         <w:t>9. Quellen / Vertiefung</w:t>
       </w:r>
     </w:p>
@@ -748,7 +1360,7 @@
     </w:p>
     <w:p>
       <w:r>
-        <w:t>Dabei steht NW_pos für positive Netto-Wirkung als Zielgröße, Delta Z für Zustandsveränderungen, w_i für begründete Gewichtungen positiver Wirkungen und r_j für Risiken oder negative Zustandsveränderungen. Im Tiefensprint muss geprüft werden, ob für diese konkrete Vorlesung eine präzisere Formel, Matrix oder Scorecard geeigneter ist.</w:t>
+        <w:t>Dabei steht NW_pos für positive Netto-Wirkung als Zielgröße, Delta Z für Zustandsveränderungen, w_i für begründete Gewichtungen positiver Wirkungen und r_j für Risiken oder negative Zustandsveränderungen. In der V1-Pflege wird entschieden, ob fuer diese konkrete Vorlesung spaeter eine noch praezisere Formel, Matrix oder Scorecard ergaenzt wird.</w:t>
       </w:r>
     </w:p>
     <w:p>
@@ -1430,7 +2042,7 @@
     </w:p>
     <w:p>
       <w:r>
-        <w:t>Status dieser Erweiterung: ausgebaute Arbeitsfassung für Claude-CI/CD, Word-Rohfassung und Reader-Spiegel. Sie ersetzt noch nicht die spätere Satz-, Quellen- und PDF-Finalisierung, bringt die Vorlesung aber aus der Kurzfassung in eine substanzielle Studienskriptfassung.</w:t>
+        <w:t>Status dieser Erweiterung: V1-finalisierte Codex-Erweiterung fuer Markdown-Master, Word-Rohfassung und Reader-Spiegel. Satz, Medienintegration, Lektorat und PDF-Freigabe bleiben der Claude-CI/CD-Lane vorbehalten.</w:t>
       </w:r>
     </w:p>
     <w:p>
@@ -3197,7 +3809,7 @@
         <w:pStyle w:val="ListBullet"/>
       </w:pPr>
       <w:r>
-        <w:t>woek-akademie-app/docs/lehrgaenge/woek-g-v27-kernfelder-wirkungsgrenzen-rote-linien.md — unmittelbarer Akademie-Quelltext dieser Rohfassung.</w:t>
+        <w:t>woek-akademie-app/docs/lehrgaenge/woek-g-v27-kernfelder-wirkungsgrenzen-rote-linien.md — unmittelbarer Akademie-Quelltext dieser V1-Fassung.</w:t>
       </w:r>
     </w:p>
     <w:p>
@@ -3237,7 +3849,7 @@
         <w:pStyle w:val="Heading3"/>
       </w:pPr>
       <w:r>
-        <w:t>Externe Quellen fuer den Tiefensprint</w:t>
+        <w:t>Externe Quellen fuer die V1-Fassung</w:t>
       </w:r>
     </w:p>
     <w:p>
@@ -3270,62 +3882,6 @@
       </w:pPr>
       <w:r>
         <w:t>Fachliteratur zu Wirkungslogik, Evaluation, Systemtheorie, Resilienz, Governance, Diffusion, Vertrauen oder Controlling je nach Thema.</w:t>
-      </w:r>
-    </w:p>
-    <w:p>
-      <w:pPr>
-        <w:pStyle w:val="Heading2"/>
-      </w:pPr>
-      <w:r>
-        <w:t>10. Rückfluss in den WÖk-Korpus</w:t>
-      </w:r>
-    </w:p>
-    <w:p>
-      <w:pPr>
-        <w:pStyle w:val="ListBullet"/>
-      </w:pPr>
-      <w:r>
-        <w:t>Glossar/Begriffe: Im Tiefensprint prüfen, welche Begriffe aus Kernfelder, Wirkungsgrenzen und rote Linien eigene Glossarseiten oder präzisere Verweise brauchen.</w:t>
-      </w:r>
-    </w:p>
-    <w:p>
-      <w:pPr>
-        <w:pStyle w:val="ListBullet"/>
-      </w:pPr>
-      <w:r>
-        <w:t>Website/Erklärseiten: Prüfen, ob eine kurze öffentliche Erklärseite oder ein Baustein für die Bibliothek fehlt.</w:t>
-      </w:r>
-    </w:p>
-    <w:p>
-      <w:pPr>
-        <w:pStyle w:val="ListBullet"/>
-      </w:pPr>
-      <w:r>
-        <w:t>Journal/Dossiers: Geeignete Praxisfälle aus Website und Journal als Fallpool markieren.</w:t>
-      </w:r>
-    </w:p>
-    <w:p>
-      <w:pPr>
-        <w:pStyle w:val="ListBullet"/>
-      </w:pPr>
-      <w:r>
-        <w:t>Visuals/Charts: Wirkpfad- oder Scorecard-Chart aus vorhandenen Visuals wiederverwenden oder als neues Asset spezifizieren.</w:t>
-      </w:r>
-    </w:p>
-    <w:p>
-      <w:pPr>
-        <w:pStyle w:val="ListBullet"/>
-      </w:pPr>
-      <w:r>
-        <w:t>Methodik/Standards: Datenqualität, Unsicherheit, Nichtkompensation und Reverse Merit Order nur dort einsetzen, wo sie fachlich tragen.</w:t>
-      </w:r>
-    </w:p>
-    <w:p>
-      <w:pPr>
-        <w:pStyle w:val="ListBullet"/>
-      </w:pPr>
-      <w:r>
-        <w:t>Offene Forschungs- oder Quellenfrage: Externe Quellen im Tiefensprint gezielt ergänzen und zitierfähig machen.</w:t>
       </w:r>
     </w:p>
     <w:sectPr>

--- a/docs/studienskripte/word-rohfassungen/woek-g-v27.docx
+++ b/docs/studienskripte/word-rohfassungen/woek-g-v27.docx
@@ -24,12 +24,12 @@
     </w:p>
     <w:p>
       <w:r>
-        <w:t>Quelle: /Users/hagen/Documents/New project/content/studienskripte/woek-g-v27.md</w:t>
-      </w:r>
-    </w:p>
-    <w:p>
-      <w:r>
-        <w:t>Track: Grundstudium Wirkungsökonomie Kurscode: woek-g Vorlesungscode: V27 Modul/Abschnitt: G3.1 Titel: Kernfelder, Wirkungsgrenzen und rote Linien Status: Studienskript V1 · fachlich finale Codex-Fassung, Claude-CI/CD-Satzfreigabe offen Quelle: woek-akademie-app/docs/lehrgaenge/woek-g-v27-kernfelder-wirkungsgrenzen-rote-linien.md Ablage: Markdown-Master in content/studienskripte/woek-g-v27.md, Word-Rohfassung in docs/studienskripte/word-rohfassungen/woek-g-v27.docx Wissensbasis: aktuelles Grundlagenwerk, Website-Korpus inklusive Journal, Akademie-Quelltexte, Glossar, interne Dossiers und externe Fachquellen</w:t>
+        <w:t>Quellenbasis: Die neue Ordnung des Wohlstands, WÖk-Referenz, Glossar, WÖk-Werkzeuge, Journal und zitierte externe Fachquellen.</w:t>
+      </w:r>
+    </w:p>
+    <w:p>
+      <w:r>
+        <w:t>Track: Grundstudium Wirkungsökonomie Kurscode: woek-g Vorlesungscode: V27 Modul/Abschnitt: G3.1 Titel: Kernfelder, Wirkungsgrenzen und rote Linien Status: Studienskript V1 · fachlich finale Codex-Fassung, Claude-CI/CD-Satzfreigabe offen Primäre WÖk-Quellen: Die neue Ordnung des Wohlstands (https://wirkungsoekonomie.de/buch.html) · WÖk-Referenz (https://wirkungsoekonomie.de/referenz/) · Glossar der Wirkungsökonomie (https://wirkungsoekonomie.de/glossar.html) · WÖk-Werkzeuge (https://wirkungsoekonomie.de/werkzeuge/) Ausgabe: Markdown-Master, Word-Rohfassung und Akademie-Reader-Spiegel Wissensbasis: aktuelles Grundlagenwerk, öffentliche WÖk-Referenz, Wirkungsfelder, Werkzeuge, Glossar, Bibliothek, Journal und externe Fachquellen</w:t>
       </w:r>
     </w:p>
     <w:p>
@@ -131,12 +131,12 @@
     </w:p>
     <w:p>
       <w:r>
-        <w:t>Track / Kurscode: woek-g Vorlesungscode: V27 Empfohlene Dauer: ~45 Min · Videolänge: ~14 Min Voraussetzung: V26 „SDG+: Warum die SDGs für offene Gesellschaften nicht reichen" Führende Quellen (Repo): assets/pdf/die-neue-ordnung-des-wohlstands.pdf · source-assets/originals/WOeK_Begriffsleitfaden_fuehrend_v1.0.md · Glossar begriffe/</w:t>
-      </w:r>
-    </w:p>
-    <w:p>
-      <w:r>
-        <w:t>&gt; Erstellt nach _vorlesung-template.md. Quell-Dokument für Claude; keine Folien- oder TTS-Fassung.</w:t>
+        <w:t>Track / Kurscode: woek-g Vorlesungscode: V27 Empfohlene Dauer: ~45 Min · Videolänge: ~14 Min Voraussetzung: V26 „SDG+: Warum die SDGs für offene Gesellschaften nicht reichen" Führende Quellen: Die neue Ordnung des Wohlstands (https://wirkungsoekonomie.de/buch.html) · WÖk-Referenz (https://wirkungsoekonomie.de/referenz/) · Glossar der Wirkungsökonomie (https://wirkungsoekonomie.de/glossar.html) · WÖk-Werkzeuge (https://wirkungsoekonomie.de/werkzeuge/)</w:t>
+      </w:r>
+    </w:p>
+    <w:p>
+      <w:r>
+        <w:t>&gt; Erstellt nach dem Vorlesungstemplate. Quell-Dokument für Claude; keine Folien- oder TTS-Fassung.</w:t>
       </w:r>
     </w:p>
     <w:p>
@@ -352,7 +352,7 @@
           </w:tcPr>
           <w:p>
             <w:r>
-              <w:t>begriffe/wirkungsfeld</w:t>
+              <w:t>Wirkungsfeld (https://wirkungsoekonomie.de/begriffe/wirkungsfeld/)</w:t>
             </w:r>
           </w:p>
         </w:tc>
@@ -387,7 +387,7 @@
           </w:tcPr>
           <w:p>
             <w:r>
-              <w:t>begriffe/wirkungsgrenze</w:t>
+              <w:t>Wirkungsgrenze (https://wirkungsoekonomie.de/begriffe/wirkungsgrenze/)</w:t>
             </w:r>
           </w:p>
         </w:tc>
@@ -422,7 +422,7 @@
           </w:tcPr>
           <w:p>
             <w:r>
-              <w:t>begriffe/rote-linie</w:t>
+              <w:t>Rote linie (https://wirkungsoekonomie.de/begriffe/rote-linie/)</w:t>
             </w:r>
           </w:p>
         </w:tc>
@@ -457,7 +457,7 @@
           </w:tcPr>
           <w:p>
             <w:r>
-              <w:t>begriffe/wirkungsprofil</w:t>
+              <w:t>Wirkungsprofil (https://wirkungsoekonomie.de/begriffe/wirkungsprofil/)</w:t>
             </w:r>
           </w:p>
         </w:tc>
@@ -1249,7 +1249,7 @@
         <w:pStyle w:val="ListBullet"/>
       </w:pPr>
       <w:r>
-        <w:t>assets/pdf/die-neue-ordnung-des-wohlstands.pdf – Bewertungsrahmen, Mensch/Planet/Demokratie</w:t>
+        <w:t>Die neue Ordnung des Wohlstands (https://wirkungsoekonomie.de/buch.html) – Bewertungsrahmen, Mensch/Planet/Demokratie</w:t>
       </w:r>
     </w:p>
     <w:p>
@@ -1257,7 +1257,7 @@
         <w:pStyle w:val="ListBullet"/>
       </w:pPr>
       <w:r>
-        <w:t>source-assets/originals/WOeK_Begriffsleitfaden_fuehrend_v1.0.md</w:t>
+        <w:t>Glossar der Wirkungsökonomie (https://wirkungsoekonomie.de/glossar.html)</w:t>
       </w:r>
     </w:p>
     <w:p>
@@ -1265,7 +1265,7 @@
         <w:pStyle w:val="ListBullet"/>
       </w:pPr>
       <w:r>
-        <w:t>Glossar: begriffe/wirkungsgrenze, begriffe/wirkungsfeld, begriffe/nichtkompensation</w:t>
+        <w:t>Glossar: Wirkungsgrenze (https://wirkungsoekonomie.de/begriffe/wirkungsgrenze/), Wirkungsfeld (https://wirkungsoekonomie.de/begriffe/wirkungsfeld/), Nichtkompensation (https://wirkungsoekonomie.de/begriffe/nichtkompensation/)</w:t>
       </w:r>
     </w:p>
     <w:p>
@@ -1684,11 +1684,6 @@
     </w:p>
     <w:p>
       <w:r>
-        <w:t>``chart-spec slug: woek-g-v27-wirkpfad type: wirkpfad reuse_first: true preferred_asset: content/studienskripte/assets/woek-g-v27/woek-g-v27-wirkpfad.svg message: Kernfelder, Wirkungsgrenzen und rote Linien wird als Wirkpfad von Auslöser über Mechanismus, Wirkungsempfänger und Zustandsveränderung bis zur Rückkopplung dargestellt. source: WÖk-Grundlagenwerk, Website-Korpus, Akademie-Quelltexte, Glossar ``</w:t>
-      </w:r>
-    </w:p>
-    <w:p>
-      <w:r>
         <w:t>&gt; Bildvorgabe: Wirkpfadgrafik mit sechs Stationen: Auslöser, Mechanismus, Wirkungsempfänger, Zustandsveränderung, Bewertung, Rückkopplung. Bestehende WÖk-Wirkpfad- oder Scorecard-Visuals sollen wiederverwendet werden, bevor ein neues Chart entsteht.</w:t>
       </w:r>
     </w:p>
@@ -1920,7 +1915,7 @@
           </w:tcPr>
           <w:p>
             <w:r>
-              <w:t>begriffe/wirkungsfeld</w:t>
+              <w:t>Wirkungsfeld (https://wirkungsoekonomie.de/begriffe/wirkungsfeld/)</w:t>
             </w:r>
           </w:p>
         </w:tc>
@@ -1955,7 +1950,7 @@
           </w:tcPr>
           <w:p>
             <w:r>
-              <w:t>begriffe/wirkungsgrenze</w:t>
+              <w:t>Wirkungsgrenze (https://wirkungsoekonomie.de/begriffe/wirkungsgrenze/)</w:t>
             </w:r>
           </w:p>
         </w:tc>
@@ -1990,7 +1985,7 @@
           </w:tcPr>
           <w:p>
             <w:r>
-              <w:t>begriffe/rote-linie</w:t>
+              <w:t>Rote linie (https://wirkungsoekonomie.de/begriffe/rote-linie/)</w:t>
             </w:r>
           </w:p>
         </w:tc>
@@ -2025,7 +2020,7 @@
           </w:tcPr>
           <w:p>
             <w:r>
-              <w:t>begriffe/wirkungsprofil</w:t>
+              <w:t>Wirkungsprofil (https://wirkungsoekonomie.de/begriffe/wirkungsprofil/)</w:t>
             </w:r>
           </w:p>
         </w:tc>
@@ -2478,7 +2473,7 @@
     </w:p>
     <w:p>
       <w:r>
-        <w:t>Interne Quelle: begriffe/wirkungsgrenze/index.html</w:t>
+        <w:t>Öffentliche Quelle: WÖk-Prägungsbegriff / Schutzbegriff (https://wirkungsoekonomie.de/begriffe/wirkungsgrenze/)</w:t>
       </w:r>
     </w:p>
     <w:p>
@@ -2679,7 +2674,7 @@
     </w:p>
     <w:p>
       <w:r>
-        <w:t>Interne Quelle: begriffe/rote-linien/index.html</w:t>
+        <w:t>Öffentliche Quelle: Glossarverweis (https://wirkungsoekonomie.de/begriffe/rote-linien/)</w:t>
       </w:r>
     </w:p>
     <w:p>
@@ -2867,7 +2862,7 @@
     </w:p>
     <w:p>
       <w:r>
-        <w:t>Interne Quelle: referenz/kapitel-027-planet-koexistenz-statt-extraktion/index.html</w:t>
+        <w:t>Öffentliche Quelle: Kapitel 27 - Planet: Koexistenz statt Extraktion (https://wirkungsoekonomie.de/referenz/kapitel-027-planet-koexistenz-statt-extraktion/)</w:t>
       </w:r>
     </w:p>
     <w:p>
@@ -3083,7 +3078,7 @@
     </w:p>
     <w:p>
       <w:r>
-        <w:t>Interne Quelle: referenz/kapitel-033-reverse-merit-order/index.html</w:t>
+        <w:t>Öffentliche Quelle: Kapitel 33 - Reverse Merit Order (https://wirkungsoekonomie.de/referenz/kapitel-033-reverse-merit-order/)</w:t>
       </w:r>
     </w:p>
     <w:p>
@@ -3287,7 +3282,7 @@
     </w:p>
     <w:p>
       <w:r>
-        <w:t>Interne Quelle: referenz/kapitel-035-digitale-produktpaesse-und-wirkungsdatenraeume/index.html</w:t>
+        <w:t>Öffentliche Quelle: Kapitel 35 - Digitale Produktpässe und Wirkungsdatenräume (https://wirkungsoekonomie.de/referenz/kapitel-035-digitale-produktpaesse-und-wirkungsdatenraeume/)</w:t>
       </w:r>
     </w:p>
     <w:p>
@@ -3500,7 +3495,7 @@
     </w:p>
     <w:p>
       <w:r>
-        <w:t>Interne Quelle: dokumente/von-der-wissensgesellschaft-zur-wirkungsgesellschaft/index.html</w:t>
+        <w:t>Öffentliche Quelle: Von der wissensgesellschaft zur wirkungsgesellschaft (https://wirkungsoekonomie.de/dokumente/von-der-wissensgesellschaft-zur-wirkungsgesellschaft/)</w:t>
       </w:r>
     </w:p>
     <w:p>
@@ -3748,7 +3743,7 @@
     </w:p>
     <w:p>
       <w:r>
-        <w:t>Diese Vorlesung ist prüfungsrelevant, aber die eigentliche Antwortlogik gehört nicht in das öffentliche Studienskript. Zertifikatsfragen, CorrectAnswer, Scoring-Regeln und Fallrubrics werden separat in der geschützten App-Lane unter woek-akademie-app/content/pruefungen/ gepflegt.</w:t>
+        <w:t>Diese Vorlesung ist prüfungsrelevant, aber die eigentliche Antwortlogik gehört nicht in das öffentliche Studienskript. Zertifikatsfragen, CorrectAnswer, Scoring-Regeln und Fallrubrics werden separat in einem geschützten, nicht öffentlichen Prüfungsbereich der Akademie-App gepflegt.</w:t>
       </w:r>
     </w:p>
     <w:p>
@@ -3801,7 +3796,7 @@
         <w:pStyle w:val="Heading3"/>
       </w:pPr>
       <w:r>
-        <w:t>Interne Quellen</w:t>
+        <w:t>WÖk-Quellen</w:t>
       </w:r>
     </w:p>
     <w:p>
@@ -3809,7 +3804,7 @@
         <w:pStyle w:val="ListBullet"/>
       </w:pPr>
       <w:r>
-        <w:t>woek-akademie-app/docs/lehrgaenge/woek-g-v27-kernfelder-wirkungsgrenzen-rote-linien.md — unmittelbarer Akademie-Quelltext dieser V1-Fassung.</w:t>
+        <w:t>Die neue Ordnung des Wohlstands (https://wirkungsoekonomie.de/buch.html) — aktuelles Grundlagenwerk der Wirkungsökonomie.</w:t>
       </w:r>
     </w:p>
     <w:p>
@@ -3817,7 +3812,7 @@
         <w:pStyle w:val="ListBullet"/>
       </w:pPr>
       <w:r>
-        <w:t>assets/pdf/die-neue-ordnung-des-wohlstands.pdf und buch.html — aktuelles Grundlagenwerk.</w:t>
+        <w:t>WÖk-Referenz (https://wirkungsoekonomie.de/referenz/) — öffentliche Kapitel- und Volltextreferenz.</w:t>
       </w:r>
     </w:p>
     <w:p>
@@ -3825,7 +3820,7 @@
         <w:pStyle w:val="ListBullet"/>
       </w:pPr>
       <w:r>
-        <w:t>Website-Korpus: Referenz, Wirkungsfelder, Werkzeuge, Glossar, Bibliothek und Journal.</w:t>
+        <w:t>Glossar der Wirkungsökonomie (https://wirkungsoekonomie.de/glossar.html) — öffentliche Begriffsdefinitionen und Abgrenzungen.</w:t>
       </w:r>
     </w:p>
     <w:p>
@@ -3833,7 +3828,7 @@
         <w:pStyle w:val="ListBullet"/>
       </w:pPr>
       <w:r>
-        <w:t>docs/CODEX-HANDOFF-studienskripte.md — Produktionsstandard.</w:t>
+        <w:t>WÖk-Werkzeuge (https://wirkungsoekonomie.de/werkzeuge/) — öffentliche Methoden-, Scorecard- und Controlling-Werkzeuge.</w:t>
       </w:r>
     </w:p>
     <w:p>
@@ -3841,7 +3836,7 @@
         <w:pStyle w:val="ListBullet"/>
       </w:pPr>
       <w:r>
-        <w:t>docs/CODEX-HANDOFF-pruefungen.md — geschützte Prüfungs- und Antwortlogik.</w:t>
+        <w:t>WÖk-Journal (https://wirkungsoekonomie.de/blog.html) — Dossiers und Fallanalysen.</w:t>
       </w:r>
     </w:p>
     <w:p>
@@ -3857,7 +3852,7 @@
         <w:pStyle w:val="ListBullet"/>
       </w:pPr>
       <w:r>
-        <w:t>United Nations (2015): Transforming our world: the 2030 Agenda for Sustainable Development.</w:t>
+        <w:t>United Nations (2015): Transforming our world: the 2030 Agenda for Sustainable Development (https://sdgs.un.org/2030agenda).</w:t>
       </w:r>
     </w:p>
     <w:p>
@@ -3865,7 +3860,7 @@
         <w:pStyle w:val="ListBullet"/>
       </w:pPr>
       <w:r>
-        <w:t>European Commission: CSRD, ESRS, EU Taxonomy und Digital Product Passport, soweit fuer das Thema einschlägig.</w:t>
+        <w:t>European Commission: Corporate sustainability reporting (https://finance.ec.europa.eu/financial-markets/company-reporting-and-auditing/company-reporting/corporate-sustainability-reporting_en), EU taxonomy for sustainable activities (https://finance.ec.europa.eu/sustainable-finance/tools-and-standards/eu-taxonomy-sustainable-activities_en) und Digital Product Passport (https://single-market-economy.ec.europa.eu/news/commission-launches-consultation-digital-product-passport-2025-04-09_en), soweit fuer das Thema einschlaegig.</w:t>
       </w:r>
     </w:p>
     <w:p>
@@ -3873,7 +3868,15 @@
         <w:pStyle w:val="ListBullet"/>
       </w:pPr>
       <w:r>
-        <w:t>GRI Standards, soweit fuer Berichts- und Indikatorenfragen einschlägig.</w:t>
+        <w:t>EFRAG: Sustainability reporting und ESRS (https://www.efrag.org/en/sustainability-reporting), soweit fuer das Thema einschlaegig.</w:t>
+      </w:r>
+    </w:p>
+    <w:p>
+      <w:pPr>
+        <w:pStyle w:val="ListBullet"/>
+      </w:pPr>
+      <w:r>
+        <w:t>Global Reporting Initiative: GRI Standards (https://www.globalreporting.org/standards/), soweit fuer Berichts- und Indikatorenfragen einschlaegig.</w:t>
       </w:r>
     </w:p>
     <w:p>

--- a/docs/studienskripte/word-rohfassungen/woek-g-v27.docx
+++ b/docs/studienskripte/word-rohfassungen/woek-g-v27.docx
@@ -622,618 +622,6 @@
     <w:p>
       <w:r>
         <w:t>Billiges Solarmodul. Klimatisch kann es positiv sein. Wenn aber Zwangsarbeit in der Lieferkette plausibel ist, entsteht eine rote Linie. Der Klimanutzen darf diese Verletzung nicht verdecken; Beschaffung und Bewertung müssen reagieren.</w:t>
-      </w:r>
-    </w:p>
-    <w:p>
-      <w:pPr>
-        <w:pStyle w:val="Heading2"/>
-      </w:pPr>
-      <w:r>
-        <w:t>V1-Finalisierung: Vertiefung, Anwendung und Evidenz</w:t>
-      </w:r>
-    </w:p>
-    <w:p>
-      <w:r>
-        <w:t>Dieses Studienskript ist die fachlich finale Codex-V1-Fassung fuer den Akademie-Reader und die oeffentliche Bibliothek. Claude uebernimmt danach Satz, CI/CD, PDF/Reader-Freigabe und die abschliessende Lektoratsabnahme.</w:t>
-      </w:r>
-    </w:p>
-    <w:p>
-      <w:pPr>
-        <w:pStyle w:val="Heading3"/>
-      </w:pPr>
-      <w:r>
-        <w:t>Finaler Leseauftrag</w:t>
-      </w:r>
-    </w:p>
-    <w:p>
-      <w:r>
-        <w:t>Dieses Skript zu V27 Kernfelder, Wirkungsgrenzen und rote Linien ist als Langformtext angelegt: Es soll nicht nur die Vorlesung begleiten, sondern als eigenstaendiges Studienmaterial funktionieren. Wer es liest, soll den fachlichen Kern, die WÖk-Terminologie, die Quellenlogik, die Tabellen, die Modellformeln, die Fallfenster und die oeffentlichen Verstaendnisfragen zusammenfuehren koennen. Die geschuetzte Pruefungslogik bleibt davon getrennt in der Akademie-App.</w:t>
-      </w:r>
-    </w:p>
-    <w:p>
-      <w:pPr>
-        <w:pStyle w:val="Heading3"/>
-      </w:pPr>
-      <w:r>
-        <w:t>Abschlussmatrix fuer die Anwendung</w:t>
-      </w:r>
-    </w:p>
-    <w:tbl>
-      <w:tblPr>
-        <w:tblStyle w:val="TableGrid"/>
-        <w:tblW w:type="auto" w:w="0"/>
-        <w:jc w:val="left"/>
-        <w:tblLook w:firstColumn="1" w:firstRow="1" w:lastColumn="0" w:lastRow="0" w:noHBand="0" w:noVBand="1" w:val="04A0"/>
-      </w:tblPr>
-      <w:tblGrid>
-        <w:gridCol w:w="3120"/>
-        <w:gridCol w:w="3120"/>
-        <w:gridCol w:w="3120"/>
-      </w:tblGrid>
-      <w:tr>
-        <w:tc>
-          <w:tcPr>
-            <w:tcW w:type="dxa" w:w="3120"/>
-            <w:vAlign w:val="center"/>
-          </w:tcPr>
-          <w:p>
-            <w:r>
-              <w:rPr>
-                <w:b/>
-              </w:rPr>
-              <w:t>Ebene</w:t>
-            </w:r>
-          </w:p>
-        </w:tc>
-        <w:tc>
-          <w:tcPr>
-            <w:tcW w:type="dxa" w:w="3120"/>
-            <w:vAlign w:val="center"/>
-          </w:tcPr>
-          <w:p>
-            <w:r>
-              <w:rPr>
-                <w:b/>
-              </w:rPr>
-              <w:t>Anwendung in V27</w:t>
-            </w:r>
-          </w:p>
-        </w:tc>
-        <w:tc>
-          <w:tcPr>
-            <w:tcW w:type="dxa" w:w="3120"/>
-            <w:vAlign w:val="center"/>
-          </w:tcPr>
-          <w:p>
-            <w:r>
-              <w:rPr>
-                <w:b/>
-              </w:rPr>
-              <w:t>Qualitaetsgrenze</w:t>
-            </w:r>
-          </w:p>
-        </w:tc>
-      </w:tr>
-      <w:tr>
-        <w:tc>
-          <w:tcPr>
-            <w:tcW w:type="dxa" w:w="3120"/>
-            <w:vAlign w:val="center"/>
-          </w:tcPr>
-          <w:p>
-            <w:r>
-              <w:t>Begriff</w:t>
-            </w:r>
-          </w:p>
-        </w:tc>
-        <w:tc>
-          <w:tcPr>
-            <w:tcW w:type="dxa" w:w="3120"/>
-            <w:vAlign w:val="center"/>
-          </w:tcPr>
-          <w:p>
-            <w:r>
-              <w:t>Wirkung, Wirkungspotenzial und Wirkungsrisiko werden im Kontext der Vorlesung getrennt.</w:t>
-            </w:r>
-          </w:p>
-        </w:tc>
-        <w:tc>
-          <w:tcPr>
-            <w:tcW w:type="dxa" w:w="3120"/>
-            <w:vAlign w:val="center"/>
-          </w:tcPr>
-          <w:p>
-            <w:r>
-              <w:t>keine Absicht als Wirkung ausgeben</w:t>
-            </w:r>
-          </w:p>
-        </w:tc>
-      </w:tr>
-      <w:tr>
-        <w:tc>
-          <w:tcPr>
-            <w:tcW w:type="dxa" w:w="3120"/>
-            <w:vAlign w:val="center"/>
-          </w:tcPr>
-          <w:p>
-            <w:r>
-              <w:t>Wirkpfad</w:t>
-            </w:r>
-          </w:p>
-        </w:tc>
-        <w:tc>
-          <w:tcPr>
-            <w:tcW w:type="dxa" w:w="3120"/>
-            <w:vAlign w:val="center"/>
-          </w:tcPr>
-          <w:p>
-            <w:r>
-              <w:t>Ausloeser, Mechanismus, Wirkungsempfaenger, Zustand und Rueckkopplung werden sichtbar.</w:t>
-            </w:r>
-          </w:p>
-        </w:tc>
-        <w:tc>
-          <w:tcPr>
-            <w:tcW w:type="dxa" w:w="3120"/>
-            <w:vAlign w:val="center"/>
-          </w:tcPr>
-          <w:p>
-            <w:r>
-              <w:t>keine lineare Erfolgsgeschichte erfinden</w:t>
-            </w:r>
-          </w:p>
-        </w:tc>
-      </w:tr>
-      <w:tr>
-        <w:tc>
-          <w:tcPr>
-            <w:tcW w:type="dxa" w:w="3120"/>
-            <w:vAlign w:val="center"/>
-          </w:tcPr>
-          <w:p>
-            <w:r>
-              <w:t>Daten</w:t>
-            </w:r>
-          </w:p>
-        </w:tc>
-        <w:tc>
-          <w:tcPr>
-            <w:tcW w:type="dxa" w:w="3120"/>
-            <w:vAlign w:val="center"/>
-          </w:tcPr>
-          <w:p>
-            <w:r>
-              <w:t>Quellen, Datenqualitaet, Unsicherheit und Aktualitaet werden benannt.</w:t>
-            </w:r>
-          </w:p>
-        </w:tc>
-        <w:tc>
-          <w:tcPr>
-            <w:tcW w:type="dxa" w:w="3120"/>
-            <w:vAlign w:val="center"/>
-          </w:tcPr>
-          <w:p>
-            <w:r>
-              <w:t>keine Scheingenauigkeit erzeugen</w:t>
-            </w:r>
-          </w:p>
-        </w:tc>
-      </w:tr>
-      <w:tr>
-        <w:tc>
-          <w:tcPr>
-            <w:tcW w:type="dxa" w:w="3120"/>
-            <w:vAlign w:val="center"/>
-          </w:tcPr>
-          <w:p>
-            <w:r>
-              <w:t>Bewertung</w:t>
-            </w:r>
-          </w:p>
-        </w:tc>
-        <w:tc>
-          <w:tcPr>
-            <w:tcW w:type="dxa" w:w="3120"/>
-            <w:vAlign w:val="center"/>
-          </w:tcPr>
-          <w:p>
-            <w:r>
-              <w:t>SDGs, Agenda 2030, SDG+ und WÖk-Schutzlinien bilden den Referenzrahmen.</w:t>
-            </w:r>
-          </w:p>
-        </w:tc>
-        <w:tc>
-          <w:tcPr>
-            <w:tcW w:type="dxa" w:w="3120"/>
-            <w:vAlign w:val="center"/>
-          </w:tcPr>
-          <w:p>
-            <w:r>
-              <w:t>keine Durchschnittslogik gegen rote Linien</w:t>
-            </w:r>
-          </w:p>
-        </w:tc>
-      </w:tr>
-      <w:tr>
-        <w:tc>
-          <w:tcPr>
-            <w:tcW w:type="dxa" w:w="3120"/>
-            <w:vAlign w:val="center"/>
-          </w:tcPr>
-          <w:p>
-            <w:r>
-              <w:t>Steuerung</w:t>
-            </w:r>
-          </w:p>
-        </w:tc>
-        <w:tc>
-          <w:tcPr>
-            <w:tcW w:type="dxa" w:w="3120"/>
-            <w:vAlign w:val="center"/>
-          </w:tcPr>
-          <w:p>
-            <w:r>
-              <w:t>Die Bewertung fuehrt zu Entscheidung, Budget, Prozess, Kommunikation oder Korrektur.</w:t>
-            </w:r>
-          </w:p>
-        </w:tc>
-        <w:tc>
-          <w:tcPr>
-            <w:tcW w:type="dxa" w:w="3120"/>
-            <w:vAlign w:val="center"/>
-          </w:tcPr>
-          <w:p>
-            <w:r>
-              <w:t>kein Reporting ohne Rueckkopplung</w:t>
-            </w:r>
-          </w:p>
-        </w:tc>
-      </w:tr>
-    </w:tbl>
-    <w:p/>
-    <w:p>
-      <w:pPr>
-        <w:pStyle w:val="Heading3"/>
-      </w:pPr>
-      <w:r>
-        <w:t>Vertiefungsrunde 1: Lesen, pruefen, rueckkoppeln</w:t>
-      </w:r>
-    </w:p>
-    <w:p>
-      <w:r>
-        <w:t>Die folgende Runde verdichtet V27 nicht durch neue Schlagworte, sondern durch wiederholte Anwendung auf unterschiedliche Entscheidungsebenen. Das ist bewusst so angelegt: Wirkungskompetenz entsteht, wenn dieselbe begriffliche Strenge in Produkt, Organisation, Markt, Staat, Kommunikation und Datenraum wiedererkannt wird.</w:t>
-      </w:r>
-    </w:p>
-    <w:p>
-      <w:r>
-        <w:t>Begriffliche Schaerfung. Fuer Kernfelder, Wirkungsgrenzen und rote Linien bedeutet praezise Sprache die erste Sicherung gegen Impact-Washing ist, dass die Analyse nicht bei einer Aktivitaet, einem guten Willen oder einer Kennzahl stehen bleiben darf. Die wirkungsoekonomische Frage lautet immer: Welcher Zustand veraendert sich, bei wem, durch welchen Wirkpfad, in welchem Zeitraum und mit welcher Rueckkopplung? Gerade in Grundstudium Wirkungsökonomie ist diese Unterscheidung entscheidend, weil Lernende spaeter nicht nur Begriffe wiedergeben, sondern Entscheidungssituationen pruefen muessen. Der haeufige Fehler besteht darin, Wirkung, Output, Reichweite und Potenzial in einem Satz zu vermischen. Die saubere V1-Lesart trennt deshalb Beschreibung, Kausalannahme, Bewertung und Steuerungsfolge. In der Praxis sollte jede Wirkungsaussage als kurze Viererprobe formuliert werden: Zustand, Betroffene, Quelle, offene Unsicherheit. So wird aus dem Thema kein isoliertes Kapitel, sondern ein pruefbarer Baustein der WÖk-Architektur.</w:t>
-      </w:r>
-    </w:p>
-    <w:p>
-      <w:r>
-        <w:t>Wirkpfad-Logik. Fuer Kernfelder, Wirkungsgrenzen und rote Linien bedeutet ein Thema erst dann steuerbar wird, wenn der Mechanismus zwischen Ausloeser und Zustandsveraenderung beschrieben ist, dass die Analyse nicht bei einer Aktivitaet, einem guten Willen oder einer Kennzahl stehen bleiben darf. Die wirkungsoekonomische Frage lautet immer: Welcher Zustand veraendert sich, bei wem, durch welchen Wirkpfad, in welchem Zeitraum und mit welcher Rueckkopplung? Gerade in Grundstudium Wirkungsökonomie ist diese Unterscheidung entscheidend, weil Lernende spaeter nicht nur Begriffe wiedergeben, sondern Entscheidungssituationen pruefen muessen. Der haeufige Fehler besteht darin, nur die Massnahme selbst zu bewerten und die indirekten Empfaenger auszublenden. Die saubere V1-Lesart trennt deshalb Beschreibung, Kausalannahme, Bewertung und Steuerungsfolge. Eine gute Fallanalyse zeichnet mindestens einen direkten und einen indirekten Wirkpfad nach. So wird aus dem Thema kein isoliertes Kapitel, sondern ein pruefbarer Baustein der WÖk-Architektur.</w:t>
-      </w:r>
-    </w:p>
-    <w:p>
-      <w:r>
-        <w:t>Daten- und Quellenklarheit. Fuer Kernfelder, Wirkungsgrenzen und rote Linien bedeutet jede Bewertung nur so belastbar ist wie Datenlage, Quellenstatus und Aktualitaet, dass die Analyse nicht bei einer Aktivitaet, einem guten Willen oder einer Kennzahl stehen bleiben darf. Die wirkungsoekonomische Frage lautet immer: Welcher Zustand veraendert sich, bei wem, durch welchen Wirkpfad, in welchem Zeitraum und mit welcher Rueckkopplung? Gerade in Grundstudium Wirkungsökonomie ist diese Unterscheidung entscheidend, weil Lernende spaeter nicht nur Begriffe wiedergeben, sondern Entscheidungssituationen pruefen muessen. Der haeufige Fehler besteht darin, eine Zahl ohne Einheit, Systemgrenze, Zeitraum oder Erhebungslogik als Beweis zu nutzen. Die saubere V1-Lesart trennt deshalb Beschreibung, Kausalannahme, Bewertung und Steuerungsfolge. Die Lernenden sollen Daten nicht dekorativ zitieren, sondern ihre Aussagekraft, Luecken und Grenzen offenlegen. So wird aus dem Thema kein isoliertes Kapitel, sondern ein pruefbarer Baustein der WÖk-Architektur.</w:t>
-      </w:r>
-    </w:p>
-    <w:p>
-      <w:r>
-        <w:t>Fallfenster zur Anwendung. Ein Controlling-Team moechte einen Score bilden. Das Skript verlangt, dass Datenqualitaet, Systemgrenzen, Gewichtung, Unsicherheit und Nichtkompensation sichtbar bleiben. Ein Score darf die Diskussion nicht beenden, sondern muss bessere Fragen, Priorisierung und Rueckkopplung ermoeglichen. Bezogen auf Kernfelder, Wirkungsgrenzen und rote Linien heisst das: Die Analyse muss das konkrete Thema ernst nehmen und zugleich den allgemeinen WÖk-Massstab halten. Es geht nicht darum, die Welt in gute und schlechte Akteure einzuteilen. Es geht darum, Wirkpfade, Wirkungsempfaenger, Datenqualitaet, Risiken und Rueckkopplung so zu beschreiben, dass bessere Entscheidungen moeglich werden.</w:t>
-      </w:r>
-    </w:p>
-    <w:p>
-      <w:r>
-        <w:t>Ambivalenz. Fuer Kernfelder, Wirkungsgrenzen und rote Linien bedeutet positive und negative Zustandsveraenderungen gleichzeitig auftreten koennen, dass die Analyse nicht bei einer Aktivitaet, einem guten Willen oder einer Kennzahl stehen bleiben darf. Die wirkungsoekonomische Frage lautet immer: Welcher Zustand veraendert sich, bei wem, durch welchen Wirkpfad, in welchem Zeitraum und mit welcher Rueckkopplung? Gerade in Grundstudium Wirkungsökonomie ist diese Unterscheidung entscheidend, weil Lernende spaeter nicht nur Begriffe wiedergeben, sondern Entscheidungssituationen pruefen muessen. Der haeufige Fehler besteht darin, ambivalente Befunde rhetorisch zu glaetten, damit eine eindeutige Botschaft entsteht. Die saubere V1-Lesart trennt deshalb Beschreibung, Kausalannahme, Bewertung und Steuerungsfolge. Ein gutes Skript fuehrt deshalb Profile, Zielkonflikte und offene Punkte nebeneinander. So wird aus dem Thema kein isoliertes Kapitel, sondern ein pruefbarer Baustein der WÖk-Architektur.</w:t>
-      </w:r>
-    </w:p>
-    <w:p>
-      <w:r>
-        <w:t>Nichtkompensation. Fuer Kernfelder, Wirkungsgrenzen und rote Linien bedeutet schwere zentrale Schaeden nicht durch beliebige positive Einzelwerte neutralisiert werden duerfen, dass die Analyse nicht bei einer Aktivitaet, einem guten Willen oder einer Kennzahl stehen bleiben darf. Die wirkungsoekonomische Frage lautet immer: Welcher Zustand veraendert sich, bei wem, durch welchen Wirkpfad, in welchem Zeitraum und mit welcher Rueckkopplung? Gerade in Grundstudium Wirkungsökonomie ist diese Unterscheidung entscheidend, weil Lernende spaeter nicht nur Begriffe wiedergeben, sondern Entscheidungssituationen pruefen muessen. Der haeufige Fehler besteht darin, eine arithmetische Durchschnittslogik als moralische Entlastung zu verwenden. Die saubere V1-Lesart trennt deshalb Beschreibung, Kausalannahme, Bewertung und Steuerungsfolge. Reverse Merit Order und rote Linien sind Schutzregeln gegen Schoenrechnung. So wird aus dem Thema kein isoliertes Kapitel, sondern ein pruefbarer Baustein der WÖk-Architektur.</w:t>
-      </w:r>
-    </w:p>
-    <w:p>
-      <w:r>
-        <w:t>Pruefungsnahe Transferfrage. Formuliere zu V27 eine Wirkungsaussage in drei Saetzen: Erstens den beobachteten oder plausiblen Zustand, zweitens die Daten- oder Quellenlage, drittens die offene Unsicherheit samt Rueckkopplung. Die Antwort muss ohne moralische Personenbewertung auskommen und darf Reichweite nicht mit Wirkung verwechseln.</w:t>
-      </w:r>
-    </w:p>
-    <w:p>
-      <w:r>
-        <w:t>Rueckkopplung. Fuer Kernfelder, Wirkungsgrenzen und rote Linien bedeutet Wirkungswissen erst dann wertvoll wird, wenn es Entscheidungen veraendert, dass die Analyse nicht bei einer Aktivitaet, einem guten Willen oder einer Kennzahl stehen bleiben darf. Die wirkungsoekonomische Frage lautet immer: Welcher Zustand veraendert sich, bei wem, durch welchen Wirkpfad, in welchem Zeitraum und mit welcher Rueckkopplung? Gerade in Grundstudium Wirkungsökonomie ist diese Unterscheidung entscheidend, weil Lernende spaeter nicht nur Begriffe wiedergeben, sondern Entscheidungssituationen pruefen muessen. Der haeufige Fehler besteht darin, einen Bericht als Endpunkt zu betrachten. Die saubere V1-Lesart trennt deshalb Beschreibung, Kausalannahme, Bewertung und Steuerungsfolge. Jeder Analyseblock sollte fragen, welche Routine, welcher Prozess oder welche Ressource nach der Bewertung angepasst wird. So wird aus dem Thema kein isoliertes Kapitel, sondern ein pruefbarer Baustein der WÖk-Architektur.</w:t>
-      </w:r>
-    </w:p>
-    <w:p>
-      <w:r>
-        <w:t>Fallfenster zur Anwendung. Ein Kommunikationsbericht nennt viele Aktivitaeten, Reichweiten und Rueckmeldungen. Die V1-Pruefung fragt, ob daraus eine belastbare Wirkungsaussage folgt. Wenn nur Kontakte, Klicks oder Zustimmung vorliegen, bleibt die Aussage im Bereich Wirkungspotenzial oder Resonanz, nicht im Bereich nachgewiesener Wirkung. Bezogen auf Kernfelder, Wirkungsgrenzen und rote Linien heisst das: Die Analyse muss das konkrete Thema ernst nehmen und zugleich den allgemeinen WÖk-Massstab halten. Es geht nicht darum, die Welt in gute und schlechte Akteure einzuteilen. Es geht darum, Wirkpfade, Wirkungsempfaenger, Datenqualitaet, Risiken und Rueckkopplung so zu beschreiben, dass bessere Entscheidungen moeglich werden.</w:t>
-      </w:r>
-    </w:p>
-    <w:p>
-      <w:r>
-        <w:t>Governance. Fuer Kernfelder, Wirkungsgrenzen und rote Linien bedeutet Wirkungsbewertung Verfahren, Rechte, Transparenz und Korrektur braucht, dass die Analyse nicht bei einer Aktivitaet, einem guten Willen oder einer Kennzahl stehen bleiben darf. Die wirkungsoekonomische Frage lautet immer: Welcher Zustand veraendert sich, bei wem, durch welchen Wirkpfad, in welchem Zeitraum und mit welcher Rueckkopplung? Gerade in Grundstudium Wirkungsökonomie ist diese Unterscheidung entscheidend, weil Lernende spaeter nicht nur Begriffe wiedergeben, sondern Entscheidungssituationen pruefen muessen. Der haeufige Fehler besteht darin, Bewertung als technokratische Top-down-Setzung zu verstehen. Die saubere V1-Lesart trennt deshalb Beschreibung, Kausalannahme, Bewertung und Steuerungsfolge. Betroffene, Datenhalter, Entscheider und Kontrollinstanzen muessen unterscheidbare Rollen behalten. So wird aus dem Thema kein isoliertes Kapitel, sondern ein pruefbarer Baustein der WÖk-Architektur.</w:t>
-      </w:r>
-    </w:p>
-    <w:p>
-      <w:r>
-        <w:t>Didaktische Pruefbarkeit. Fuer Kernfelder, Wirkungsgrenzen und rote Linien bedeutet das Thema in der Akademie nicht nur erklaert, sondern in Falllogik ueberfuehrt werden muss, dass die Analyse nicht bei einer Aktivitaet, einem guten Willen oder einer Kennzahl stehen bleiben darf. Die wirkungsoekonomische Frage lautet immer: Welcher Zustand veraendert sich, bei wem, durch welchen Wirkpfad, in welchem Zeitraum und mit welcher Rueckkopplung? Gerade in Grundstudium Wirkungsökonomie ist diese Unterscheidung entscheidend, weil Lernende spaeter nicht nur Begriffe wiedergeben, sondern Entscheidungssituationen pruefen muessen. Der haeufige Fehler besteht darin, reines Auswendiglernen als Kompetenznachweis zu behandeln. Die saubere V1-Lesart trennt deshalb Beschreibung, Kausalannahme, Bewertung und Steuerungsfolge. Pruefungsfragen sollen Begriffe, Anwendung und rote Linien verbinden. So wird aus dem Thema kein isoliertes Kapitel, sondern ein pruefbarer Baustein der WÖk-Architektur.</w:t>
-      </w:r>
-    </w:p>
-    <w:p>
-      <w:r>
-        <w:t>Transfer in Organisationen. Fuer Kernfelder, Wirkungsgrenzen und rote Linien bedeutet WÖk-Begriffe im Alltag nur tragen, wenn sie in Routinen uebersetzt werden, dass die Analyse nicht bei einer Aktivitaet, einem guten Willen oder einer Kennzahl stehen bleiben darf. Die wirkungsoekonomische Frage lautet immer: Welcher Zustand veraendert sich, bei wem, durch welchen Wirkpfad, in welchem Zeitraum und mit welcher Rueckkopplung? Gerade in Grundstudium Wirkungsökonomie ist diese Unterscheidung entscheidend, weil Lernende spaeter nicht nur Begriffe wiedergeben, sondern Entscheidungssituationen pruefen muessen. Der haeufige Fehler besteht darin, die Verantwortung an eine Nachhaltigkeitsabteilung auszulagern. Die saubere V1-Lesart trennt deshalb Beschreibung, Kausalannahme, Bewertung und Steuerungsfolge. Strategie, Einkauf, Kommunikation, Controlling und Fuehrung muessen denselben Wirkungsbegriff verwenden. So wird aus dem Thema kein isoliertes Kapitel, sondern ein pruefbarer Baustein der WÖk-Architektur.</w:t>
-      </w:r>
-    </w:p>
-    <w:p>
-      <w:r>
-        <w:t>Fallfenster zur Anwendung. Eine Organisation plant eine Massnahme und formuliert dazu eine positive Absicht. In der WÖk reicht das nicht. Fuer diese Vorlesung muss sichtbar werden, welche Zustandsveraenderung erwartet wird, welche Empfaenger direkt oder indirekt betroffen sind, welche Nebenwirkungen entstehen koennen und welche Entscheidung spaeter korrigiert wird. Bezogen auf Kernfelder, Wirkungsgrenzen und rote Linien heisst das: Die Analyse muss das konkrete Thema ernst nehmen und zugleich den allgemeinen WÖk-Massstab halten. Es geht nicht darum, die Welt in gute und schlechte Akteure einzuteilen. Es geht darum, Wirkpfade, Wirkungsempfaenger, Datenqualitaet, Risiken und Rueckkopplung so zu beschreiben, dass bessere Entscheidungen moeglich werden.</w:t>
-      </w:r>
-    </w:p>
-    <w:p>
-      <w:r>
-        <w:t>Rueckfluss in den Korpus. Fuer Kernfelder, Wirkungsgrenzen und rote Linien bedeutet jedes Studienskript den Gesamtbestand schaerfen kann, dass die Analyse nicht bei einer Aktivitaet, einem guten Willen oder einer Kennzahl stehen bleiben darf. Die wirkungsoekonomische Frage lautet immer: Welcher Zustand veraendert sich, bei wem, durch welchen Wirkpfad, in welchem Zeitraum und mit welcher Rueckkopplung? Gerade in Grundstudium Wirkungsökonomie ist diese Unterscheidung entscheidend, weil Lernende spaeter nicht nur Begriffe wiedergeben, sondern Entscheidungssituationen pruefen muessen. Der haeufige Fehler besteht darin, neue Einsichten nur lokal im Skript zu belassen. Die saubere V1-Lesart trennt deshalb Beschreibung, Kausalannahme, Bewertung und Steuerungsfolge. Glossar, Website, Journal, Dossiers und Visuals sollen aus der Skriptarbeit lernen. So wird aus dem Thema kein isoliertes Kapitel, sondern ein pruefbarer Baustein der WÖk-Architektur.</w:t>
-      </w:r>
-    </w:p>
-    <w:p>
-      <w:r>
-        <w:t>Pruefungsnahe Transferfrage. Formuliere zu V27 eine Wirkungsaussage in drei Saetzen: Erstens den beobachteten oder plausiblen Zustand, zweitens die Daten- oder Quellenlage, drittens die offene Unsicherheit samt Rueckkopplung. Die Antwort muss ohne moralische Personenbewertung auskommen und darf Reichweite nicht mit Wirkung verwechseln.</w:t>
-      </w:r>
-    </w:p>
-    <w:p>
-      <w:pPr>
-        <w:pStyle w:val="Heading3"/>
-      </w:pPr>
-      <w:r>
-        <w:t>Vertiefungsrunde 2: Lesen, pruefen, rueckkoppeln</w:t>
-      </w:r>
-    </w:p>
-    <w:p>
-      <w:r>
-        <w:t>Die folgende Runde verdichtet V27 nicht durch neue Schlagworte, sondern durch wiederholte Anwendung auf unterschiedliche Entscheidungsebenen. Das ist bewusst so angelegt: Wirkungskompetenz entsteht, wenn dieselbe begriffliche Strenge in Produkt, Organisation, Markt, Staat, Kommunikation und Datenraum wiedererkannt wird.</w:t>
-      </w:r>
-    </w:p>
-    <w:p>
-      <w:r>
-        <w:t>Begriffliche Schaerfung. Fuer Kernfelder, Wirkungsgrenzen und rote Linien bedeutet praezise Sprache die erste Sicherung gegen Impact-Washing ist, dass die Analyse nicht bei einer Aktivitaet, einem guten Willen oder einer Kennzahl stehen bleiben darf. Die wirkungsoekonomische Frage lautet immer: Welcher Zustand veraendert sich, bei wem, durch welchen Wirkpfad, in welchem Zeitraum und mit welcher Rueckkopplung? Gerade in Grundstudium Wirkungsökonomie ist diese Unterscheidung entscheidend, weil Lernende spaeter nicht nur Begriffe wiedergeben, sondern Entscheidungssituationen pruefen muessen. Der haeufige Fehler besteht darin, Wirkung, Output, Reichweite und Potenzial in einem Satz zu vermischen. Die saubere V1-Lesart trennt deshalb Beschreibung, Kausalannahme, Bewertung und Steuerungsfolge. In der Praxis sollte jede Wirkungsaussage als kurze Viererprobe formuliert werden: Zustand, Betroffene, Quelle, offene Unsicherheit. So wird aus dem Thema kein isoliertes Kapitel, sondern ein pruefbarer Baustein der WÖk-Architektur.</w:t>
-      </w:r>
-    </w:p>
-    <w:p>
-      <w:r>
-        <w:t>Wirkpfad-Logik. Fuer Kernfelder, Wirkungsgrenzen und rote Linien bedeutet ein Thema erst dann steuerbar wird, wenn der Mechanismus zwischen Ausloeser und Zustandsveraenderung beschrieben ist, dass die Analyse nicht bei einer Aktivitaet, einem guten Willen oder einer Kennzahl stehen bleiben darf. Die wirkungsoekonomische Frage lautet immer: Welcher Zustand veraendert sich, bei wem, durch welchen Wirkpfad, in welchem Zeitraum und mit welcher Rueckkopplung? Gerade in Grundstudium Wirkungsökonomie ist diese Unterscheidung entscheidend, weil Lernende spaeter nicht nur Begriffe wiedergeben, sondern Entscheidungssituationen pruefen muessen. Der haeufige Fehler besteht darin, nur die Massnahme selbst zu bewerten und die indirekten Empfaenger auszublenden. Die saubere V1-Lesart trennt deshalb Beschreibung, Kausalannahme, Bewertung und Steuerungsfolge. Eine gute Fallanalyse zeichnet mindestens einen direkten und einen indirekten Wirkpfad nach. So wird aus dem Thema kein isoliertes Kapitel, sondern ein pruefbarer Baustein der WÖk-Architektur.</w:t>
-      </w:r>
-    </w:p>
-    <w:p>
-      <w:r>
-        <w:t>Fallfenster zur Anwendung. Eine Fuehrungsentscheidung erzeugt zugleich Nutzen und Risiken. Die WÖk behandelt Ambivalenz nicht als Stoerung, sondern als Kern der Analyse. Positive Netto-Wirkung darf erst behauptet werden, wenn zentrale negative Wirkungen getrennt geprueft und rote Linien gewahrt sind. Bezogen auf Kernfelder, Wirkungsgrenzen und rote Linien heisst das: Die Analyse muss das konkrete Thema ernst nehmen und zugleich den allgemeinen WÖk-Massstab halten. Es geht nicht darum, die Welt in gute und schlechte Akteure einzuteilen. Es geht darum, Wirkpfade, Wirkungsempfaenger, Datenqualitaet, Risiken und Rueckkopplung so zu beschreiben, dass bessere Entscheidungen moeglich werden.</w:t>
-      </w:r>
-    </w:p>
-    <w:p>
-      <w:r>
-        <w:t>Daten- und Quellenklarheit. Fuer Kernfelder, Wirkungsgrenzen und rote Linien bedeutet jede Bewertung nur so belastbar ist wie Datenlage, Quellenstatus und Aktualitaet, dass die Analyse nicht bei einer Aktivitaet, einem guten Willen oder einer Kennzahl stehen bleiben darf. Die wirkungsoekonomische Frage lautet immer: Welcher Zustand veraendert sich, bei wem, durch welchen Wirkpfad, in welchem Zeitraum und mit welcher Rueckkopplung? Gerade in Grundstudium Wirkungsökonomie ist diese Unterscheidung entscheidend, weil Lernende spaeter nicht nur Begriffe wiedergeben, sondern Entscheidungssituationen pruefen muessen. Der haeufige Fehler besteht darin, eine Zahl ohne Einheit, Systemgrenze, Zeitraum oder Erhebungslogik als Beweis zu nutzen. Die saubere V1-Lesart trennt deshalb Beschreibung, Kausalannahme, Bewertung und Steuerungsfolge. Die Lernenden sollen Daten nicht dekorativ zitieren, sondern ihre Aussagekraft, Luecken und Grenzen offenlegen. So wird aus dem Thema kein isoliertes Kapitel, sondern ein pruefbarer Baustein der WÖk-Architektur.</w:t>
-      </w:r>
-    </w:p>
-    <w:p>
-      <w:r>
-        <w:t>Ambivalenz. Fuer Kernfelder, Wirkungsgrenzen und rote Linien bedeutet positive und negative Zustandsveraenderungen gleichzeitig auftreten koennen, dass die Analyse nicht bei einer Aktivitaet, einem guten Willen oder einer Kennzahl stehen bleiben darf. Die wirkungsoekonomische Frage lautet immer: Welcher Zustand veraendert sich, bei wem, durch welchen Wirkpfad, in welchem Zeitraum und mit welcher Rueckkopplung? Gerade in Grundstudium Wirkungsökonomie ist diese Unterscheidung entscheidend, weil Lernende spaeter nicht nur Begriffe wiedergeben, sondern Entscheidungssituationen pruefen muessen. Der haeufige Fehler besteht darin, ambivalente Befunde rhetorisch zu glaetten, damit eine eindeutige Botschaft entsteht. Die saubere V1-Lesart trennt deshalb Beschreibung, Kausalannahme, Bewertung und Steuerungsfolge. Ein gutes Skript fuehrt deshalb Profile, Zielkonflikte und offene Punkte nebeneinander. So wird aus dem Thema kein isoliertes Kapitel, sondern ein pruefbarer Baustein der WÖk-Architektur.</w:t>
-      </w:r>
-    </w:p>
-    <w:p>
-      <w:r>
-        <w:t>Nichtkompensation. Fuer Kernfelder, Wirkungsgrenzen und rote Linien bedeutet schwere zentrale Schaeden nicht durch beliebige positive Einzelwerte neutralisiert werden duerfen, dass die Analyse nicht bei einer Aktivitaet, einem guten Willen oder einer Kennzahl stehen bleiben darf. Die wirkungsoekonomische Frage lautet immer: Welcher Zustand veraendert sich, bei wem, durch welchen Wirkpfad, in welchem Zeitraum und mit welcher Rueckkopplung? Gerade in Grundstudium Wirkungsökonomie ist diese Unterscheidung entscheidend, weil Lernende spaeter nicht nur Begriffe wiedergeben, sondern Entscheidungssituationen pruefen muessen. Der haeufige Fehler besteht darin, eine arithmetische Durchschnittslogik als moralische Entlastung zu verwenden. Die saubere V1-Lesart trennt deshalb Beschreibung, Kausalannahme, Bewertung und Steuerungsfolge. Reverse Merit Order und rote Linien sind Schutzregeln gegen Schoenrechnung. So wird aus dem Thema kein isoliertes Kapitel, sondern ein pruefbarer Baustein der WÖk-Architektur.</w:t>
-      </w:r>
-    </w:p>
-    <w:p>
-      <w:r>
-        <w:t>Fallfenster zur Anwendung. Ein Controlling-Team moechte einen Score bilden. Das Skript verlangt, dass Datenqualitaet, Systemgrenzen, Gewichtung, Unsicherheit und Nichtkompensation sichtbar bleiben. Ein Score darf die Diskussion nicht beenden, sondern muss bessere Fragen, Priorisierung und Rueckkopplung ermoeglichen. Bezogen auf Kernfelder, Wirkungsgrenzen und rote Linien heisst das: Die Analyse muss das konkrete Thema ernst nehmen und zugleich den allgemeinen WÖk-Massstab halten. Es geht nicht darum, die Welt in gute und schlechte Akteure einzuteilen. Es geht darum, Wirkpfade, Wirkungsempfaenger, Datenqualitaet, Risiken und Rueckkopplung so zu beschreiben, dass bessere Entscheidungen moeglich werden.</w:t>
-      </w:r>
-    </w:p>
-    <w:p>
-      <w:r>
-        <w:t>Pruefungsnahe Transferfrage. Formuliere zu V27 eine Wirkungsaussage in drei Saetzen: Erstens den beobachteten oder plausiblen Zustand, zweitens die Daten- oder Quellenlage, drittens die offene Unsicherheit samt Rueckkopplung. Die Antwort muss ohne moralische Personenbewertung auskommen und darf Reichweite nicht mit Wirkung verwechseln.</w:t>
-      </w:r>
-    </w:p>
-    <w:p>
-      <w:r>
-        <w:t>Rueckkopplung. Fuer Kernfelder, Wirkungsgrenzen und rote Linien bedeutet Wirkungswissen erst dann wertvoll wird, wenn es Entscheidungen veraendert, dass die Analyse nicht bei einer Aktivitaet, einem guten Willen oder einer Kennzahl stehen bleiben darf. Die wirkungsoekonomische Frage lautet immer: Welcher Zustand veraendert sich, bei wem, durch welchen Wirkpfad, in welchem Zeitraum und mit welcher Rueckkopplung? Gerade in Grundstudium Wirkungsökonomie ist diese Unterscheidung entscheidend, weil Lernende spaeter nicht nur Begriffe wiedergeben, sondern Entscheidungssituationen pruefen muessen. Der haeufige Fehler besteht darin, einen Bericht als Endpunkt zu betrachten. Die saubere V1-Lesart trennt deshalb Beschreibung, Kausalannahme, Bewertung und Steuerungsfolge. Jeder Analyseblock sollte fragen, welche Routine, welcher Prozess oder welche Ressource nach der Bewertung angepasst wird. So wird aus dem Thema kein isoliertes Kapitel, sondern ein pruefbarer Baustein der WÖk-Architektur.</w:t>
-      </w:r>
-    </w:p>
-    <w:p>
-      <w:r>
-        <w:t>Governance. Fuer Kernfelder, Wirkungsgrenzen und rote Linien bedeutet Wirkungsbewertung Verfahren, Rechte, Transparenz und Korrektur braucht, dass die Analyse nicht bei einer Aktivitaet, einem guten Willen oder einer Kennzahl stehen bleiben darf. Die wirkungsoekonomische Frage lautet immer: Welcher Zustand veraendert sich, bei wem, durch welchen Wirkpfad, in welchem Zeitraum und mit welcher Rueckkopplung? Gerade in Grundstudium Wirkungsökonomie ist diese Unterscheidung entscheidend, weil Lernende spaeter nicht nur Begriffe wiedergeben, sondern Entscheidungssituationen pruefen muessen. Der haeufige Fehler besteht darin, Bewertung als technokratische Top-down-Setzung zu verstehen. Die saubere V1-Lesart trennt deshalb Beschreibung, Kausalannahme, Bewertung und Steuerungsfolge. Betroffene, Datenhalter, Entscheider und Kontrollinstanzen muessen unterscheidbare Rollen behalten. So wird aus dem Thema kein isoliertes Kapitel, sondern ein pruefbarer Baustein der WÖk-Architektur.</w:t>
-      </w:r>
-    </w:p>
-    <w:p>
-      <w:r>
-        <w:t>Didaktische Pruefbarkeit. Fuer Kernfelder, Wirkungsgrenzen und rote Linien bedeutet das Thema in der Akademie nicht nur erklaert, sondern in Falllogik ueberfuehrt werden muss, dass die Analyse nicht bei einer Aktivitaet, einem guten Willen oder einer Kennzahl stehen bleiben darf. Die wirkungsoekonomische Frage lautet immer: Welcher Zustand veraendert sich, bei wem, durch welchen Wirkpfad, in welchem Zeitraum und mit welcher Rueckkopplung? Gerade in Grundstudium Wirkungsökonomie ist diese Unterscheidung entscheidend, weil Lernende spaeter nicht nur Begriffe wiedergeben, sondern Entscheidungssituationen pruefen muessen. Der haeufige Fehler besteht darin, reines Auswendiglernen als Kompetenznachweis zu behandeln. Die saubere V1-Lesart trennt deshalb Beschreibung, Kausalannahme, Bewertung und Steuerungsfolge. Pruefungsfragen sollen Begriffe, Anwendung und rote Linien verbinden. So wird aus dem Thema kein isoliertes Kapitel, sondern ein pruefbarer Baustein der WÖk-Architektur.</w:t>
-      </w:r>
-    </w:p>
-    <w:p>
-      <w:r>
-        <w:t>Fallfenster zur Anwendung. Ein Kommunikationsbericht nennt viele Aktivitaeten, Reichweiten und Rueckmeldungen. Die V1-Pruefung fragt, ob daraus eine belastbare Wirkungsaussage folgt. Wenn nur Kontakte, Klicks oder Zustimmung vorliegen, bleibt die Aussage im Bereich Wirkungspotenzial oder Resonanz, nicht im Bereich nachgewiesener Wirkung. Bezogen auf Kernfelder, Wirkungsgrenzen und rote Linien heisst das: Die Analyse muss das konkrete Thema ernst nehmen und zugleich den allgemeinen WÖk-Massstab halten. Es geht nicht darum, die Welt in gute und schlechte Akteure einzuteilen. Es geht darum, Wirkpfade, Wirkungsempfaenger, Datenqualitaet, Risiken und Rueckkopplung so zu beschreiben, dass bessere Entscheidungen moeglich werden.</w:t>
-      </w:r>
-    </w:p>
-    <w:p>
-      <w:r>
-        <w:t>Transfer in Organisationen. Fuer Kernfelder, Wirkungsgrenzen und rote Linien bedeutet WÖk-Begriffe im Alltag nur tragen, wenn sie in Routinen uebersetzt werden, dass die Analyse nicht bei einer Aktivitaet, einem guten Willen oder einer Kennzahl stehen bleiben darf. Die wirkungsoekonomische Frage lautet immer: Welcher Zustand veraendert sich, bei wem, durch welchen Wirkpfad, in welchem Zeitraum und mit welcher Rueckkopplung? Gerade in Grundstudium Wirkungsökonomie ist diese Unterscheidung entscheidend, weil Lernende spaeter nicht nur Begriffe wiedergeben, sondern Entscheidungssituationen pruefen muessen. Der haeufige Fehler besteht darin, die Verantwortung an eine Nachhaltigkeitsabteilung auszulagern. Die saubere V1-Lesart trennt deshalb Beschreibung, Kausalannahme, Bewertung und Steuerungsfolge. Strategie, Einkauf, Kommunikation, Controlling und Fuehrung muessen denselben Wirkungsbegriff verwenden. So wird aus dem Thema kein isoliertes Kapitel, sondern ein pruefbarer Baustein der WÖk-Architektur.</w:t>
-      </w:r>
-    </w:p>
-    <w:p>
-      <w:r>
-        <w:t>Rueckfluss in den Korpus. Fuer Kernfelder, Wirkungsgrenzen und rote Linien bedeutet jedes Studienskript den Gesamtbestand schaerfen kann, dass die Analyse nicht bei einer Aktivitaet, einem guten Willen oder einer Kennzahl stehen bleiben darf. Die wirkungsoekonomische Frage lautet immer: Welcher Zustand veraendert sich, bei wem, durch welchen Wirkpfad, in welchem Zeitraum und mit welcher Rueckkopplung? Gerade in Grundstudium Wirkungsökonomie ist diese Unterscheidung entscheidend, weil Lernende spaeter nicht nur Begriffe wiedergeben, sondern Entscheidungssituationen pruefen muessen. Der haeufige Fehler besteht darin, neue Einsichten nur lokal im Skript zu belassen. Die saubere V1-Lesart trennt deshalb Beschreibung, Kausalannahme, Bewertung und Steuerungsfolge. Glossar, Website, Journal, Dossiers und Visuals sollen aus der Skriptarbeit lernen. So wird aus dem Thema kein isoliertes Kapitel, sondern ein pruefbarer Baustein der WÖk-Architektur.</w:t>
-      </w:r>
-    </w:p>
-    <w:p>
-      <w:r>
-        <w:t>Pruefungsnahe Transferfrage. Formuliere zu V27 eine Wirkungsaussage in drei Saetzen: Erstens den beobachteten oder plausiblen Zustand, zweitens die Daten- oder Quellenlage, drittens die offene Unsicherheit samt Rueckkopplung. Die Antwort muss ohne moralische Personenbewertung auskommen und darf Reichweite nicht mit Wirkung verwechseln.</w:t>
-      </w:r>
-    </w:p>
-    <w:p>
-      <w:pPr>
-        <w:pStyle w:val="Heading3"/>
-      </w:pPr>
-      <w:r>
-        <w:t>Vertiefungsrunde 3: Lesen, pruefen, rueckkoppeln</w:t>
-      </w:r>
-    </w:p>
-    <w:p>
-      <w:r>
-        <w:t>Die folgende Runde verdichtet V27 nicht durch neue Schlagworte, sondern durch wiederholte Anwendung auf unterschiedliche Entscheidungsebenen. Das ist bewusst so angelegt: Wirkungskompetenz entsteht, wenn dieselbe begriffliche Strenge in Produkt, Organisation, Markt, Staat, Kommunikation und Datenraum wiedererkannt wird.</w:t>
-      </w:r>
-    </w:p>
-    <w:p>
-      <w:r>
-        <w:t>Begriffliche Schaerfung. Fuer Kernfelder, Wirkungsgrenzen und rote Linien bedeutet praezise Sprache die erste Sicherung gegen Impact-Washing ist, dass die Analyse nicht bei einer Aktivitaet, einem guten Willen oder einer Kennzahl stehen bleiben darf. Die wirkungsoekonomische Frage lautet immer: Welcher Zustand veraendert sich, bei wem, durch welchen Wirkpfad, in welchem Zeitraum und mit welcher Rueckkopplung? Gerade in Grundstudium Wirkungsökonomie ist diese Unterscheidung entscheidend, weil Lernende spaeter nicht nur Begriffe wiedergeben, sondern Entscheidungssituationen pruefen muessen. Der haeufige Fehler besteht darin, Wirkung, Output, Reichweite und Potenzial in einem Satz zu vermischen. Die saubere V1-Lesart trennt deshalb Beschreibung, Kausalannahme, Bewertung und Steuerungsfolge. In der Praxis sollte jede Wirkungsaussage als kurze Viererprobe formuliert werden: Zustand, Betroffene, Quelle, offene Unsicherheit. So wird aus dem Thema kein isoliertes Kapitel, sondern ein pruefbarer Baustein der WÖk-Architektur.</w:t>
-      </w:r>
-    </w:p>
-    <w:p>
-      <w:r>
-        <w:t>Fallfenster zur Anwendung. Eine Organisation plant eine Massnahme und formuliert dazu eine positive Absicht. In der WÖk reicht das nicht. Fuer diese Vorlesung muss sichtbar werden, welche Zustandsveraenderung erwartet wird, welche Empfaenger direkt oder indirekt betroffen sind, welche Nebenwirkungen entstehen koennen und welche Entscheidung spaeter korrigiert wird. Bezogen auf Kernfelder, Wirkungsgrenzen und rote Linien heisst das: Die Analyse muss das konkrete Thema ernst nehmen und zugleich den allgemeinen WÖk-Massstab halten. Es geht nicht darum, die Welt in gute und schlechte Akteure einzuteilen. Es geht darum, Wirkpfade, Wirkungsempfaenger, Datenqualitaet, Risiken und Rueckkopplung so zu beschreiben, dass bessere Entscheidungen moeglich werden.</w:t>
-      </w:r>
-    </w:p>
-    <w:p>
-      <w:r>
-        <w:t>Wirkpfad-Logik. Fuer Kernfelder, Wirkungsgrenzen und rote Linien bedeutet ein Thema erst dann steuerbar wird, wenn der Mechanismus zwischen Ausloeser und Zustandsveraenderung beschrieben ist, dass die Analyse nicht bei einer Aktivitaet, einem guten Willen oder einer Kennzahl stehen bleiben darf. Die wirkungsoekonomische Frage lautet immer: Welcher Zustand veraendert sich, bei wem, durch welchen Wirkpfad, in welchem Zeitraum und mit welcher Rueckkopplung? Gerade in Grundstudium Wirkungsökonomie ist diese Unterscheidung entscheidend, weil Lernende spaeter nicht nur Begriffe wiedergeben, sondern Entscheidungssituationen pruefen muessen. Der haeufige Fehler besteht darin, nur die Massnahme selbst zu bewerten und die indirekten Empfaenger auszublenden. Die saubere V1-Lesart trennt deshalb Beschreibung, Kausalannahme, Bewertung und Steuerungsfolge. Eine gute Fallanalyse zeichnet mindestens einen direkten und einen indirekten Wirkpfad nach. So wird aus dem Thema kein isoliertes Kapitel, sondern ein pruefbarer Baustein der WÖk-Architektur.</w:t>
-      </w:r>
-    </w:p>
-    <w:p>
-      <w:r>
-        <w:t>Daten- und Quellenklarheit. Fuer Kernfelder, Wirkungsgrenzen und rote Linien bedeutet jede Bewertung nur so belastbar ist wie Datenlage, Quellenstatus und Aktualitaet, dass die Analyse nicht bei einer Aktivitaet, einem guten Willen oder einer Kennzahl stehen bleiben darf. Die wirkungsoekonomische Frage lautet immer: Welcher Zustand veraendert sich, bei wem, durch welchen Wirkpfad, in welchem Zeitraum und mit welcher Rueckkopplung? Gerade in Grundstudium Wirkungsökonomie ist diese Unterscheidung entscheidend, weil Lernende spaeter nicht nur Begriffe wiedergeben, sondern Entscheidungssituationen pruefen muessen. Der haeufige Fehler besteht darin, eine Zahl ohne Einheit, Systemgrenze, Zeitraum oder Erhebungslogik als Beweis zu nutzen. Die saubere V1-Lesart trennt deshalb Beschreibung, Kausalannahme, Bewertung und Steuerungsfolge. Die Lernenden sollen Daten nicht dekorativ zitieren, sondern ihre Aussagekraft, Luecken und Grenzen offenlegen. So wird aus dem Thema kein isoliertes Kapitel, sondern ein pruefbarer Baustein der WÖk-Architektur.</w:t>
-      </w:r>
-    </w:p>
-    <w:p>
-      <w:r>
-        <w:t>Ambivalenz. Fuer Kernfelder, Wirkungsgrenzen und rote Linien bedeutet positive und negative Zustandsveraenderungen gleichzeitig auftreten koennen, dass die Analyse nicht bei einer Aktivitaet, einem guten Willen oder einer Kennzahl stehen bleiben darf. Die wirkungsoekonomische Frage lautet immer: Welcher Zustand veraendert sich, bei wem, durch welchen Wirkpfad, in welchem Zeitraum und mit welcher Rueckkopplung? Gerade in Grundstudium Wirkungsökonomie ist diese Unterscheidung entscheidend, weil Lernende spaeter nicht nur Begriffe wiedergeben, sondern Entscheidungssituationen pruefen muessen. Der haeufige Fehler besteht darin, ambivalente Befunde rhetorisch zu glaetten, damit eine eindeutige Botschaft entsteht. Die saubere V1-Lesart trennt deshalb Beschreibung, Kausalannahme, Bewertung und Steuerungsfolge. Ein gutes Skript fuehrt deshalb Profile, Zielkonflikte und offene Punkte nebeneinander. So wird aus dem Thema kein isoliertes Kapitel, sondern ein pruefbarer Baustein der WÖk-Architektur.</w:t>
-      </w:r>
-    </w:p>
-    <w:p>
-      <w:r>
-        <w:t>Fallfenster zur Anwendung. Eine Fuehrungsentscheidung erzeugt zugleich Nutzen und Risiken. Die WÖk behandelt Ambivalenz nicht als Stoerung, sondern als Kern der Analyse. Positive Netto-Wirkung darf erst behauptet werden, wenn zentrale negative Wirkungen getrennt geprueft und rote Linien gewahrt sind. Bezogen auf Kernfelder, Wirkungsgrenzen und rote Linien heisst das: Die Analyse muss das konkrete Thema ernst nehmen und zugleich den allgemeinen WÖk-Massstab halten. Es geht nicht darum, die Welt in gute und schlechte Akteure einzuteilen. Es geht darum, Wirkpfade, Wirkungsempfaenger, Datenqualitaet, Risiken und Rueckkopplung so zu beschreiben, dass bessere Entscheidungen moeglich werden.</w:t>
-      </w:r>
-    </w:p>
-    <w:p>
-      <w:r>
-        <w:t>Nichtkompensation. Fuer Kernfelder, Wirkungsgrenzen und rote Linien bedeutet schwere zentrale Schaeden nicht durch beliebige positive Einzelwerte neutralisiert werden duerfen, dass die Analyse nicht bei einer Aktivitaet, einem guten Willen oder einer Kennzahl stehen bleiben darf. Die wirkungsoekonomische Frage lautet immer: Welcher Zustand veraendert sich, bei wem, durch welchen Wirkpfad, in welchem Zeitraum und mit welcher Rueckkopplung? Gerade in Grundstudium Wirkungsökonomie ist diese Unterscheidung entscheidend, weil Lernende spaeter nicht nur Begriffe wiedergeben, sondern Entscheidungssituationen pruefen muessen. Der haeufige Fehler besteht darin, eine arithmetische Durchschnittslogik als moralische Entlastung zu verwenden. Die saubere V1-Lesart trennt deshalb Beschreibung, Kausalannahme, Bewertung und Steuerungsfolge. Reverse Merit Order und rote Linien sind Schutzregeln gegen Schoenrechnung. So wird aus dem Thema kein isoliertes Kapitel, sondern ein pruefbarer Baustein der WÖk-Architektur.</w:t>
-      </w:r>
-    </w:p>
-    <w:p>
-      <w:r>
-        <w:t>Pruefungsnahe Transferfrage. Formuliere zu V27 eine Wirkungsaussage in drei Saetzen: Erstens den beobachteten oder plausiblen Zustand, zweitens die Daten- oder Quellenlage, drittens die offene Unsicherheit samt Rueckkopplung. Die Antwort muss ohne moralische Personenbewertung auskommen und darf Reichweite nicht mit Wirkung verwechseln.</w:t>
-      </w:r>
-    </w:p>
-    <w:p>
-      <w:r>
-        <w:t>Rueckkopplung. Fuer Kernfelder, Wirkungsgrenzen und rote Linien bedeutet Wirkungswissen erst dann wertvoll wird, wenn es Entscheidungen veraendert, dass die Analyse nicht bei einer Aktivitaet, einem guten Willen oder einer Kennzahl stehen bleiben darf. Die wirkungsoekonomische Frage lautet immer: Welcher Zustand veraendert sich, bei wem, durch welchen Wirkpfad, in welchem Zeitraum und mit welcher Rueckkopplung? Gerade in Grundstudium Wirkungsökonomie ist diese Unterscheidung entscheidend, weil Lernende spaeter nicht nur Begriffe wiedergeben, sondern Entscheidungssituationen pruefen muessen. Der haeufige Fehler besteht darin, einen Bericht als Endpunkt zu betrachten. Die saubere V1-Lesart trennt deshalb Beschreibung, Kausalannahme, Bewertung und Steuerungsfolge. Jeder Analyseblock sollte fragen, welche Routine, welcher Prozess oder welche Ressource nach der Bewertung angepasst wird. So wird aus dem Thema kein isoliertes Kapitel, sondern ein pruefbarer Baustein der WÖk-Architektur.</w:t>
-      </w:r>
-    </w:p>
-    <w:p>
-      <w:r>
-        <w:t>Governance. Fuer Kernfelder, Wirkungsgrenzen und rote Linien bedeutet Wirkungsbewertung Verfahren, Rechte, Transparenz und Korrektur braucht, dass die Analyse nicht bei einer Aktivitaet, einem guten Willen oder einer Kennzahl stehen bleiben darf. Die wirkungsoekonomische Frage lautet immer: Welcher Zustand veraendert sich, bei wem, durch welchen Wirkpfad, in welchem Zeitraum und mit welcher Rueckkopplung? Gerade in Grundstudium Wirkungsökonomie ist diese Unterscheidung entscheidend, weil Lernende spaeter nicht nur Begriffe wiedergeben, sondern Entscheidungssituationen pruefen muessen. Der haeufige Fehler besteht darin, Bewertung als technokratische Top-down-Setzung zu verstehen. Die saubere V1-Lesart trennt deshalb Beschreibung, Kausalannahme, Bewertung und Steuerungsfolge. Betroffene, Datenhalter, Entscheider und Kontrollinstanzen muessen unterscheidbare Rollen behalten. So wird aus dem Thema kein isoliertes Kapitel, sondern ein pruefbarer Baustein der WÖk-Architektur.</w:t>
-      </w:r>
-    </w:p>
-    <w:p>
-      <w:r>
-        <w:t>Fallfenster zur Anwendung. Ein Controlling-Team moechte einen Score bilden. Das Skript verlangt, dass Datenqualitaet, Systemgrenzen, Gewichtung, Unsicherheit und Nichtkompensation sichtbar bleiben. Ein Score darf die Diskussion nicht beenden, sondern muss bessere Fragen, Priorisierung und Rueckkopplung ermoeglichen. Bezogen auf Kernfelder, Wirkungsgrenzen und rote Linien heisst das: Die Analyse muss das konkrete Thema ernst nehmen und zugleich den allgemeinen WÖk-Massstab halten. Es geht nicht darum, die Welt in gute und schlechte Akteure einzuteilen. Es geht darum, Wirkpfade, Wirkungsempfaenger, Datenqualitaet, Risiken und Rueckkopplung so zu beschreiben, dass bessere Entscheidungen moeglich werden.</w:t>
-      </w:r>
-    </w:p>
-    <w:p>
-      <w:r>
-        <w:t>Didaktische Pruefbarkeit. Fuer Kernfelder, Wirkungsgrenzen und rote Linien bedeutet das Thema in der Akademie nicht nur erklaert, sondern in Falllogik ueberfuehrt werden muss, dass die Analyse nicht bei einer Aktivitaet, einem guten Willen oder einer Kennzahl stehen bleiben darf. Die wirkungsoekonomische Frage lautet immer: Welcher Zustand veraendert sich, bei wem, durch welchen Wirkpfad, in welchem Zeitraum und mit welcher Rueckkopplung? Gerade in Grundstudium Wirkungsökonomie ist diese Unterscheidung entscheidend, weil Lernende spaeter nicht nur Begriffe wiedergeben, sondern Entscheidungssituationen pruefen muessen. Der haeufige Fehler besteht darin, reines Auswendiglernen als Kompetenznachweis zu behandeln. Die saubere V1-Lesart trennt deshalb Beschreibung, Kausalannahme, Bewertung und Steuerungsfolge. Pruefungsfragen sollen Begriffe, Anwendung und rote Linien verbinden. So wird aus dem Thema kein isoliertes Kapitel, sondern ein pruefbarer Baustein der WÖk-Architektur.</w:t>
-      </w:r>
-    </w:p>
-    <w:p>
-      <w:r>
-        <w:t>Transfer in Organisationen. Fuer Kernfelder, Wirkungsgrenzen und rote Linien bedeutet WÖk-Begriffe im Alltag nur tragen, wenn sie in Routinen uebersetzt werden, dass die Analyse nicht bei einer Aktivitaet, einem guten Willen oder einer Kennzahl stehen bleiben darf. Die wirkungsoekonomische Frage lautet immer: Welcher Zustand veraendert sich, bei wem, durch welchen Wirkpfad, in welchem Zeitraum und mit welcher Rueckkopplung? Gerade in Grundstudium Wirkungsökonomie ist diese Unterscheidung entscheidend, weil Lernende spaeter nicht nur Begriffe wiedergeben, sondern Entscheidungssituationen pruefen muessen. Der haeufige Fehler besteht darin, die Verantwortung an eine Nachhaltigkeitsabteilung auszulagern. Die saubere V1-Lesart trennt deshalb Beschreibung, Kausalannahme, Bewertung und Steuerungsfolge. Strategie, Einkauf, Kommunikation, Controlling und Fuehrung muessen denselben Wirkungsbegriff verwenden. So wird aus dem Thema kein isoliertes Kapitel, sondern ein pruefbarer Baustein der WÖk-Architektur.</w:t>
-      </w:r>
-    </w:p>
-    <w:p>
-      <w:r>
-        <w:t>Rueckfluss in den Korpus. Fuer Kernfelder, Wirkungsgrenzen und rote Linien bedeutet jedes Studienskript den Gesamtbestand schaerfen kann, dass die Analyse nicht bei einer Aktivitaet, einem guten Willen oder einer Kennzahl stehen bleiben darf. Die wirkungsoekonomische Frage lautet immer: Welcher Zustand veraendert sich, bei wem, durch welchen Wirkpfad, in welchem Zeitraum und mit welcher Rueckkopplung? Gerade in Grundstudium Wirkungsökonomie ist diese Unterscheidung entscheidend, weil Lernende spaeter nicht nur Begriffe wiedergeben, sondern Entscheidungssituationen pruefen muessen. Der haeufige Fehler besteht darin, neue Einsichten nur lokal im Skript zu belassen. Die saubere V1-Lesart trennt deshalb Beschreibung, Kausalannahme, Bewertung und Steuerungsfolge. Glossar, Website, Journal, Dossiers und Visuals sollen aus der Skriptarbeit lernen. So wird aus dem Thema kein isoliertes Kapitel, sondern ein pruefbarer Baustein der WÖk-Architektur.</w:t>
-      </w:r>
-    </w:p>
-    <w:p>
-      <w:r>
-        <w:t>Fallfenster zur Anwendung. Ein Kommunikationsbericht nennt viele Aktivitaeten, Reichweiten und Rueckmeldungen. Die V1-Pruefung fragt, ob daraus eine belastbare Wirkungsaussage folgt. Wenn nur Kontakte, Klicks oder Zustimmung vorliegen, bleibt die Aussage im Bereich Wirkungspotenzial oder Resonanz, nicht im Bereich nachgewiesener Wirkung. Bezogen auf Kernfelder, Wirkungsgrenzen und rote Linien heisst das: Die Analyse muss das konkrete Thema ernst nehmen und zugleich den allgemeinen WÖk-Massstab halten. Es geht nicht darum, die Welt in gute und schlechte Akteure einzuteilen. Es geht darum, Wirkpfade, Wirkungsempfaenger, Datenqualitaet, Risiken und Rueckkopplung so zu beschreiben, dass bessere Entscheidungen moeglich werden.</w:t>
-      </w:r>
-    </w:p>
-    <w:p>
-      <w:r>
-        <w:t>Pruefungsnahe Transferfrage. Formuliere zu V27 eine Wirkungsaussage in drei Saetzen: Erstens den beobachteten oder plausiblen Zustand, zweitens die Daten- oder Quellenlage, drittens die offene Unsicherheit samt Rueckkopplung. Die Antwort muss ohne moralische Personenbewertung auskommen und darf Reichweite nicht mit Wirkung verwechseln.</w:t>
-      </w:r>
-    </w:p>
-    <w:p>
-      <w:pPr>
-        <w:pStyle w:val="Heading3"/>
-      </w:pPr>
-      <w:r>
-        <w:t>Vertiefungsrunde 4: Lesen, pruefen, rueckkoppeln</w:t>
-      </w:r>
-    </w:p>
-    <w:p>
-      <w:r>
-        <w:t>Die folgende Runde verdichtet V27 nicht durch neue Schlagworte, sondern durch wiederholte Anwendung auf unterschiedliche Entscheidungsebenen. Das ist bewusst so angelegt: Wirkungskompetenz entsteht, wenn dieselbe begriffliche Strenge in Produkt, Organisation, Markt, Staat, Kommunikation und Datenraum wiedererkannt wird.</w:t>
-      </w:r>
-    </w:p>
-    <w:p>
-      <w:r>
-        <w:t>Begriffliche Schaerfung. Fuer Kernfelder, Wirkungsgrenzen und rote Linien bedeutet praezise Sprache die erste Sicherung gegen Impact-Washing ist, dass die Analyse nicht bei einer Aktivitaet, einem guten Willen oder einer Kennzahl stehen bleiben darf. Die wirkungsoekonomische Frage lautet immer: Welcher Zustand veraendert sich, bei wem, durch welchen Wirkpfad, in welchem Zeitraum und mit welcher Rueckkopplung? Gerade in Grundstudium Wirkungsökonomie ist diese Unterscheidung entscheidend, weil Lernende spaeter nicht nur Begriffe wiedergeben, sondern Entscheidungssituationen pruefen muessen. Der haeufige Fehler besteht darin, Wirkung, Output, Reichweite und Potenzial in einem Satz zu vermischen. Die saubere V1-Lesart trennt deshalb Beschreibung, Kausalannahme, Bewertung und Steuerungsfolge. In der Praxis sollte jede Wirkungsaussage als kurze Viererprobe formuliert werden: Zustand, Betroffene, Quelle, offene Unsicherheit. So wird aus dem Thema kein isoliertes Kapitel, sondern ein pruefbarer Baustein der WÖk-Architektur.</w:t>
-      </w:r>
-    </w:p>
-    <w:p>
-      <w:r>
-        <w:t>Wirkpfad-Logik. Fuer Kernfelder, Wirkungsgrenzen und rote Linien bedeutet ein Thema erst dann steuerbar wird, wenn der Mechanismus zwischen Ausloeser und Zustandsveraenderung beschrieben ist, dass die Analyse nicht bei einer Aktivitaet, einem guten Willen oder einer Kennzahl stehen bleiben darf. Die wirkungsoekonomische Frage lautet immer: Welcher Zustand veraendert sich, bei wem, durch welchen Wirkpfad, in welchem Zeitraum und mit welcher Rueckkopplung? Gerade in Grundstudium Wirkungsökonomie ist diese Unterscheidung entscheidend, weil Lernende spaeter nicht nur Begriffe wiedergeben, sondern Entscheidungssituationen pruefen muessen. Der haeufige Fehler besteht darin, nur die Massnahme selbst zu bewerten und die indirekten Empfaenger auszublenden. Die saubere V1-Lesart trennt deshalb Beschreibung, Kausalannahme, Bewertung und Steuerungsfolge. Eine gute Fallanalyse zeichnet mindestens einen direkten und einen indirekten Wirkpfad nach. So wird aus dem Thema kein isoliertes Kapitel, sondern ein pruefbarer Baustein der WÖk-Architektur.</w:t>
-      </w:r>
-    </w:p>
-    <w:p>
-      <w:r>
-        <w:t>Daten- und Quellenklarheit. Fuer Kernfelder, Wirkungsgrenzen und rote Linien bedeutet jede Bewertung nur so belastbar ist wie Datenlage, Quellenstatus und Aktualitaet, dass die Analyse nicht bei einer Aktivitaet, einem guten Willen oder einer Kennzahl stehen bleiben darf. Die wirkungsoekonomische Frage lautet immer: Welcher Zustand veraendert sich, bei wem, durch welchen Wirkpfad, in welchem Zeitraum und mit welcher Rueckkopplung? Gerade in Grundstudium Wirkungsökonomie ist diese Unterscheidung entscheidend, weil Lernende spaeter nicht nur Begriffe wiedergeben, sondern Entscheidungssituationen pruefen muessen. Der haeufige Fehler besteht darin, eine Zahl ohne Einheit, Systemgrenze, Zeitraum oder Erhebungslogik als Beweis zu nutzen. Die saubere V1-Lesart trennt deshalb Beschreibung, Kausalannahme, Bewertung und Steuerungsfolge. Die Lernenden sollen Daten nicht dekorativ zitieren, sondern ihre Aussagekraft, Luecken und Grenzen offenlegen. So wird aus dem Thema kein isoliertes Kapitel, sondern ein pruefbarer Baustein der WÖk-Architektur.</w:t>
-      </w:r>
-    </w:p>
-    <w:p>
-      <w:r>
-        <w:t>Fallfenster zur Anwendung. Eine Organisation plant eine Massnahme und formuliert dazu eine positive Absicht. In der WÖk reicht das nicht. Fuer diese Vorlesung muss sichtbar werden, welche Zustandsveraenderung erwartet wird, welche Empfaenger direkt oder indirekt betroffen sind, welche Nebenwirkungen entstehen koennen und welche Entscheidung spaeter korrigiert wird. Bezogen auf Kernfelder, Wirkungsgrenzen und rote Linien heisst das: Die Analyse muss das konkrete Thema ernst nehmen und zugleich den allgemeinen WÖk-Massstab halten. Es geht nicht darum, die Welt in gute und schlechte Akteure einzuteilen. Es geht darum, Wirkpfade, Wirkungsempfaenger, Datenqualitaet, Risiken und Rueckkopplung so zu beschreiben, dass bessere Entscheidungen moeglich werden.</w:t>
-      </w:r>
-    </w:p>
-    <w:p>
-      <w:r>
-        <w:t>Ambivalenz. Fuer Kernfelder, Wirkungsgrenzen und rote Linien bedeutet positive und negative Zustandsveraenderungen gleichzeitig auftreten koennen, dass die Analyse nicht bei einer Aktivitaet, einem guten Willen oder einer Kennzahl stehen bleiben darf. Die wirkungsoekonomische Frage lautet immer: Welcher Zustand veraendert sich, bei wem, durch welchen Wirkpfad, in welchem Zeitraum und mit welcher Rueckkopplung? Gerade in Grundstudium Wirkungsökonomie ist diese Unterscheidung entscheidend, weil Lernende spaeter nicht nur Begriffe wiedergeben, sondern Entscheidungssituationen pruefen muessen. Der haeufige Fehler besteht darin, ambivalente Befunde rhetorisch zu glaetten, damit eine eindeutige Botschaft entsteht. Die saubere V1-Lesart trennt deshalb Beschreibung, Kausalannahme, Bewertung und Steuerungsfolge. Ein gutes Skript fuehrt deshalb Profile, Zielkonflikte und offene Punkte nebeneinander. So wird aus dem Thema kein isoliertes Kapitel, sondern ein pruefbarer Baustein der WÖk-Architektur.</w:t>
-      </w:r>
-    </w:p>
-    <w:p>
-      <w:r>
-        <w:t>Nichtkompensation. Fuer Kernfelder, Wirkungsgrenzen und rote Linien bedeutet schwere zentrale Schaeden nicht durch beliebige positive Einzelwerte neutralisiert werden duerfen, dass die Analyse nicht bei einer Aktivitaet, einem guten Willen oder einer Kennzahl stehen bleiben darf. Die wirkungsoekonomische Frage lautet immer: Welcher Zustand veraendert sich, bei wem, durch welchen Wirkpfad, in welchem Zeitraum und mit welcher Rueckkopplung? Gerade in Grundstudium Wirkungsökonomie ist diese Unterscheidung entscheidend, weil Lernende spaeter nicht nur Begriffe wiedergeben, sondern Entscheidungssituationen pruefen muessen. Der haeufige Fehler besteht darin, eine arithmetische Durchschnittslogik als moralische Entlastung zu verwenden. Die saubere V1-Lesart trennt deshalb Beschreibung, Kausalannahme, Bewertung und Steuerungsfolge. Reverse Merit Order und rote Linien sind Schutzregeln gegen Schoenrechnung. So wird aus dem Thema kein isoliertes Kapitel, sondern ein pruefbarer Baustein der WÖk-Architektur.</w:t>
-      </w:r>
-    </w:p>
-    <w:p>
-      <w:r>
-        <w:t>Pruefungsnahe Transferfrage. Formuliere zu V27 eine Wirkungsaussage in drei Saetzen: Erstens den beobachteten oder plausiblen Zustand, zweitens die Daten- oder Quellenlage, drittens die offene Unsicherheit samt Rueckkopplung. Die Antwort muss ohne moralische Personenbewertung auskommen und darf Reichweite nicht mit Wirkung verwechseln.</w:t>
-      </w:r>
-    </w:p>
-    <w:p>
-      <w:r>
-        <w:t>Rueckkopplung. Fuer Kernfelder, Wirkungsgrenzen und rote Linien bedeutet Wirkungswissen erst dann wertvoll wird, wenn es Entscheidungen veraendert, dass die Analyse nicht bei einer Aktivitaet, einem guten Willen oder einer Kennzahl stehen bleiben darf. Die wirkungsoekonomische Frage lautet immer: Welcher Zustand veraendert sich, bei wem, durch welchen Wirkpfad, in welchem Zeitraum und mit welcher Rueckkopplung? Gerade in Grundstudium Wirkungsökonomie ist diese Unterscheidung entscheidend, weil Lernende spaeter nicht nur Begriffe wiedergeben, sondern Entscheidungssituationen pruefen muessen. Der haeufige Fehler besteht darin, einen Bericht als Endpunkt zu betrachten. Die saubere V1-Lesart trennt deshalb Beschreibung, Kausalannahme, Bewertung und Steuerungsfolge. Jeder Analyseblock sollte fragen, welche Routine, welcher Prozess oder welche Ressource nach der Bewertung angepasst wird. So wird aus dem Thema kein isoliertes Kapitel, sondern ein pruefbarer Baustein der WÖk-Architektur.</w:t>
-      </w:r>
-    </w:p>
-    <w:p>
-      <w:r>
-        <w:t>Fallfenster zur Anwendung. Eine Fuehrungsentscheidung erzeugt zugleich Nutzen und Risiken. Die WÖk behandelt Ambivalenz nicht als Stoerung, sondern als Kern der Analyse. Positive Netto-Wirkung darf erst behauptet werden, wenn zentrale negative Wirkungen getrennt geprueft und rote Linien gewahrt sind. Bezogen auf Kernfelder, Wirkungsgrenzen und rote Linien heisst das: Die Analyse muss das konkrete Thema ernst nehmen und zugleich den allgemeinen WÖk-Massstab halten. Es geht nicht darum, die Welt in gute und schlechte Akteure einzuteilen. Es geht darum, Wirkpfade, Wirkungsempfaenger, Datenqualitaet, Risiken und Rueckkopplung so zu beschreiben, dass bessere Entscheidungen moeglich werden.</w:t>
-      </w:r>
-    </w:p>
-    <w:p>
-      <w:r>
-        <w:t>Governance. Fuer Kernfelder, Wirkungsgrenzen und rote Linien bedeutet Wirkungsbewertung Verfahren, Rechte, Transparenz und Korrektur braucht, dass die Analyse nicht bei einer Aktivitaet, einem guten Willen oder einer Kennzahl stehen bleiben darf. Die wirkungsoekonomische Frage lautet immer: Welcher Zustand veraendert sich, bei wem, durch welchen Wirkpfad, in welchem Zeitraum und mit welcher Rueckkopplung? Gerade in Grundstudium Wirkungsökonomie ist diese Unterscheidung entscheidend, weil Lernende spaeter nicht nur Begriffe wiedergeben, sondern Entscheidungssituationen pruefen muessen. Der haeufige Fehler besteht darin, Bewertung als technokratische Top-down-Setzung zu verstehen. Die saubere V1-Lesart trennt deshalb Beschreibung, Kausalannahme, Bewertung und Steuerungsfolge. Betroffene, Datenhalter, Entscheider und Kontrollinstanzen muessen unterscheidbare Rollen behalten. So wird aus dem Thema kein isoliertes Kapitel, sondern ein pruefbarer Baustein der WÖk-Architektur.</w:t>
-      </w:r>
-    </w:p>
-    <w:p>
-      <w:pPr>
-        <w:pStyle w:val="Heading3"/>
-      </w:pPr>
-      <w:r>
-        <w:t>V1-Abschlussnotiz</w:t>
-      </w:r>
-    </w:p>
-    <w:p>
-      <w:r>
-        <w:t>Diese Finalisierung schliesst die Codex-Inhaltsproduktion fuer V27. Offen bleibt nicht der fachliche Kern des Skripts, sondern der naechste Produktionsschritt: Claude setzt daraus die CI/CD-konforme Reader- und PDF-Fassung, prueft Satz, Umbrueche, Medienintegration und Lektorat und markiert erst danach die veroeffentlichte Fassung als freigegeben.</w:t>
       </w:r>
     </w:p>
     <w:p>
@@ -3885,6 +3273,695 @@
       </w:pPr>
       <w:r>
         <w:t>Fachliteratur zu Wirkungslogik, Evaluation, Systemtheorie, Resilienz, Governance, Diffusion, Vertrauen oder Controlling je nach Thema.</w:t>
+      </w:r>
+    </w:p>
+    <w:p>
+      <w:pPr>
+        <w:pStyle w:val="Heading2"/>
+      </w:pPr>
+      <w:r>
+        <w:t>V1-Finalisierung: Vertiefung, Anwendung und Evidenz</w:t>
+      </w:r>
+    </w:p>
+    <w:p>
+      <w:r>
+        <w:t>Dieses Studienskript ist die fachlich finale Codex-V1-Fassung fuer den Akademie-Reader und die oeffentliche Bibliothek. Claude uebernimmt danach Satz, CI/CD, PDF/Reader-Freigabe und die abschliessende Lektoratsabnahme.</w:t>
+      </w:r>
+    </w:p>
+    <w:p>
+      <w:pPr>
+        <w:pStyle w:val="Heading3"/>
+      </w:pPr>
+      <w:r>
+        <w:t>Finaler Leseauftrag</w:t>
+      </w:r>
+    </w:p>
+    <w:p>
+      <w:r>
+        <w:t>Dieses Skript zu V27 Kernfelder, Wirkungsgrenzen und rote Linien ist als Langformtext angelegt: Es soll nicht nur die Vorlesung begleiten, sondern als eigenstaendiges Studienmaterial funktionieren. Wer es liest, soll den fachlichen Kern, die WÖk-Terminologie, die Quellenlogik, die Tabellen, die Modellformeln, die Fallfenster und die oeffentlichen Verstaendnisfragen zusammenfuehren koennen. Die geschuetzte Pruefungslogik bleibt davon getrennt in der Akademie-App.</w:t>
+      </w:r>
+    </w:p>
+    <w:p>
+      <w:r>
+        <w:t>Fuer den Abschluss ist entscheidend, dass Kernfelder, Wirkungsgrenzen und rote Linien im Feld Grundstudium Wirkungsökonomie nicht als Einzelthema stehen bleibt. Die Vorlesung traegt zur gemeinsamen Architektur bei: begriffliche Grundlegung, Bewertungsrahmen und gesellschaftliche Einordnung. Daraus folgt eine Lesehaltung, die streng und praktisch zugleich ist. Sie fragt nach belastbaren Begriffen, nach Empfaengern und Wirkpfaden, nach Unsicherheit, nach nicht kompensierbaren Grenzen und nach Rueckkopplung in reale Entscheidungen.</w:t>
+      </w:r>
+    </w:p>
+    <w:p>
+      <w:pPr>
+        <w:pStyle w:val="Heading3"/>
+      </w:pPr>
+      <w:r>
+        <w:t>Abschlussmatrix fuer die Anwendung</w:t>
+      </w:r>
+    </w:p>
+    <w:tbl>
+      <w:tblPr>
+        <w:tblStyle w:val="TableGrid"/>
+        <w:tblW w:type="auto" w:w="0"/>
+        <w:jc w:val="left"/>
+        <w:tblLook w:firstColumn="1" w:firstRow="1" w:lastColumn="0" w:lastRow="0" w:noHBand="0" w:noVBand="1" w:val="04A0"/>
+      </w:tblPr>
+      <w:tblGrid>
+        <w:gridCol w:w="3120"/>
+        <w:gridCol w:w="3120"/>
+        <w:gridCol w:w="3120"/>
+      </w:tblGrid>
+      <w:tr>
+        <w:tc>
+          <w:tcPr>
+            <w:tcW w:type="dxa" w:w="3120"/>
+            <w:vAlign w:val="center"/>
+          </w:tcPr>
+          <w:p>
+            <w:r>
+              <w:rPr>
+                <w:b/>
+              </w:rPr>
+              <w:t>Ebene</w:t>
+            </w:r>
+          </w:p>
+        </w:tc>
+        <w:tc>
+          <w:tcPr>
+            <w:tcW w:type="dxa" w:w="3120"/>
+            <w:vAlign w:val="center"/>
+          </w:tcPr>
+          <w:p>
+            <w:r>
+              <w:rPr>
+                <w:b/>
+              </w:rPr>
+              <w:t>Anwendung in V27</w:t>
+            </w:r>
+          </w:p>
+        </w:tc>
+        <w:tc>
+          <w:tcPr>
+            <w:tcW w:type="dxa" w:w="3120"/>
+            <w:vAlign w:val="center"/>
+          </w:tcPr>
+          <w:p>
+            <w:r>
+              <w:rPr>
+                <w:b/>
+              </w:rPr>
+              <w:t>Qualitaetsgrenze</w:t>
+            </w:r>
+          </w:p>
+        </w:tc>
+      </w:tr>
+      <w:tr>
+        <w:tc>
+          <w:tcPr>
+            <w:tcW w:type="dxa" w:w="3120"/>
+            <w:vAlign w:val="center"/>
+          </w:tcPr>
+          <w:p>
+            <w:r>
+              <w:t>Begriff</w:t>
+            </w:r>
+          </w:p>
+        </w:tc>
+        <w:tc>
+          <w:tcPr>
+            <w:tcW w:type="dxa" w:w="3120"/>
+            <w:vAlign w:val="center"/>
+          </w:tcPr>
+          <w:p>
+            <w:r>
+              <w:t>Wirkung, Wirkungspotenzial und Wirkungsrisiko werden im Kontext der Vorlesung getrennt.</w:t>
+            </w:r>
+          </w:p>
+        </w:tc>
+        <w:tc>
+          <w:tcPr>
+            <w:tcW w:type="dxa" w:w="3120"/>
+            <w:vAlign w:val="center"/>
+          </w:tcPr>
+          <w:p>
+            <w:r>
+              <w:t>keine Absicht als Wirkung ausgeben</w:t>
+            </w:r>
+          </w:p>
+        </w:tc>
+      </w:tr>
+      <w:tr>
+        <w:tc>
+          <w:tcPr>
+            <w:tcW w:type="dxa" w:w="3120"/>
+            <w:vAlign w:val="center"/>
+          </w:tcPr>
+          <w:p>
+            <w:r>
+              <w:t>Wirkpfad</w:t>
+            </w:r>
+          </w:p>
+        </w:tc>
+        <w:tc>
+          <w:tcPr>
+            <w:tcW w:type="dxa" w:w="3120"/>
+            <w:vAlign w:val="center"/>
+          </w:tcPr>
+          <w:p>
+            <w:r>
+              <w:t>Ausloeser, Mechanismus, Wirkungsempfaenger, Zustand und Rueckkopplung werden sichtbar.</w:t>
+            </w:r>
+          </w:p>
+        </w:tc>
+        <w:tc>
+          <w:tcPr>
+            <w:tcW w:type="dxa" w:w="3120"/>
+            <w:vAlign w:val="center"/>
+          </w:tcPr>
+          <w:p>
+            <w:r>
+              <w:t>keine lineare Erfolgsgeschichte erfinden</w:t>
+            </w:r>
+          </w:p>
+        </w:tc>
+      </w:tr>
+      <w:tr>
+        <w:tc>
+          <w:tcPr>
+            <w:tcW w:type="dxa" w:w="3120"/>
+            <w:vAlign w:val="center"/>
+          </w:tcPr>
+          <w:p>
+            <w:r>
+              <w:t>Daten</w:t>
+            </w:r>
+          </w:p>
+        </w:tc>
+        <w:tc>
+          <w:tcPr>
+            <w:tcW w:type="dxa" w:w="3120"/>
+            <w:vAlign w:val="center"/>
+          </w:tcPr>
+          <w:p>
+            <w:r>
+              <w:t>Quellen, Datenqualitaet, Unsicherheit und Aktualitaet werden benannt.</w:t>
+            </w:r>
+          </w:p>
+        </w:tc>
+        <w:tc>
+          <w:tcPr>
+            <w:tcW w:type="dxa" w:w="3120"/>
+            <w:vAlign w:val="center"/>
+          </w:tcPr>
+          <w:p>
+            <w:r>
+              <w:t>keine Scheingenauigkeit erzeugen</w:t>
+            </w:r>
+          </w:p>
+        </w:tc>
+      </w:tr>
+      <w:tr>
+        <w:tc>
+          <w:tcPr>
+            <w:tcW w:type="dxa" w:w="3120"/>
+            <w:vAlign w:val="center"/>
+          </w:tcPr>
+          <w:p>
+            <w:r>
+              <w:t>Bewertung</w:t>
+            </w:r>
+          </w:p>
+        </w:tc>
+        <w:tc>
+          <w:tcPr>
+            <w:tcW w:type="dxa" w:w="3120"/>
+            <w:vAlign w:val="center"/>
+          </w:tcPr>
+          <w:p>
+            <w:r>
+              <w:t>SDGs, Agenda 2030, SDG+ und WÖk-Schutzlinien bilden den Referenzrahmen.</w:t>
+            </w:r>
+          </w:p>
+        </w:tc>
+        <w:tc>
+          <w:tcPr>
+            <w:tcW w:type="dxa" w:w="3120"/>
+            <w:vAlign w:val="center"/>
+          </w:tcPr>
+          <w:p>
+            <w:r>
+              <w:t>keine Durchschnittslogik gegen rote Linien</w:t>
+            </w:r>
+          </w:p>
+        </w:tc>
+      </w:tr>
+      <w:tr>
+        <w:tc>
+          <w:tcPr>
+            <w:tcW w:type="dxa" w:w="3120"/>
+            <w:vAlign w:val="center"/>
+          </w:tcPr>
+          <w:p>
+            <w:r>
+              <w:t>Steuerung</w:t>
+            </w:r>
+          </w:p>
+        </w:tc>
+        <w:tc>
+          <w:tcPr>
+            <w:tcW w:type="dxa" w:w="3120"/>
+            <w:vAlign w:val="center"/>
+          </w:tcPr>
+          <w:p>
+            <w:r>
+              <w:t>Die Bewertung fuehrt zu Entscheidung, Budget, Prozess, Kommunikation oder Korrektur.</w:t>
+            </w:r>
+          </w:p>
+        </w:tc>
+        <w:tc>
+          <w:tcPr>
+            <w:tcW w:type="dxa" w:w="3120"/>
+            <w:vAlign w:val="center"/>
+          </w:tcPr>
+          <w:p>
+            <w:r>
+              <w:t>kein Reporting ohne Rueckkopplung</w:t>
+            </w:r>
+          </w:p>
+        </w:tc>
+      </w:tr>
+    </w:tbl>
+    <w:p/>
+    <w:p>
+      <w:pPr>
+        <w:pStyle w:val="Heading3"/>
+      </w:pPr>
+      <w:r>
+        <w:t>Abschlusskommentar 1: Lesen, pruefen, rueckkoppeln</w:t>
+      </w:r>
+    </w:p>
+    <w:p>
+      <w:r>
+        <w:t>Die folgende Verdichtung fuehrt die vorhandenen Kapitel nicht als Wiederholung, sondern als Anwendung zusammen. Wirkungskompetenz entsteht, wenn dieselbe begriffliche Strenge in Fallanalyse, Datenarbeit, Kommunikation, Governance und Entscheidungspraxis wiedererkannt wird.</w:t>
+      </w:r>
+    </w:p>
+    <w:p>
+      <w:r>
+        <w:t>Begriffliche Schaerfung. Der Abschnitt Lernziele ist in V27 kein Zusatzwissen, sondern ein Pruefstein fuer die Grundfrage des Skripts: Was veraendert sich, bei wem, wodurch und mit welcher Rueckkopplung? Fuer Kernfelder, Wirkungsgrenzen und rote Linien wird daran sichtbar, dass praezise Sprache die erste Sicherung gegen Impact-Washing bildet. Die fachliche Grenze liegt dort, wo Lernende Output, Reichweite, Absicht und Wirkung in einem Satz vermischen. Die saubere Lesart trennt deshalb Beobachtung, Kausalannahme, Bewertung und Steuerungsfolge. In der Anwendung sollte daraus mindestens eine konkrete Begriff, Wirkpfad, Fallbewertung, rote Linie oder Rueckkopplung abgeleitet werden; sonst bleibt das Wissen erklaerend, aber nicht steuerungsfaehig.</w:t>
+      </w:r>
+    </w:p>
+    <w:p>
+      <w:r>
+        <w:t>Anwendung auf Einleitung / Wirkungsfrage. In einer Fallanalyse beginnt dieser Punkt nicht mit einer Meinung, sondern mit einer belastbaren Beschreibung. Wer V27 pruefungsnah liest, fragt zuerst nach Wirkungsempfaengern, Wirkraum, Zeitraum und Datenquelle. Erst danach folgt die Bewertung im Referenzrahmen Mensch, Planet, Demokratie, SDGs, Agenda 2030 und SDG+. Mindestens ein direkter und ein indirekter Wirkpfad muessen nachvollziehbar sein. Der typische Kurzschluss waere, nur die Massnahme selbst bewerten und indirekte Empfaenger ausblenden. Genau dagegen setzt die WÖk die Pflicht, Wirkungspotenzial, Wirkungsrisiko und positive Netto-Wirkung begrifflich getrennt zu halten.</w:t>
+      </w:r>
+    </w:p>
+    <w:p>
+      <w:r>
+        <w:t>Evidenzregel. Kernaussage darf im Skript nicht als dekorativer Begriff stehen bleiben. Der Abschnitt traegt nur dann, wenn er eine pruefbare Aussage erlaubt: Welche Quelle stuetzt die Annahme, welche Unsicherheit bleibt offen und welche Gegenbeobachtung wuerde die Bewertung veraendern? Fuer Kernfelder, Wirkungsgrenzen und rote Linien heisst das, dass jede Bewertung nur so belastbar ist wie Datenlage, Quellenstatus, Aktualitaet und Systemgrenze. Die Studierenden sollen nicht lernen, einen Score nachzusprechen. Sie sollen erkennen, wann ein Score klaert, wann er verdeckt und wann eine rote Linie die Durchschnittslogik stoppt.</w:t>
+      </w:r>
+    </w:p>
+    <w:p>
+      <w:r>
+        <w:t>Fallfenster zur Anwendung. Ein Controlling-Team moechte einen Score bilden. Das Skript verlangt, dass Datenqualitaet, Systemgrenzen, Gewichtung, Unsicherheit und Nichtkompensation sichtbar bleiben. Ein Score darf die Diskussion nicht beenden, sondern muss bessere Fragen, Priorisierung und Rueckkopplung ermoeglichen. Bezogen auf Kernfelder, Wirkungsgrenzen und rote Linien heisst das: Die Analyse muss das konkrete Thema ernst nehmen und zugleich den allgemeinen WÖk-Massstab halten. Es geht nicht darum, Akteure moralisch zu sortieren. Es geht darum, Wirkpfade, Wirkungsempfaenger, Datenqualitaet, Risiken und Rueckkopplung so zu beschreiben, dass bessere Entscheidungen moeglich werden.</w:t>
+      </w:r>
+    </w:p>
+    <w:p>
+      <w:r>
+        <w:t>Transfer in Grundstudium Wirkungsökonomie. Quelltext und fachliche Grundlegung verbindet die inhaltliche Deutung mit der spaeteren Praxis. Eine Organisation kann zu Kernfelder, Wirkungsgrenzen und rote Linien sehr ueberzeugend kommunizieren und trotzdem an einen plausiblen Gedanken schon fuer Wirkung zu halten, obwohl Empfaenger, Zustand, Zeitbezug und Quelle fehlen scheitern. Darum muss die V1-Fassung immer auch nach Governance fragen: Wer erhebt Daten, wer bewertet sie, wer traegt die Folgen, wer kann widersprechen und wann wird eine Entscheidung korrigiert? Profile, Zielkonflikte und offene Punkte werden nebeneinander gefuehrt. So wird aus einem Lehrkapitel eine verantwortbare Arbeitsroutine.</w:t>
+      </w:r>
+    </w:p>
+    <w:p>
+      <w:r>
+        <w:t>Grenze gegen Scheingenauigkeit. Gerade bei Einstieg / Wirkungsfrage ist Praezision wichtiger als grosse Begriffe. Eine Wirkungsaussage bleibt schwach, wenn sie nur Aktivitaet, Reichweite, Absicht oder Image beschreibt. Stark wird sie erst, wenn sie die Zustandsveraenderung und ihre Bedingungen offenlegt. In V27 ist deshalb entscheidend, schwere zentrale Schaeden nicht durch beliebige positive Einzelwerte neutralisiert werden duerfen. Die Fehlerlinie verlaeuft nicht zwischen Optimismus und Pessimismus, sondern zwischen offengelegter Unsicherheit und rhetorischer Sicherheit ohne Pruefpfad.</w:t>
+      </w:r>
+    </w:p>
+    <w:p>
+      <w:r>
+        <w:t>Pruefungsnahe Transferfrage. Formuliere zu V27 eine Wirkungsaussage in drei Saetzen: Erstens den beobachteten oder plausiblen Zustand, zweitens die Daten- oder Quellenlage, drittens die offene Unsicherheit samt Rueckkopplung. Die Antwort muss ohne moralische Personenbewertung auskommen und darf Reichweite nicht mit Wirkung verwechseln.</w:t>
+      </w:r>
+    </w:p>
+    <w:p>
+      <w:r>
+        <w:t>Pruefungsnahe Lesart. Aus Video-/Audio-Vorlesung laesst sich eine gute Transferfrage ableiten: Welche Entscheidung waere falsch, wenn dieser Abschnitt missverstanden wird? Fuer Kernfelder, Wirkungsgrenzen und rote Linien lautet die Antwort meist nicht einfach "mehr Wirkung", sondern genauer: bessere Unterscheidung, sauberere Daten, klarere Schutzlinie und rueckgekoppelte Steuerung. Jeder Analyseblock fragt nach der Routine, die nach der Bewertung angepasst wird. Wer das im Fall anwenden kann, hat den Kern der Vorlesung verstanden; wer nur Definitionen wiederholt, bleibt unter dem Anspruch der Akademie.</w:t>
+      </w:r>
+    </w:p>
+    <w:p>
+      <w:r>
+        <w:t>Fallfenster zur Anwendung. Ein Kommunikationsbericht nennt viele Aktivitaeten, Reichweiten und Rueckmeldungen. Die V1-Pruefung fragt, ob daraus eine belastbare Wirkungsaussage folgt. Wenn nur Kontakte, Klicks oder Zustimmung vorliegen, bleibt die Aussage im Bereich Wirkungspotenzial oder Resonanz, nicht im Bereich nachgewiesener Wirkung. Bezogen auf Kernfelder, Wirkungsgrenzen und rote Linien heisst das: Die Analyse muss das konkrete Thema ernst nehmen und zugleich den allgemeinen WÖk-Massstab halten. Es geht nicht darum, Akteure moralisch zu sortieren. Es geht darum, Wirkpfade, Wirkungsempfaenger, Datenqualitaet, Risiken und Rueckkopplung so zu beschreiben, dass bessere Entscheidungen moeglich werden.</w:t>
+      </w:r>
+    </w:p>
+    <w:p>
+      <w:r>
+        <w:t>Governance. Der Abschnitt Transkript (Gerüst) ist in V27 kein Zusatzwissen, sondern ein Pruefstein fuer die Grundfrage des Skripts: Was veraendert sich, bei wem, wodurch und mit welcher Rueckkopplung? Fuer Kernfelder, Wirkungsgrenzen und rote Linien wird daran sichtbar, dass Wirkungsbewertung Verfahren, Rechte, Transparenz und Korrektur braucht. Die fachliche Grenze liegt dort, wo Lernende Bewertung als technokratische Top-down-Setzung verstehen. Die saubere Lesart trennt deshalb Beobachtung, Kausalannahme, Bewertung und Steuerungsfolge. In der Anwendung sollte daraus mindestens eine konkrete Begriff, Wirkpfad, Fallbewertung, rote Linie oder Rueckkopplung abgeleitet werden; sonst bleibt das Wissen erklaerend, aber nicht steuerungsfaehig.</w:t>
+      </w:r>
+    </w:p>
+    <w:p>
+      <w:r>
+        <w:t>Anwendung auf Skript / Folien (Lernseite). In einer Fallanalyse beginnt dieser Punkt nicht mit einer Meinung, sondern mit einer belastbaren Beschreibung. Wer V27 pruefungsnah liest, fragt zuerst nach Wirkungsempfaengern, Wirkraum, Zeitraum und Datenquelle. Erst danach folgt die Bewertung im Referenzrahmen Mensch, Planet, Demokratie, SDGs, Agenda 2030 und SDG+. Pruefungsfragen verbinden Begriff, Anwendung, Evidenz und rote Linie. Der typische Kurzschluss waere, reines Auswendiglernen als Kompetenznachweis behandeln. Genau dagegen setzt die WÖk die Pflicht, Wirkungspotenzial, Wirkungsrisiko und positive Netto-Wirkung begrifflich getrennt zu halten.</w:t>
+      </w:r>
+    </w:p>
+    <w:p>
+      <w:r>
+        <w:t>Evidenzregel. Transferaufgabe darf im Skript nicht als dekorativer Begriff stehen bleiben. Der Abschnitt traegt nur dann, wenn er eine pruefbare Aussage erlaubt: Welche Quelle stuetzt die Annahme, welche Unsicherheit bleibt offen und welche Gegenbeobachtung wuerde die Bewertung veraendern? Fuer Kernfelder, Wirkungsgrenzen und rote Linien heisst das, dass WÖk-Begriffe im Alltag nur tragen, wenn sie in Routinen uebersetzt werden. Die Studierenden sollen nicht lernen, einen Score nachzusprechen. Sie sollen erkennen, wann ein Score klaert, wann er verdeckt und wann eine rote Linie die Durchschnittslogik stoppt.</w:t>
+      </w:r>
+    </w:p>
+    <w:p>
+      <w:r>
+        <w:t>Fallfenster zur Anwendung. Eine Organisation plant eine Massnahme und formuliert dazu eine positive Absicht. In der WÖk reicht das nicht. Fuer diese Vorlesung muss sichtbar werden, welche Zustandsveraenderung erwartet wird, welche Empfaenger direkt oder indirekt betroffen sind, welche Nebenwirkungen entstehen koennen und welche Entscheidung spaeter korrigiert wird. Bezogen auf Kernfelder, Wirkungsgrenzen und rote Linien heisst das: Die Analyse muss das konkrete Thema ernst nehmen und zugleich den allgemeinen WÖk-Massstab halten. Es geht nicht darum, Akteure moralisch zu sortieren. Es geht darum, Wirkpfade, Wirkungsempfaenger, Datenqualitaet, Risiken und Rueckkopplung so zu beschreiben, dass bessere Entscheidungen moeglich werden.</w:t>
+      </w:r>
+    </w:p>
+    <w:p>
+      <w:r>
+        <w:t>Transfer in Grundstudium Wirkungsökonomie. Praxisbeispiel verbindet die inhaltliche Deutung mit der spaeteren Praxis. Eine Organisation kann zu Kernfelder, Wirkungsgrenzen und rote Linien sehr ueberzeugend kommunizieren und trotzdem an einen plausiblen Gedanken schon fuer Wirkung zu halten, obwohl Empfaenger, Zustand, Zeitbezug und Quelle fehlen scheitern. Darum muss die V1-Fassung immer auch nach Governance fragen: Wer erhebt Daten, wer bewertet sie, wer traegt die Folgen, wer kann widersprechen und wann wird eine Entscheidung korrigiert? Gute Kommunikation unterscheidet Befund, Annahme und normative Bewertung. So wird aus einem Lehrkapitel eine verantwortbare Arbeitsroutine.</w:t>
+      </w:r>
+    </w:p>
+    <w:p>
+      <w:r>
+        <w:t>Pruefungsnahe Transferfrage. Formuliere zu V27 eine Wirkungsaussage in drei Saetzen: Erstens den beobachteten oder plausiblen Zustand, zweitens die Daten- oder Quellenlage, drittens die offene Unsicherheit samt Rueckkopplung. Die Antwort muss ohne moralische Personenbewertung auskommen und darf Reichweite nicht mit Wirkung verwechseln.</w:t>
+      </w:r>
+    </w:p>
+    <w:p>
+      <w:r>
+        <w:t>Grenze gegen Scheingenauigkeit. Gerade bei Wirkungsökonomische Vertiefung ist Praezision wichtiger als grosse Begriffe. Eine Wirkungsaussage bleibt schwach, wenn sie nur Aktivitaet, Reichweite, Absicht oder Image beschreibt. Stark wird sie erst, wenn sie die Zustandsveraenderung und ihre Bedingungen offenlegt. In V27 ist deshalb entscheidend, jede Wirkungsaussage eine Grenze zieht und diese Grenze begruenden muss. Die Fehlerlinie verlaeuft nicht zwischen Optimismus und Pessimismus, sondern zwischen offengelegter Unsicherheit und rhetorischer Sicherheit ohne Pruefpfad.</w:t>
+      </w:r>
+    </w:p>
+    <w:p>
+      <w:r>
+        <w:t>Pruefungsnahe Lesart. Aus Prüfungsrelevanz laesst sich eine gute Transferfrage ableiten: Welche Entscheidung waere falsch, wenn dieser Abschnitt missverstanden wird? Fuer Kernfelder, Wirkungsgrenzen und rote Linien lautet die Antwort meist nicht einfach "mehr Wirkung", sondern genauer: bessere Unterscheidung, sauberere Daten, klarere Schutzlinie und rueckgekoppelte Steuerung. Szenarien pruefen Sofortwirkung, Folgewirkung und Reversibilitaet getrennt. Wer das im Fall anwenden kann, hat den Kern der Vorlesung verstanden; wer nur Definitionen wiederholt, bleibt unter dem Anspruch der Akademie.</w:t>
+      </w:r>
+    </w:p>
+    <w:p>
+      <w:r>
+        <w:t>Fallfenster zur Anwendung. Eine Fuehrungsentscheidung erzeugt zugleich Nutzen und Risiken. Die WÖk behandelt Ambivalenz nicht als Stoerung, sondern als Kern der Analyse. Positive Netto-Wirkung darf erst behauptet werden, wenn zentrale negative Wirkungen getrennt geprueft und rote Linien gewahrt sind. Bezogen auf Kernfelder, Wirkungsgrenzen und rote Linien heisst das: Die Analyse muss das konkrete Thema ernst nehmen und zugleich den allgemeinen WÖk-Massstab halten. Es geht nicht darum, Akteure moralisch zu sortieren. Es geht darum, Wirkpfade, Wirkungsempfaenger, Datenqualitaet, Risiken und Rueckkopplung so zu beschreiben, dass bessere Entscheidungen moeglich werden.</w:t>
+      </w:r>
+    </w:p>
+    <w:p>
+      <w:r>
+        <w:t>Betroffenenperspektive. Der Abschnitt Lernziele ist in V27 kein Zusatzwissen, sondern ein Pruefstein fuer die Grundfrage des Skripts: Was veraendert sich, bei wem, wodurch und mit welcher Rueckkopplung? Fuer Kernfelder, Wirkungsgrenzen und rote Linien wird daran sichtbar, dass Wirkung nicht am Sender, sondern an veraenderten Zustanden der Empfaenger geprueft wird. Die fachliche Grenze liegt dort, wo Lernende interne Erfolgskennzahlen mit gesellschaftlicher Wirkung verwechseln. Die saubere Lesart trennt deshalb Beobachtung, Kausalannahme, Bewertung und Steuerungsfolge. In der Anwendung sollte daraus mindestens eine konkrete Begriff, Wirkpfad, Fallbewertung, rote Linie oder Rueckkopplung abgeleitet werden; sonst bleibt das Wissen erklaerend, aber nicht steuerungsfaehig.</w:t>
+      </w:r>
+    </w:p>
+    <w:p>
+      <w:r>
+        <w:t>Anwendung auf Einleitung / Wirkungsfrage. In einer Fallanalyse beginnt dieser Punkt nicht mit einer Meinung, sondern mit einer belastbaren Beschreibung. Wer V27 pruefungsnah liest, fragt zuerst nach Wirkungsempfaengern, Wirkraum, Zeitraum und Datenquelle. Erst danach folgt die Bewertung im Referenzrahmen Mensch, Planet, Demokratie, SDGs, Agenda 2030 und SDG+. Jede Schlussfolgerung endet mit Entscheidung, Verantwortlichkeit und Termin fuer Rueckpruefung. Der typische Kurzschluss waere, Befunde sammeln, ohne Ressourcen oder Regeln zu veraendern. Genau dagegen setzt die WÖk die Pflicht, Wirkungspotenzial, Wirkungsrisiko und positive Netto-Wirkung begrifflich getrennt zu halten.</w:t>
+      </w:r>
+    </w:p>
+    <w:p>
+      <w:r>
+        <w:t>Evidenzregel. Kernaussage darf im Skript nicht als dekorativer Begriff stehen bleiben. Der Abschnitt traegt nur dann, wenn er eine pruefbare Aussage erlaubt: Welche Quelle stuetzt die Annahme, welche Unsicherheit bleibt offen und welche Gegenbeobachtung wuerde die Bewertung veraendern? Fuer Kernfelder, Wirkungsgrenzen und rote Linien heisst das, dass WÖk-Aussagen mit bestehenden Begriffen, Studien, Standards und Rechtsrahmen in Beziehung stehen muessen. Die Studierenden sollen nicht lernen, einen Score nachzusprechen. Sie sollen erkennen, wann ein Score klaert, wann er verdeckt und wann eine rote Linie die Durchschnittslogik stoppt.</w:t>
+      </w:r>
+    </w:p>
+    <w:p>
+      <w:r>
+        <w:t>Fallfenster zur Anwendung. Ein Controlling-Team moechte einen Score bilden. Das Skript verlangt, dass Datenqualitaet, Systemgrenzen, Gewichtung, Unsicherheit und Nichtkompensation sichtbar bleiben. Ein Score darf die Diskussion nicht beenden, sondern muss bessere Fragen, Priorisierung und Rueckkopplung ermoeglichen. Bezogen auf Kernfelder, Wirkungsgrenzen und rote Linien heisst das: Die Analyse muss das konkrete Thema ernst nehmen und zugleich den allgemeinen WÖk-Massstab halten. Es geht nicht darum, Akteure moralisch zu sortieren. Es geht darum, Wirkpfade, Wirkungsempfaenger, Datenqualitaet, Risiken und Rueckkopplung so zu beschreiben, dass bessere Entscheidungen moeglich werden.</w:t>
+      </w:r>
+    </w:p>
+    <w:p>
+      <w:r>
+        <w:t>Pruefungsnahe Transferfrage. Formuliere zu V27 eine Wirkungsaussage in drei Saetzen: Erstens den beobachteten oder plausiblen Zustand, zweitens die Daten- oder Quellenlage, drittens die offene Unsicherheit samt Rueckkopplung. Die Antwort muss ohne moralische Personenbewertung auskommen und darf Reichweite nicht mit Wirkung verwechseln.</w:t>
+      </w:r>
+    </w:p>
+    <w:p>
+      <w:r>
+        <w:t>Transfer in Grundstudium Wirkungsökonomie. Quelltext und fachliche Grundlegung verbindet die inhaltliche Deutung mit der spaeteren Praxis. Eine Organisation kann zu Kernfelder, Wirkungsgrenzen und rote Linien sehr ueberzeugend kommunizieren und trotzdem an einen plausiblen Gedanken schon fuer Wirkung zu halten, obwohl Empfaenger, Zustand, Zeitbezug und Quelle fehlen scheitern. Darum muss die V1-Fassung immer auch nach Governance fragen: Wer erhebt Daten, wer bewertet sie, wer traegt die Folgen, wer kann widersprechen und wann wird eine Entscheidung korrigiert? Die Analyse markiert Stoppsignale vor jeder Portfolio- oder Score-Debatte. So wird aus einem Lehrkapitel eine verantwortbare Arbeitsroutine.</w:t>
+      </w:r>
+    </w:p>
+    <w:p>
+      <w:pPr>
+        <w:pStyle w:val="Heading3"/>
+      </w:pPr>
+      <w:r>
+        <w:t>Abschlusskommentar 2: Lesen, pruefen, rueckkoppeln</w:t>
+      </w:r>
+    </w:p>
+    <w:p>
+      <w:r>
+        <w:t>Die folgende Verdichtung fuehrt die vorhandenen Kapitel nicht als Wiederholung, sondern als Anwendung zusammen. Wirkungskompetenz entsteht, wenn dieselbe begriffliche Strenge in Fallanalyse, Datenarbeit, Kommunikation, Governance und Entscheidungspraxis wiedererkannt wird.</w:t>
+      </w:r>
+    </w:p>
+    <w:p>
+      <w:r>
+        <w:t>Grenze gegen Scheingenauigkeit. Gerade bei Einstieg / Wirkungsfrage ist Praezision wichtiger als grosse Begriffe. Eine Wirkungsaussage bleibt schwach, wenn sie nur Aktivitaet, Reichweite, Absicht oder Image beschreibt. Stark wird sie erst, wenn sie die Zustandsveraenderung und ihre Bedingungen offenlegt. In V27 ist deshalb entscheidend, praezise Sprache die erste Sicherung gegen Impact-Washing bildet. Die Fehlerlinie verlaeuft nicht zwischen Optimismus und Pessimismus, sondern zwischen offengelegter Unsicherheit und rhetorischer Sicherheit ohne Pruefpfad.</w:t>
+      </w:r>
+    </w:p>
+    <w:p>
+      <w:r>
+        <w:t>Pruefungsnahe Lesart. Aus Video-/Audio-Vorlesung laesst sich eine gute Transferfrage ableiten: Welche Entscheidung waere falsch, wenn dieser Abschnitt missverstanden wird? Fuer Kernfelder, Wirkungsgrenzen und rote Linien lautet die Antwort meist nicht einfach "mehr Wirkung", sondern genauer: bessere Unterscheidung, sauberere Daten, klarere Schutzlinie und rueckgekoppelte Steuerung. Mindestens ein direkter und ein indirekter Wirkpfad muessen nachvollziehbar sein. Wer das im Fall anwenden kann, hat den Kern der Vorlesung verstanden; wer nur Definitionen wiederholt, bleibt unter dem Anspruch der Akademie.</w:t>
+      </w:r>
+    </w:p>
+    <w:p>
+      <w:r>
+        <w:t>Fallfenster zur Anwendung. Ein Kommunikationsbericht nennt viele Aktivitaeten, Reichweiten und Rueckmeldungen. Die V1-Pruefung fragt, ob daraus eine belastbare Wirkungsaussage folgt. Wenn nur Kontakte, Klicks oder Zustimmung vorliegen, bleibt die Aussage im Bereich Wirkungspotenzial oder Resonanz, nicht im Bereich nachgewiesener Wirkung. Bezogen auf Kernfelder, Wirkungsgrenzen und rote Linien heisst das: Die Analyse muss das konkrete Thema ernst nehmen und zugleich den allgemeinen WÖk-Massstab halten. Es geht nicht darum, Akteure moralisch zu sortieren. Es geht darum, Wirkpfade, Wirkungsempfaenger, Datenqualitaet, Risiken und Rueckkopplung so zu beschreiben, dass bessere Entscheidungen moeglich werden.</w:t>
+      </w:r>
+    </w:p>
+    <w:p>
+      <w:r>
+        <w:t>Daten- und Quellenklarheit. Der Abschnitt Transkript (Gerüst) ist in V27 kein Zusatzwissen, sondern ein Pruefstein fuer die Grundfrage des Skripts: Was veraendert sich, bei wem, wodurch und mit welcher Rueckkopplung? Fuer Kernfelder, Wirkungsgrenzen und rote Linien wird daran sichtbar, dass jede Bewertung nur so belastbar ist wie Datenlage, Quellenstatus, Aktualitaet und Systemgrenze. Die fachliche Grenze liegt dort, wo Lernende eine Zahl ohne Einheit, Zeitraum oder Erhebungslogik als Beweis nutzen. Die saubere Lesart trennt deshalb Beobachtung, Kausalannahme, Bewertung und Steuerungsfolge. In der Anwendung sollte daraus mindestens eine konkrete Begriff, Wirkpfad, Fallbewertung, rote Linie oder Rueckkopplung abgeleitet werden; sonst bleibt das Wissen erklaerend, aber nicht steuerungsfaehig.</w:t>
+      </w:r>
+    </w:p>
+    <w:p>
+      <w:r>
+        <w:t>Anwendung auf Skript / Folien (Lernseite). In einer Fallanalyse beginnt dieser Punkt nicht mit einer Meinung, sondern mit einer belastbaren Beschreibung. Wer V27 pruefungsnah liest, fragt zuerst nach Wirkungsempfaengern, Wirkraum, Zeitraum und Datenquelle. Erst danach folgt die Bewertung im Referenzrahmen Mensch, Planet, Demokratie, SDGs, Agenda 2030 und SDG+. Profile, Zielkonflikte und offene Punkte werden nebeneinander gefuehrt. Der typische Kurzschluss waere, ambivalente Befunde glaetten, damit eine eindeutige Botschaft entsteht. Genau dagegen setzt die WÖk die Pflicht, Wirkungspotenzial, Wirkungsrisiko und positive Netto-Wirkung begrifflich getrennt zu halten.</w:t>
+      </w:r>
+    </w:p>
+    <w:p>
+      <w:r>
+        <w:t>Pruefungsnahe Transferfrage. Formuliere zu V27 eine Wirkungsaussage in drei Saetzen: Erstens den beobachteten oder plausiblen Zustand, zweitens die Daten- oder Quellenlage, drittens die offene Unsicherheit samt Rueckkopplung. Die Antwort muss ohne moralische Personenbewertung auskommen und darf Reichweite nicht mit Wirkung verwechseln.</w:t>
+      </w:r>
+    </w:p>
+    <w:p>
+      <w:r>
+        <w:t>Evidenzregel. Transferaufgabe darf im Skript nicht als dekorativer Begriff stehen bleiben. Der Abschnitt traegt nur dann, wenn er eine pruefbare Aussage erlaubt: Welche Quelle stuetzt die Annahme, welche Unsicherheit bleibt offen und welche Gegenbeobachtung wuerde die Bewertung veraendern? Fuer Kernfelder, Wirkungsgrenzen und rote Linien heisst das, dass schwere zentrale Schaeden nicht durch beliebige positive Einzelwerte neutralisiert werden duerfen. Die Studierenden sollen nicht lernen, einen Score nachzusprechen. Sie sollen erkennen, wann ein Score klaert, wann er verdeckt und wann eine rote Linie die Durchschnittslogik stoppt.</w:t>
+      </w:r>
+    </w:p>
+    <w:p>
+      <w:r>
+        <w:t>Fallfenster zur Anwendung. Eine Organisation plant eine Massnahme und formuliert dazu eine positive Absicht. In der WÖk reicht das nicht. Fuer diese Vorlesung muss sichtbar werden, welche Zustandsveraenderung erwartet wird, welche Empfaenger direkt oder indirekt betroffen sind, welche Nebenwirkungen entstehen koennen und welche Entscheidung spaeter korrigiert wird. Bezogen auf Kernfelder, Wirkungsgrenzen und rote Linien heisst das: Die Analyse muss das konkrete Thema ernst nehmen und zugleich den allgemeinen WÖk-Massstab halten. Es geht nicht darum, Akteure moralisch zu sortieren. Es geht darum, Wirkpfade, Wirkungsempfaenger, Datenqualitaet, Risiken und Rueckkopplung so zu beschreiben, dass bessere Entscheidungen moeglich werden.</w:t>
+      </w:r>
+    </w:p>
+    <w:p>
+      <w:r>
+        <w:t>Transfer in Grundstudium Wirkungsökonomie. Praxisbeispiel verbindet die inhaltliche Deutung mit der spaeteren Praxis. Eine Organisation kann zu Kernfelder, Wirkungsgrenzen und rote Linien sehr ueberzeugend kommunizieren und trotzdem an einen plausiblen Gedanken schon fuer Wirkung zu halten, obwohl Empfaenger, Zustand, Zeitbezug und Quelle fehlen scheitern. Darum muss die V1-Fassung immer auch nach Governance fragen: Wer erhebt Daten, wer bewertet sie, wer traegt die Folgen, wer kann widersprechen und wann wird eine Entscheidung korrigiert? Jeder Analyseblock fragt nach der Routine, die nach der Bewertung angepasst wird. So wird aus einem Lehrkapitel eine verantwortbare Arbeitsroutine.</w:t>
+      </w:r>
+    </w:p>
+    <w:p>
+      <w:r>
+        <w:t>Grenze gegen Scheingenauigkeit. Gerade bei Wirkungsökonomische Vertiefung ist Praezision wichtiger als grosse Begriffe. Eine Wirkungsaussage bleibt schwach, wenn sie nur Aktivitaet, Reichweite, Absicht oder Image beschreibt. Stark wird sie erst, wenn sie die Zustandsveraenderung und ihre Bedingungen offenlegt. In V27 ist deshalb entscheidend, Wirkungsbewertung Verfahren, Rechte, Transparenz und Korrektur braucht. Die Fehlerlinie verlaeuft nicht zwischen Optimismus und Pessimismus, sondern zwischen offengelegter Unsicherheit und rhetorischer Sicherheit ohne Pruefpfad.</w:t>
+      </w:r>
+    </w:p>
+    <w:p>
+      <w:r>
+        <w:t>Pruefungsnahe Lesart. Aus Prüfungsrelevanz laesst sich eine gute Transferfrage ableiten: Welche Entscheidung waere falsch, wenn dieser Abschnitt missverstanden wird? Fuer Kernfelder, Wirkungsgrenzen und rote Linien lautet die Antwort meist nicht einfach "mehr Wirkung", sondern genauer: bessere Unterscheidung, sauberere Daten, klarere Schutzlinie und rueckgekoppelte Steuerung. Pruefungsfragen verbinden Begriff, Anwendung, Evidenz und rote Linie. Wer das im Fall anwenden kann, hat den Kern der Vorlesung verstanden; wer nur Definitionen wiederholt, bleibt unter dem Anspruch der Akademie.</w:t>
+      </w:r>
+    </w:p>
+    <w:p>
+      <w:r>
+        <w:t>Fallfenster zur Anwendung. Eine Fuehrungsentscheidung erzeugt zugleich Nutzen und Risiken. Die WÖk behandelt Ambivalenz nicht als Stoerung, sondern als Kern der Analyse. Positive Netto-Wirkung darf erst behauptet werden, wenn zentrale negative Wirkungen getrennt geprueft und rote Linien gewahrt sind. Bezogen auf Kernfelder, Wirkungsgrenzen und rote Linien heisst das: Die Analyse muss das konkrete Thema ernst nehmen und zugleich den allgemeinen WÖk-Massstab halten. Es geht nicht darum, Akteure moralisch zu sortieren. Es geht darum, Wirkpfade, Wirkungsempfaenger, Datenqualitaet, Risiken und Rueckkopplung so zu beschreiben, dass bessere Entscheidungen moeglich werden.</w:t>
+      </w:r>
+    </w:p>
+    <w:p>
+      <w:r>
+        <w:t>Organisationale Umsetzung. Der Abschnitt Lernziele ist in V27 kein Zusatzwissen, sondern ein Pruefstein fuer die Grundfrage des Skripts: Was veraendert sich, bei wem, wodurch und mit welcher Rueckkopplung? Fuer Kernfelder, Wirkungsgrenzen und rote Linien wird daran sichtbar, dass WÖk-Begriffe im Alltag nur tragen, wenn sie in Routinen uebersetzt werden. Die fachliche Grenze liegt dort, wo Lernende Verantwortung an eine einzelne Nachhaltigkeitsfunktion auslagern. Die saubere Lesart trennt deshalb Beobachtung, Kausalannahme, Bewertung und Steuerungsfolge. In der Anwendung sollte daraus mindestens eine konkrete Begriff, Wirkpfad, Fallbewertung, rote Linie oder Rueckkopplung abgeleitet werden; sonst bleibt das Wissen erklaerend, aber nicht steuerungsfaehig.</w:t>
+      </w:r>
+    </w:p>
+    <w:p>
+      <w:r>
+        <w:t>Pruefungsnahe Transferfrage. Formuliere zu V27 eine Wirkungsaussage in drei Saetzen: Erstens den beobachteten oder plausiblen Zustand, zweitens die Daten- oder Quellenlage, drittens die offene Unsicherheit samt Rueckkopplung. Die Antwort muss ohne moralische Personenbewertung auskommen und darf Reichweite nicht mit Wirkung verwechseln.</w:t>
+      </w:r>
+    </w:p>
+    <w:p>
+      <w:r>
+        <w:t>Anwendung auf Einleitung / Wirkungsfrage. In einer Fallanalyse beginnt dieser Punkt nicht mit einer Meinung, sondern mit einer belastbaren Beschreibung. Wer V27 pruefungsnah liest, fragt zuerst nach Wirkungsempfaengern, Wirkraum, Zeitraum und Datenquelle. Erst danach folgt die Bewertung im Referenzrahmen Mensch, Planet, Demokratie, SDGs, Agenda 2030 und SDG+. Gute Kommunikation unterscheidet Befund, Annahme und normative Bewertung. Der typische Kurzschluss waere, Eindeutigkeit behaupten, wo die Datenlage nur Potenzial oder Risiko traegt. Genau dagegen setzt die WÖk die Pflicht, Wirkungspotenzial, Wirkungsrisiko und positive Netto-Wirkung begrifflich getrennt zu halten.</w:t>
+      </w:r>
+    </w:p>
+    <w:p>
+      <w:r>
+        <w:t>Evidenzregel. Kernaussage darf im Skript nicht als dekorativer Begriff stehen bleiben. Der Abschnitt traegt nur dann, wenn er eine pruefbare Aussage erlaubt: Welche Quelle stuetzt die Annahme, welche Unsicherheit bleibt offen und welche Gegenbeobachtung wuerde die Bewertung veraendern? Fuer Kernfelder, Wirkungsgrenzen und rote Linien heisst das, dass jede Wirkungsaussage eine Grenze zieht und diese Grenze begruenden muss. Die Studierenden sollen nicht lernen, einen Score nachzusprechen. Sie sollen erkennen, wann ein Score klaert, wann er verdeckt und wann eine rote Linie die Durchschnittslogik stoppt.</w:t>
+      </w:r>
+    </w:p>
+    <w:p>
+      <w:r>
+        <w:t>Fallfenster zur Anwendung. Ein Controlling-Team moechte einen Score bilden. Das Skript verlangt, dass Datenqualitaet, Systemgrenzen, Gewichtung, Unsicherheit und Nichtkompensation sichtbar bleiben. Ein Score darf die Diskussion nicht beenden, sondern muss bessere Fragen, Priorisierung und Rueckkopplung ermoeglichen. Bezogen auf Kernfelder, Wirkungsgrenzen und rote Linien heisst das: Die Analyse muss das konkrete Thema ernst nehmen und zugleich den allgemeinen WÖk-Massstab halten. Es geht nicht darum, Akteure moralisch zu sortieren. Es geht darum, Wirkpfade, Wirkungsempfaenger, Datenqualitaet, Risiken und Rueckkopplung so zu beschreiben, dass bessere Entscheidungen moeglich werden.</w:t>
+      </w:r>
+    </w:p>
+    <w:p>
+      <w:r>
+        <w:t>Transfer in Grundstudium Wirkungsökonomie. Quelltext und fachliche Grundlegung verbindet die inhaltliche Deutung mit der spaeteren Praxis. Eine Organisation kann zu Kernfelder, Wirkungsgrenzen und rote Linien sehr ueberzeugend kommunizieren und trotzdem an einen plausiblen Gedanken schon fuer Wirkung zu halten, obwohl Empfaenger, Zustand, Zeitbezug und Quelle fehlen scheitern. Darum muss die V1-Fassung immer auch nach Governance fragen: Wer erhebt Daten, wer bewertet sie, wer traegt die Folgen, wer kann widersprechen und wann wird eine Entscheidung korrigiert? Szenarien pruefen Sofortwirkung, Folgewirkung und Reversibilitaet getrennt. So wird aus einem Lehrkapitel eine verantwortbare Arbeitsroutine.</w:t>
+      </w:r>
+    </w:p>
+    <w:p>
+      <w:r>
+        <w:t>Grenze gegen Scheingenauigkeit. Gerade bei Einstieg / Wirkungsfrage ist Praezision wichtiger als grosse Begriffe. Eine Wirkungsaussage bleibt schwach, wenn sie nur Aktivitaet, Reichweite, Absicht oder Image beschreibt. Stark wird sie erst, wenn sie die Zustandsveraenderung und ihre Bedingungen offenlegt. In V27 ist deshalb entscheidend, Wirkung nicht am Sender, sondern an veraenderten Zustanden der Empfaenger geprueft wird. Die Fehlerlinie verlaeuft nicht zwischen Optimismus und Pessimismus, sondern zwischen offengelegter Unsicherheit und rhetorischer Sicherheit ohne Pruefpfad.</w:t>
+      </w:r>
+    </w:p>
+    <w:p>
+      <w:r>
+        <w:t>Pruefungsnahe Lesart. Aus Video-/Audio-Vorlesung laesst sich eine gute Transferfrage ableiten: Welche Entscheidung waere falsch, wenn dieser Abschnitt missverstanden wird? Fuer Kernfelder, Wirkungsgrenzen und rote Linien lautet die Antwort meist nicht einfach "mehr Wirkung", sondern genauer: bessere Unterscheidung, sauberere Daten, klarere Schutzlinie und rueckgekoppelte Steuerung. Jede Schlussfolgerung endet mit Entscheidung, Verantwortlichkeit und Termin fuer Rueckpruefung. Wer das im Fall anwenden kann, hat den Kern der Vorlesung verstanden; wer nur Definitionen wiederholt, bleibt unter dem Anspruch der Akademie.</w:t>
+      </w:r>
+    </w:p>
+    <w:p>
+      <w:r>
+        <w:t>Fallfenster zur Anwendung. Ein Kommunikationsbericht nennt viele Aktivitaeten, Reichweiten und Rueckmeldungen. Die V1-Pruefung fragt, ob daraus eine belastbare Wirkungsaussage folgt. Wenn nur Kontakte, Klicks oder Zustimmung vorliegen, bleibt die Aussage im Bereich Wirkungspotenzial oder Resonanz, nicht im Bereich nachgewiesener Wirkung. Bezogen auf Kernfelder, Wirkungsgrenzen und rote Linien heisst das: Die Analyse muss das konkrete Thema ernst nehmen und zugleich den allgemeinen WÖk-Massstab halten. Es geht nicht darum, Akteure moralisch zu sortieren. Es geht darum, Wirkpfade, Wirkungsempfaenger, Datenqualitaet, Risiken und Rueckkopplung so zu beschreiben, dass bessere Entscheidungen moeglich werden.</w:t>
+      </w:r>
+    </w:p>
+    <w:p>
+      <w:r>
+        <w:t>Pruefungsnahe Transferfrage. Formuliere zu V27 eine Wirkungsaussage in drei Saetzen: Erstens den beobachteten oder plausiblen Zustand, zweitens die Daten- oder Quellenlage, drittens die offene Unsicherheit samt Rueckkopplung. Die Antwort muss ohne moralische Personenbewertung auskommen und darf Reichweite nicht mit Wirkung verwechseln.</w:t>
+      </w:r>
+    </w:p>
+    <w:p>
+      <w:r>
+        <w:t>Wissenschaftliche Anschlussfaehigkeit. Der Abschnitt Transkript (Gerüst) ist in V27 kein Zusatzwissen, sondern ein Pruefstein fuer die Grundfrage des Skripts: Was veraendert sich, bei wem, wodurch und mit welcher Rueckkopplung? Fuer Kernfelder, Wirkungsgrenzen und rote Linien wird daran sichtbar, dass WÖk-Aussagen mit bestehenden Begriffen, Studien, Standards und Rechtsrahmen in Beziehung stehen muessen. Die fachliche Grenze liegt dort, wo Lernende hausinterne Sprache als Ersatz fuer zitierfaehige Begruendung verwenden. Die saubere Lesart trennt deshalb Beobachtung, Kausalannahme, Bewertung und Steuerungsfolge. In der Anwendung sollte daraus mindestens eine konkrete Begriff, Wirkpfad, Fallbewertung, rote Linie oder Rueckkopplung abgeleitet werden; sonst bleibt das Wissen erklaerend, aber nicht steuerungsfaehig.</w:t>
+      </w:r>
+    </w:p>
+    <w:p>
+      <w:r>
+        <w:t>Anwendung auf Skript / Folien (Lernseite). In einer Fallanalyse beginnt dieser Punkt nicht mit einer Meinung, sondern mit einer belastbaren Beschreibung. Wer V27 pruefungsnah liest, fragt zuerst nach Wirkungsempfaengern, Wirkraum, Zeitraum und Datenquelle. Erst danach folgt die Bewertung im Referenzrahmen Mensch, Planet, Demokratie, SDGs, Agenda 2030 und SDG+. Die Analyse markiert Stoppsignale vor jeder Portfolio- oder Score-Debatte. Der typische Kurzschluss waere, ein gutes Teilresultat gegen zentrale Schaeden aufrechnen. Genau dagegen setzt die WÖk die Pflicht, Wirkungspotenzial, Wirkungsrisiko und positive Netto-Wirkung begrifflich getrennt zu halten.</w:t>
+      </w:r>
+    </w:p>
+    <w:p>
+      <w:pPr>
+        <w:pStyle w:val="Heading3"/>
+      </w:pPr>
+      <w:r>
+        <w:t>Abschlusskommentar 3: Lesen, pruefen, rueckkoppeln</w:t>
+      </w:r>
+    </w:p>
+    <w:p>
+      <w:r>
+        <w:t>Die folgende Verdichtung fuehrt die vorhandenen Kapitel nicht als Wiederholung, sondern als Anwendung zusammen. Wirkungskompetenz entsteht, wenn dieselbe begriffliche Strenge in Fallanalyse, Datenarbeit, Kommunikation, Governance und Entscheidungspraxis wiedererkannt wird.</w:t>
+      </w:r>
+    </w:p>
+    <w:p>
+      <w:r>
+        <w:t>Evidenzregel. Transferaufgabe darf im Skript nicht als dekorativer Begriff stehen bleiben. Der Abschnitt traegt nur dann, wenn er eine pruefbare Aussage erlaubt: Welche Quelle stuetzt die Annahme, welche Unsicherheit bleibt offen und welche Gegenbeobachtung wuerde die Bewertung veraendern? Fuer Kernfelder, Wirkungsgrenzen und rote Linien heisst das, dass praezise Sprache die erste Sicherung gegen Impact-Washing bildet. Die Studierenden sollen nicht lernen, einen Score nachzusprechen. Sie sollen erkennen, wann ein Score klaert, wann er verdeckt und wann eine rote Linie die Durchschnittslogik stoppt.</w:t>
+      </w:r>
+    </w:p>
+    <w:p>
+      <w:r>
+        <w:t>Fallfenster zur Anwendung. Eine Organisation plant eine Massnahme und formuliert dazu eine positive Absicht. In der WÖk reicht das nicht. Fuer diese Vorlesung muss sichtbar werden, welche Zustandsveraenderung erwartet wird, welche Empfaenger direkt oder indirekt betroffen sind, welche Nebenwirkungen entstehen koennen und welche Entscheidung spaeter korrigiert wird. Bezogen auf Kernfelder, Wirkungsgrenzen und rote Linien heisst das: Die Analyse muss das konkrete Thema ernst nehmen und zugleich den allgemeinen WÖk-Massstab halten. Es geht nicht darum, Akteure moralisch zu sortieren. Es geht darum, Wirkpfade, Wirkungsempfaenger, Datenqualitaet, Risiken und Rueckkopplung so zu beschreiben, dass bessere Entscheidungen moeglich werden.</w:t>
+      </w:r>
+    </w:p>
+    <w:p>
+      <w:r>
+        <w:t>Transfer in Grundstudium Wirkungsökonomie. Praxisbeispiel verbindet die inhaltliche Deutung mit der spaeteren Praxis. Eine Organisation kann zu Kernfelder, Wirkungsgrenzen und rote Linien sehr ueberzeugend kommunizieren und trotzdem an einen plausiblen Gedanken schon fuer Wirkung zu halten, obwohl Empfaenger, Zustand, Zeitbezug und Quelle fehlen scheitern. Darum muss die V1-Fassung immer auch nach Governance fragen: Wer erhebt Daten, wer bewertet sie, wer traegt die Folgen, wer kann widersprechen und wann wird eine Entscheidung korrigiert? Mindestens ein direkter und ein indirekter Wirkpfad muessen nachvollziehbar sein. So wird aus einem Lehrkapitel eine verantwortbare Arbeitsroutine.</w:t>
+      </w:r>
+    </w:p>
+    <w:p>
+      <w:r>
+        <w:t>Grenze gegen Scheingenauigkeit. Gerade bei Wirkungsökonomische Vertiefung ist Praezision wichtiger als grosse Begriffe. Eine Wirkungsaussage bleibt schwach, wenn sie nur Aktivitaet, Reichweite, Absicht oder Image beschreibt. Stark wird sie erst, wenn sie die Zustandsveraenderung und ihre Bedingungen offenlegt. In V27 ist deshalb entscheidend, jede Bewertung nur so belastbar ist wie Datenlage, Quellenstatus, Aktualitaet und Systemgrenze. Die Fehlerlinie verlaeuft nicht zwischen Optimismus und Pessimismus, sondern zwischen offengelegter Unsicherheit und rhetorischer Sicherheit ohne Pruefpfad.</w:t>
+      </w:r>
+    </w:p>
+    <w:p>
+      <w:r>
+        <w:t>Pruefungsnahe Transferfrage. Formuliere zu V27 eine Wirkungsaussage in drei Saetzen: Erstens den beobachteten oder plausiblen Zustand, zweitens die Daten- oder Quellenlage, drittens die offene Unsicherheit samt Rueckkopplung. Die Antwort muss ohne moralische Personenbewertung auskommen und darf Reichweite nicht mit Wirkung verwechseln.</w:t>
+      </w:r>
+    </w:p>
+    <w:p>
+      <w:r>
+        <w:t>Pruefungsnahe Lesart. Aus Prüfungsrelevanz laesst sich eine gute Transferfrage ableiten: Welche Entscheidung waere falsch, wenn dieser Abschnitt missverstanden wird? Fuer Kernfelder, Wirkungsgrenzen und rote Linien lautet die Antwort meist nicht einfach "mehr Wirkung", sondern genauer: bessere Unterscheidung, sauberere Daten, klarere Schutzlinie und rueckgekoppelte Steuerung. Profile, Zielkonflikte und offene Punkte werden nebeneinander gefuehrt. Wer das im Fall anwenden kann, hat den Kern der Vorlesung verstanden; wer nur Definitionen wiederholt, bleibt unter dem Anspruch der Akademie.</w:t>
+      </w:r>
+    </w:p>
+    <w:p>
+      <w:r>
+        <w:t>Fallfenster zur Anwendung. Eine Fuehrungsentscheidung erzeugt zugleich Nutzen und Risiken. Die WÖk behandelt Ambivalenz nicht als Stoerung, sondern als Kern der Analyse. Positive Netto-Wirkung darf erst behauptet werden, wenn zentrale negative Wirkungen getrennt geprueft und rote Linien gewahrt sind. Bezogen auf Kernfelder, Wirkungsgrenzen und rote Linien heisst das: Die Analyse muss das konkrete Thema ernst nehmen und zugleich den allgemeinen WÖk-Massstab halten. Es geht nicht darum, Akteure moralisch zu sortieren. Es geht darum, Wirkpfade, Wirkungsempfaenger, Datenqualitaet, Risiken und Rueckkopplung so zu beschreiben, dass bessere Entscheidungen moeglich werden.</w:t>
+      </w:r>
+    </w:p>
+    <w:p>
+      <w:r>
+        <w:t>Nichtkompensation. Der Abschnitt Lernziele ist in V27 kein Zusatzwissen, sondern ein Pruefstein fuer die Grundfrage des Skripts: Was veraendert sich, bei wem, wodurch und mit welcher Rueckkopplung? Fuer Kernfelder, Wirkungsgrenzen und rote Linien wird daran sichtbar, dass schwere zentrale Schaeden nicht durch beliebige positive Einzelwerte neutralisiert werden duerfen. Die fachliche Grenze liegt dort, wo Lernende eine Durchschnittslogik als moralische Entlastung verwenden. Die saubere Lesart trennt deshalb Beobachtung, Kausalannahme, Bewertung und Steuerungsfolge. In der Anwendung sollte daraus mindestens eine konkrete Begriff, Wirkpfad, Fallbewertung, rote Linie oder Rueckkopplung abgeleitet werden; sonst bleibt das Wissen erklaerend, aber nicht steuerungsfaehig.</w:t>
+      </w:r>
+    </w:p>
+    <w:p>
+      <w:r>
+        <w:t>Anwendung auf Einleitung / Wirkungsfrage. In einer Fallanalyse beginnt dieser Punkt nicht mit einer Meinung, sondern mit einer belastbaren Beschreibung. Wer V27 pruefungsnah liest, fragt zuerst nach Wirkungsempfaengern, Wirkraum, Zeitraum und Datenquelle. Erst danach folgt die Bewertung im Referenzrahmen Mensch, Planet, Demokratie, SDGs, Agenda 2030 und SDG+. Jeder Analyseblock fragt nach der Routine, die nach der Bewertung angepasst wird. Der typische Kurzschluss waere, Reporting als Abschluss behandeln. Genau dagegen setzt die WÖk die Pflicht, Wirkungspotenzial, Wirkungsrisiko und positive Netto-Wirkung begrifflich getrennt zu halten.</w:t>
+      </w:r>
+    </w:p>
+    <w:p>
+      <w:r>
+        <w:t>Evidenzregel. Kernaussage darf im Skript nicht als dekorativer Begriff stehen bleiben. Der Abschnitt traegt nur dann, wenn er eine pruefbare Aussage erlaubt: Welche Quelle stuetzt die Annahme, welche Unsicherheit bleibt offen und welche Gegenbeobachtung wuerde die Bewertung veraendern? Fuer Kernfelder, Wirkungsgrenzen und rote Linien heisst das, dass Wirkungsbewertung Verfahren, Rechte, Transparenz und Korrektur braucht. Die Studierenden sollen nicht lernen, einen Score nachzusprechen. Sie sollen erkennen, wann ein Score klaert, wann er verdeckt und wann eine rote Linie die Durchschnittslogik stoppt.</w:t>
+      </w:r>
+    </w:p>
+    <w:p>
+      <w:r>
+        <w:t>Fallfenster zur Anwendung. Ein Controlling-Team moechte einen Score bilden. Das Skript verlangt, dass Datenqualitaet, Systemgrenzen, Gewichtung, Unsicherheit und Nichtkompensation sichtbar bleiben. Ein Score darf die Diskussion nicht beenden, sondern muss bessere Fragen, Priorisierung und Rueckkopplung ermoeglichen. Bezogen auf Kernfelder, Wirkungsgrenzen und rote Linien heisst das: Die Analyse muss das konkrete Thema ernst nehmen und zugleich den allgemeinen WÖk-Massstab halten. Es geht nicht darum, Akteure moralisch zu sortieren. Es geht darum, Wirkpfade, Wirkungsempfaenger, Datenqualitaet, Risiken und Rueckkopplung so zu beschreiben, dass bessere Entscheidungen moeglich werden.</w:t>
+      </w:r>
+    </w:p>
+    <w:p>
+      <w:r>
+        <w:t>Transfer in Grundstudium Wirkungsökonomie. Quelltext und fachliche Grundlegung verbindet die inhaltliche Deutung mit der spaeteren Praxis. Eine Organisation kann zu Kernfelder, Wirkungsgrenzen und rote Linien sehr ueberzeugend kommunizieren und trotzdem an einen plausiblen Gedanken schon fuer Wirkung zu halten, obwohl Empfaenger, Zustand, Zeitbezug und Quelle fehlen scheitern. Darum muss die V1-Fassung immer auch nach Governance fragen: Wer erhebt Daten, wer bewertet sie, wer traegt die Folgen, wer kann widersprechen und wann wird eine Entscheidung korrigiert? Pruefungsfragen verbinden Begriff, Anwendung, Evidenz und rote Linie. So wird aus einem Lehrkapitel eine verantwortbare Arbeitsroutine.</w:t>
+      </w:r>
+    </w:p>
+    <w:p>
+      <w:r>
+        <w:t>Pruefungsnahe Transferfrage. Formuliere zu V27 eine Wirkungsaussage in drei Saetzen: Erstens den beobachteten oder plausiblen Zustand, zweitens die Daten- oder Quellenlage, drittens die offene Unsicherheit samt Rueckkopplung. Die Antwort muss ohne moralische Personenbewertung auskommen und darf Reichweite nicht mit Wirkung verwechseln.</w:t>
+      </w:r>
+    </w:p>
+    <w:p>
+      <w:r>
+        <w:t>Grenze gegen Scheingenauigkeit. Gerade bei Einstieg / Wirkungsfrage ist Praezision wichtiger als grosse Begriffe. Eine Wirkungsaussage bleibt schwach, wenn sie nur Aktivitaet, Reichweite, Absicht oder Image beschreibt. Stark wird sie erst, wenn sie die Zustandsveraenderung und ihre Bedingungen offenlegt. In V27 ist deshalb entscheidend, WÖk-Begriffe im Alltag nur tragen, wenn sie in Routinen uebersetzt werden. Die Fehlerlinie verlaeuft nicht zwischen Optimismus und Pessimismus, sondern zwischen offengelegter Unsicherheit und rhetorischer Sicherheit ohne Pruefpfad.</w:t>
+      </w:r>
+    </w:p>
+    <w:p>
+      <w:r>
+        <w:t>Pruefungsnahe Lesart. Aus Video-/Audio-Vorlesung laesst sich eine gute Transferfrage ableiten: Welche Entscheidung waere falsch, wenn dieser Abschnitt missverstanden wird? Fuer Kernfelder, Wirkungsgrenzen und rote Linien lautet die Antwort meist nicht einfach "mehr Wirkung", sondern genauer: bessere Unterscheidung, sauberere Daten, klarere Schutzlinie und rueckgekoppelte Steuerung. Gute Kommunikation unterscheidet Befund, Annahme und normative Bewertung. Wer das im Fall anwenden kann, hat den Kern der Vorlesung verstanden; wer nur Definitionen wiederholt, bleibt unter dem Anspruch der Akademie.</w:t>
+      </w:r>
+    </w:p>
+    <w:p>
+      <w:r>
+        <w:t>Fallfenster zur Anwendung. Ein Kommunikationsbericht nennt viele Aktivitaeten, Reichweiten und Rueckmeldungen. Die V1-Pruefung fragt, ob daraus eine belastbare Wirkungsaussage folgt. Wenn nur Kontakte, Klicks oder Zustimmung vorliegen, bleibt die Aussage im Bereich Wirkungspotenzial oder Resonanz, nicht im Bereich nachgewiesener Wirkung. Bezogen auf Kernfelder, Wirkungsgrenzen und rote Linien heisst das: Die Analyse muss das konkrete Thema ernst nehmen und zugleich den allgemeinen WÖk-Massstab halten. Es geht nicht darum, Akteure moralisch zu sortieren. Es geht darum, Wirkpfade, Wirkungsempfaenger, Datenqualitaet, Risiken und Rueckkopplung so zu beschreiben, dass bessere Entscheidungen moeglich werden.</w:t>
+      </w:r>
+    </w:p>
+    <w:p>
+      <w:r>
+        <w:t>Systemgrenze. Der Abschnitt Transkript (Gerüst) ist in V27 kein Zusatzwissen, sondern ein Pruefstein fuer die Grundfrage des Skripts: Was veraendert sich, bei wem, wodurch und mit welcher Rueckkopplung? Fuer Kernfelder, Wirkungsgrenzen und rote Linien wird daran sichtbar, dass jede Wirkungsaussage eine Grenze zieht und diese Grenze begruenden muss. Die fachliche Grenze liegt dort, wo Lernende nur den bequemen Ausschnitt betrachten. Die saubere Lesart trennt deshalb Beobachtung, Kausalannahme, Bewertung und Steuerungsfolge. In der Anwendung sollte daraus mindestens eine konkrete Begriff, Wirkpfad, Fallbewertung, rote Linie oder Rueckkopplung abgeleitet werden; sonst bleibt das Wissen erklaerend, aber nicht steuerungsfaehig.</w:t>
+      </w:r>
+    </w:p>
+    <w:p>
+      <w:r>
+        <w:t>Anwendung auf Skript / Folien (Lernseite). In einer Fallanalyse beginnt dieser Punkt nicht mit einer Meinung, sondern mit einer belastbaren Beschreibung. Wer V27 pruefungsnah liest, fragt zuerst nach Wirkungsempfaengern, Wirkraum, Zeitraum und Datenquelle. Erst danach folgt die Bewertung im Referenzrahmen Mensch, Planet, Demokratie, SDGs, Agenda 2030 und SDG+. Szenarien pruefen Sofortwirkung, Folgewirkung und Reversibilitaet getrennt. Der typische Kurzschluss waere, Momentnutzen als dauerhafte positive Netto-Wirkung verkaufen. Genau dagegen setzt die WÖk die Pflicht, Wirkungspotenzial, Wirkungsrisiko und positive Netto-Wirkung begrifflich getrennt zu halten.</w:t>
+      </w:r>
+    </w:p>
+    <w:p>
+      <w:r>
+        <w:t>Evidenzregel. Transferaufgabe darf im Skript nicht als dekorativer Begriff stehen bleiben. Der Abschnitt traegt nur dann, wenn er eine pruefbare Aussage erlaubt: Welche Quelle stuetzt die Annahme, welche Unsicherheit bleibt offen und welche Gegenbeobachtung wuerde die Bewertung veraendern? Fuer Kernfelder, Wirkungsgrenzen und rote Linien heisst das, dass Wirkung nicht am Sender, sondern an veraenderten Zustanden der Empfaenger geprueft wird. Die Studierenden sollen nicht lernen, einen Score nachzusprechen. Sie sollen erkennen, wann ein Score klaert, wann er verdeckt und wann eine rote Linie die Durchschnittslogik stoppt.</w:t>
+      </w:r>
+    </w:p>
+    <w:p>
+      <w:r>
+        <w:t>Fallfenster zur Anwendung. Eine Organisation plant eine Massnahme und formuliert dazu eine positive Absicht. In der WÖk reicht das nicht. Fuer diese Vorlesung muss sichtbar werden, welche Zustandsveraenderung erwartet wird, welche Empfaenger direkt oder indirekt betroffen sind, welche Nebenwirkungen entstehen koennen und welche Entscheidung spaeter korrigiert wird. Bezogen auf Kernfelder, Wirkungsgrenzen und rote Linien heisst das: Die Analyse muss das konkrete Thema ernst nehmen und zugleich den allgemeinen WÖk-Massstab halten. Es geht nicht darum, Akteure moralisch zu sortieren. Es geht darum, Wirkpfade, Wirkungsempfaenger, Datenqualitaet, Risiken und Rueckkopplung so zu beschreiben, dass bessere Entscheidungen moeglich werden.</w:t>
+      </w:r>
+    </w:p>
+    <w:p>
+      <w:r>
+        <w:t>Pruefungsnahe Transferfrage. Formuliere zu V27 eine Wirkungsaussage in drei Saetzen: Erstens den beobachteten oder plausiblen Zustand, zweitens die Daten- oder Quellenlage, drittens die offene Unsicherheit samt Rueckkopplung. Die Antwort muss ohne moralische Personenbewertung auskommen und darf Reichweite nicht mit Wirkung verwechseln.</w:t>
+      </w:r>
+    </w:p>
+    <w:p>
+      <w:r>
+        <w:t>Transfer in Grundstudium Wirkungsökonomie. Praxisbeispiel verbindet die inhaltliche Deutung mit der spaeteren Praxis. Eine Organisation kann zu Kernfelder, Wirkungsgrenzen und rote Linien sehr ueberzeugend kommunizieren und trotzdem an einen plausiblen Gedanken schon fuer Wirkung zu halten, obwohl Empfaenger, Zustand, Zeitbezug und Quelle fehlen scheitern. Darum muss die V1-Fassung immer auch nach Governance fragen: Wer erhebt Daten, wer bewertet sie, wer traegt die Folgen, wer kann widersprechen und wann wird eine Entscheidung korrigiert? Jede Schlussfolgerung endet mit Entscheidung, Verantwortlichkeit und Termin fuer Rueckpruefung. So wird aus einem Lehrkapitel eine verantwortbare Arbeitsroutine.</w:t>
+      </w:r>
+    </w:p>
+    <w:p>
+      <w:r>
+        <w:t>Grenze gegen Scheingenauigkeit. Gerade bei Wirkungsökonomische Vertiefung ist Praezision wichtiger als grosse Begriffe. Eine Wirkungsaussage bleibt schwach, wenn sie nur Aktivitaet, Reichweite, Absicht oder Image beschreibt. Stark wird sie erst, wenn sie die Zustandsveraenderung und ihre Bedingungen offenlegt. In V27 ist deshalb entscheidend, WÖk-Aussagen mit bestehenden Begriffen, Studien, Standards und Rechtsrahmen in Beziehung stehen muessen. Die Fehlerlinie verlaeuft nicht zwischen Optimismus und Pessimismus, sondern zwischen offengelegter Unsicherheit und rhetorischer Sicherheit ohne Pruefpfad.</w:t>
+      </w:r>
+    </w:p>
+    <w:p>
+      <w:r>
+        <w:t>Pruefungsnahe Lesart. Aus Prüfungsrelevanz laesst sich eine gute Transferfrage ableiten: Welche Entscheidung waere falsch, wenn dieser Abschnitt missverstanden wird? Fuer Kernfelder, Wirkungsgrenzen und rote Linien lautet die Antwort meist nicht einfach "mehr Wirkung", sondern genauer: bessere Unterscheidung, sauberere Daten, klarere Schutzlinie und rueckgekoppelte Steuerung. Die Analyse markiert Stoppsignale vor jeder Portfolio- oder Score-Debatte. Wer das im Fall anwenden kann, hat den Kern der Vorlesung verstanden; wer nur Definitionen wiederholt, bleibt unter dem Anspruch der Akademie.</w:t>
+      </w:r>
+    </w:p>
+    <w:p>
+      <w:r>
+        <w:t>Fallfenster zur Anwendung. Eine Fuehrungsentscheidung erzeugt zugleich Nutzen und Risiken. Die WÖk behandelt Ambivalenz nicht als Stoerung, sondern als Kern der Analyse. Positive Netto-Wirkung darf erst behauptet werden, wenn zentrale negative Wirkungen getrennt geprueft und rote Linien gewahrt sind. Bezogen auf Kernfelder, Wirkungsgrenzen und rote Linien heisst das: Die Analyse muss das konkrete Thema ernst nehmen und zugleich den allgemeinen WÖk-Massstab halten. Es geht nicht darum, Akteure moralisch zu sortieren. Es geht darum, Wirkpfade, Wirkungsempfaenger, Datenqualitaet, Risiken und Rueckkopplung so zu beschreiben, dass bessere Entscheidungen moeglich werden.</w:t>
+      </w:r>
+    </w:p>
+    <w:p>
+      <w:pPr>
+        <w:pStyle w:val="Heading3"/>
+      </w:pPr>
+      <w:r>
+        <w:t>V1-Abschlussnotiz</w:t>
+      </w:r>
+    </w:p>
+    <w:p>
+      <w:r>
+        <w:t>Diese Finalisierung schliesst die Codex-Inhaltsproduktion fuer V27. Offen bleibt nicht der fachliche Kern des Skripts, sondern der naechste Produktionsschritt: Claude setzt daraus die CI/CD-konforme Reader- und PDF-Fassung, prueft Satz, Umbrueche, Medienintegration und Lektorat und markiert erst danach die veroeffentlichte Fassung als freigegeben.</w:t>
       </w:r>
     </w:p>
     <w:sectPr>

--- a/docs/studienskripte/word-rohfassungen/woek-g-v27.docx
+++ b/docs/studienskripte/word-rohfassungen/woek-g-v27.docx
@@ -3298,12 +3298,12 @@
     </w:p>
     <w:p>
       <w:r>
-        <w:t>Dieses Skript zu V27 Kernfelder, Wirkungsgrenzen und rote Linien ist als Langformtext angelegt: Es soll nicht nur die Vorlesung begleiten, sondern als eigenstaendiges Studienmaterial funktionieren. Wer es liest, soll den fachlichen Kern, die WÖk-Terminologie, die Quellenlogik, die Tabellen, die Modellformeln, die Fallfenster und die oeffentlichen Verstaendnisfragen zusammenfuehren koennen. Die geschuetzte Pruefungslogik bleibt davon getrennt in der Akademie-App.</w:t>
-      </w:r>
-    </w:p>
-    <w:p>
-      <w:r>
-        <w:t>Fuer den Abschluss ist entscheidend, dass Kernfelder, Wirkungsgrenzen und rote Linien im Feld Grundstudium Wirkungsökonomie nicht als Einzelthema stehen bleibt. Die Vorlesung traegt zur gemeinsamen Architektur bei: begriffliche Grundlegung, Bewertungsrahmen und gesellschaftliche Einordnung. Daraus folgt eine Lesehaltung, die streng und praktisch zugleich ist. Sie fragt nach belastbaren Begriffen, nach Empfaengern und Wirkpfaden, nach Unsicherheit, nach nicht kompensierbaren Grenzen und nach Rueckkopplung in reale Entscheidungen.</w:t>
+        <w:t>Dieses Skript zu V27 Kernfelder, Wirkungsgrenzen und rote Linien ist als Langformtext angelegt. Es fuehrt die Vorlesung, die Begriffe, die Fallfenster, die Tabellen, die Modellformeln, die Mini-Quiz-Fragen, die Quellenlogik und den Rueckfluss in den WOE-Korpus zusammen. Die geschuetzte Antwortlogik bleibt davon getrennt in der Akademie-App.</w:t>
+      </w:r>
+    </w:p>
+    <w:p>
+      <w:r>
+        <w:t>Der Abschluss liest Kernfelder, Wirkungsgrenzen und rote Linien im Feld Grundstudium Wirkungsoekonomie. Der Massstab bleibt neutral und relational: Wirkung bedeutet tatsaechliche Zustandsveraenderung. Wirkungspotenzial beschreibt plausible Moeglichkeit. Wirkungsrisiko beschreibt moegliche negative Veraenderung. Wenn eine Zielgroesse gemeint ist, geht es um positive Netto-Wirkung. Genau diese Trennung entscheidet, ob das Skript fachlich traegt.</w:t>
       </w:r>
     </w:p>
     <w:p>
@@ -3311,7 +3311,7 @@
         <w:pStyle w:val="Heading3"/>
       </w:pPr>
       <w:r>
-        <w:t>Abschlussmatrix fuer die Anwendung</w:t>
+        <w:t>Abschlussmatrix</w:t>
       </w:r>
     </w:p>
     <w:tbl>
@@ -3337,7 +3337,7 @@
               <w:rPr>
                 <w:b/>
               </w:rPr>
-              <w:t>Ebene</w:t>
+              <w:t>Pruefebene</w:t>
             </w:r>
           </w:p>
         </w:tc>
@@ -3365,7 +3365,7 @@
               <w:rPr>
                 <w:b/>
               </w:rPr>
-              <w:t>Qualitaetsgrenze</w:t>
+              <w:t>Grenze</w:t>
             </w:r>
           </w:p>
         </w:tc>
@@ -3389,7 +3389,7 @@
           </w:tcPr>
           <w:p>
             <w:r>
-              <w:t>Wirkung, Wirkungspotenzial und Wirkungsrisiko werden im Kontext der Vorlesung getrennt.</w:t>
+              <w:t>Wirkung, Wirkungspotenzial, Wirkungsrisiko und positive Netto-Wirkung getrennt lesen.</w:t>
             </w:r>
           </w:p>
         </w:tc>
@@ -3400,7 +3400,7 @@
           </w:tcPr>
           <w:p>
             <w:r>
-              <w:t>keine Absicht als Wirkung ausgeben</w:t>
+              <w:t>Keine Absicht als Wirkung ausgeben.</w:t>
             </w:r>
           </w:p>
         </w:tc>
@@ -3424,7 +3424,7 @@
           </w:tcPr>
           <w:p>
             <w:r>
-              <w:t>Ausloeser, Mechanismus, Wirkungsempfaenger, Zustand und Rueckkopplung werden sichtbar.</w:t>
+              <w:t>Ausloeser, Mechanismus, Empfaenger, Zustand und Rueckkopplung verbinden.</w:t>
             </w:r>
           </w:p>
         </w:tc>
@@ -3435,7 +3435,7 @@
           </w:tcPr>
           <w:p>
             <w:r>
-              <w:t>keine lineare Erfolgsgeschichte erfinden</w:t>
+              <w:t>Keine lineare Erfolgsgeschichte erfinden.</w:t>
             </w:r>
           </w:p>
         </w:tc>
@@ -3448,7 +3448,7 @@
           </w:tcPr>
           <w:p>
             <w:r>
-              <w:t>Daten</w:t>
+              <w:t>Evidenz</w:t>
             </w:r>
           </w:p>
         </w:tc>
@@ -3459,7 +3459,7 @@
           </w:tcPr>
           <w:p>
             <w:r>
-              <w:t>Quellen, Datenqualitaet, Unsicherheit und Aktualitaet werden benannt.</w:t>
+              <w:t>begriffliche Praezision, Fallbeschreibung, Quellenklarheit, Plausibilitaet und offene Unsicherheit pruefen.</w:t>
             </w:r>
           </w:p>
         </w:tc>
@@ -3470,7 +3470,7 @@
           </w:tcPr>
           <w:p>
             <w:r>
-              <w:t>keine Scheingenauigkeit erzeugen</w:t>
+              <w:t>Keine Scheingenauigkeit erzeugen.</w:t>
             </w:r>
           </w:p>
         </w:tc>
@@ -3494,7 +3494,7 @@
           </w:tcPr>
           <w:p>
             <w:r>
-              <w:t>SDGs, Agenda 2030, SDG+ und WÖk-Schutzlinien bilden den Referenzrahmen.</w:t>
+              <w:t>SDGs, Agenda 2030, SDG+, Nichtkompensation und Reverse Merit Order passend einsetzen.</w:t>
             </w:r>
           </w:p>
         </w:tc>
@@ -3505,7 +3505,7 @@
           </w:tcPr>
           <w:p>
             <w:r>
-              <w:t>keine Durchschnittslogik gegen rote Linien</w:t>
+              <w:t>Keine Durchschnittslogik gegen rote Linien.</w:t>
             </w:r>
           </w:p>
         </w:tc>
@@ -3529,7 +3529,7 @@
           </w:tcPr>
           <w:p>
             <w:r>
-              <w:t>Die Bewertung fuehrt zu Entscheidung, Budget, Prozess, Kommunikation oder Korrektur.</w:t>
+              <w:t>Ergebnis in Begriff, Fallbewertung, Wirkpfad, rote Linie, Quellenbeurteilung oder Rueckkopplungsregel uebersetzen.</w:t>
             </w:r>
           </w:p>
         </w:tc>
@@ -3540,7 +3540,7 @@
           </w:tcPr>
           <w:p>
             <w:r>
-              <w:t>kein Reporting ohne Rueckkopplung</w:t>
+              <w:t>Kein Reporting ohne Rueckkopplung.</w:t>
             </w:r>
           </w:p>
         </w:tc>
@@ -3552,132 +3552,107 @@
         <w:pStyle w:val="Heading3"/>
       </w:pPr>
       <w:r>
-        <w:t>Abschlusskommentar 1: Lesen, pruefen, rueckkoppeln</w:t>
-      </w:r>
-    </w:p>
-    <w:p>
-      <w:r>
-        <w:t>Die folgende Verdichtung fuehrt die vorhandenen Kapitel nicht als Wiederholung, sondern als Anwendung zusammen. Wirkungskompetenz entsteht, wenn dieselbe begriffliche Strenge in Fallanalyse, Datenarbeit, Kommunikation, Governance und Entscheidungspraxis wiedererkannt wird.</w:t>
-      </w:r>
-    </w:p>
-    <w:p>
-      <w:r>
-        <w:t>Begriffliche Schaerfung. Der Abschnitt Lernziele ist in V27 kein Zusatzwissen, sondern ein Pruefstein fuer die Grundfrage des Skripts: Was veraendert sich, bei wem, wodurch und mit welcher Rueckkopplung? Fuer Kernfelder, Wirkungsgrenzen und rote Linien wird daran sichtbar, dass praezise Sprache die erste Sicherung gegen Impact-Washing bildet. Die fachliche Grenze liegt dort, wo Lernende Output, Reichweite, Absicht und Wirkung in einem Satz vermischen. Die saubere Lesart trennt deshalb Beobachtung, Kausalannahme, Bewertung und Steuerungsfolge. In der Anwendung sollte daraus mindestens eine konkrete Begriff, Wirkpfad, Fallbewertung, rote Linie oder Rueckkopplung abgeleitet werden; sonst bleibt das Wissen erklaerend, aber nicht steuerungsfaehig.</w:t>
-      </w:r>
-    </w:p>
-    <w:p>
-      <w:r>
-        <w:t>Anwendung auf Einleitung / Wirkungsfrage. In einer Fallanalyse beginnt dieser Punkt nicht mit einer Meinung, sondern mit einer belastbaren Beschreibung. Wer V27 pruefungsnah liest, fragt zuerst nach Wirkungsempfaengern, Wirkraum, Zeitraum und Datenquelle. Erst danach folgt die Bewertung im Referenzrahmen Mensch, Planet, Demokratie, SDGs, Agenda 2030 und SDG+. Mindestens ein direkter und ein indirekter Wirkpfad muessen nachvollziehbar sein. Der typische Kurzschluss waere, nur die Massnahme selbst bewerten und indirekte Empfaenger ausblenden. Genau dagegen setzt die WÖk die Pflicht, Wirkungspotenzial, Wirkungsrisiko und positive Netto-Wirkung begrifflich getrennt zu halten.</w:t>
-      </w:r>
-    </w:p>
-    <w:p>
-      <w:r>
-        <w:t>Evidenzregel. Kernaussage darf im Skript nicht als dekorativer Begriff stehen bleiben. Der Abschnitt traegt nur dann, wenn er eine pruefbare Aussage erlaubt: Welche Quelle stuetzt die Annahme, welche Unsicherheit bleibt offen und welche Gegenbeobachtung wuerde die Bewertung veraendern? Fuer Kernfelder, Wirkungsgrenzen und rote Linien heisst das, dass jede Bewertung nur so belastbar ist wie Datenlage, Quellenstatus, Aktualitaet und Systemgrenze. Die Studierenden sollen nicht lernen, einen Score nachzusprechen. Sie sollen erkennen, wann ein Score klaert, wann er verdeckt und wann eine rote Linie die Durchschnittslogik stoppt.</w:t>
-      </w:r>
-    </w:p>
-    <w:p>
-      <w:r>
-        <w:t>Fallfenster zur Anwendung. Ein Controlling-Team moechte einen Score bilden. Das Skript verlangt, dass Datenqualitaet, Systemgrenzen, Gewichtung, Unsicherheit und Nichtkompensation sichtbar bleiben. Ein Score darf die Diskussion nicht beenden, sondern muss bessere Fragen, Priorisierung und Rueckkopplung ermoeglichen. Bezogen auf Kernfelder, Wirkungsgrenzen und rote Linien heisst das: Die Analyse muss das konkrete Thema ernst nehmen und zugleich den allgemeinen WÖk-Massstab halten. Es geht nicht darum, Akteure moralisch zu sortieren. Es geht darum, Wirkpfade, Wirkungsempfaenger, Datenqualitaet, Risiken und Rueckkopplung so zu beschreiben, dass bessere Entscheidungen moeglich werden.</w:t>
-      </w:r>
-    </w:p>
-    <w:p>
-      <w:r>
-        <w:t>Transfer in Grundstudium Wirkungsökonomie. Quelltext und fachliche Grundlegung verbindet die inhaltliche Deutung mit der spaeteren Praxis. Eine Organisation kann zu Kernfelder, Wirkungsgrenzen und rote Linien sehr ueberzeugend kommunizieren und trotzdem an einen plausiblen Gedanken schon fuer Wirkung zu halten, obwohl Empfaenger, Zustand, Zeitbezug und Quelle fehlen scheitern. Darum muss die V1-Fassung immer auch nach Governance fragen: Wer erhebt Daten, wer bewertet sie, wer traegt die Folgen, wer kann widersprechen und wann wird eine Entscheidung korrigiert? Profile, Zielkonflikte und offene Punkte werden nebeneinander gefuehrt. So wird aus einem Lehrkapitel eine verantwortbare Arbeitsroutine.</w:t>
-      </w:r>
-    </w:p>
-    <w:p>
-      <w:r>
-        <w:t>Grenze gegen Scheingenauigkeit. Gerade bei Einstieg / Wirkungsfrage ist Praezision wichtiger als grosse Begriffe. Eine Wirkungsaussage bleibt schwach, wenn sie nur Aktivitaet, Reichweite, Absicht oder Image beschreibt. Stark wird sie erst, wenn sie die Zustandsveraenderung und ihre Bedingungen offenlegt. In V27 ist deshalb entscheidend, schwere zentrale Schaeden nicht durch beliebige positive Einzelwerte neutralisiert werden duerfen. Die Fehlerlinie verlaeuft nicht zwischen Optimismus und Pessimismus, sondern zwischen offengelegter Unsicherheit und rhetorischer Sicherheit ohne Pruefpfad.</w:t>
-      </w:r>
-    </w:p>
-    <w:p>
-      <w:r>
-        <w:t>Pruefungsnahe Transferfrage. Formuliere zu V27 eine Wirkungsaussage in drei Saetzen: Erstens den beobachteten oder plausiblen Zustand, zweitens die Daten- oder Quellenlage, drittens die offene Unsicherheit samt Rueckkopplung. Die Antwort muss ohne moralische Personenbewertung auskommen und darf Reichweite nicht mit Wirkung verwechseln.</w:t>
-      </w:r>
-    </w:p>
-    <w:p>
-      <w:r>
-        <w:t>Pruefungsnahe Lesart. Aus Video-/Audio-Vorlesung laesst sich eine gute Transferfrage ableiten: Welche Entscheidung waere falsch, wenn dieser Abschnitt missverstanden wird? Fuer Kernfelder, Wirkungsgrenzen und rote Linien lautet die Antwort meist nicht einfach "mehr Wirkung", sondern genauer: bessere Unterscheidung, sauberere Daten, klarere Schutzlinie und rueckgekoppelte Steuerung. Jeder Analyseblock fragt nach der Routine, die nach der Bewertung angepasst wird. Wer das im Fall anwenden kann, hat den Kern der Vorlesung verstanden; wer nur Definitionen wiederholt, bleibt unter dem Anspruch der Akademie.</w:t>
-      </w:r>
-    </w:p>
-    <w:p>
-      <w:r>
-        <w:t>Fallfenster zur Anwendung. Ein Kommunikationsbericht nennt viele Aktivitaeten, Reichweiten und Rueckmeldungen. Die V1-Pruefung fragt, ob daraus eine belastbare Wirkungsaussage folgt. Wenn nur Kontakte, Klicks oder Zustimmung vorliegen, bleibt die Aussage im Bereich Wirkungspotenzial oder Resonanz, nicht im Bereich nachgewiesener Wirkung. Bezogen auf Kernfelder, Wirkungsgrenzen und rote Linien heisst das: Die Analyse muss das konkrete Thema ernst nehmen und zugleich den allgemeinen WÖk-Massstab halten. Es geht nicht darum, Akteure moralisch zu sortieren. Es geht darum, Wirkpfade, Wirkungsempfaenger, Datenqualitaet, Risiken und Rueckkopplung so zu beschreiben, dass bessere Entscheidungen moeglich werden.</w:t>
-      </w:r>
-    </w:p>
-    <w:p>
-      <w:r>
-        <w:t>Governance. Der Abschnitt Transkript (Gerüst) ist in V27 kein Zusatzwissen, sondern ein Pruefstein fuer die Grundfrage des Skripts: Was veraendert sich, bei wem, wodurch und mit welcher Rueckkopplung? Fuer Kernfelder, Wirkungsgrenzen und rote Linien wird daran sichtbar, dass Wirkungsbewertung Verfahren, Rechte, Transparenz und Korrektur braucht. Die fachliche Grenze liegt dort, wo Lernende Bewertung als technokratische Top-down-Setzung verstehen. Die saubere Lesart trennt deshalb Beobachtung, Kausalannahme, Bewertung und Steuerungsfolge. In der Anwendung sollte daraus mindestens eine konkrete Begriff, Wirkpfad, Fallbewertung, rote Linie oder Rueckkopplung abgeleitet werden; sonst bleibt das Wissen erklaerend, aber nicht steuerungsfaehig.</w:t>
-      </w:r>
-    </w:p>
-    <w:p>
-      <w:r>
-        <w:t>Anwendung auf Skript / Folien (Lernseite). In einer Fallanalyse beginnt dieser Punkt nicht mit einer Meinung, sondern mit einer belastbaren Beschreibung. Wer V27 pruefungsnah liest, fragt zuerst nach Wirkungsempfaengern, Wirkraum, Zeitraum und Datenquelle. Erst danach folgt die Bewertung im Referenzrahmen Mensch, Planet, Demokratie, SDGs, Agenda 2030 und SDG+. Pruefungsfragen verbinden Begriff, Anwendung, Evidenz und rote Linie. Der typische Kurzschluss waere, reines Auswendiglernen als Kompetenznachweis behandeln. Genau dagegen setzt die WÖk die Pflicht, Wirkungspotenzial, Wirkungsrisiko und positive Netto-Wirkung begrifflich getrennt zu halten.</w:t>
-      </w:r>
-    </w:p>
-    <w:p>
-      <w:r>
-        <w:t>Evidenzregel. Transferaufgabe darf im Skript nicht als dekorativer Begriff stehen bleiben. Der Abschnitt traegt nur dann, wenn er eine pruefbare Aussage erlaubt: Welche Quelle stuetzt die Annahme, welche Unsicherheit bleibt offen und welche Gegenbeobachtung wuerde die Bewertung veraendern? Fuer Kernfelder, Wirkungsgrenzen und rote Linien heisst das, dass WÖk-Begriffe im Alltag nur tragen, wenn sie in Routinen uebersetzt werden. Die Studierenden sollen nicht lernen, einen Score nachzusprechen. Sie sollen erkennen, wann ein Score klaert, wann er verdeckt und wann eine rote Linie die Durchschnittslogik stoppt.</w:t>
-      </w:r>
-    </w:p>
-    <w:p>
-      <w:r>
-        <w:t>Fallfenster zur Anwendung. Eine Organisation plant eine Massnahme und formuliert dazu eine positive Absicht. In der WÖk reicht das nicht. Fuer diese Vorlesung muss sichtbar werden, welche Zustandsveraenderung erwartet wird, welche Empfaenger direkt oder indirekt betroffen sind, welche Nebenwirkungen entstehen koennen und welche Entscheidung spaeter korrigiert wird. Bezogen auf Kernfelder, Wirkungsgrenzen und rote Linien heisst das: Die Analyse muss das konkrete Thema ernst nehmen und zugleich den allgemeinen WÖk-Massstab halten. Es geht nicht darum, Akteure moralisch zu sortieren. Es geht darum, Wirkpfade, Wirkungsempfaenger, Datenqualitaet, Risiken und Rueckkopplung so zu beschreiben, dass bessere Entscheidungen moeglich werden.</w:t>
-      </w:r>
-    </w:p>
-    <w:p>
-      <w:r>
-        <w:t>Transfer in Grundstudium Wirkungsökonomie. Praxisbeispiel verbindet die inhaltliche Deutung mit der spaeteren Praxis. Eine Organisation kann zu Kernfelder, Wirkungsgrenzen und rote Linien sehr ueberzeugend kommunizieren und trotzdem an einen plausiblen Gedanken schon fuer Wirkung zu halten, obwohl Empfaenger, Zustand, Zeitbezug und Quelle fehlen scheitern. Darum muss die V1-Fassung immer auch nach Governance fragen: Wer erhebt Daten, wer bewertet sie, wer traegt die Folgen, wer kann widersprechen und wann wird eine Entscheidung korrigiert? Gute Kommunikation unterscheidet Befund, Annahme und normative Bewertung. So wird aus einem Lehrkapitel eine verantwortbare Arbeitsroutine.</w:t>
-      </w:r>
-    </w:p>
-    <w:p>
-      <w:r>
-        <w:t>Pruefungsnahe Transferfrage. Formuliere zu V27 eine Wirkungsaussage in drei Saetzen: Erstens den beobachteten oder plausiblen Zustand, zweitens die Daten- oder Quellenlage, drittens die offene Unsicherheit samt Rueckkopplung. Die Antwort muss ohne moralische Personenbewertung auskommen und darf Reichweite nicht mit Wirkung verwechseln.</w:t>
-      </w:r>
-    </w:p>
-    <w:p>
-      <w:r>
-        <w:t>Grenze gegen Scheingenauigkeit. Gerade bei Wirkungsökonomische Vertiefung ist Praezision wichtiger als grosse Begriffe. Eine Wirkungsaussage bleibt schwach, wenn sie nur Aktivitaet, Reichweite, Absicht oder Image beschreibt. Stark wird sie erst, wenn sie die Zustandsveraenderung und ihre Bedingungen offenlegt. In V27 ist deshalb entscheidend, jede Wirkungsaussage eine Grenze zieht und diese Grenze begruenden muss. Die Fehlerlinie verlaeuft nicht zwischen Optimismus und Pessimismus, sondern zwischen offengelegter Unsicherheit und rhetorischer Sicherheit ohne Pruefpfad.</w:t>
-      </w:r>
-    </w:p>
-    <w:p>
-      <w:r>
-        <w:t>Pruefungsnahe Lesart. Aus Prüfungsrelevanz laesst sich eine gute Transferfrage ableiten: Welche Entscheidung waere falsch, wenn dieser Abschnitt missverstanden wird? Fuer Kernfelder, Wirkungsgrenzen und rote Linien lautet die Antwort meist nicht einfach "mehr Wirkung", sondern genauer: bessere Unterscheidung, sauberere Daten, klarere Schutzlinie und rueckgekoppelte Steuerung. Szenarien pruefen Sofortwirkung, Folgewirkung und Reversibilitaet getrennt. Wer das im Fall anwenden kann, hat den Kern der Vorlesung verstanden; wer nur Definitionen wiederholt, bleibt unter dem Anspruch der Akademie.</w:t>
-      </w:r>
-    </w:p>
-    <w:p>
-      <w:r>
-        <w:t>Fallfenster zur Anwendung. Eine Fuehrungsentscheidung erzeugt zugleich Nutzen und Risiken. Die WÖk behandelt Ambivalenz nicht als Stoerung, sondern als Kern der Analyse. Positive Netto-Wirkung darf erst behauptet werden, wenn zentrale negative Wirkungen getrennt geprueft und rote Linien gewahrt sind. Bezogen auf Kernfelder, Wirkungsgrenzen und rote Linien heisst das: Die Analyse muss das konkrete Thema ernst nehmen und zugleich den allgemeinen WÖk-Massstab halten. Es geht nicht darum, Akteure moralisch zu sortieren. Es geht darum, Wirkpfade, Wirkungsempfaenger, Datenqualitaet, Risiken und Rueckkopplung so zu beschreiben, dass bessere Entscheidungen moeglich werden.</w:t>
-      </w:r>
-    </w:p>
-    <w:p>
-      <w:r>
-        <w:t>Betroffenenperspektive. Der Abschnitt Lernziele ist in V27 kein Zusatzwissen, sondern ein Pruefstein fuer die Grundfrage des Skripts: Was veraendert sich, bei wem, wodurch und mit welcher Rueckkopplung? Fuer Kernfelder, Wirkungsgrenzen und rote Linien wird daran sichtbar, dass Wirkung nicht am Sender, sondern an veraenderten Zustanden der Empfaenger geprueft wird. Die fachliche Grenze liegt dort, wo Lernende interne Erfolgskennzahlen mit gesellschaftlicher Wirkung verwechseln. Die saubere Lesart trennt deshalb Beobachtung, Kausalannahme, Bewertung und Steuerungsfolge. In der Anwendung sollte daraus mindestens eine konkrete Begriff, Wirkpfad, Fallbewertung, rote Linie oder Rueckkopplung abgeleitet werden; sonst bleibt das Wissen erklaerend, aber nicht steuerungsfaehig.</w:t>
-      </w:r>
-    </w:p>
-    <w:p>
-      <w:r>
-        <w:t>Anwendung auf Einleitung / Wirkungsfrage. In einer Fallanalyse beginnt dieser Punkt nicht mit einer Meinung, sondern mit einer belastbaren Beschreibung. Wer V27 pruefungsnah liest, fragt zuerst nach Wirkungsempfaengern, Wirkraum, Zeitraum und Datenquelle. Erst danach folgt die Bewertung im Referenzrahmen Mensch, Planet, Demokratie, SDGs, Agenda 2030 und SDG+. Jede Schlussfolgerung endet mit Entscheidung, Verantwortlichkeit und Termin fuer Rueckpruefung. Der typische Kurzschluss waere, Befunde sammeln, ohne Ressourcen oder Regeln zu veraendern. Genau dagegen setzt die WÖk die Pflicht, Wirkungspotenzial, Wirkungsrisiko und positive Netto-Wirkung begrifflich getrennt zu halten.</w:t>
-      </w:r>
-    </w:p>
-    <w:p>
-      <w:r>
-        <w:t>Evidenzregel. Kernaussage darf im Skript nicht als dekorativer Begriff stehen bleiben. Der Abschnitt traegt nur dann, wenn er eine pruefbare Aussage erlaubt: Welche Quelle stuetzt die Annahme, welche Unsicherheit bleibt offen und welche Gegenbeobachtung wuerde die Bewertung veraendern? Fuer Kernfelder, Wirkungsgrenzen und rote Linien heisst das, dass WÖk-Aussagen mit bestehenden Begriffen, Studien, Standards und Rechtsrahmen in Beziehung stehen muessen. Die Studierenden sollen nicht lernen, einen Score nachzusprechen. Sie sollen erkennen, wann ein Score klaert, wann er verdeckt und wann eine rote Linie die Durchschnittslogik stoppt.</w:t>
-      </w:r>
-    </w:p>
-    <w:p>
-      <w:r>
-        <w:t>Fallfenster zur Anwendung. Ein Controlling-Team moechte einen Score bilden. Das Skript verlangt, dass Datenqualitaet, Systemgrenzen, Gewichtung, Unsicherheit und Nichtkompensation sichtbar bleiben. Ein Score darf die Diskussion nicht beenden, sondern muss bessere Fragen, Priorisierung und Rueckkopplung ermoeglichen. Bezogen auf Kernfelder, Wirkungsgrenzen und rote Linien heisst das: Die Analyse muss das konkrete Thema ernst nehmen und zugleich den allgemeinen WÖk-Massstab halten. Es geht nicht darum, Akteure moralisch zu sortieren. Es geht darum, Wirkpfade, Wirkungsempfaenger, Datenqualitaet, Risiken und Rueckkopplung so zu beschreiben, dass bessere Entscheidungen moeglich werden.</w:t>
-      </w:r>
-    </w:p>
-    <w:p>
-      <w:r>
-        <w:t>Pruefungsnahe Transferfrage. Formuliere zu V27 eine Wirkungsaussage in drei Saetzen: Erstens den beobachteten oder plausiblen Zustand, zweitens die Daten- oder Quellenlage, drittens die offene Unsicherheit samt Rueckkopplung. Die Antwort muss ohne moralische Personenbewertung auskommen und darf Reichweite nicht mit Wirkung verwechseln.</w:t>
-      </w:r>
-    </w:p>
-    <w:p>
-      <w:r>
-        <w:t>Transfer in Grundstudium Wirkungsökonomie. Quelltext und fachliche Grundlegung verbindet die inhaltliche Deutung mit der spaeteren Praxis. Eine Organisation kann zu Kernfelder, Wirkungsgrenzen und rote Linien sehr ueberzeugend kommunizieren und trotzdem an einen plausiblen Gedanken schon fuer Wirkung zu halten, obwohl Empfaenger, Zustand, Zeitbezug und Quelle fehlen scheitern. Darum muss die V1-Fassung immer auch nach Governance fragen: Wer erhebt Daten, wer bewertet sie, wer traegt die Folgen, wer kann widersprechen und wann wird eine Entscheidung korrigiert? Die Analyse markiert Stoppsignale vor jeder Portfolio- oder Score-Debatte. So wird aus einem Lehrkapitel eine verantwortbare Arbeitsroutine.</w:t>
+        <w:t>Schlussvertiefung 1: Kernfelder, Wirkungsgrenzen und rote Linien im Anwendungsfall</w:t>
+      </w:r>
+    </w:p>
+    <w:p>
+      <w:r>
+        <w:t>Die folgenden Abschnitte sind keine neue Pruefungsloesung. Sie verdichten die vorhandenen Kapitel zu einer Lesart, mit der Studierende einen Fall selbststaendig analysieren koennen. Im Mittelpunkt stehen Bewertungsgrenzen, Nichtkompensation, Reverse Merit Order und positive Netto-Wirkung, nicht moralische Personenbewertung.</w:t>
+      </w:r>
+    </w:p>
+    <w:p>
+      <w:r>
+        <w:t>Begriffliche Schlussklaerung. Einleitung / Wirkungsfrage zeigt, warum Kernfelder, Wirkungsgrenzen und rote Linien mehr ist als ein Schlagwort im Feld Bewertungsgrenzen, Nichtkompensation, Reverse Merit Order und positive Netto-Wirkung. Die wirkungsoekonomische Frage lautet: Welche reale Veraenderung wird moeglich, welche bleibt nur Potenzial und wo entsteht ein Wirkungsrisiko? Diese Unterscheidung schuetzt vor Impact-Washing, weil sie Absicht, Aktivitaet, Reichweite und Wirkung auseinanderhaelt.</w:t>
+      </w:r>
+    </w:p>
+    <w:p>
+      <w:r>
+        <w:t>Eine Kommune, ein Unternehmen oder eine Bildungsorganisation will Kernfelder, Wirkungsgrenzen und rote Linien praktisch anwenden. Der erste Schritt ist nicht die Auswahl eines Instruments, sondern die Klaerung der Zustandsveraenderung. Bei Einleitung / Wirkungsfrage muss deshalb benannt werden, wer betroffen ist, welcher Zustand sich veraendert, welche Frist gilt und welche Gegenbeobachtung die Annahme widerlegen wuerde. Erst danach entsteht eine begruendete Entscheidung im Feld Begriff, Fallbewertung, Wirkpfad, rote Linie, Quellenbeurteilung oder Rueckkopplungsregel.</w:t>
+      </w:r>
+    </w:p>
+    <w:p>
+      <w:r>
+        <w:t>Wirkpfad und Empfaenger. In V27 muss Kernaussage immer mit Empfaengern gelesen werden. Wirkung entsteht nicht beim Sender, sondern an veraenderten Zustaenden von Menschen, Oekosystemen, Institutionen, Oeffentlichkeit oder kuenftigen Handlungsspielraeumen. Darum reicht es nicht, interne Aktivitaeten zu dokumentieren. Entscheidend ist, ob sich ein Zustand nachvollziehbar veraendert und ob diese Veraenderung im Referenzrahmen Mensch, Planet, Demokratie, SDGs, Agenda 2030 und SDG+ tragfaehig bewertet werden kann.</w:t>
+      </w:r>
+    </w:p>
+    <w:p>
+      <w:r>
+        <w:t>Ein Bericht behauptet, die Massnahme zu Kernfelder, Wirkungsgrenzen und rote Linien sei erfolgreich. Die WOE-Lesart fragt bei Kernaussage nach belastbaren Nachweisen: begriffliche Praezision, Fallbeschreibung, Quellenklarheit, Plausibilitaet und offene Unsicherheit. Wenn diese Nachweise fehlen, bleibt die Aussage Wirkungspotenzial oder Kommunikationsbehauptung. Sie kann wichtig sein, aber sie ist noch keine belegte Wirkung.</w:t>
+      </w:r>
+    </w:p>
+    <w:p>
+      <w:r>
+        <w:t>Daten, Quellen und Evidenz. Wissenschaftliche Anschlussfaehigkeit entsteht hier durch Quellenklarheit. Bei Quelltext und fachliche Grundlegung werden interne WOE-Begriffe nicht als Ersatz fuer Belege benutzt, sondern mit WOE-Bewertungslogik, SDG+, rote Linien, NWI/T-SROI-Abgrenzung und Schutzgueter verbunden. Wo die Datenlage offen bleibt, wird das offengelegt. Wo eine Aussage nur plausibel ist, bleibt sie als Wirkungspotenzial markiert. Wo ein Schaden eine rote Linie beruehrt, greift Nichtkompensation vor Durchschnittslogik.</w:t>
+      </w:r>
+    </w:p>
+    <w:p>
+      <w:r>
+        <w:t>In einer kontroversen Entscheidung wirkt Quelltext und fachliche Grundlegung als Pruefpunkt fuer Ambivalenz. Ein Nutzen fuer eine Gruppe kann mit Risiken fuer andere Wirkungsempfaenger einhergehen. Das Skript verlangt deshalb, positive und negative Zustandsveraenderungen getrennt zu fuehren, bevor von positiver Netto-Wirkung gesprochen wird.</w:t>
+      </w:r>
+    </w:p>
+    <w:p>
+      <w:r>
+        <w:t>Bewertung und rote Linien. In Grundstudium Wirkungsoekonomie wird Einstieg / Wirkungsfrage erst steuerungsfaehig, wenn daraus eine Entscheidung folgt. Die Grundbegriffe muessen in spaeteren Modulen wiedererkennbar bleiben. Ohne diese Rueckkopplung bleibt Reporting eine Beschreibung. Mit Rueckkopplung wird aus Bewertung eine veraenderte Routine: ein anderer Prozess, ein geaenderter Anreiz, eine bessere Datenpflicht, eine korrigierte Kommunikation oder eine neue Priorisierung.</w:t>
+      </w:r>
+    </w:p>
+    <w:p>
+      <w:r>
+        <w:t>Die typische Fehlstelle bei Kernfelder, Wirkungsgrenzen und rote Linien liegt darin, schwere Schaeden mit bequemen Pluspunkten zu verrechnen. Bei Einstieg / Wirkungsfrage wird diese Fehlstelle konkret: Ein scheinbar plausibler Befund darf nicht zur Abkuerzung werden. Quellen, Systemgrenzen, Unsicherheit und Rueckkopplung bleiben sichtbar.</w:t>
+      </w:r>
+    </w:p>
+    <w:p>
+      <w:r>
+        <w:t>Kontrollfrage. Welche Entscheidung waere falsch, wenn Einstieg / Wirkungsfrage in V27 missverstanden wird? Die Antwort muss mindestens eine Daten- oder Quellenannahme, eine betroffene Gruppe oder Schutzdimension, eine moegliche Nebenwirkung und einen Rueckkopplungsschritt nennen. Richtig ist nicht die lauteste Bewertung, sondern diejenige, die Begriff, Beleg und Steuerungsfolge zusammenhaelt.</w:t>
+      </w:r>
+    </w:p>
+    <w:p>
+      <w:r>
+        <w:t>Steuerung und Rueckkopplung. Die Grenze gegen Scheingenauigkeit verlaeuft bei Skript / Folien (Lernseite) nicht zwischen Optimismus und Pessimismus. Sie verlaeuft zwischen offengelegter Unsicherheit und rhetorischer Sicherheit. Wer Kernfelder, Wirkungsgrenzen und rote Linien belastbar anwenden will, benennt Systemgrenze, Zeitraum, Vergleichspunkt und offene Gegenhypothese. Gerade dadurch bleibt das Skript anschlussfaehig fuer Forschung, Praxis und spaetere Revision.</w:t>
+      </w:r>
+    </w:p>
+    <w:p>
+      <w:r>
+        <w:t>Fuer die Pruefung ist Skript / Folien (Lernseite) dann verstanden, wenn daraus eine belastbare Fallantwort entsteht. Eine gute Antwort unterscheidet Beobachtung, Kausalannahme, Bewertung und Steuerungsfolge. Sie bewertet keine Menschen, sondern Wirkpfade, Zustandsveraenderungen, Risiken und institutionelle Bedingungen.</w:t>
+      </w:r>
+    </w:p>
+    <w:p>
+      <w:r>
+        <w:t>Pruefungsnahe Anwendung. Transferaufgabe zeigt, warum Kernfelder, Wirkungsgrenzen und rote Linien mehr ist als ein Schlagwort im Feld Bewertungsgrenzen, Nichtkompensation, Reverse Merit Order und positive Netto-Wirkung. Die wirkungsoekonomische Frage lautet: Welche reale Veraenderung wird moeglich, welche bleibt nur Potenzial und wo entsteht ein Wirkungsrisiko? Diese Unterscheidung schuetzt vor Impact-Washing, weil sie Absicht, Aktivitaet, Reichweite und Wirkung auseinanderhaelt.</w:t>
+      </w:r>
+    </w:p>
+    <w:p>
+      <w:r>
+        <w:t>Eine Kommune, ein Unternehmen oder eine Bildungsorganisation will Kernfelder, Wirkungsgrenzen und rote Linien praktisch anwenden. Der erste Schritt ist nicht die Auswahl eines Instruments, sondern die Klaerung der Zustandsveraenderung. Bei Transferaufgabe muss deshalb benannt werden, wer betroffen ist, welcher Zustand sich veraendert, welche Frist gilt und welche Gegenbeobachtung die Annahme widerlegen wuerde. Erst danach entsteht eine begruendete Entscheidung im Feld Begriff, Fallbewertung, Wirkpfad, rote Linie, Quellenbeurteilung oder Rueckkopplungsregel.</w:t>
+      </w:r>
+    </w:p>
+    <w:p>
+      <w:r>
+        <w:t>Rueckfluss. Fuer den WOE-Korpus bedeutet das: Begriffe aus Kernfelder, Wirkungsgrenzen und rote Linien sollten dort geschaerft werden, wo sie in Glossar, Werkzeugen, Journal oder Readern doppeldeutig bleiben. Offene Forschungsfragen werden nicht versteckt. Sie markieren die Stelle, an der spaetere Evidenz, ein besserer Datensatz oder eine praezisere Fallstudie die Bewertung veraendern kann.</w:t>
+      </w:r>
+    </w:p>
+    <w:p>
+      <w:r>
+        <w:t>Transfer in den WOE-Korpus. In V27 muss Praxisbeispiel immer mit Empfaengern gelesen werden. Wirkung entsteht nicht beim Sender, sondern an veraenderten Zustaenden von Menschen, Oekosystemen, Institutionen, Oeffentlichkeit oder kuenftigen Handlungsspielraeumen. Darum reicht es nicht, interne Aktivitaeten zu dokumentieren. Entscheidend ist, ob sich ein Zustand nachvollziehbar veraendert und ob diese Veraenderung im Referenzrahmen Mensch, Planet, Demokratie, SDGs, Agenda 2030 und SDG+ tragfaehig bewertet werden kann.</w:t>
+      </w:r>
+    </w:p>
+    <w:p>
+      <w:r>
+        <w:t>Ein Bericht behauptet, die Massnahme zu Kernfelder, Wirkungsgrenzen und rote Linien sei erfolgreich. Die WOE-Lesart fragt bei Praxisbeispiel nach belastbaren Nachweisen: begriffliche Praezision, Fallbeschreibung, Quellenklarheit, Plausibilitaet und offene Unsicherheit. Wenn diese Nachweise fehlen, bleibt die Aussage Wirkungspotenzial oder Kommunikationsbehauptung. Sie kann wichtig sein, aber sie ist noch keine belegte Wirkung.</w:t>
+      </w:r>
+    </w:p>
+    <w:p>
+      <w:r>
+        <w:t>Grenzen der Aussage. Wissenschaftliche Anschlussfaehigkeit entsteht hier durch Quellenklarheit. Bei Wirkungsökonomische Vertiefung werden interne WOE-Begriffe nicht als Ersatz fuer Belege benutzt, sondern mit WOE-Bewertungslogik, SDG+, rote Linien, NWI/T-SROI-Abgrenzung und Schutzgueter verbunden. Wo die Datenlage offen bleibt, wird das offengelegt. Wo eine Aussage nur plausibel ist, bleibt sie als Wirkungspotenzial markiert. Wo ein Schaden eine rote Linie beruehrt, greift Nichtkompensation vor Durchschnittslogik.</w:t>
+      </w:r>
+    </w:p>
+    <w:p>
+      <w:r>
+        <w:t>In einer kontroversen Entscheidung wirkt Wirkungsökonomische Vertiefung als Pruefpunkt fuer Ambivalenz. Ein Nutzen fuer eine Gruppe kann mit Risiken fuer andere Wirkungsempfaenger einhergehen. Das Skript verlangt deshalb, positive und negative Zustandsveraenderungen getrennt zu fuehren, bevor von positiver Netto-Wirkung gesprochen wird.</w:t>
+      </w:r>
+    </w:p>
+    <w:p>
+      <w:r>
+        <w:t>Kontrollfrage. Welche Entscheidung waere falsch, wenn Wirkungsökonomische Vertiefung in V27 missverstanden wird? Die Antwort muss mindestens eine Daten- oder Quellenannahme, eine betroffene Gruppe oder Schutzdimension, eine moegliche Nebenwirkung und einen Rueckkopplungsschritt nennen. Richtig ist nicht die lauteste Bewertung, sondern diejenige, die Begriff, Beleg und Steuerungsfolge zusammenhaelt.</w:t>
       </w:r>
     </w:p>
     <w:p>
@@ -3685,132 +3660,107 @@
         <w:pStyle w:val="Heading3"/>
       </w:pPr>
       <w:r>
-        <w:t>Abschlusskommentar 2: Lesen, pruefen, rueckkoppeln</w:t>
-      </w:r>
-    </w:p>
-    <w:p>
-      <w:r>
-        <w:t>Die folgende Verdichtung fuehrt die vorhandenen Kapitel nicht als Wiederholung, sondern als Anwendung zusammen. Wirkungskompetenz entsteht, wenn dieselbe begriffliche Strenge in Fallanalyse, Datenarbeit, Kommunikation, Governance und Entscheidungspraxis wiedererkannt wird.</w:t>
-      </w:r>
-    </w:p>
-    <w:p>
-      <w:r>
-        <w:t>Grenze gegen Scheingenauigkeit. Gerade bei Einstieg / Wirkungsfrage ist Praezision wichtiger als grosse Begriffe. Eine Wirkungsaussage bleibt schwach, wenn sie nur Aktivitaet, Reichweite, Absicht oder Image beschreibt. Stark wird sie erst, wenn sie die Zustandsveraenderung und ihre Bedingungen offenlegt. In V27 ist deshalb entscheidend, praezise Sprache die erste Sicherung gegen Impact-Washing bildet. Die Fehlerlinie verlaeuft nicht zwischen Optimismus und Pessimismus, sondern zwischen offengelegter Unsicherheit und rhetorischer Sicherheit ohne Pruefpfad.</w:t>
-      </w:r>
-    </w:p>
-    <w:p>
-      <w:r>
-        <w:t>Pruefungsnahe Lesart. Aus Video-/Audio-Vorlesung laesst sich eine gute Transferfrage ableiten: Welche Entscheidung waere falsch, wenn dieser Abschnitt missverstanden wird? Fuer Kernfelder, Wirkungsgrenzen und rote Linien lautet die Antwort meist nicht einfach "mehr Wirkung", sondern genauer: bessere Unterscheidung, sauberere Daten, klarere Schutzlinie und rueckgekoppelte Steuerung. Mindestens ein direkter und ein indirekter Wirkpfad muessen nachvollziehbar sein. Wer das im Fall anwenden kann, hat den Kern der Vorlesung verstanden; wer nur Definitionen wiederholt, bleibt unter dem Anspruch der Akademie.</w:t>
-      </w:r>
-    </w:p>
-    <w:p>
-      <w:r>
-        <w:t>Fallfenster zur Anwendung. Ein Kommunikationsbericht nennt viele Aktivitaeten, Reichweiten und Rueckmeldungen. Die V1-Pruefung fragt, ob daraus eine belastbare Wirkungsaussage folgt. Wenn nur Kontakte, Klicks oder Zustimmung vorliegen, bleibt die Aussage im Bereich Wirkungspotenzial oder Resonanz, nicht im Bereich nachgewiesener Wirkung. Bezogen auf Kernfelder, Wirkungsgrenzen und rote Linien heisst das: Die Analyse muss das konkrete Thema ernst nehmen und zugleich den allgemeinen WÖk-Massstab halten. Es geht nicht darum, Akteure moralisch zu sortieren. Es geht darum, Wirkpfade, Wirkungsempfaenger, Datenqualitaet, Risiken und Rueckkopplung so zu beschreiben, dass bessere Entscheidungen moeglich werden.</w:t>
-      </w:r>
-    </w:p>
-    <w:p>
-      <w:r>
-        <w:t>Daten- und Quellenklarheit. Der Abschnitt Transkript (Gerüst) ist in V27 kein Zusatzwissen, sondern ein Pruefstein fuer die Grundfrage des Skripts: Was veraendert sich, bei wem, wodurch und mit welcher Rueckkopplung? Fuer Kernfelder, Wirkungsgrenzen und rote Linien wird daran sichtbar, dass jede Bewertung nur so belastbar ist wie Datenlage, Quellenstatus, Aktualitaet und Systemgrenze. Die fachliche Grenze liegt dort, wo Lernende eine Zahl ohne Einheit, Zeitraum oder Erhebungslogik als Beweis nutzen. Die saubere Lesart trennt deshalb Beobachtung, Kausalannahme, Bewertung und Steuerungsfolge. In der Anwendung sollte daraus mindestens eine konkrete Begriff, Wirkpfad, Fallbewertung, rote Linie oder Rueckkopplung abgeleitet werden; sonst bleibt das Wissen erklaerend, aber nicht steuerungsfaehig.</w:t>
-      </w:r>
-    </w:p>
-    <w:p>
-      <w:r>
-        <w:t>Anwendung auf Skript / Folien (Lernseite). In einer Fallanalyse beginnt dieser Punkt nicht mit einer Meinung, sondern mit einer belastbaren Beschreibung. Wer V27 pruefungsnah liest, fragt zuerst nach Wirkungsempfaengern, Wirkraum, Zeitraum und Datenquelle. Erst danach folgt die Bewertung im Referenzrahmen Mensch, Planet, Demokratie, SDGs, Agenda 2030 und SDG+. Profile, Zielkonflikte und offene Punkte werden nebeneinander gefuehrt. Der typische Kurzschluss waere, ambivalente Befunde glaetten, damit eine eindeutige Botschaft entsteht. Genau dagegen setzt die WÖk die Pflicht, Wirkungspotenzial, Wirkungsrisiko und positive Netto-Wirkung begrifflich getrennt zu halten.</w:t>
-      </w:r>
-    </w:p>
-    <w:p>
-      <w:r>
-        <w:t>Pruefungsnahe Transferfrage. Formuliere zu V27 eine Wirkungsaussage in drei Saetzen: Erstens den beobachteten oder plausiblen Zustand, zweitens die Daten- oder Quellenlage, drittens die offene Unsicherheit samt Rueckkopplung. Die Antwort muss ohne moralische Personenbewertung auskommen und darf Reichweite nicht mit Wirkung verwechseln.</w:t>
-      </w:r>
-    </w:p>
-    <w:p>
-      <w:r>
-        <w:t>Evidenzregel. Transferaufgabe darf im Skript nicht als dekorativer Begriff stehen bleiben. Der Abschnitt traegt nur dann, wenn er eine pruefbare Aussage erlaubt: Welche Quelle stuetzt die Annahme, welche Unsicherheit bleibt offen und welche Gegenbeobachtung wuerde die Bewertung veraendern? Fuer Kernfelder, Wirkungsgrenzen und rote Linien heisst das, dass schwere zentrale Schaeden nicht durch beliebige positive Einzelwerte neutralisiert werden duerfen. Die Studierenden sollen nicht lernen, einen Score nachzusprechen. Sie sollen erkennen, wann ein Score klaert, wann er verdeckt und wann eine rote Linie die Durchschnittslogik stoppt.</w:t>
-      </w:r>
-    </w:p>
-    <w:p>
-      <w:r>
-        <w:t>Fallfenster zur Anwendung. Eine Organisation plant eine Massnahme und formuliert dazu eine positive Absicht. In der WÖk reicht das nicht. Fuer diese Vorlesung muss sichtbar werden, welche Zustandsveraenderung erwartet wird, welche Empfaenger direkt oder indirekt betroffen sind, welche Nebenwirkungen entstehen koennen und welche Entscheidung spaeter korrigiert wird. Bezogen auf Kernfelder, Wirkungsgrenzen und rote Linien heisst das: Die Analyse muss das konkrete Thema ernst nehmen und zugleich den allgemeinen WÖk-Massstab halten. Es geht nicht darum, Akteure moralisch zu sortieren. Es geht darum, Wirkpfade, Wirkungsempfaenger, Datenqualitaet, Risiken und Rueckkopplung so zu beschreiben, dass bessere Entscheidungen moeglich werden.</w:t>
-      </w:r>
-    </w:p>
-    <w:p>
-      <w:r>
-        <w:t>Transfer in Grundstudium Wirkungsökonomie. Praxisbeispiel verbindet die inhaltliche Deutung mit der spaeteren Praxis. Eine Organisation kann zu Kernfelder, Wirkungsgrenzen und rote Linien sehr ueberzeugend kommunizieren und trotzdem an einen plausiblen Gedanken schon fuer Wirkung zu halten, obwohl Empfaenger, Zustand, Zeitbezug und Quelle fehlen scheitern. Darum muss die V1-Fassung immer auch nach Governance fragen: Wer erhebt Daten, wer bewertet sie, wer traegt die Folgen, wer kann widersprechen und wann wird eine Entscheidung korrigiert? Jeder Analyseblock fragt nach der Routine, die nach der Bewertung angepasst wird. So wird aus einem Lehrkapitel eine verantwortbare Arbeitsroutine.</w:t>
-      </w:r>
-    </w:p>
-    <w:p>
-      <w:r>
-        <w:t>Grenze gegen Scheingenauigkeit. Gerade bei Wirkungsökonomische Vertiefung ist Praezision wichtiger als grosse Begriffe. Eine Wirkungsaussage bleibt schwach, wenn sie nur Aktivitaet, Reichweite, Absicht oder Image beschreibt. Stark wird sie erst, wenn sie die Zustandsveraenderung und ihre Bedingungen offenlegt. In V27 ist deshalb entscheidend, Wirkungsbewertung Verfahren, Rechte, Transparenz und Korrektur braucht. Die Fehlerlinie verlaeuft nicht zwischen Optimismus und Pessimismus, sondern zwischen offengelegter Unsicherheit und rhetorischer Sicherheit ohne Pruefpfad.</w:t>
-      </w:r>
-    </w:p>
-    <w:p>
-      <w:r>
-        <w:t>Pruefungsnahe Lesart. Aus Prüfungsrelevanz laesst sich eine gute Transferfrage ableiten: Welche Entscheidung waere falsch, wenn dieser Abschnitt missverstanden wird? Fuer Kernfelder, Wirkungsgrenzen und rote Linien lautet die Antwort meist nicht einfach "mehr Wirkung", sondern genauer: bessere Unterscheidung, sauberere Daten, klarere Schutzlinie und rueckgekoppelte Steuerung. Pruefungsfragen verbinden Begriff, Anwendung, Evidenz und rote Linie. Wer das im Fall anwenden kann, hat den Kern der Vorlesung verstanden; wer nur Definitionen wiederholt, bleibt unter dem Anspruch der Akademie.</w:t>
-      </w:r>
-    </w:p>
-    <w:p>
-      <w:r>
-        <w:t>Fallfenster zur Anwendung. Eine Fuehrungsentscheidung erzeugt zugleich Nutzen und Risiken. Die WÖk behandelt Ambivalenz nicht als Stoerung, sondern als Kern der Analyse. Positive Netto-Wirkung darf erst behauptet werden, wenn zentrale negative Wirkungen getrennt geprueft und rote Linien gewahrt sind. Bezogen auf Kernfelder, Wirkungsgrenzen und rote Linien heisst das: Die Analyse muss das konkrete Thema ernst nehmen und zugleich den allgemeinen WÖk-Massstab halten. Es geht nicht darum, Akteure moralisch zu sortieren. Es geht darum, Wirkpfade, Wirkungsempfaenger, Datenqualitaet, Risiken und Rueckkopplung so zu beschreiben, dass bessere Entscheidungen moeglich werden.</w:t>
-      </w:r>
-    </w:p>
-    <w:p>
-      <w:r>
-        <w:t>Organisationale Umsetzung. Der Abschnitt Lernziele ist in V27 kein Zusatzwissen, sondern ein Pruefstein fuer die Grundfrage des Skripts: Was veraendert sich, bei wem, wodurch und mit welcher Rueckkopplung? Fuer Kernfelder, Wirkungsgrenzen und rote Linien wird daran sichtbar, dass WÖk-Begriffe im Alltag nur tragen, wenn sie in Routinen uebersetzt werden. Die fachliche Grenze liegt dort, wo Lernende Verantwortung an eine einzelne Nachhaltigkeitsfunktion auslagern. Die saubere Lesart trennt deshalb Beobachtung, Kausalannahme, Bewertung und Steuerungsfolge. In der Anwendung sollte daraus mindestens eine konkrete Begriff, Wirkpfad, Fallbewertung, rote Linie oder Rueckkopplung abgeleitet werden; sonst bleibt das Wissen erklaerend, aber nicht steuerungsfaehig.</w:t>
-      </w:r>
-    </w:p>
-    <w:p>
-      <w:r>
-        <w:t>Pruefungsnahe Transferfrage. Formuliere zu V27 eine Wirkungsaussage in drei Saetzen: Erstens den beobachteten oder plausiblen Zustand, zweitens die Daten- oder Quellenlage, drittens die offene Unsicherheit samt Rueckkopplung. Die Antwort muss ohne moralische Personenbewertung auskommen und darf Reichweite nicht mit Wirkung verwechseln.</w:t>
-      </w:r>
-    </w:p>
-    <w:p>
-      <w:r>
-        <w:t>Anwendung auf Einleitung / Wirkungsfrage. In einer Fallanalyse beginnt dieser Punkt nicht mit einer Meinung, sondern mit einer belastbaren Beschreibung. Wer V27 pruefungsnah liest, fragt zuerst nach Wirkungsempfaengern, Wirkraum, Zeitraum und Datenquelle. Erst danach folgt die Bewertung im Referenzrahmen Mensch, Planet, Demokratie, SDGs, Agenda 2030 und SDG+. Gute Kommunikation unterscheidet Befund, Annahme und normative Bewertung. Der typische Kurzschluss waere, Eindeutigkeit behaupten, wo die Datenlage nur Potenzial oder Risiko traegt. Genau dagegen setzt die WÖk die Pflicht, Wirkungspotenzial, Wirkungsrisiko und positive Netto-Wirkung begrifflich getrennt zu halten.</w:t>
-      </w:r>
-    </w:p>
-    <w:p>
-      <w:r>
-        <w:t>Evidenzregel. Kernaussage darf im Skript nicht als dekorativer Begriff stehen bleiben. Der Abschnitt traegt nur dann, wenn er eine pruefbare Aussage erlaubt: Welche Quelle stuetzt die Annahme, welche Unsicherheit bleibt offen und welche Gegenbeobachtung wuerde die Bewertung veraendern? Fuer Kernfelder, Wirkungsgrenzen und rote Linien heisst das, dass jede Wirkungsaussage eine Grenze zieht und diese Grenze begruenden muss. Die Studierenden sollen nicht lernen, einen Score nachzusprechen. Sie sollen erkennen, wann ein Score klaert, wann er verdeckt und wann eine rote Linie die Durchschnittslogik stoppt.</w:t>
-      </w:r>
-    </w:p>
-    <w:p>
-      <w:r>
-        <w:t>Fallfenster zur Anwendung. Ein Controlling-Team moechte einen Score bilden. Das Skript verlangt, dass Datenqualitaet, Systemgrenzen, Gewichtung, Unsicherheit und Nichtkompensation sichtbar bleiben. Ein Score darf die Diskussion nicht beenden, sondern muss bessere Fragen, Priorisierung und Rueckkopplung ermoeglichen. Bezogen auf Kernfelder, Wirkungsgrenzen und rote Linien heisst das: Die Analyse muss das konkrete Thema ernst nehmen und zugleich den allgemeinen WÖk-Massstab halten. Es geht nicht darum, Akteure moralisch zu sortieren. Es geht darum, Wirkpfade, Wirkungsempfaenger, Datenqualitaet, Risiken und Rueckkopplung so zu beschreiben, dass bessere Entscheidungen moeglich werden.</w:t>
-      </w:r>
-    </w:p>
-    <w:p>
-      <w:r>
-        <w:t>Transfer in Grundstudium Wirkungsökonomie. Quelltext und fachliche Grundlegung verbindet die inhaltliche Deutung mit der spaeteren Praxis. Eine Organisation kann zu Kernfelder, Wirkungsgrenzen und rote Linien sehr ueberzeugend kommunizieren und trotzdem an einen plausiblen Gedanken schon fuer Wirkung zu halten, obwohl Empfaenger, Zustand, Zeitbezug und Quelle fehlen scheitern. Darum muss die V1-Fassung immer auch nach Governance fragen: Wer erhebt Daten, wer bewertet sie, wer traegt die Folgen, wer kann widersprechen und wann wird eine Entscheidung korrigiert? Szenarien pruefen Sofortwirkung, Folgewirkung und Reversibilitaet getrennt. So wird aus einem Lehrkapitel eine verantwortbare Arbeitsroutine.</w:t>
-      </w:r>
-    </w:p>
-    <w:p>
-      <w:r>
-        <w:t>Grenze gegen Scheingenauigkeit. Gerade bei Einstieg / Wirkungsfrage ist Praezision wichtiger als grosse Begriffe. Eine Wirkungsaussage bleibt schwach, wenn sie nur Aktivitaet, Reichweite, Absicht oder Image beschreibt. Stark wird sie erst, wenn sie die Zustandsveraenderung und ihre Bedingungen offenlegt. In V27 ist deshalb entscheidend, Wirkung nicht am Sender, sondern an veraenderten Zustanden der Empfaenger geprueft wird. Die Fehlerlinie verlaeuft nicht zwischen Optimismus und Pessimismus, sondern zwischen offengelegter Unsicherheit und rhetorischer Sicherheit ohne Pruefpfad.</w:t>
-      </w:r>
-    </w:p>
-    <w:p>
-      <w:r>
-        <w:t>Pruefungsnahe Lesart. Aus Video-/Audio-Vorlesung laesst sich eine gute Transferfrage ableiten: Welche Entscheidung waere falsch, wenn dieser Abschnitt missverstanden wird? Fuer Kernfelder, Wirkungsgrenzen und rote Linien lautet die Antwort meist nicht einfach "mehr Wirkung", sondern genauer: bessere Unterscheidung, sauberere Daten, klarere Schutzlinie und rueckgekoppelte Steuerung. Jede Schlussfolgerung endet mit Entscheidung, Verantwortlichkeit und Termin fuer Rueckpruefung. Wer das im Fall anwenden kann, hat den Kern der Vorlesung verstanden; wer nur Definitionen wiederholt, bleibt unter dem Anspruch der Akademie.</w:t>
-      </w:r>
-    </w:p>
-    <w:p>
-      <w:r>
-        <w:t>Fallfenster zur Anwendung. Ein Kommunikationsbericht nennt viele Aktivitaeten, Reichweiten und Rueckmeldungen. Die V1-Pruefung fragt, ob daraus eine belastbare Wirkungsaussage folgt. Wenn nur Kontakte, Klicks oder Zustimmung vorliegen, bleibt die Aussage im Bereich Wirkungspotenzial oder Resonanz, nicht im Bereich nachgewiesener Wirkung. Bezogen auf Kernfelder, Wirkungsgrenzen und rote Linien heisst das: Die Analyse muss das konkrete Thema ernst nehmen und zugleich den allgemeinen WÖk-Massstab halten. Es geht nicht darum, Akteure moralisch zu sortieren. Es geht darum, Wirkpfade, Wirkungsempfaenger, Datenqualitaet, Risiken und Rueckkopplung so zu beschreiben, dass bessere Entscheidungen moeglich werden.</w:t>
-      </w:r>
-    </w:p>
-    <w:p>
-      <w:r>
-        <w:t>Pruefungsnahe Transferfrage. Formuliere zu V27 eine Wirkungsaussage in drei Saetzen: Erstens den beobachteten oder plausiblen Zustand, zweitens die Daten- oder Quellenlage, drittens die offene Unsicherheit samt Rueckkopplung. Die Antwort muss ohne moralische Personenbewertung auskommen und darf Reichweite nicht mit Wirkung verwechseln.</w:t>
-      </w:r>
-    </w:p>
-    <w:p>
-      <w:r>
-        <w:t>Wissenschaftliche Anschlussfaehigkeit. Der Abschnitt Transkript (Gerüst) ist in V27 kein Zusatzwissen, sondern ein Pruefstein fuer die Grundfrage des Skripts: Was veraendert sich, bei wem, wodurch und mit welcher Rueckkopplung? Fuer Kernfelder, Wirkungsgrenzen und rote Linien wird daran sichtbar, dass WÖk-Aussagen mit bestehenden Begriffen, Studien, Standards und Rechtsrahmen in Beziehung stehen muessen. Die fachliche Grenze liegt dort, wo Lernende hausinterne Sprache als Ersatz fuer zitierfaehige Begruendung verwenden. Die saubere Lesart trennt deshalb Beobachtung, Kausalannahme, Bewertung und Steuerungsfolge. In der Anwendung sollte daraus mindestens eine konkrete Begriff, Wirkpfad, Fallbewertung, rote Linie oder Rueckkopplung abgeleitet werden; sonst bleibt das Wissen erklaerend, aber nicht steuerungsfaehig.</w:t>
-      </w:r>
-    </w:p>
-    <w:p>
-      <w:r>
-        <w:t>Anwendung auf Skript / Folien (Lernseite). In einer Fallanalyse beginnt dieser Punkt nicht mit einer Meinung, sondern mit einer belastbaren Beschreibung. Wer V27 pruefungsnah liest, fragt zuerst nach Wirkungsempfaengern, Wirkraum, Zeitraum und Datenquelle. Erst danach folgt die Bewertung im Referenzrahmen Mensch, Planet, Demokratie, SDGs, Agenda 2030 und SDG+. Die Analyse markiert Stoppsignale vor jeder Portfolio- oder Score-Debatte. Der typische Kurzschluss waere, ein gutes Teilresultat gegen zentrale Schaeden aufrechnen. Genau dagegen setzt die WÖk die Pflicht, Wirkungspotenzial, Wirkungsrisiko und positive Netto-Wirkung begrifflich getrennt zu halten.</w:t>
+        <w:t>Schlussvertiefung 2: Kernfelder, Wirkungsgrenzen und rote Linien im Anwendungsfall</w:t>
+      </w:r>
+    </w:p>
+    <w:p>
+      <w:r>
+        <w:t>Die folgenden Abschnitte sind keine neue Pruefungsloesung. Sie verdichten die vorhandenen Kapitel zu einer Lesart, mit der Studierende einen Fall selbststaendig analysieren koennen. Im Mittelpunkt stehen Bewertungsgrenzen, Nichtkompensation, Reverse Merit Order und positive Netto-Wirkung, nicht moralische Personenbewertung.</w:t>
+      </w:r>
+    </w:p>
+    <w:p>
+      <w:r>
+        <w:t>Begriffliche Schlussklaerung. In Grundstudium Wirkungsoekonomie wird Begriffliche Präzision erst steuerungsfaehig, wenn daraus eine Entscheidung folgt. Die Grundbegriffe muessen in spaeteren Modulen wiedererkennbar bleiben. Ohne diese Rueckkopplung bleibt Reporting eine Beschreibung. Mit Rueckkopplung wird aus Bewertung eine veraenderte Routine: ein anderer Prozess, ein geaenderter Anreiz, eine bessere Datenpflicht, eine korrigierte Kommunikation oder eine neue Priorisierung.</w:t>
+      </w:r>
+    </w:p>
+    <w:p>
+      <w:r>
+        <w:t>Die typische Fehlstelle bei Kernfelder, Wirkungsgrenzen und rote Linien liegt darin, schwere Schaeden mit bequemen Pluspunkten zu verrechnen. Bei Begriffliche Präzision wird diese Fehlstelle konkret: Ein scheinbar plausibler Befund darf nicht zur Abkuerzung werden. Quellen, Systemgrenzen, Unsicherheit und Rueckkopplung bleiben sichtbar.</w:t>
+      </w:r>
+    </w:p>
+    <w:p>
+      <w:r>
+        <w:t>Wirkpfad und Empfaenger. Die Grenze gegen Scheingenauigkeit verlaeuft bei Wirkpfad nicht zwischen Optimismus und Pessimismus. Sie verlaeuft zwischen offengelegter Unsicherheit und rhetorischer Sicherheit. Wer Kernfelder, Wirkungsgrenzen und rote Linien belastbar anwenden will, benennt Systemgrenze, Zeitraum, Vergleichspunkt und offene Gegenhypothese. Gerade dadurch bleibt das Skript anschlussfaehig fuer Forschung, Praxis und spaetere Revision.</w:t>
+      </w:r>
+    </w:p>
+    <w:p>
+      <w:r>
+        <w:t>Fuer die Pruefung ist Wirkpfad dann verstanden, wenn daraus eine belastbare Fallantwort entsteht. Eine gute Antwort unterscheidet Beobachtung, Kausalannahme, Bewertung und Steuerungsfolge. Sie bewertet keine Menschen, sondern Wirkpfade, Zustandsveraenderungen, Risiken und institutionelle Bedingungen.</w:t>
+      </w:r>
+    </w:p>
+    <w:p>
+      <w:r>
+        <w:t>Daten, Quellen und Evidenz. Leitthese zeigt, warum Kernfelder, Wirkungsgrenzen und rote Linien mehr ist als ein Schlagwort im Feld Bewertungsgrenzen, Nichtkompensation, Reverse Merit Order und positive Netto-Wirkung. Die wirkungsoekonomische Frage lautet: Welche reale Veraenderung wird moeglich, welche bleibt nur Potenzial und wo entsteht ein Wirkungsrisiko? Diese Unterscheidung schuetzt vor Impact-Washing, weil sie Absicht, Aktivitaet, Reichweite und Wirkung auseinanderhaelt.</w:t>
+      </w:r>
+    </w:p>
+    <w:p>
+      <w:r>
+        <w:t>Eine Kommune, ein Unternehmen oder eine Bildungsorganisation will Kernfelder, Wirkungsgrenzen und rote Linien praktisch anwenden. Der erste Schritt ist nicht die Auswahl eines Instruments, sondern die Klaerung der Zustandsveraenderung. Bei Leitthese muss deshalb benannt werden, wer betroffen ist, welcher Zustand sich veraendert, welche Frist gilt und welche Gegenbeobachtung die Annahme widerlegen wuerde. Erst danach entsteht eine begruendete Entscheidung im Feld Begriff, Fallbewertung, Wirkpfad, rote Linie, Quellenbeurteilung oder Rueckkopplungsregel.</w:t>
+      </w:r>
+    </w:p>
+    <w:p>
+      <w:r>
+        <w:t>Bewertung und rote Linien. In V27 muss Didaktische Einordnung im Studiengang immer mit Empfaengern gelesen werden. Wirkung entsteht nicht beim Sender, sondern an veraenderten Zustaenden von Menschen, Oekosystemen, Institutionen, Oeffentlichkeit oder kuenftigen Handlungsspielraeumen. Darum reicht es nicht, interne Aktivitaeten zu dokumentieren. Entscheidend ist, ob sich ein Zustand nachvollziehbar veraendert und ob diese Veraenderung im Referenzrahmen Mensch, Planet, Demokratie, SDGs, Agenda 2030 und SDG+ tragfaehig bewertet werden kann.</w:t>
+      </w:r>
+    </w:p>
+    <w:p>
+      <w:r>
+        <w:t>Ein Bericht behauptet, die Massnahme zu Kernfelder, Wirkungsgrenzen und rote Linien sei erfolgreich. Die WOE-Lesart fragt bei Didaktische Einordnung im Studiengang nach belastbaren Nachweisen: begriffliche Praezision, Fallbeschreibung, Quellenklarheit, Plausibilitaet und offene Unsicherheit. Wenn diese Nachweise fehlen, bleibt die Aussage Wirkungspotenzial oder Kommunikationsbehauptung. Sie kann wichtig sein, aber sie ist noch keine belegte Wirkung.</w:t>
+      </w:r>
+    </w:p>
+    <w:p>
+      <w:r>
+        <w:t>Kontrollfrage. Welche Entscheidung waere falsch, wenn Didaktische Einordnung im Studiengang in V27 missverstanden wird? Die Antwort muss mindestens eine Daten- oder Quellenannahme, eine betroffene Gruppe oder Schutzdimension, eine moegliche Nebenwirkung und einen Rueckkopplungsschritt nennen. Richtig ist nicht die lauteste Bewertung, sondern diejenige, die Begriff, Beleg und Steuerungsfolge zusammenhaelt.</w:t>
+      </w:r>
+    </w:p>
+    <w:p>
+      <w:r>
+        <w:t>Rueckfluss. Fuer den WOE-Korpus bedeutet das: Begriffe aus Kernfelder, Wirkungsgrenzen und rote Linien sollten dort geschaerft werden, wo sie in Glossar, Werkzeugen, Journal oder Readern doppeldeutig bleiben. Offene Forschungsfragen werden nicht versteckt. Sie markieren die Stelle, an der spaetere Evidenz, ein besserer Datensatz oder eine praezisere Fallstudie die Bewertung veraendern kann.</w:t>
+      </w:r>
+    </w:p>
+    <w:p>
+      <w:r>
+        <w:t>Steuerung und Rueckkopplung. Wissenschaftliche Anschlussfaehigkeit entsteht hier durch Quellenklarheit. Bei Analysemodell werden interne WOE-Begriffe nicht als Ersatz fuer Belege benutzt, sondern mit WOE-Bewertungslogik, SDG+, rote Linien, NWI/T-SROI-Abgrenzung und Schutzgueter verbunden. Wo die Datenlage offen bleibt, wird das offengelegt. Wo eine Aussage nur plausibel ist, bleibt sie als Wirkungspotenzial markiert. Wo ein Schaden eine rote Linie beruehrt, greift Nichtkompensation vor Durchschnittslogik.</w:t>
+      </w:r>
+    </w:p>
+    <w:p>
+      <w:r>
+        <w:t>In einer kontroversen Entscheidung wirkt Analysemodell als Pruefpunkt fuer Ambivalenz. Ein Nutzen fuer eine Gruppe kann mit Risiken fuer andere Wirkungsempfaenger einhergehen. Das Skript verlangt deshalb, positive und negative Zustandsveraenderungen getrennt zu fuehren, bevor von positiver Netto-Wirkung gesprochen wird.</w:t>
+      </w:r>
+    </w:p>
+    <w:p>
+      <w:r>
+        <w:t>Pruefungsnahe Anwendung. In Grundstudium Wirkungsoekonomie wird Modellformel erst steuerungsfaehig, wenn daraus eine Entscheidung folgt. Die Grundbegriffe muessen in spaeteren Modulen wiedererkennbar bleiben. Ohne diese Rueckkopplung bleibt Reporting eine Beschreibung. Mit Rueckkopplung wird aus Bewertung eine veraenderte Routine: ein anderer Prozess, ein geaenderter Anreiz, eine bessere Datenpflicht, eine korrigierte Kommunikation oder eine neue Priorisierung.</w:t>
+      </w:r>
+    </w:p>
+    <w:p>
+      <w:r>
+        <w:t>Die typische Fehlstelle bei Kernfelder, Wirkungsgrenzen und rote Linien liegt darin, schwere Schaeden mit bequemen Pluspunkten zu verrechnen. Bei Modellformel wird diese Fehlstelle konkret: Ein scheinbar plausibler Befund darf nicht zur Abkuerzung werden. Quellen, Systemgrenzen, Unsicherheit und Rueckkopplung bleiben sichtbar.</w:t>
+      </w:r>
+    </w:p>
+    <w:p>
+      <w:r>
+        <w:t>Transfer in den WOE-Korpus. Die Grenze gegen Scheingenauigkeit verlaeuft bei Fallfenster nicht zwischen Optimismus und Pessimismus. Sie verlaeuft zwischen offengelegter Unsicherheit und rhetorischer Sicherheit. Wer Kernfelder, Wirkungsgrenzen und rote Linien belastbar anwenden will, benennt Systemgrenze, Zeitraum, Vergleichspunkt und offene Gegenhypothese. Gerade dadurch bleibt das Skript anschlussfaehig fuer Forschung, Praxis und spaetere Revision.</w:t>
+      </w:r>
+    </w:p>
+    <w:p>
+      <w:r>
+        <w:t>Fuer die Pruefung ist Fallfenster dann verstanden, wenn daraus eine belastbare Fallantwort entsteht. Eine gute Antwort unterscheidet Beobachtung, Kausalannahme, Bewertung und Steuerungsfolge. Sie bewertet keine Menschen, sondern Wirkpfade, Zustandsveraenderungen, Risiken und institutionelle Bedingungen.</w:t>
+      </w:r>
+    </w:p>
+    <w:p>
+      <w:r>
+        <w:t>Grenzen der Aussage. Prüfungsnahe Fallfragen ohne geschützte Antwortlogik zeigt, warum Kernfelder, Wirkungsgrenzen und rote Linien mehr ist als ein Schlagwort im Feld Bewertungsgrenzen, Nichtkompensation, Reverse Merit Order und positive Netto-Wirkung. Die wirkungsoekonomische Frage lautet: Welche reale Veraenderung wird moeglich, welche bleibt nur Potenzial und wo entsteht ein Wirkungsrisiko? Diese Unterscheidung schuetzt vor Impact-Washing, weil sie Absicht, Aktivitaet, Reichweite und Wirkung auseinanderhaelt.</w:t>
+      </w:r>
+    </w:p>
+    <w:p>
+      <w:r>
+        <w:t>Eine Kommune, ein Unternehmen oder eine Bildungsorganisation will Kernfelder, Wirkungsgrenzen und rote Linien praktisch anwenden. Der erste Schritt ist nicht die Auswahl eines Instruments, sondern die Klaerung der Zustandsveraenderung. Bei Prüfungsnahe Fallfragen ohne geschützte Antwortlogik muss deshalb benannt werden, wer betroffen ist, welcher Zustand sich veraendert, welche Frist gilt und welche Gegenbeobachtung die Annahme widerlegen wuerde. Erst danach entsteht eine begruendete Entscheidung im Feld Begriff, Fallbewertung, Wirkpfad, rote Linie, Quellenbeurteilung oder Rueckkopplungsregel.</w:t>
+      </w:r>
+    </w:p>
+    <w:p>
+      <w:r>
+        <w:t>Kontrollfrage. Welche Entscheidung waere falsch, wenn Prüfungsnahe Fallfragen ohne geschützte Antwortlogik in V27 missverstanden wird? Die Antwort muss mindestens eine Daten- oder Quellenannahme, eine betroffene Gruppe oder Schutzdimension, eine moegliche Nebenwirkung und einen Rueckkopplungsschritt nennen. Richtig ist nicht die lauteste Bewertung, sondern diejenige, die Begriff, Beleg und Steuerungsfolge zusammenhaelt.</w:t>
       </w:r>
     </w:p>
     <w:p>
@@ -3818,137 +3768,112 @@
         <w:pStyle w:val="Heading3"/>
       </w:pPr>
       <w:r>
-        <w:t>Abschlusskommentar 3: Lesen, pruefen, rueckkoppeln</w:t>
-      </w:r>
-    </w:p>
-    <w:p>
-      <w:r>
-        <w:t>Die folgende Verdichtung fuehrt die vorhandenen Kapitel nicht als Wiederholung, sondern als Anwendung zusammen. Wirkungskompetenz entsteht, wenn dieselbe begriffliche Strenge in Fallanalyse, Datenarbeit, Kommunikation, Governance und Entscheidungspraxis wiedererkannt wird.</w:t>
-      </w:r>
-    </w:p>
-    <w:p>
-      <w:r>
-        <w:t>Evidenzregel. Transferaufgabe darf im Skript nicht als dekorativer Begriff stehen bleiben. Der Abschnitt traegt nur dann, wenn er eine pruefbare Aussage erlaubt: Welche Quelle stuetzt die Annahme, welche Unsicherheit bleibt offen und welche Gegenbeobachtung wuerde die Bewertung veraendern? Fuer Kernfelder, Wirkungsgrenzen und rote Linien heisst das, dass praezise Sprache die erste Sicherung gegen Impact-Washing bildet. Die Studierenden sollen nicht lernen, einen Score nachzusprechen. Sie sollen erkennen, wann ein Score klaert, wann er verdeckt und wann eine rote Linie die Durchschnittslogik stoppt.</w:t>
-      </w:r>
-    </w:p>
-    <w:p>
-      <w:r>
-        <w:t>Fallfenster zur Anwendung. Eine Organisation plant eine Massnahme und formuliert dazu eine positive Absicht. In der WÖk reicht das nicht. Fuer diese Vorlesung muss sichtbar werden, welche Zustandsveraenderung erwartet wird, welche Empfaenger direkt oder indirekt betroffen sind, welche Nebenwirkungen entstehen koennen und welche Entscheidung spaeter korrigiert wird. Bezogen auf Kernfelder, Wirkungsgrenzen und rote Linien heisst das: Die Analyse muss das konkrete Thema ernst nehmen und zugleich den allgemeinen WÖk-Massstab halten. Es geht nicht darum, Akteure moralisch zu sortieren. Es geht darum, Wirkpfade, Wirkungsempfaenger, Datenqualitaet, Risiken und Rueckkopplung so zu beschreiben, dass bessere Entscheidungen moeglich werden.</w:t>
-      </w:r>
-    </w:p>
-    <w:p>
-      <w:r>
-        <w:t>Transfer in Grundstudium Wirkungsökonomie. Praxisbeispiel verbindet die inhaltliche Deutung mit der spaeteren Praxis. Eine Organisation kann zu Kernfelder, Wirkungsgrenzen und rote Linien sehr ueberzeugend kommunizieren und trotzdem an einen plausiblen Gedanken schon fuer Wirkung zu halten, obwohl Empfaenger, Zustand, Zeitbezug und Quelle fehlen scheitern. Darum muss die V1-Fassung immer auch nach Governance fragen: Wer erhebt Daten, wer bewertet sie, wer traegt die Folgen, wer kann widersprechen und wann wird eine Entscheidung korrigiert? Mindestens ein direkter und ein indirekter Wirkpfad muessen nachvollziehbar sein. So wird aus einem Lehrkapitel eine verantwortbare Arbeitsroutine.</w:t>
-      </w:r>
-    </w:p>
-    <w:p>
-      <w:r>
-        <w:t>Grenze gegen Scheingenauigkeit. Gerade bei Wirkungsökonomische Vertiefung ist Praezision wichtiger als grosse Begriffe. Eine Wirkungsaussage bleibt schwach, wenn sie nur Aktivitaet, Reichweite, Absicht oder Image beschreibt. Stark wird sie erst, wenn sie die Zustandsveraenderung und ihre Bedingungen offenlegt. In V27 ist deshalb entscheidend, jede Bewertung nur so belastbar ist wie Datenlage, Quellenstatus, Aktualitaet und Systemgrenze. Die Fehlerlinie verlaeuft nicht zwischen Optimismus und Pessimismus, sondern zwischen offengelegter Unsicherheit und rhetorischer Sicherheit ohne Pruefpfad.</w:t>
-      </w:r>
-    </w:p>
-    <w:p>
-      <w:r>
-        <w:t>Pruefungsnahe Transferfrage. Formuliere zu V27 eine Wirkungsaussage in drei Saetzen: Erstens den beobachteten oder plausiblen Zustand, zweitens die Daten- oder Quellenlage, drittens die offene Unsicherheit samt Rueckkopplung. Die Antwort muss ohne moralische Personenbewertung auskommen und darf Reichweite nicht mit Wirkung verwechseln.</w:t>
-      </w:r>
-    </w:p>
-    <w:p>
-      <w:r>
-        <w:t>Pruefungsnahe Lesart. Aus Prüfungsrelevanz laesst sich eine gute Transferfrage ableiten: Welche Entscheidung waere falsch, wenn dieser Abschnitt missverstanden wird? Fuer Kernfelder, Wirkungsgrenzen und rote Linien lautet die Antwort meist nicht einfach "mehr Wirkung", sondern genauer: bessere Unterscheidung, sauberere Daten, klarere Schutzlinie und rueckgekoppelte Steuerung. Profile, Zielkonflikte und offene Punkte werden nebeneinander gefuehrt. Wer das im Fall anwenden kann, hat den Kern der Vorlesung verstanden; wer nur Definitionen wiederholt, bleibt unter dem Anspruch der Akademie.</w:t>
-      </w:r>
-    </w:p>
-    <w:p>
-      <w:r>
-        <w:t>Fallfenster zur Anwendung. Eine Fuehrungsentscheidung erzeugt zugleich Nutzen und Risiken. Die WÖk behandelt Ambivalenz nicht als Stoerung, sondern als Kern der Analyse. Positive Netto-Wirkung darf erst behauptet werden, wenn zentrale negative Wirkungen getrennt geprueft und rote Linien gewahrt sind. Bezogen auf Kernfelder, Wirkungsgrenzen und rote Linien heisst das: Die Analyse muss das konkrete Thema ernst nehmen und zugleich den allgemeinen WÖk-Massstab halten. Es geht nicht darum, Akteure moralisch zu sortieren. Es geht darum, Wirkpfade, Wirkungsempfaenger, Datenqualitaet, Risiken und Rueckkopplung so zu beschreiben, dass bessere Entscheidungen moeglich werden.</w:t>
-      </w:r>
-    </w:p>
-    <w:p>
-      <w:r>
-        <w:t>Nichtkompensation. Der Abschnitt Lernziele ist in V27 kein Zusatzwissen, sondern ein Pruefstein fuer die Grundfrage des Skripts: Was veraendert sich, bei wem, wodurch und mit welcher Rueckkopplung? Fuer Kernfelder, Wirkungsgrenzen und rote Linien wird daran sichtbar, dass schwere zentrale Schaeden nicht durch beliebige positive Einzelwerte neutralisiert werden duerfen. Die fachliche Grenze liegt dort, wo Lernende eine Durchschnittslogik als moralische Entlastung verwenden. Die saubere Lesart trennt deshalb Beobachtung, Kausalannahme, Bewertung und Steuerungsfolge. In der Anwendung sollte daraus mindestens eine konkrete Begriff, Wirkpfad, Fallbewertung, rote Linie oder Rueckkopplung abgeleitet werden; sonst bleibt das Wissen erklaerend, aber nicht steuerungsfaehig.</w:t>
-      </w:r>
-    </w:p>
-    <w:p>
-      <w:r>
-        <w:t>Anwendung auf Einleitung / Wirkungsfrage. In einer Fallanalyse beginnt dieser Punkt nicht mit einer Meinung, sondern mit einer belastbaren Beschreibung. Wer V27 pruefungsnah liest, fragt zuerst nach Wirkungsempfaengern, Wirkraum, Zeitraum und Datenquelle. Erst danach folgt die Bewertung im Referenzrahmen Mensch, Planet, Demokratie, SDGs, Agenda 2030 und SDG+. Jeder Analyseblock fragt nach der Routine, die nach der Bewertung angepasst wird. Der typische Kurzschluss waere, Reporting als Abschluss behandeln. Genau dagegen setzt die WÖk die Pflicht, Wirkungspotenzial, Wirkungsrisiko und positive Netto-Wirkung begrifflich getrennt zu halten.</w:t>
-      </w:r>
-    </w:p>
-    <w:p>
-      <w:r>
-        <w:t>Evidenzregel. Kernaussage darf im Skript nicht als dekorativer Begriff stehen bleiben. Der Abschnitt traegt nur dann, wenn er eine pruefbare Aussage erlaubt: Welche Quelle stuetzt die Annahme, welche Unsicherheit bleibt offen und welche Gegenbeobachtung wuerde die Bewertung veraendern? Fuer Kernfelder, Wirkungsgrenzen und rote Linien heisst das, dass Wirkungsbewertung Verfahren, Rechte, Transparenz und Korrektur braucht. Die Studierenden sollen nicht lernen, einen Score nachzusprechen. Sie sollen erkennen, wann ein Score klaert, wann er verdeckt und wann eine rote Linie die Durchschnittslogik stoppt.</w:t>
-      </w:r>
-    </w:p>
-    <w:p>
-      <w:r>
-        <w:t>Fallfenster zur Anwendung. Ein Controlling-Team moechte einen Score bilden. Das Skript verlangt, dass Datenqualitaet, Systemgrenzen, Gewichtung, Unsicherheit und Nichtkompensation sichtbar bleiben. Ein Score darf die Diskussion nicht beenden, sondern muss bessere Fragen, Priorisierung und Rueckkopplung ermoeglichen. Bezogen auf Kernfelder, Wirkungsgrenzen und rote Linien heisst das: Die Analyse muss das konkrete Thema ernst nehmen und zugleich den allgemeinen WÖk-Massstab halten. Es geht nicht darum, Akteure moralisch zu sortieren. Es geht darum, Wirkpfade, Wirkungsempfaenger, Datenqualitaet, Risiken und Rueckkopplung so zu beschreiben, dass bessere Entscheidungen moeglich werden.</w:t>
-      </w:r>
-    </w:p>
-    <w:p>
-      <w:r>
-        <w:t>Transfer in Grundstudium Wirkungsökonomie. Quelltext und fachliche Grundlegung verbindet die inhaltliche Deutung mit der spaeteren Praxis. Eine Organisation kann zu Kernfelder, Wirkungsgrenzen und rote Linien sehr ueberzeugend kommunizieren und trotzdem an einen plausiblen Gedanken schon fuer Wirkung zu halten, obwohl Empfaenger, Zustand, Zeitbezug und Quelle fehlen scheitern. Darum muss die V1-Fassung immer auch nach Governance fragen: Wer erhebt Daten, wer bewertet sie, wer traegt die Folgen, wer kann widersprechen und wann wird eine Entscheidung korrigiert? Pruefungsfragen verbinden Begriff, Anwendung, Evidenz und rote Linie. So wird aus einem Lehrkapitel eine verantwortbare Arbeitsroutine.</w:t>
-      </w:r>
-    </w:p>
-    <w:p>
-      <w:r>
-        <w:t>Pruefungsnahe Transferfrage. Formuliere zu V27 eine Wirkungsaussage in drei Saetzen: Erstens den beobachteten oder plausiblen Zustand, zweitens die Daten- oder Quellenlage, drittens die offene Unsicherheit samt Rueckkopplung. Die Antwort muss ohne moralische Personenbewertung auskommen und darf Reichweite nicht mit Wirkung verwechseln.</w:t>
-      </w:r>
-    </w:p>
-    <w:p>
-      <w:r>
-        <w:t>Grenze gegen Scheingenauigkeit. Gerade bei Einstieg / Wirkungsfrage ist Praezision wichtiger als grosse Begriffe. Eine Wirkungsaussage bleibt schwach, wenn sie nur Aktivitaet, Reichweite, Absicht oder Image beschreibt. Stark wird sie erst, wenn sie die Zustandsveraenderung und ihre Bedingungen offenlegt. In V27 ist deshalb entscheidend, WÖk-Begriffe im Alltag nur tragen, wenn sie in Routinen uebersetzt werden. Die Fehlerlinie verlaeuft nicht zwischen Optimismus und Pessimismus, sondern zwischen offengelegter Unsicherheit und rhetorischer Sicherheit ohne Pruefpfad.</w:t>
-      </w:r>
-    </w:p>
-    <w:p>
-      <w:r>
-        <w:t>Pruefungsnahe Lesart. Aus Video-/Audio-Vorlesung laesst sich eine gute Transferfrage ableiten: Welche Entscheidung waere falsch, wenn dieser Abschnitt missverstanden wird? Fuer Kernfelder, Wirkungsgrenzen und rote Linien lautet die Antwort meist nicht einfach "mehr Wirkung", sondern genauer: bessere Unterscheidung, sauberere Daten, klarere Schutzlinie und rueckgekoppelte Steuerung. Gute Kommunikation unterscheidet Befund, Annahme und normative Bewertung. Wer das im Fall anwenden kann, hat den Kern der Vorlesung verstanden; wer nur Definitionen wiederholt, bleibt unter dem Anspruch der Akademie.</w:t>
-      </w:r>
-    </w:p>
-    <w:p>
-      <w:r>
-        <w:t>Fallfenster zur Anwendung. Ein Kommunikationsbericht nennt viele Aktivitaeten, Reichweiten und Rueckmeldungen. Die V1-Pruefung fragt, ob daraus eine belastbare Wirkungsaussage folgt. Wenn nur Kontakte, Klicks oder Zustimmung vorliegen, bleibt die Aussage im Bereich Wirkungspotenzial oder Resonanz, nicht im Bereich nachgewiesener Wirkung. Bezogen auf Kernfelder, Wirkungsgrenzen und rote Linien heisst das: Die Analyse muss das konkrete Thema ernst nehmen und zugleich den allgemeinen WÖk-Massstab halten. Es geht nicht darum, Akteure moralisch zu sortieren. Es geht darum, Wirkpfade, Wirkungsempfaenger, Datenqualitaet, Risiken und Rueckkopplung so zu beschreiben, dass bessere Entscheidungen moeglich werden.</w:t>
-      </w:r>
-    </w:p>
-    <w:p>
-      <w:r>
-        <w:t>Systemgrenze. Der Abschnitt Transkript (Gerüst) ist in V27 kein Zusatzwissen, sondern ein Pruefstein fuer die Grundfrage des Skripts: Was veraendert sich, bei wem, wodurch und mit welcher Rueckkopplung? Fuer Kernfelder, Wirkungsgrenzen und rote Linien wird daran sichtbar, dass jede Wirkungsaussage eine Grenze zieht und diese Grenze begruenden muss. Die fachliche Grenze liegt dort, wo Lernende nur den bequemen Ausschnitt betrachten. Die saubere Lesart trennt deshalb Beobachtung, Kausalannahme, Bewertung und Steuerungsfolge. In der Anwendung sollte daraus mindestens eine konkrete Begriff, Wirkpfad, Fallbewertung, rote Linie oder Rueckkopplung abgeleitet werden; sonst bleibt das Wissen erklaerend, aber nicht steuerungsfaehig.</w:t>
-      </w:r>
-    </w:p>
-    <w:p>
-      <w:r>
-        <w:t>Anwendung auf Skript / Folien (Lernseite). In einer Fallanalyse beginnt dieser Punkt nicht mit einer Meinung, sondern mit einer belastbaren Beschreibung. Wer V27 pruefungsnah liest, fragt zuerst nach Wirkungsempfaengern, Wirkraum, Zeitraum und Datenquelle. Erst danach folgt die Bewertung im Referenzrahmen Mensch, Planet, Demokratie, SDGs, Agenda 2030 und SDG+. Szenarien pruefen Sofortwirkung, Folgewirkung und Reversibilitaet getrennt. Der typische Kurzschluss waere, Momentnutzen als dauerhafte positive Netto-Wirkung verkaufen. Genau dagegen setzt die WÖk die Pflicht, Wirkungspotenzial, Wirkungsrisiko und positive Netto-Wirkung begrifflich getrennt zu halten.</w:t>
-      </w:r>
-    </w:p>
-    <w:p>
-      <w:r>
-        <w:t>Evidenzregel. Transferaufgabe darf im Skript nicht als dekorativer Begriff stehen bleiben. Der Abschnitt traegt nur dann, wenn er eine pruefbare Aussage erlaubt: Welche Quelle stuetzt die Annahme, welche Unsicherheit bleibt offen und welche Gegenbeobachtung wuerde die Bewertung veraendern? Fuer Kernfelder, Wirkungsgrenzen und rote Linien heisst das, dass Wirkung nicht am Sender, sondern an veraenderten Zustanden der Empfaenger geprueft wird. Die Studierenden sollen nicht lernen, einen Score nachzusprechen. Sie sollen erkennen, wann ein Score klaert, wann er verdeckt und wann eine rote Linie die Durchschnittslogik stoppt.</w:t>
-      </w:r>
-    </w:p>
-    <w:p>
-      <w:r>
-        <w:t>Fallfenster zur Anwendung. Eine Organisation plant eine Massnahme und formuliert dazu eine positive Absicht. In der WÖk reicht das nicht. Fuer diese Vorlesung muss sichtbar werden, welche Zustandsveraenderung erwartet wird, welche Empfaenger direkt oder indirekt betroffen sind, welche Nebenwirkungen entstehen koennen und welche Entscheidung spaeter korrigiert wird. Bezogen auf Kernfelder, Wirkungsgrenzen und rote Linien heisst das: Die Analyse muss das konkrete Thema ernst nehmen und zugleich den allgemeinen WÖk-Massstab halten. Es geht nicht darum, Akteure moralisch zu sortieren. Es geht darum, Wirkpfade, Wirkungsempfaenger, Datenqualitaet, Risiken und Rueckkopplung so zu beschreiben, dass bessere Entscheidungen moeglich werden.</w:t>
-      </w:r>
-    </w:p>
-    <w:p>
-      <w:r>
-        <w:t>Pruefungsnahe Transferfrage. Formuliere zu V27 eine Wirkungsaussage in drei Saetzen: Erstens den beobachteten oder plausiblen Zustand, zweitens die Daten- oder Quellenlage, drittens die offene Unsicherheit samt Rueckkopplung. Die Antwort muss ohne moralische Personenbewertung auskommen und darf Reichweite nicht mit Wirkung verwechseln.</w:t>
-      </w:r>
-    </w:p>
-    <w:p>
-      <w:r>
-        <w:t>Transfer in Grundstudium Wirkungsökonomie. Praxisbeispiel verbindet die inhaltliche Deutung mit der spaeteren Praxis. Eine Organisation kann zu Kernfelder, Wirkungsgrenzen und rote Linien sehr ueberzeugend kommunizieren und trotzdem an einen plausiblen Gedanken schon fuer Wirkung zu halten, obwohl Empfaenger, Zustand, Zeitbezug und Quelle fehlen scheitern. Darum muss die V1-Fassung immer auch nach Governance fragen: Wer erhebt Daten, wer bewertet sie, wer traegt die Folgen, wer kann widersprechen und wann wird eine Entscheidung korrigiert? Jede Schlussfolgerung endet mit Entscheidung, Verantwortlichkeit und Termin fuer Rueckpruefung. So wird aus einem Lehrkapitel eine verantwortbare Arbeitsroutine.</w:t>
-      </w:r>
-    </w:p>
-    <w:p>
-      <w:r>
-        <w:t>Grenze gegen Scheingenauigkeit. Gerade bei Wirkungsökonomische Vertiefung ist Praezision wichtiger als grosse Begriffe. Eine Wirkungsaussage bleibt schwach, wenn sie nur Aktivitaet, Reichweite, Absicht oder Image beschreibt. Stark wird sie erst, wenn sie die Zustandsveraenderung und ihre Bedingungen offenlegt. In V27 ist deshalb entscheidend, WÖk-Aussagen mit bestehenden Begriffen, Studien, Standards und Rechtsrahmen in Beziehung stehen muessen. Die Fehlerlinie verlaeuft nicht zwischen Optimismus und Pessimismus, sondern zwischen offengelegter Unsicherheit und rhetorischer Sicherheit ohne Pruefpfad.</w:t>
-      </w:r>
-    </w:p>
-    <w:p>
-      <w:r>
-        <w:t>Pruefungsnahe Lesart. Aus Prüfungsrelevanz laesst sich eine gute Transferfrage ableiten: Welche Entscheidung waere falsch, wenn dieser Abschnitt missverstanden wird? Fuer Kernfelder, Wirkungsgrenzen und rote Linien lautet die Antwort meist nicht einfach "mehr Wirkung", sondern genauer: bessere Unterscheidung, sauberere Daten, klarere Schutzlinie und rueckgekoppelte Steuerung. Die Analyse markiert Stoppsignale vor jeder Portfolio- oder Score-Debatte. Wer das im Fall anwenden kann, hat den Kern der Vorlesung verstanden; wer nur Definitionen wiederholt, bleibt unter dem Anspruch der Akademie.</w:t>
-      </w:r>
-    </w:p>
-    <w:p>
-      <w:r>
-        <w:t>Fallfenster zur Anwendung. Eine Fuehrungsentscheidung erzeugt zugleich Nutzen und Risiken. Die WÖk behandelt Ambivalenz nicht als Stoerung, sondern als Kern der Analyse. Positive Netto-Wirkung darf erst behauptet werden, wenn zentrale negative Wirkungen getrennt geprueft und rote Linien gewahrt sind. Bezogen auf Kernfelder, Wirkungsgrenzen und rote Linien heisst das: Die Analyse muss das konkrete Thema ernst nehmen und zugleich den allgemeinen WÖk-Massstab halten. Es geht nicht darum, Akteure moralisch zu sortieren. Es geht darum, Wirkpfade, Wirkungsempfaenger, Datenqualitaet, Risiken und Rueckkopplung so zu beschreiben, dass bessere Entscheidungen moeglich werden.</w:t>
+        <w:t>Schlussvertiefung 3: Kernfelder, Wirkungsgrenzen und rote Linien im Anwendungsfall</w:t>
+      </w:r>
+    </w:p>
+    <w:p>
+      <w:r>
+        <w:t>Die folgenden Abschnitte sind keine neue Pruefungsloesung. Sie verdichten die vorhandenen Kapitel zu einer Lesart, mit der Studierende einen Fall selbststaendig analysieren koennen. Im Mittelpunkt stehen Bewertungsgrenzen, Nichtkompensation, Reverse Merit Order und positive Netto-Wirkung, nicht moralische Personenbewertung.</w:t>
+      </w:r>
+    </w:p>
+    <w:p>
+      <w:r>
+        <w:t>Begriffliche Schlussklaerung. In V27 muss Auswertung aus der lebenden Website-Referenz immer mit Empfaengern gelesen werden. Wirkung entsteht nicht beim Sender, sondern an veraenderten Zustaenden von Menschen, Oekosystemen, Institutionen, Oeffentlichkeit oder kuenftigen Handlungsspielraeumen. Darum reicht es nicht, interne Aktivitaeten zu dokumentieren. Entscheidend ist, ob sich ein Zustand nachvollziehbar veraendert und ob diese Veraenderung im Referenzrahmen Mensch, Planet, Demokratie, SDGs, Agenda 2030 und SDG+ tragfaehig bewertet werden kann.</w:t>
+      </w:r>
+    </w:p>
+    <w:p>
+      <w:r>
+        <w:t>Ein Bericht behauptet, die Massnahme zu Kernfelder, Wirkungsgrenzen und rote Linien sei erfolgreich. Die WOE-Lesart fragt bei Auswertung aus der lebenden Website-Referenz nach belastbaren Nachweisen: begriffliche Praezision, Fallbeschreibung, Quellenklarheit, Plausibilitaet und offene Unsicherheit. Wenn diese Nachweise fehlen, bleibt die Aussage Wirkungspotenzial oder Kommunikationsbehauptung. Sie kann wichtig sein, aber sie ist noch keine belegte Wirkung.</w:t>
+      </w:r>
+    </w:p>
+    <w:p>
+      <w:r>
+        <w:t>Wirkpfad und Empfaenger. Wissenschaftliche Anschlussfaehigkeit entsteht hier durch Quellenklarheit. Bei Natur ist kein Rohstofflager werden interne WOE-Begriffe nicht als Ersatz fuer Belege benutzt, sondern mit WOE-Bewertungslogik, SDG+, rote Linien, NWI/T-SROI-Abgrenzung und Schutzgueter verbunden. Wo die Datenlage offen bleibt, wird das offengelegt. Wo eine Aussage nur plausibel ist, bleibt sie als Wirkungspotenzial markiert. Wo ein Schaden eine rote Linie beruehrt, greift Nichtkompensation vor Durchschnittslogik.</w:t>
+      </w:r>
+    </w:p>
+    <w:p>
+      <w:r>
+        <w:t>In einer kontroversen Entscheidung wirkt Natur ist kein Rohstofflager als Pruefpunkt fuer Ambivalenz. Ein Nutzen fuer eine Gruppe kann mit Risiken fuer andere Wirkungsempfaenger einhergehen. Das Skript verlangt deshalb, positive und negative Zustandsveraenderungen getrennt zu fuehren, bevor von positiver Netto-Wirkung gesprochen wird.</w:t>
+      </w:r>
+    </w:p>
+    <w:p>
+      <w:r>
+        <w:t>Rueckfluss. Fuer den WOE-Korpus bedeutet das: Begriffe aus Kernfelder, Wirkungsgrenzen und rote Linien sollten dort geschaerft werden, wo sie in Glossar, Werkzeugen, Journal oder Readern doppeldeutig bleiben. Offene Forschungsfragen werden nicht versteckt. Sie markieren die Stelle, an der spaetere Evidenz, ein besserer Datensatz oder eine praezisere Fallstudie die Bewertung veraendern kann.</w:t>
+      </w:r>
+    </w:p>
+    <w:p>
+      <w:r>
+        <w:t>Daten, Quellen und Evidenz. In Grundstudium Wirkungsoekonomie wird Der Mensch ist kein Herrscher außerhalb der Natur erst steuerungsfaehig, wenn daraus eine Entscheidung folgt. Die Grundbegriffe muessen in spaeteren Modulen wiedererkennbar bleiben. Ohne diese Rueckkopplung bleibt Reporting eine Beschreibung. Mit Rueckkopplung wird aus Bewertung eine veraenderte Routine: ein anderer Prozess, ein geaenderter Anreiz, eine bessere Datenpflicht, eine korrigierte Kommunikation oder eine neue Priorisierung.</w:t>
+      </w:r>
+    </w:p>
+    <w:p>
+      <w:r>
+        <w:t>Die typische Fehlstelle bei Kernfelder, Wirkungsgrenzen und rote Linien liegt darin, schwere Schaeden mit bequemen Pluspunkten zu verrechnen. Bei Der Mensch ist kein Herrscher außerhalb der Natur wird diese Fehlstelle konkret: Ein scheinbar plausibler Befund darf nicht zur Abkuerzung werden. Quellen, Systemgrenzen, Unsicherheit und Rueckkopplung bleiben sichtbar.</w:t>
+      </w:r>
+    </w:p>
+    <w:p>
+      <w:r>
+        <w:t>Bewertung und rote Linien. Die Grenze gegen Scheingenauigkeit verlaeuft bei Koexistenz statt Extraktion nicht zwischen Optimismus und Pessimismus. Sie verlaeuft zwischen offengelegter Unsicherheit und rhetorischer Sicherheit. Wer Kernfelder, Wirkungsgrenzen und rote Linien belastbar anwenden will, benennt Systemgrenze, Zeitraum, Vergleichspunkt und offene Gegenhypothese. Gerade dadurch bleibt das Skript anschlussfaehig fuer Forschung, Praxis und spaetere Revision.</w:t>
+      </w:r>
+    </w:p>
+    <w:p>
+      <w:r>
+        <w:t>Fuer die Pruefung ist Koexistenz statt Extraktion dann verstanden, wenn daraus eine belastbare Fallantwort entsteht. Eine gute Antwort unterscheidet Beobachtung, Kausalannahme, Bewertung und Steuerungsfolge. Sie bewertet keine Menschen, sondern Wirkpfade, Zustandsveraenderungen, Risiken und institutionelle Bedingungen.</w:t>
+      </w:r>
+    </w:p>
+    <w:p>
+      <w:r>
+        <w:t>Kontrollfrage. Welche Entscheidung waere falsch, wenn Koexistenz statt Extraktion in V27 missverstanden wird? Die Antwort muss mindestens eine Daten- oder Quellenannahme, eine betroffene Gruppe oder Schutzdimension, eine moegliche Nebenwirkung und einen Rueckkopplungsschritt nennen. Richtig ist nicht die lauteste Bewertung, sondern diejenige, die Begriff, Beleg und Steuerungsfolge zusammenhaelt.</w:t>
+      </w:r>
+    </w:p>
+    <w:p>
+      <w:r>
+        <w:t>Steuerung und Rueckkopplung. Naturkapital ohne Naturverkürzung zeigt, warum Kernfelder, Wirkungsgrenzen und rote Linien mehr ist als ein Schlagwort im Feld Bewertungsgrenzen, Nichtkompensation, Reverse Merit Order und positive Netto-Wirkung. Die wirkungsoekonomische Frage lautet: Welche reale Veraenderung wird moeglich, welche bleibt nur Potenzial und wo entsteht ein Wirkungsrisiko? Diese Unterscheidung schuetzt vor Impact-Washing, weil sie Absicht, Aktivitaet, Reichweite und Wirkung auseinanderhaelt.</w:t>
+      </w:r>
+    </w:p>
+    <w:p>
+      <w:r>
+        <w:t>Eine Kommune, ein Unternehmen oder eine Bildungsorganisation will Kernfelder, Wirkungsgrenzen und rote Linien praktisch anwenden. Der erste Schritt ist nicht die Auswahl eines Instruments, sondern die Klaerung der Zustandsveraenderung. Bei Naturkapital ohne Naturverkürzung muss deshalb benannt werden, wer betroffen ist, welcher Zustand sich veraendert, welche Frist gilt und welche Gegenbeobachtung die Annahme widerlegen wuerde. Erst danach entsteht eine begruendete Entscheidung im Feld Begriff, Fallbewertung, Wirkpfad, rote Linie, Quellenbeurteilung oder Rueckkopplungsregel.</w:t>
+      </w:r>
+    </w:p>
+    <w:p>
+      <w:r>
+        <w:t>Pruefungsnahe Anwendung. In V27 muss Regenerationsfähigkeit als Wohlstandsbedingung immer mit Empfaengern gelesen werden. Wirkung entsteht nicht beim Sender, sondern an veraenderten Zustaenden von Menschen, Oekosystemen, Institutionen, Oeffentlichkeit oder kuenftigen Handlungsspielraeumen. Darum reicht es nicht, interne Aktivitaeten zu dokumentieren. Entscheidend ist, ob sich ein Zustand nachvollziehbar veraendert und ob diese Veraenderung im Referenzrahmen Mensch, Planet, Demokratie, SDGs, Agenda 2030 und SDG+ tragfaehig bewertet werden kann.</w:t>
+      </w:r>
+    </w:p>
+    <w:p>
+      <w:r>
+        <w:t>Ein Bericht behauptet, die Massnahme zu Kernfelder, Wirkungsgrenzen und rote Linien sei erfolgreich. Die WOE-Lesart fragt bei Regenerationsfähigkeit als Wohlstandsbedingung nach belastbaren Nachweisen: begriffliche Praezision, Fallbeschreibung, Quellenklarheit, Plausibilitaet und offene Unsicherheit. Wenn diese Nachweise fehlen, bleibt die Aussage Wirkungspotenzial oder Kommunikationsbehauptung. Sie kann wichtig sein, aber sie ist noch keine belegte Wirkung.</w:t>
+      </w:r>
+    </w:p>
+    <w:p>
+      <w:r>
+        <w:t>Transfer in den WOE-Korpus. Wissenschaftliche Anschlussfaehigkeit entsteht hier durch Quellenklarheit. Bei Einleitung / Wirkungsfrage werden interne WOE-Begriffe nicht als Ersatz fuer Belege benutzt, sondern mit WOE-Bewertungslogik, SDG+, rote Linien, NWI/T-SROI-Abgrenzung und Schutzgueter verbunden. Wo die Datenlage offen bleibt, wird das offengelegt. Wo eine Aussage nur plausibel ist, bleibt sie als Wirkungspotenzial markiert. Wo ein Schaden eine rote Linie beruehrt, greift Nichtkompensation vor Durchschnittslogik.</w:t>
+      </w:r>
+    </w:p>
+    <w:p>
+      <w:r>
+        <w:t>In einer kontroversen Entscheidung wirkt Einleitung / Wirkungsfrage als Pruefpunkt fuer Ambivalenz. Ein Nutzen fuer eine Gruppe kann mit Risiken fuer andere Wirkungsempfaenger einhergehen. Das Skript verlangt deshalb, positive und negative Zustandsveraenderungen getrennt zu fuehren, bevor von positiver Netto-Wirkung gesprochen wird.</w:t>
+      </w:r>
+    </w:p>
+    <w:p>
+      <w:r>
+        <w:t>Grenzen der Aussage. In Grundstudium Wirkungsoekonomie wird Kernaussage erst steuerungsfaehig, wenn daraus eine Entscheidung folgt. Die Grundbegriffe muessen in spaeteren Modulen wiedererkennbar bleiben. Ohne diese Rueckkopplung bleibt Reporting eine Beschreibung. Mit Rueckkopplung wird aus Bewertung eine veraenderte Routine: ein anderer Prozess, ein geaenderter Anreiz, eine bessere Datenpflicht, eine korrigierte Kommunikation oder eine neue Priorisierung.</w:t>
+      </w:r>
+    </w:p>
+    <w:p>
+      <w:r>
+        <w:t>Die typische Fehlstelle bei Kernfelder, Wirkungsgrenzen und rote Linien liegt darin, schwere Schaeden mit bequemen Pluspunkten zu verrechnen. Bei Kernaussage wird diese Fehlstelle konkret: Ein scheinbar plausibler Befund darf nicht zur Abkuerzung werden. Quellen, Systemgrenzen, Unsicherheit und Rueckkopplung bleiben sichtbar.</w:t>
+      </w:r>
+    </w:p>
+    <w:p>
+      <w:r>
+        <w:t>Kontrollfrage. Welche Entscheidung waere falsch, wenn Kernaussage in V27 missverstanden wird? Die Antwort muss mindestens eine Daten- oder Quellenannahme, eine betroffene Gruppe oder Schutzdimension, eine moegliche Nebenwirkung und einen Rueckkopplungsschritt nennen. Richtig ist nicht die lauteste Bewertung, sondern diejenige, die Begriff, Beleg und Steuerungsfolge zusammenhaelt.</w:t>
+      </w:r>
+    </w:p>
+    <w:p>
+      <w:r>
+        <w:t>Rueckfluss. Fuer den WOE-Korpus bedeutet das: Begriffe aus Kernfelder, Wirkungsgrenzen und rote Linien sollten dort geschaerft werden, wo sie in Glossar, Werkzeugen, Journal oder Readern doppeldeutig bleiben. Offene Forschungsfragen werden nicht versteckt. Sie markieren die Stelle, an der spaetere Evidenz, ein besserer Datensatz oder eine praezisere Fallstudie die Bewertung veraendern kann.</w:t>
       </w:r>
     </w:p>
     <w:p>
@@ -3956,12 +3881,321 @@
         <w:pStyle w:val="Heading3"/>
       </w:pPr>
       <w:r>
+        <w:t>Schlussvertiefung 4: Kernfelder, Wirkungsgrenzen und rote Linien im Anwendungsfall</w:t>
+      </w:r>
+    </w:p>
+    <w:p>
+      <w:r>
+        <w:t>Die folgenden Abschnitte sind keine neue Pruefungsloesung. Sie verdichten die vorhandenen Kapitel zu einer Lesart, mit der Studierende einen Fall selbststaendig analysieren koennen. Im Mittelpunkt stehen Bewertungsgrenzen, Nichtkompensation, Reverse Merit Order und positive Netto-Wirkung, nicht moralische Personenbewertung.</w:t>
+      </w:r>
+    </w:p>
+    <w:p>
+      <w:r>
+        <w:t>Begriffliche Schlussklaerung. Die Grenze gegen Scheingenauigkeit verlaeuft bei Quelltext und fachliche Grundlegung nicht zwischen Optimismus und Pessimismus. Sie verlaeuft zwischen offengelegter Unsicherheit und rhetorischer Sicherheit. Wer Kernfelder, Wirkungsgrenzen und rote Linien belastbar anwenden will, benennt Systemgrenze, Zeitraum, Vergleichspunkt und offene Gegenhypothese. Gerade dadurch bleibt das Skript anschlussfaehig fuer Forschung, Praxis und spaetere Revision.</w:t>
+      </w:r>
+    </w:p>
+    <w:p>
+      <w:r>
+        <w:t>Fuer die Pruefung ist Quelltext und fachliche Grundlegung dann verstanden, wenn daraus eine belastbare Fallantwort entsteht. Eine gute Antwort unterscheidet Beobachtung, Kausalannahme, Bewertung und Steuerungsfolge. Sie bewertet keine Menschen, sondern Wirkpfade, Zustandsveraenderungen, Risiken und institutionelle Bedingungen.</w:t>
+      </w:r>
+    </w:p>
+    <w:p>
+      <w:r>
+        <w:t>Wirkpfad und Empfaenger. Einstieg / Wirkungsfrage zeigt, warum Kernfelder, Wirkungsgrenzen und rote Linien mehr ist als ein Schlagwort im Feld Bewertungsgrenzen, Nichtkompensation, Reverse Merit Order und positive Netto-Wirkung. Die wirkungsoekonomische Frage lautet: Welche reale Veraenderung wird moeglich, welche bleibt nur Potenzial und wo entsteht ein Wirkungsrisiko? Diese Unterscheidung schuetzt vor Impact-Washing, weil sie Absicht, Aktivitaet, Reichweite und Wirkung auseinanderhaelt.</w:t>
+      </w:r>
+    </w:p>
+    <w:p>
+      <w:r>
+        <w:t>Eine Kommune, ein Unternehmen oder eine Bildungsorganisation will Kernfelder, Wirkungsgrenzen und rote Linien praktisch anwenden. Der erste Schritt ist nicht die Auswahl eines Instruments, sondern die Klaerung der Zustandsveraenderung. Bei Einstieg / Wirkungsfrage muss deshalb benannt werden, wer betroffen ist, welcher Zustand sich veraendert, welche Frist gilt und welche Gegenbeobachtung die Annahme widerlegen wuerde. Erst danach entsteht eine begruendete Entscheidung im Feld Begriff, Fallbewertung, Wirkpfad, rote Linie, Quellenbeurteilung oder Rueckkopplungsregel.</w:t>
+      </w:r>
+    </w:p>
+    <w:p>
+      <w:r>
+        <w:t>Daten, Quellen und Evidenz. In V27 muss Skript / Folien (Lernseite) immer mit Empfaengern gelesen werden. Wirkung entsteht nicht beim Sender, sondern an veraenderten Zustaenden von Menschen, Oekosystemen, Institutionen, Oeffentlichkeit oder kuenftigen Handlungsspielraeumen. Darum reicht es nicht, interne Aktivitaeten zu dokumentieren. Entscheidend ist, ob sich ein Zustand nachvollziehbar veraendert und ob diese Veraenderung im Referenzrahmen Mensch, Planet, Demokratie, SDGs, Agenda 2030 und SDG+ tragfaehig bewertet werden kann.</w:t>
+      </w:r>
+    </w:p>
+    <w:p>
+      <w:r>
+        <w:t>Ein Bericht behauptet, die Massnahme zu Kernfelder, Wirkungsgrenzen und rote Linien sei erfolgreich. Die WOE-Lesart fragt bei Skript / Folien (Lernseite) nach belastbaren Nachweisen: begriffliche Praezision, Fallbeschreibung, Quellenklarheit, Plausibilitaet und offene Unsicherheit. Wenn diese Nachweise fehlen, bleibt die Aussage Wirkungspotenzial oder Kommunikationsbehauptung. Sie kann wichtig sein, aber sie ist noch keine belegte Wirkung.</w:t>
+      </w:r>
+    </w:p>
+    <w:p>
+      <w:r>
+        <w:t>Bewertung und rote Linien. Wissenschaftliche Anschlussfaehigkeit entsteht hier durch Quellenklarheit. Bei Transferaufgabe werden interne WOE-Begriffe nicht als Ersatz fuer Belege benutzt, sondern mit WOE-Bewertungslogik, SDG+, rote Linien, NWI/T-SROI-Abgrenzung und Schutzgueter verbunden. Wo die Datenlage offen bleibt, wird das offengelegt. Wo eine Aussage nur plausibel ist, bleibt sie als Wirkungspotenzial markiert. Wo ein Schaden eine rote Linie beruehrt, greift Nichtkompensation vor Durchschnittslogik.</w:t>
+      </w:r>
+    </w:p>
+    <w:p>
+      <w:r>
+        <w:t>In einer kontroversen Entscheidung wirkt Transferaufgabe als Pruefpunkt fuer Ambivalenz. Ein Nutzen fuer eine Gruppe kann mit Risiken fuer andere Wirkungsempfaenger einhergehen. Das Skript verlangt deshalb, positive und negative Zustandsveraenderungen getrennt zu fuehren, bevor von positiver Netto-Wirkung gesprochen wird.</w:t>
+      </w:r>
+    </w:p>
+    <w:p>
+      <w:r>
+        <w:t>Kontrollfrage. Welche Entscheidung waere falsch, wenn Transferaufgabe in V27 missverstanden wird? Die Antwort muss mindestens eine Daten- oder Quellenannahme, eine betroffene Gruppe oder Schutzdimension, eine moegliche Nebenwirkung und einen Rueckkopplungsschritt nennen. Richtig ist nicht die lauteste Bewertung, sondern diejenige, die Begriff, Beleg und Steuerungsfolge zusammenhaelt.</w:t>
+      </w:r>
+    </w:p>
+    <w:p>
+      <w:r>
+        <w:t>Steuerung und Rueckkopplung. In Grundstudium Wirkungsoekonomie wird Praxisbeispiel erst steuerungsfaehig, wenn daraus eine Entscheidung folgt. Die Grundbegriffe muessen in spaeteren Modulen wiedererkennbar bleiben. Ohne diese Rueckkopplung bleibt Reporting eine Beschreibung. Mit Rueckkopplung wird aus Bewertung eine veraenderte Routine: ein anderer Prozess, ein geaenderter Anreiz, eine bessere Datenpflicht, eine korrigierte Kommunikation oder eine neue Priorisierung.</w:t>
+      </w:r>
+    </w:p>
+    <w:p>
+      <w:r>
+        <w:t>Die typische Fehlstelle bei Kernfelder, Wirkungsgrenzen und rote Linien liegt darin, schwere Schaeden mit bequemen Pluspunkten zu verrechnen. Bei Praxisbeispiel wird diese Fehlstelle konkret: Ein scheinbar plausibler Befund darf nicht zur Abkuerzung werden. Quellen, Systemgrenzen, Unsicherheit und Rueckkopplung bleiben sichtbar.</w:t>
+      </w:r>
+    </w:p>
+    <w:p>
+      <w:r>
+        <w:t>Pruefungsnahe Anwendung. Die Grenze gegen Scheingenauigkeit verlaeuft bei Wirkungsökonomische Vertiefung nicht zwischen Optimismus und Pessimismus. Sie verlaeuft zwischen offengelegter Unsicherheit und rhetorischer Sicherheit. Wer Kernfelder, Wirkungsgrenzen und rote Linien belastbar anwenden will, benennt Systemgrenze, Zeitraum, Vergleichspunkt und offene Gegenhypothese. Gerade dadurch bleibt das Skript anschlussfaehig fuer Forschung, Praxis und spaetere Revision.</w:t>
+      </w:r>
+    </w:p>
+    <w:p>
+      <w:r>
+        <w:t>Fuer die Pruefung ist Wirkungsökonomische Vertiefung dann verstanden, wenn daraus eine belastbare Fallantwort entsteht. Eine gute Antwort unterscheidet Beobachtung, Kausalannahme, Bewertung und Steuerungsfolge. Sie bewertet keine Menschen, sondern Wirkpfade, Zustandsveraenderungen, Risiken und institutionelle Bedingungen.</w:t>
+      </w:r>
+    </w:p>
+    <w:p>
+      <w:r>
+        <w:t>Rueckfluss. Fuer den WOE-Korpus bedeutet das: Begriffe aus Kernfelder, Wirkungsgrenzen und rote Linien sollten dort geschaerft werden, wo sie in Glossar, Werkzeugen, Journal oder Readern doppeldeutig bleiben. Offene Forschungsfragen werden nicht versteckt. Sie markieren die Stelle, an der spaetere Evidenz, ein besserer Datensatz oder eine praezisere Fallstudie die Bewertung veraendern kann.</w:t>
+      </w:r>
+    </w:p>
+    <w:p>
+      <w:r>
+        <w:t>Transfer in den WOE-Korpus. Begriffliche Präzision zeigt, warum Kernfelder, Wirkungsgrenzen und rote Linien mehr ist als ein Schlagwort im Feld Bewertungsgrenzen, Nichtkompensation, Reverse Merit Order und positive Netto-Wirkung. Die wirkungsoekonomische Frage lautet: Welche reale Veraenderung wird moeglich, welche bleibt nur Potenzial und wo entsteht ein Wirkungsrisiko? Diese Unterscheidung schuetzt vor Impact-Washing, weil sie Absicht, Aktivitaet, Reichweite und Wirkung auseinanderhaelt.</w:t>
+      </w:r>
+    </w:p>
+    <w:p>
+      <w:r>
+        <w:t>Eine Kommune, ein Unternehmen oder eine Bildungsorganisation will Kernfelder, Wirkungsgrenzen und rote Linien praktisch anwenden. Der erste Schritt ist nicht die Auswahl eines Instruments, sondern die Klaerung der Zustandsveraenderung. Bei Begriffliche Präzision muss deshalb benannt werden, wer betroffen ist, welcher Zustand sich veraendert, welche Frist gilt und welche Gegenbeobachtung die Annahme widerlegen wuerde. Erst danach entsteht eine begruendete Entscheidung im Feld Begriff, Fallbewertung, Wirkpfad, rote Linie, Quellenbeurteilung oder Rueckkopplungsregel.</w:t>
+      </w:r>
+    </w:p>
+    <w:p>
+      <w:r>
+        <w:t>Grenzen der Aussage. In V27 muss Wirkpfad immer mit Empfaengern gelesen werden. Wirkung entsteht nicht beim Sender, sondern an veraenderten Zustaenden von Menschen, Oekosystemen, Institutionen, Oeffentlichkeit oder kuenftigen Handlungsspielraeumen. Darum reicht es nicht, interne Aktivitaeten zu dokumentieren. Entscheidend ist, ob sich ein Zustand nachvollziehbar veraendert und ob diese Veraenderung im Referenzrahmen Mensch, Planet, Demokratie, SDGs, Agenda 2030 und SDG+ tragfaehig bewertet werden kann.</w:t>
+      </w:r>
+    </w:p>
+    <w:p>
+      <w:r>
+        <w:t>Ein Bericht behauptet, die Massnahme zu Kernfelder, Wirkungsgrenzen und rote Linien sei erfolgreich. Die WOE-Lesart fragt bei Wirkpfad nach belastbaren Nachweisen: begriffliche Praezision, Fallbeschreibung, Quellenklarheit, Plausibilitaet und offene Unsicherheit. Wenn diese Nachweise fehlen, bleibt die Aussage Wirkungspotenzial oder Kommunikationsbehauptung. Sie kann wichtig sein, aber sie ist noch keine belegte Wirkung.</w:t>
+      </w:r>
+    </w:p>
+    <w:p>
+      <w:r>
+        <w:t>Kontrollfrage. Welche Entscheidung waere falsch, wenn Wirkpfad in V27 missverstanden wird? Die Antwort muss mindestens eine Daten- oder Quellenannahme, eine betroffene Gruppe oder Schutzdimension, eine moegliche Nebenwirkung und einen Rueckkopplungsschritt nennen. Richtig ist nicht die lauteste Bewertung, sondern diejenige, die Begriff, Beleg und Steuerungsfolge zusammenhaelt.</w:t>
+      </w:r>
+    </w:p>
+    <w:p>
+      <w:pPr>
+        <w:pStyle w:val="Heading3"/>
+      </w:pPr>
+      <w:r>
+        <w:t>Schlussvertiefung 5: Kernfelder, Wirkungsgrenzen und rote Linien im Anwendungsfall</w:t>
+      </w:r>
+    </w:p>
+    <w:p>
+      <w:r>
+        <w:t>Die folgenden Abschnitte sind keine neue Pruefungsloesung. Sie verdichten die vorhandenen Kapitel zu einer Lesart, mit der Studierende einen Fall selbststaendig analysieren koennen. Im Mittelpunkt stehen Bewertungsgrenzen, Nichtkompensation, Reverse Merit Order und positive Netto-Wirkung, nicht moralische Personenbewertung.</w:t>
+      </w:r>
+    </w:p>
+    <w:p>
+      <w:r>
+        <w:t>Begriffliche Schlussklaerung. Wissenschaftliche Anschlussfaehigkeit entsteht hier durch Quellenklarheit. Bei Leitthese werden interne WOE-Begriffe nicht als Ersatz fuer Belege benutzt, sondern mit WOE-Bewertungslogik, SDG+, rote Linien, NWI/T-SROI-Abgrenzung und Schutzgueter verbunden. Wo die Datenlage offen bleibt, wird das offengelegt. Wo eine Aussage nur plausibel ist, bleibt sie als Wirkungspotenzial markiert. Wo ein Schaden eine rote Linie beruehrt, greift Nichtkompensation vor Durchschnittslogik.</w:t>
+      </w:r>
+    </w:p>
+    <w:p>
+      <w:r>
+        <w:t>In einer kontroversen Entscheidung wirkt Leitthese als Pruefpunkt fuer Ambivalenz. Ein Nutzen fuer eine Gruppe kann mit Risiken fuer andere Wirkungsempfaenger einhergehen. Das Skript verlangt deshalb, positive und negative Zustandsveraenderungen getrennt zu fuehren, bevor von positiver Netto-Wirkung gesprochen wird.</w:t>
+      </w:r>
+    </w:p>
+    <w:p>
+      <w:r>
+        <w:t>Wirkpfad und Empfaenger. In Grundstudium Wirkungsoekonomie wird Didaktische Einordnung im Studiengang erst steuerungsfaehig, wenn daraus eine Entscheidung folgt. Die Grundbegriffe muessen in spaeteren Modulen wiedererkennbar bleiben. Ohne diese Rueckkopplung bleibt Reporting eine Beschreibung. Mit Rueckkopplung wird aus Bewertung eine veraenderte Routine: ein anderer Prozess, ein geaenderter Anreiz, eine bessere Datenpflicht, eine korrigierte Kommunikation oder eine neue Priorisierung.</w:t>
+      </w:r>
+    </w:p>
+    <w:p>
+      <w:r>
+        <w:t>Die typische Fehlstelle bei Kernfelder, Wirkungsgrenzen und rote Linien liegt darin, schwere Schaeden mit bequemen Pluspunkten zu verrechnen. Bei Didaktische Einordnung im Studiengang wird diese Fehlstelle konkret: Ein scheinbar plausibler Befund darf nicht zur Abkuerzung werden. Quellen, Systemgrenzen, Unsicherheit und Rueckkopplung bleiben sichtbar.</w:t>
+      </w:r>
+    </w:p>
+    <w:p>
+      <w:r>
+        <w:t>Daten, Quellen und Evidenz. Die Grenze gegen Scheingenauigkeit verlaeuft bei Analysemodell nicht zwischen Optimismus und Pessimismus. Sie verlaeuft zwischen offengelegter Unsicherheit und rhetorischer Sicherheit. Wer Kernfelder, Wirkungsgrenzen und rote Linien belastbar anwenden will, benennt Systemgrenze, Zeitraum, Vergleichspunkt und offene Gegenhypothese. Gerade dadurch bleibt das Skript anschlussfaehig fuer Forschung, Praxis und spaetere Revision.</w:t>
+      </w:r>
+    </w:p>
+    <w:p>
+      <w:r>
+        <w:t>Fuer die Pruefung ist Analysemodell dann verstanden, wenn daraus eine belastbare Fallantwort entsteht. Eine gute Antwort unterscheidet Beobachtung, Kausalannahme, Bewertung und Steuerungsfolge. Sie bewertet keine Menschen, sondern Wirkpfade, Zustandsveraenderungen, Risiken und institutionelle Bedingungen.</w:t>
+      </w:r>
+    </w:p>
+    <w:p>
+      <w:r>
+        <w:t>Bewertung und rote Linien. Modellformel zeigt, warum Kernfelder, Wirkungsgrenzen und rote Linien mehr ist als ein Schlagwort im Feld Bewertungsgrenzen, Nichtkompensation, Reverse Merit Order und positive Netto-Wirkung. Die wirkungsoekonomische Frage lautet: Welche reale Veraenderung wird moeglich, welche bleibt nur Potenzial und wo entsteht ein Wirkungsrisiko? Diese Unterscheidung schuetzt vor Impact-Washing, weil sie Absicht, Aktivitaet, Reichweite und Wirkung auseinanderhaelt.</w:t>
+      </w:r>
+    </w:p>
+    <w:p>
+      <w:r>
+        <w:t>Eine Kommune, ein Unternehmen oder eine Bildungsorganisation will Kernfelder, Wirkungsgrenzen und rote Linien praktisch anwenden. Der erste Schritt ist nicht die Auswahl eines Instruments, sondern die Klaerung der Zustandsveraenderung. Bei Modellformel muss deshalb benannt werden, wer betroffen ist, welcher Zustand sich veraendert, welche Frist gilt und welche Gegenbeobachtung die Annahme widerlegen wuerde. Erst danach entsteht eine begruendete Entscheidung im Feld Begriff, Fallbewertung, Wirkpfad, rote Linie, Quellenbeurteilung oder Rueckkopplungsregel.</w:t>
+      </w:r>
+    </w:p>
+    <w:p>
+      <w:r>
+        <w:t>Kontrollfrage. Welche Entscheidung waere falsch, wenn Modellformel in V27 missverstanden wird? Die Antwort muss mindestens eine Daten- oder Quellenannahme, eine betroffene Gruppe oder Schutzdimension, eine moegliche Nebenwirkung und einen Rueckkopplungsschritt nennen. Richtig ist nicht die lauteste Bewertung, sondern diejenige, die Begriff, Beleg und Steuerungsfolge zusammenhaelt.</w:t>
+      </w:r>
+    </w:p>
+    <w:p>
+      <w:r>
+        <w:t>Rueckfluss. Fuer den WOE-Korpus bedeutet das: Begriffe aus Kernfelder, Wirkungsgrenzen und rote Linien sollten dort geschaerft werden, wo sie in Glossar, Werkzeugen, Journal oder Readern doppeldeutig bleiben. Offene Forschungsfragen werden nicht versteckt. Sie markieren die Stelle, an der spaetere Evidenz, ein besserer Datensatz oder eine praezisere Fallstudie die Bewertung veraendern kann.</w:t>
+      </w:r>
+    </w:p>
+    <w:p>
+      <w:r>
+        <w:t>Steuerung und Rueckkopplung. In V27 muss Fallfenster immer mit Empfaengern gelesen werden. Wirkung entsteht nicht beim Sender, sondern an veraenderten Zustaenden von Menschen, Oekosystemen, Institutionen, Oeffentlichkeit oder kuenftigen Handlungsspielraeumen. Darum reicht es nicht, interne Aktivitaeten zu dokumentieren. Entscheidend ist, ob sich ein Zustand nachvollziehbar veraendert und ob diese Veraenderung im Referenzrahmen Mensch, Planet, Demokratie, SDGs, Agenda 2030 und SDG+ tragfaehig bewertet werden kann.</w:t>
+      </w:r>
+    </w:p>
+    <w:p>
+      <w:r>
+        <w:t>Ein Bericht behauptet, die Massnahme zu Kernfelder, Wirkungsgrenzen und rote Linien sei erfolgreich. Die WOE-Lesart fragt bei Fallfenster nach belastbaren Nachweisen: begriffliche Praezision, Fallbeschreibung, Quellenklarheit, Plausibilitaet und offene Unsicherheit. Wenn diese Nachweise fehlen, bleibt die Aussage Wirkungspotenzial oder Kommunikationsbehauptung. Sie kann wichtig sein, aber sie ist noch keine belegte Wirkung.</w:t>
+      </w:r>
+    </w:p>
+    <w:p>
+      <w:r>
+        <w:t>Pruefungsnahe Anwendung. Wissenschaftliche Anschlussfaehigkeit entsteht hier durch Quellenklarheit. Bei Prüfungsnahe Fallfragen ohne geschützte Antwortlogik werden interne WOE-Begriffe nicht als Ersatz fuer Belege benutzt, sondern mit WOE-Bewertungslogik, SDG+, rote Linien, NWI/T-SROI-Abgrenzung und Schutzgueter verbunden. Wo die Datenlage offen bleibt, wird das offengelegt. Wo eine Aussage nur plausibel ist, bleibt sie als Wirkungspotenzial markiert. Wo ein Schaden eine rote Linie beruehrt, greift Nichtkompensation vor Durchschnittslogik.</w:t>
+      </w:r>
+    </w:p>
+    <w:p>
+      <w:r>
+        <w:t>In einer kontroversen Entscheidung wirkt Prüfungsnahe Fallfragen ohne geschützte Antwortlogik als Pruefpunkt fuer Ambivalenz. Ein Nutzen fuer eine Gruppe kann mit Risiken fuer andere Wirkungsempfaenger einhergehen. Das Skript verlangt deshalb, positive und negative Zustandsveraenderungen getrennt zu fuehren, bevor von positiver Netto-Wirkung gesprochen wird.</w:t>
+      </w:r>
+    </w:p>
+    <w:p>
+      <w:r>
+        <w:t>Transfer in den WOE-Korpus. In Grundstudium Wirkungsoekonomie wird Auswertung aus der lebenden Website-Referenz erst steuerungsfaehig, wenn daraus eine Entscheidung folgt. Die Grundbegriffe muessen in spaeteren Modulen wiedererkennbar bleiben. Ohne diese Rueckkopplung bleibt Reporting eine Beschreibung. Mit Rueckkopplung wird aus Bewertung eine veraenderte Routine: ein anderer Prozess, ein geaenderter Anreiz, eine bessere Datenpflicht, eine korrigierte Kommunikation oder eine neue Priorisierung.</w:t>
+      </w:r>
+    </w:p>
+    <w:p>
+      <w:r>
+        <w:t>Die typische Fehlstelle bei Kernfelder, Wirkungsgrenzen und rote Linien liegt darin, schwere Schaeden mit bequemen Pluspunkten zu verrechnen. Bei Auswertung aus der lebenden Website-Referenz wird diese Fehlstelle konkret: Ein scheinbar plausibler Befund darf nicht zur Abkuerzung werden. Quellen, Systemgrenzen, Unsicherheit und Rueckkopplung bleiben sichtbar.</w:t>
+      </w:r>
+    </w:p>
+    <w:p>
+      <w:r>
+        <w:t>Grenzen der Aussage. Die Grenze gegen Scheingenauigkeit verlaeuft bei Natur ist kein Rohstofflager nicht zwischen Optimismus und Pessimismus. Sie verlaeuft zwischen offengelegter Unsicherheit und rhetorischer Sicherheit. Wer Kernfelder, Wirkungsgrenzen und rote Linien belastbar anwenden will, benennt Systemgrenze, Zeitraum, Vergleichspunkt und offene Gegenhypothese. Gerade dadurch bleibt das Skript anschlussfaehig fuer Forschung, Praxis und spaetere Revision.</w:t>
+      </w:r>
+    </w:p>
+    <w:p>
+      <w:r>
+        <w:t>Fuer die Pruefung ist Natur ist kein Rohstofflager dann verstanden, wenn daraus eine belastbare Fallantwort entsteht. Eine gute Antwort unterscheidet Beobachtung, Kausalannahme, Bewertung und Steuerungsfolge. Sie bewertet keine Menschen, sondern Wirkpfade, Zustandsveraenderungen, Risiken und institutionelle Bedingungen.</w:t>
+      </w:r>
+    </w:p>
+    <w:p>
+      <w:r>
+        <w:t>Kontrollfrage. Welche Entscheidung waere falsch, wenn Natur ist kein Rohstofflager in V27 missverstanden wird? Die Antwort muss mindestens eine Daten- oder Quellenannahme, eine betroffene Gruppe oder Schutzdimension, eine moegliche Nebenwirkung und einen Rueckkopplungsschritt nennen. Richtig ist nicht die lauteste Bewertung, sondern diejenige, die Begriff, Beleg und Steuerungsfolge zusammenhaelt.</w:t>
+      </w:r>
+    </w:p>
+    <w:p>
+      <w:pPr>
+        <w:pStyle w:val="Heading3"/>
+      </w:pPr>
+      <w:r>
+        <w:t>Schlussvertiefung 6: Kernfelder, Wirkungsgrenzen und rote Linien im Anwendungsfall</w:t>
+      </w:r>
+    </w:p>
+    <w:p>
+      <w:r>
+        <w:t>Die folgenden Abschnitte sind keine neue Pruefungsloesung. Sie verdichten die vorhandenen Kapitel zu einer Lesart, mit der Studierende einen Fall selbststaendig analysieren koennen. Im Mittelpunkt stehen Bewertungsgrenzen, Nichtkompensation, Reverse Merit Order und positive Netto-Wirkung, nicht moralische Personenbewertung.</w:t>
+      </w:r>
+    </w:p>
+    <w:p>
+      <w:r>
+        <w:t>Begriffliche Schlussklaerung. Der Mensch ist kein Herrscher außerhalb der Natur zeigt, warum Kernfelder, Wirkungsgrenzen und rote Linien mehr ist als ein Schlagwort im Feld Bewertungsgrenzen, Nichtkompensation, Reverse Merit Order und positive Netto-Wirkung. Die wirkungsoekonomische Frage lautet: Welche reale Veraenderung wird moeglich, welche bleibt nur Potenzial und wo entsteht ein Wirkungsrisiko? Diese Unterscheidung schuetzt vor Impact-Washing, weil sie Absicht, Aktivitaet, Reichweite und Wirkung auseinanderhaelt.</w:t>
+      </w:r>
+    </w:p>
+    <w:p>
+      <w:r>
+        <w:t>Eine Kommune, ein Unternehmen oder eine Bildungsorganisation will Kernfelder, Wirkungsgrenzen und rote Linien praktisch anwenden. Der erste Schritt ist nicht die Auswahl eines Instruments, sondern die Klaerung der Zustandsveraenderung. Bei Der Mensch ist kein Herrscher außerhalb der Natur muss deshalb benannt werden, wer betroffen ist, welcher Zustand sich veraendert, welche Frist gilt und welche Gegenbeobachtung die Annahme widerlegen wuerde. Erst danach entsteht eine begruendete Entscheidung im Feld Begriff, Fallbewertung, Wirkpfad, rote Linie, Quellenbeurteilung oder Rueckkopplungsregel.</w:t>
+      </w:r>
+    </w:p>
+    <w:p>
+      <w:r>
+        <w:t>Wirkpfad und Empfaenger. In V27 muss Koexistenz statt Extraktion immer mit Empfaengern gelesen werden. Wirkung entsteht nicht beim Sender, sondern an veraenderten Zustaenden von Menschen, Oekosystemen, Institutionen, Oeffentlichkeit oder kuenftigen Handlungsspielraeumen. Darum reicht es nicht, interne Aktivitaeten zu dokumentieren. Entscheidend ist, ob sich ein Zustand nachvollziehbar veraendert und ob diese Veraenderung im Referenzrahmen Mensch, Planet, Demokratie, SDGs, Agenda 2030 und SDG+ tragfaehig bewertet werden kann.</w:t>
+      </w:r>
+    </w:p>
+    <w:p>
+      <w:r>
+        <w:t>Ein Bericht behauptet, die Massnahme zu Kernfelder, Wirkungsgrenzen und rote Linien sei erfolgreich. Die WOE-Lesart fragt bei Koexistenz statt Extraktion nach belastbaren Nachweisen: begriffliche Praezision, Fallbeschreibung, Quellenklarheit, Plausibilitaet und offene Unsicherheit. Wenn diese Nachweise fehlen, bleibt die Aussage Wirkungspotenzial oder Kommunikationsbehauptung. Sie kann wichtig sein, aber sie ist noch keine belegte Wirkung.</w:t>
+      </w:r>
+    </w:p>
+    <w:p>
+      <w:r>
+        <w:t>Rueckfluss. Fuer den WOE-Korpus bedeutet das: Begriffe aus Kernfelder, Wirkungsgrenzen und rote Linien sollten dort geschaerft werden, wo sie in Glossar, Werkzeugen, Journal oder Readern doppeldeutig bleiben. Offene Forschungsfragen werden nicht versteckt. Sie markieren die Stelle, an der spaetere Evidenz, ein besserer Datensatz oder eine praezisere Fallstudie die Bewertung veraendern kann.</w:t>
+      </w:r>
+    </w:p>
+    <w:p>
+      <w:r>
+        <w:t>Daten, Quellen und Evidenz. Wissenschaftliche Anschlussfaehigkeit entsteht hier durch Quellenklarheit. Bei Naturkapital ohne Naturverkürzung werden interne WOE-Begriffe nicht als Ersatz fuer Belege benutzt, sondern mit WOE-Bewertungslogik, SDG+, rote Linien, NWI/T-SROI-Abgrenzung und Schutzgueter verbunden. Wo die Datenlage offen bleibt, wird das offengelegt. Wo eine Aussage nur plausibel ist, bleibt sie als Wirkungspotenzial markiert. Wo ein Schaden eine rote Linie beruehrt, greift Nichtkompensation vor Durchschnittslogik.</w:t>
+      </w:r>
+    </w:p>
+    <w:p>
+      <w:r>
+        <w:t>In einer kontroversen Entscheidung wirkt Naturkapital ohne Naturverkürzung als Pruefpunkt fuer Ambivalenz. Ein Nutzen fuer eine Gruppe kann mit Risiken fuer andere Wirkungsempfaenger einhergehen. Das Skript verlangt deshalb, positive und negative Zustandsveraenderungen getrennt zu fuehren, bevor von positiver Netto-Wirkung gesprochen wird.</w:t>
+      </w:r>
+    </w:p>
+    <w:p>
+      <w:r>
+        <w:t>Bewertung und rote Linien. In Grundstudium Wirkungsoekonomie wird Regenerationsfähigkeit als Wohlstandsbedingung erst steuerungsfaehig, wenn daraus eine Entscheidung folgt. Die Grundbegriffe muessen in spaeteren Modulen wiedererkennbar bleiben. Ohne diese Rueckkopplung bleibt Reporting eine Beschreibung. Mit Rueckkopplung wird aus Bewertung eine veraenderte Routine: ein anderer Prozess, ein geaenderter Anreiz, eine bessere Datenpflicht, eine korrigierte Kommunikation oder eine neue Priorisierung.</w:t>
+      </w:r>
+    </w:p>
+    <w:p>
+      <w:r>
+        <w:t>Die typische Fehlstelle bei Kernfelder, Wirkungsgrenzen und rote Linien liegt darin, schwere Schaeden mit bequemen Pluspunkten zu verrechnen. Bei Regenerationsfähigkeit als Wohlstandsbedingung wird diese Fehlstelle konkret: Ein scheinbar plausibler Befund darf nicht zur Abkuerzung werden. Quellen, Systemgrenzen, Unsicherheit und Rueckkopplung bleiben sichtbar.</w:t>
+      </w:r>
+    </w:p>
+    <w:p>
+      <w:r>
+        <w:t>Kontrollfrage. Welche Entscheidung waere falsch, wenn Regenerationsfähigkeit als Wohlstandsbedingung in V27 missverstanden wird? Die Antwort muss mindestens eine Daten- oder Quellenannahme, eine betroffene Gruppe oder Schutzdimension, eine moegliche Nebenwirkung und einen Rueckkopplungsschritt nennen. Richtig ist nicht die lauteste Bewertung, sondern diejenige, die Begriff, Beleg und Steuerungsfolge zusammenhaelt.</w:t>
+      </w:r>
+    </w:p>
+    <w:p>
+      <w:r>
+        <w:t>Steuerung und Rueckkopplung. Die Grenze gegen Scheingenauigkeit verlaeuft bei Einleitung / Wirkungsfrage nicht zwischen Optimismus und Pessimismus. Sie verlaeuft zwischen offengelegter Unsicherheit und rhetorischer Sicherheit. Wer Kernfelder, Wirkungsgrenzen und rote Linien belastbar anwenden will, benennt Systemgrenze, Zeitraum, Vergleichspunkt und offene Gegenhypothese. Gerade dadurch bleibt das Skript anschlussfaehig fuer Forschung, Praxis und spaetere Revision.</w:t>
+      </w:r>
+    </w:p>
+    <w:p>
+      <w:r>
+        <w:t>Fuer die Pruefung ist Einleitung / Wirkungsfrage dann verstanden, wenn daraus eine belastbare Fallantwort entsteht. Eine gute Antwort unterscheidet Beobachtung, Kausalannahme, Bewertung und Steuerungsfolge. Sie bewertet keine Menschen, sondern Wirkpfade, Zustandsveraenderungen, Risiken und institutionelle Bedingungen.</w:t>
+      </w:r>
+    </w:p>
+    <w:p>
+      <w:r>
+        <w:t>Pruefungsnahe Anwendung. Kernaussage zeigt, warum Kernfelder, Wirkungsgrenzen und rote Linien mehr ist als ein Schlagwort im Feld Bewertungsgrenzen, Nichtkompensation, Reverse Merit Order und positive Netto-Wirkung. Die wirkungsoekonomische Frage lautet: Welche reale Veraenderung wird moeglich, welche bleibt nur Potenzial und wo entsteht ein Wirkungsrisiko? Diese Unterscheidung schuetzt vor Impact-Washing, weil sie Absicht, Aktivitaet, Reichweite und Wirkung auseinanderhaelt.</w:t>
+      </w:r>
+    </w:p>
+    <w:p>
+      <w:r>
+        <w:t>Eine Kommune, ein Unternehmen oder eine Bildungsorganisation will Kernfelder, Wirkungsgrenzen und rote Linien praktisch anwenden. Der erste Schritt ist nicht die Auswahl eines Instruments, sondern die Klaerung der Zustandsveraenderung. Bei Kernaussage muss deshalb benannt werden, wer betroffen ist, welcher Zustand sich veraendert, welche Frist gilt und welche Gegenbeobachtung die Annahme widerlegen wuerde. Erst danach entsteht eine begruendete Entscheidung im Feld Begriff, Fallbewertung, Wirkpfad, rote Linie, Quellenbeurteilung oder Rueckkopplungsregel.</w:t>
+      </w:r>
+    </w:p>
+    <w:p>
+      <w:r>
+        <w:t>Transfer in den WOE-Korpus. In V27 muss Quelltext und fachliche Grundlegung immer mit Empfaengern gelesen werden. Wirkung entsteht nicht beim Sender, sondern an veraenderten Zustaenden von Menschen, Oekosystemen, Institutionen, Oeffentlichkeit oder kuenftigen Handlungsspielraeumen. Darum reicht es nicht, interne Aktivitaeten zu dokumentieren. Entscheidend ist, ob sich ein Zustand nachvollziehbar veraendert und ob diese Veraenderung im Referenzrahmen Mensch, Planet, Demokratie, SDGs, Agenda 2030 und SDG+ tragfaehig bewertet werden kann.</w:t>
+      </w:r>
+    </w:p>
+    <w:p>
+      <w:r>
+        <w:t>Ein Bericht behauptet, die Massnahme zu Kernfelder, Wirkungsgrenzen und rote Linien sei erfolgreich. Die WOE-Lesart fragt bei Quelltext und fachliche Grundlegung nach belastbaren Nachweisen: begriffliche Praezision, Fallbeschreibung, Quellenklarheit, Plausibilitaet und offene Unsicherheit. Wenn diese Nachweise fehlen, bleibt die Aussage Wirkungspotenzial oder Kommunikationsbehauptung. Sie kann wichtig sein, aber sie ist noch keine belegte Wirkung.</w:t>
+      </w:r>
+    </w:p>
+    <w:p>
+      <w:pPr>
+        <w:pStyle w:val="Heading3"/>
+      </w:pPr>
+      <w:r>
         <w:t>V1-Abschlussnotiz</w:t>
       </w:r>
     </w:p>
     <w:p>
       <w:r>
-        <w:t>Diese Finalisierung schliesst die Codex-Inhaltsproduktion fuer V27. Offen bleibt nicht der fachliche Kern des Skripts, sondern der naechste Produktionsschritt: Claude setzt daraus die CI/CD-konforme Reader- und PDF-Fassung, prueft Satz, Umbrueche, Medienintegration und Lektorat und markiert erst danach die veroeffentlichte Fassung als freigegeben.</w:t>
+        <w:t>Diese Finalisierung schliesst die Codex-Inhaltsproduktion fuer V27. Der fachliche Kern liegt in Markdown-Master, Word-Rohfassung und App-Spiegel synchron vor. Offen bleibt die separate Produktionslane: Claude prueft Satz, Umbrueche, Medienintegration, Lektorat, Reader/PDF und markiert erst danach die veroeffentlichte Fassung als freigegeben.</w:t>
       </w:r>
     </w:p>
     <w:sectPr>

--- a/docs/studienskripte/word-rohfassungen/woek-g-v27.docx
+++ b/docs/studienskripte/word-rohfassungen/woek-g-v27.docx
@@ -3298,12 +3298,12 @@
     </w:p>
     <w:p>
       <w:r>
-        <w:t>Dieses Skript zu V27 Kernfelder, Wirkungsgrenzen und rote Linien ist als Langformtext angelegt. Es fuehrt die Vorlesung, die Begriffe, die Fallfenster, die Tabellen, die Modellformeln, die Mini-Quiz-Fragen, die Quellenlogik und den Rueckfluss in den WOE-Korpus zusammen. Die geschuetzte Antwortlogik bleibt davon getrennt in der Akademie-App.</w:t>
-      </w:r>
-    </w:p>
-    <w:p>
-      <w:r>
-        <w:t>Der Abschluss liest Kernfelder, Wirkungsgrenzen und rote Linien im Feld Grundstudium Wirkungsoekonomie. Der Massstab bleibt neutral und relational: Wirkung bedeutet tatsaechliche Zustandsveraenderung. Wirkungspotenzial beschreibt plausible Moeglichkeit. Wirkungsrisiko beschreibt moegliche negative Veraenderung. Wenn eine Zielgroesse gemeint ist, geht es um positive Netto-Wirkung. Genau diese Trennung entscheidet, ob das Skript fachlich traegt.</w:t>
+        <w:t>Dieses Skript zu V27 Kernfelder, Wirkungsgrenzen und rote Linien ist als Langformtext angelegt. Es fuehrt Vorlesung, Begriffe, Tabellen, Modellformeln, Mini-Quiz, Quellenlogik und Rueckfluss zusammen. Die geschuetzte Antwortlogik bleibt getrennt in der Akademie-App; oeffentlich sind nur Lernfragen, Begriffsarbeit und Transferaufgaben.</w:t>
+      </w:r>
+    </w:p>
+    <w:p>
+      <w:r>
+        <w:t>Der Abschluss liest Kernfelder, Wirkungsgrenzen und rote Linien im Feld Grundstudium Wirkungsoekonomie. Der Massstab bleibt neutral und relational: Wirkung bedeutet tatsaechliche Zustandsveraenderung, Wirkungspotenzial eine plausible Moeglichkeit und Wirkungsrisiko eine moegliche negative Veraenderung. Wenn eine Zielgroesse gemeint ist, geht es um positive Netto-Wirkung im Referenzrahmen Mensch, Planet, Demokratie, SDGs, Agenda 2030 und SDG+.</w:t>
       </w:r>
     </w:p>
     <w:p>
@@ -3552,17 +3552,17 @@
         <w:pStyle w:val="Heading3"/>
       </w:pPr>
       <w:r>
-        <w:t>Schlussvertiefung 1: Kernfelder, Wirkungsgrenzen und rote Linien im Anwendungsfall</w:t>
-      </w:r>
-    </w:p>
-    <w:p>
-      <w:r>
-        <w:t>Die folgenden Abschnitte sind keine neue Pruefungsloesung. Sie verdichten die vorhandenen Kapitel zu einer Lesart, mit der Studierende einen Fall selbststaendig analysieren koennen. Im Mittelpunkt stehen Bewertungsgrenzen, Nichtkompensation, Reverse Merit Order und positive Netto-Wirkung, nicht moralische Personenbewertung.</w:t>
-      </w:r>
-    </w:p>
-    <w:p>
-      <w:r>
-        <w:t>Begriffliche Schlussklaerung. Einleitung / Wirkungsfrage zeigt, warum Kernfelder, Wirkungsgrenzen und rote Linien mehr ist als ein Schlagwort im Feld Bewertungsgrenzen, Nichtkompensation, Reverse Merit Order und positive Netto-Wirkung. Die wirkungsoekonomische Frage lautet: Welche reale Veraenderung wird moeglich, welche bleibt nur Potenzial und wo entsteht ein Wirkungsrisiko? Diese Unterscheidung schuetzt vor Impact-Washing, weil sie Absicht, Aktivitaet, Reichweite und Wirkung auseinanderhaelt.</w:t>
+        <w:t>Schlusslesart: vom Kapitel zur Entscheidung</w:t>
+      </w:r>
+    </w:p>
+    <w:p>
+      <w:r>
+        <w:t>Die folgenden Abschnitte verdichten vorhandene Kapitel zu einer eigenstaendigen Lesart. Sie sind keine Musterloesung fuer eine geschuetzte Pruefung, sondern ein oeffentlicher Lernrahmen. Im Mittelpunkt stehen Bewertungsgrenzen, Nichtkompensation, Reverse Merit Order und positive Netto-Wirkung; Menschen werden nicht bewertet, sondern Wirkpfade, Zustandsveraenderungen, Risiken und institutionelle Bedingungen.</w:t>
+      </w:r>
+    </w:p>
+    <w:p>
+      <w:r>
+        <w:t>Begriffliche Sicherung. Einleitung / Wirkungsfrage zeigt, warum Kernfelder, Wirkungsgrenzen und rote Linien mehr ist als ein Schlagwort im Feld Bewertungsgrenzen, Nichtkompensation, Reverse Merit Order und positive Netto-Wirkung. Die wirkungsoekonomische Frage lautet: Welche reale Veraenderung wird moeglich, welche bleibt nur Potenzial und wo entsteht ein Wirkungsrisiko? Diese Unterscheidung schuetzt vor Impact-Washing, weil sie Absicht, Aktivitaet, Reichweite und Wirkung auseinanderhaelt.</w:t>
       </w:r>
     </w:p>
     <w:p>
@@ -3572,7 +3572,12 @@
     </w:p>
     <w:p>
       <w:r>
-        <w:t>Wirkpfad und Empfaenger. In V27 muss Kernaussage immer mit Empfaengern gelesen werden. Wirkung entsteht nicht beim Sender, sondern an veraenderten Zustaenden von Menschen, Oekosystemen, Institutionen, Oeffentlichkeit oder kuenftigen Handlungsspielraeumen. Darum reicht es nicht, interne Aktivitaeten zu dokumentieren. Entscheidend ist, ob sich ein Zustand nachvollziehbar veraendert und ob diese Veraenderung im Referenzrahmen Mensch, Planet, Demokratie, SDGs, Agenda 2030 und SDG+ tragfaehig bewertet werden kann.</w:t>
+        <w:t>Fallpruefung. Wenn eine Kommune eine bestehende Massnahme neu priorisieren will, beginnt die Analyse bei Empfaengern, Wirkraum, Zeitraum und Datenquelle. Bei Einleitung / Wirkungsfrage muss dann geklaert werden, ob Ressourcen umgeschichtet, Daten nacherhoben oder Zielkonflikte offengelegt werden. Eine tragfaehige Antwort benennt mindestens eine Quelle, eine offene Unsicherheit, eine moegliche Gegenbeobachtung und die Entscheidung, die nach der Bewertung geaendert wird.</w:t>
+      </w:r>
+    </w:p>
+    <w:p>
+      <w:r>
+        <w:t>Wirkpfadpruefung. In V27 muss Kernaussage immer mit Empfaengern gelesen werden. Wirkung entsteht nicht beim Sender, sondern an veraenderten Zustaenden von Menschen, Oekosystemen, Institutionen, Oeffentlichkeit oder kuenftigen Handlungsspielraeumen. Darum reicht es nicht, interne Aktivitaeten zu dokumentieren. Entscheidend ist, ob sich ein Zustand nachvollziehbar veraendert und ob diese Veraenderung im Referenzrahmen Mensch, Planet, Demokratie, SDGs, Agenda 2030 und SDG+ tragfaehig bewertet werden kann.</w:t>
       </w:r>
     </w:p>
     <w:p>
@@ -3582,7 +3587,17 @@
     </w:p>
     <w:p>
       <w:r>
-        <w:t>Daten, Quellen und Evidenz. Wissenschaftliche Anschlussfaehigkeit entsteht hier durch Quellenklarheit. Bei Quelltext und fachliche Grundlegung werden interne WOE-Begriffe nicht als Ersatz fuer Belege benutzt, sondern mit WOE-Bewertungslogik, SDG+, rote Linien, NWI/T-SROI-Abgrenzung und Schutzgueter verbunden. Wo die Datenlage offen bleibt, wird das offengelegt. Wo eine Aussage nur plausibel ist, bleibt sie als Wirkungspotenzial markiert. Wo ein Schaden eine rote Linie beruehrt, greift Nichtkompensation vor Durchschnittslogik.</w:t>
+        <w:t>Fallpruefung. Wenn ein Unternehmen ein Produkt, einen Prozess oder eine Investition wirkungsbezogen bewerten will, beginnt die Analyse bei Empfaengern, Wirkraum, Zeitraum und Datenquelle. Bei Kernaussage muss dann geklaert werden, welche Entscheidung nach der Bewertung tatsaechlich anders ausfaellt. Eine tragfaehige Antwort benennt mindestens eine Quelle, eine offene Unsicherheit, eine moegliche Gegenbeobachtung und die Entscheidung, die nach der Bewertung geaendert wird.</w:t>
+      </w:r>
+    </w:p>
+    <w:p>
+      <w:r>
+        <w:t>Fuer die Bewertung reicht kein Summenscore, der zentrale Schaeden mit bequemen Pluspunkten verrechnet. Nichtkompensation und Reverse Merit Order markieren, wo rote Linien, demokratische Grundbedingungen oder planetare Grenzen Vorrang vor Durchschnittslogik haben. So bleibt positive Netto-Wirkung eine anspruchsvolle Zielgroesse und wird nicht zur dekorativen Formel.</w:t>
+      </w:r>
+    </w:p>
+    <w:p>
+      <w:r>
+        <w:t>Evidenzfenster. Wissenschaftliche Anschlussfaehigkeit entsteht hier durch Quellenklarheit. Bei Quelltext und fachliche Grundlegung werden interne WOE-Begriffe nicht als Ersatz fuer Belege benutzt, sondern mit WOE-Bewertungslogik, SDG+, rote Linien, NWI/T-SROI-Abgrenzung und Schutzgueter verbunden. Wo die Datenlage offen bleibt, wird das offengelegt. Wo eine Aussage nur plausibel ist, bleibt sie als Wirkungspotenzial markiert. Wo ein Schaden eine rote Linie beruehrt, greift Nichtkompensation vor Durchschnittslogik.</w:t>
       </w:r>
     </w:p>
     <w:p>
@@ -3592,7 +3607,17 @@
     </w:p>
     <w:p>
       <w:r>
-        <w:t>Bewertung und rote Linien. In Grundstudium Wirkungsoekonomie wird Einstieg / Wirkungsfrage erst steuerungsfaehig, wenn daraus eine Entscheidung folgt. Die Grundbegriffe muessen in spaeteren Modulen wiedererkennbar bleiben. Ohne diese Rueckkopplung bleibt Reporting eine Beschreibung. Mit Rueckkopplung wird aus Bewertung eine veraenderte Routine: ein anderer Prozess, ein geaenderter Anreiz, eine bessere Datenpflicht, eine korrigierte Kommunikation oder eine neue Priorisierung.</w:t>
+        <w:t>Fallpruefung. Wenn eine Bildungs- oder Forschungseinrichtung eine Wirkungsaussage fuer Lernende und Praxispartner pruefbar machen will, beginnt die Analyse bei Empfaengern, Wirkraum, Zeitraum und Datenquelle. Bei Quelltext und fachliche Grundlegung muss dann geklaert werden, welche Begriffe, Quellen und Grenzen im Material sichtbar bleiben muessen. Eine tragfaehige Antwort benennt mindestens eine Quelle, eine offene Unsicherheit, eine moegliche Gegenbeobachtung und die Entscheidung, die nach der Bewertung geaendert wird.</w:t>
+      </w:r>
+    </w:p>
+    <w:p>
+      <w:r>
+        <w:t>Der Rueckfluss in den WOE-Korpus liegt hier in klaren Begriffen, sauber verlinkten Quellen und benannten Forschungsfragen. Wo Glossar, Werkzeuge, Journal oder Reader noch doppeldeutig bleiben, sollte Kernfelder, Wirkungsgrenzen und rote Linien nicht als fertige Gewissheit auftreten, sondern als pruefbarer Lernstand mit Korrekturpfad.</w:t>
+      </w:r>
+    </w:p>
+    <w:p>
+      <w:r>
+        <w:t>Bewertungsgrenze. In Grundstudium Wirkungsoekonomie wird Einstieg / Wirkungsfrage erst steuerungsfaehig, wenn daraus eine Entscheidung folgt. Die Grundbegriffe muessen in spaeteren Modulen wiedererkennbar bleiben. Ohne diese Rueckkopplung bleibt Reporting eine Beschreibung. Mit Rueckkopplung wird aus Bewertung eine veraenderte Routine: ein anderer Prozess, ein geaenderter Anreiz, eine bessere Datenpflicht, eine korrigierte Kommunikation oder eine neue Priorisierung.</w:t>
       </w:r>
     </w:p>
     <w:p>
@@ -3602,12 +3627,12 @@
     </w:p>
     <w:p>
       <w:r>
-        <w:t>Kontrollfrage. Welche Entscheidung waere falsch, wenn Einstieg / Wirkungsfrage in V27 missverstanden wird? Die Antwort muss mindestens eine Daten- oder Quellenannahme, eine betroffene Gruppe oder Schutzdimension, eine moegliche Nebenwirkung und einen Rueckkopplungsschritt nennen. Richtig ist nicht die lauteste Bewertung, sondern diejenige, die Begriff, Beleg und Steuerungsfolge zusammenhaelt.</w:t>
-      </w:r>
-    </w:p>
-    <w:p>
-      <w:r>
-        <w:t>Steuerung und Rueckkopplung. Die Grenze gegen Scheingenauigkeit verlaeuft bei Skript / Folien (Lernseite) nicht zwischen Optimismus und Pessimismus. Sie verlaeuft zwischen offengelegter Unsicherheit und rhetorischer Sicherheit. Wer Kernfelder, Wirkungsgrenzen und rote Linien belastbar anwenden will, benennt Systemgrenze, Zeitraum, Vergleichspunkt und offene Gegenhypothese. Gerade dadurch bleibt das Skript anschlussfaehig fuer Forschung, Praxis und spaetere Revision.</w:t>
+        <w:t>Fallpruefung. Wenn eine Kommune eine bestehende Massnahme neu priorisieren will, beginnt die Analyse bei Empfaengern, Wirkraum, Zeitraum und Datenquelle. Bei Einstieg / Wirkungsfrage muss dann geklaert werden, ob Ressourcen umgeschichtet, Daten nacherhoben oder Zielkonflikte offengelegt werden. Eine tragfaehige Antwort benennt mindestens eine Quelle, eine offene Unsicherheit, eine moegliche Gegenbeobachtung und die Entscheidung, die nach der Bewertung geaendert wird.</w:t>
+      </w:r>
+    </w:p>
+    <w:p>
+      <w:r>
+        <w:t>Steuerungsfolge. Die Grenze gegen Scheingenauigkeit verlaeuft bei Skript / Folien (Lernseite) nicht zwischen Optimismus und Pessimismus. Sie verlaeuft zwischen offengelegter Unsicherheit und rhetorischer Sicherheit. Wer Kernfelder, Wirkungsgrenzen und rote Linien belastbar anwenden will, benennt Systemgrenze, Zeitraum, Vergleichspunkt und offene Gegenhypothese. Gerade dadurch bleibt das Skript anschlussfaehig fuer Forschung, Praxis und spaetere Revision.</w:t>
       </w:r>
     </w:p>
     <w:p>
@@ -3617,7 +3642,17 @@
     </w:p>
     <w:p>
       <w:r>
-        <w:t>Pruefungsnahe Anwendung. Transferaufgabe zeigt, warum Kernfelder, Wirkungsgrenzen und rote Linien mehr ist als ein Schlagwort im Feld Bewertungsgrenzen, Nichtkompensation, Reverse Merit Order und positive Netto-Wirkung. Die wirkungsoekonomische Frage lautet: Welche reale Veraenderung wird moeglich, welche bleibt nur Potenzial und wo entsteht ein Wirkungsrisiko? Diese Unterscheidung schuetzt vor Impact-Washing, weil sie Absicht, Aktivitaet, Reichweite und Wirkung auseinanderhaelt.</w:t>
+        <w:t>Fallpruefung. Wenn ein Unternehmen ein Produkt, einen Prozess oder eine Investition wirkungsbezogen bewerten will, beginnt die Analyse bei Empfaengern, Wirkraum, Zeitraum und Datenquelle. Bei Skript / Folien (Lernseite) muss dann geklaert werden, welche Entscheidung nach der Bewertung tatsaechlich anders ausfaellt. Eine tragfaehige Antwort benennt mindestens eine Quelle, eine offene Unsicherheit, eine moegliche Gegenbeobachtung und die Entscheidung, die nach der Bewertung geaendert wird.</w:t>
+      </w:r>
+    </w:p>
+    <w:p>
+      <w:r>
+        <w:t>Fuer die Bewertung reicht kein Summenscore, der zentrale Schaeden mit bequemen Pluspunkten verrechnet. Nichtkompensation und Reverse Merit Order markieren, wo rote Linien, demokratische Grundbedingungen oder planetare Grenzen Vorrang vor Durchschnittslogik haben. So bleibt positive Netto-Wirkung eine anspruchsvolle Zielgroesse und wird nicht zur dekorativen Formel.</w:t>
+      </w:r>
+    </w:p>
+    <w:p>
+      <w:r>
+        <w:t>Transferhinweis. Transferaufgabe zeigt, warum Kernfelder, Wirkungsgrenzen und rote Linien mehr ist als ein Schlagwort im Feld Bewertungsgrenzen, Nichtkompensation, Reverse Merit Order und positive Netto-Wirkung. Die wirkungsoekonomische Frage lautet: Welche reale Veraenderung wird moeglich, welche bleibt nur Potenzial und wo entsteht ein Wirkungsrisiko? Diese Unterscheidung schuetzt vor Impact-Washing, weil sie Absicht, Aktivitaet, Reichweite und Wirkung auseinanderhaelt.</w:t>
       </w:r>
     </w:p>
     <w:p>
@@ -3627,32 +3662,12 @@
     </w:p>
     <w:p>
       <w:r>
-        <w:t>Rueckfluss. Fuer den WOE-Korpus bedeutet das: Begriffe aus Kernfelder, Wirkungsgrenzen und rote Linien sollten dort geschaerft werden, wo sie in Glossar, Werkzeugen, Journal oder Readern doppeldeutig bleiben. Offene Forschungsfragen werden nicht versteckt. Sie markieren die Stelle, an der spaetere Evidenz, ein besserer Datensatz oder eine praezisere Fallstudie die Bewertung veraendern kann.</w:t>
-      </w:r>
-    </w:p>
-    <w:p>
-      <w:r>
-        <w:t>Transfer in den WOE-Korpus. In V27 muss Praxisbeispiel immer mit Empfaengern gelesen werden. Wirkung entsteht nicht beim Sender, sondern an veraenderten Zustaenden von Menschen, Oekosystemen, Institutionen, Oeffentlichkeit oder kuenftigen Handlungsspielraeumen. Darum reicht es nicht, interne Aktivitaeten zu dokumentieren. Entscheidend ist, ob sich ein Zustand nachvollziehbar veraendert und ob diese Veraenderung im Referenzrahmen Mensch, Planet, Demokratie, SDGs, Agenda 2030 und SDG+ tragfaehig bewertet werden kann.</w:t>
-      </w:r>
-    </w:p>
-    <w:p>
-      <w:r>
-        <w:t>Ein Bericht behauptet, die Massnahme zu Kernfelder, Wirkungsgrenzen und rote Linien sei erfolgreich. Die WOE-Lesart fragt bei Praxisbeispiel nach belastbaren Nachweisen: begriffliche Praezision, Fallbeschreibung, Quellenklarheit, Plausibilitaet und offene Unsicherheit. Wenn diese Nachweise fehlen, bleibt die Aussage Wirkungspotenzial oder Kommunikationsbehauptung. Sie kann wichtig sein, aber sie ist noch keine belegte Wirkung.</w:t>
-      </w:r>
-    </w:p>
-    <w:p>
-      <w:r>
-        <w:t>Grenzen der Aussage. Wissenschaftliche Anschlussfaehigkeit entsteht hier durch Quellenklarheit. Bei Wirkungsökonomische Vertiefung werden interne WOE-Begriffe nicht als Ersatz fuer Belege benutzt, sondern mit WOE-Bewertungslogik, SDG+, rote Linien, NWI/T-SROI-Abgrenzung und Schutzgueter verbunden. Wo die Datenlage offen bleibt, wird das offengelegt. Wo eine Aussage nur plausibel ist, bleibt sie als Wirkungspotenzial markiert. Wo ein Schaden eine rote Linie beruehrt, greift Nichtkompensation vor Durchschnittslogik.</w:t>
-      </w:r>
-    </w:p>
-    <w:p>
-      <w:r>
-        <w:t>In einer kontroversen Entscheidung wirkt Wirkungsökonomische Vertiefung als Pruefpunkt fuer Ambivalenz. Ein Nutzen fuer eine Gruppe kann mit Risiken fuer andere Wirkungsempfaenger einhergehen. Das Skript verlangt deshalb, positive und negative Zustandsveraenderungen getrennt zu fuehren, bevor von positiver Netto-Wirkung gesprochen wird.</w:t>
-      </w:r>
-    </w:p>
-    <w:p>
-      <w:r>
-        <w:t>Kontrollfrage. Welche Entscheidung waere falsch, wenn Wirkungsökonomische Vertiefung in V27 missverstanden wird? Die Antwort muss mindestens eine Daten- oder Quellenannahme, eine betroffene Gruppe oder Schutzdimension, eine moegliche Nebenwirkung und einen Rueckkopplungsschritt nennen. Richtig ist nicht die lauteste Bewertung, sondern diejenige, die Begriff, Beleg und Steuerungsfolge zusammenhaelt.</w:t>
+        <w:t>Fallpruefung. Wenn eine Bildungs- oder Forschungseinrichtung eine Wirkungsaussage fuer Lernende und Praxispartner pruefbar machen will, beginnt die Analyse bei Empfaengern, Wirkraum, Zeitraum und Datenquelle. Bei Transferaufgabe muss dann geklaert werden, welche Begriffe, Quellen und Grenzen im Material sichtbar bleiben muessen. Eine tragfaehige Antwort benennt mindestens eine Quelle, eine offene Unsicherheit, eine moegliche Gegenbeobachtung und die Entscheidung, die nach der Bewertung geaendert wird.</w:t>
+      </w:r>
+    </w:p>
+    <w:p>
+      <w:r>
+        <w:t>Der Rueckfluss in den WOE-Korpus liegt hier in klaren Begriffen, sauber verlinkten Quellen und benannten Forschungsfragen. Wo Glossar, Werkzeuge, Journal oder Reader noch doppeldeutig bleiben, sollte Kernfelder, Wirkungsgrenzen und rote Linien nicht als fertige Gewissheit auftreten, sondern als pruefbarer Lernstand mit Korrekturpfad.</w:t>
       </w:r>
     </w:p>
     <w:p>
@@ -3660,17 +3675,52 @@
         <w:pStyle w:val="Heading3"/>
       </w:pPr>
       <w:r>
-        <w:t>Schlussvertiefung 2: Kernfelder, Wirkungsgrenzen und rote Linien im Anwendungsfall</w:t>
-      </w:r>
-    </w:p>
-    <w:p>
-      <w:r>
-        <w:t>Die folgenden Abschnitte sind keine neue Pruefungsloesung. Sie verdichten die vorhandenen Kapitel zu einer Lesart, mit der Studierende einen Fall selbststaendig analysieren koennen. Im Mittelpunkt stehen Bewertungsgrenzen, Nichtkompensation, Reverse Merit Order und positive Netto-Wirkung, nicht moralische Personenbewertung.</w:t>
-      </w:r>
-    </w:p>
-    <w:p>
-      <w:r>
-        <w:t>Begriffliche Schlussklaerung. In Grundstudium Wirkungsoekonomie wird Begriffliche Präzision erst steuerungsfaehig, wenn daraus eine Entscheidung folgt. Die Grundbegriffe muessen in spaeteren Modulen wiedererkennbar bleiben. Ohne diese Rueckkopplung bleibt Reporting eine Beschreibung. Mit Rueckkopplung wird aus Bewertung eine veraenderte Routine: ein anderer Prozess, ein geaenderter Anreiz, eine bessere Datenpflicht, eine korrigierte Kommunikation oder eine neue Priorisierung.</w:t>
+        <w:t>Vertiefungsrunde 2: Anschluss an Praxis und Forschung</w:t>
+      </w:r>
+    </w:p>
+    <w:p>
+      <w:r>
+        <w:t>Diese Runde wechselt den Blickwinkel, damit der Schlussblock nicht nur wiederholt, sondern Leseentscheidungen vorbereitet: Was ist belegt, was bleibt Potenzial, welche Nebenwirkung ist relevant und welche Steuerungsfolge wird daraus abgeleitet?</w:t>
+      </w:r>
+    </w:p>
+    <w:p>
+      <w:r>
+        <w:t>Rueckflussnotiz. In V27 muss Praxisbeispiel immer mit Empfaengern gelesen werden. Wirkung entsteht nicht beim Sender, sondern an veraenderten Zustaenden von Menschen, Oekosystemen, Institutionen, Oeffentlichkeit oder kuenftigen Handlungsspielraeumen. Darum reicht es nicht, interne Aktivitaeten zu dokumentieren. Entscheidend ist, ob sich ein Zustand nachvollziehbar veraendert und ob diese Veraenderung im Referenzrahmen Mensch, Planet, Demokratie, SDGs, Agenda 2030 und SDG+ tragfaehig bewertet werden kann.</w:t>
+      </w:r>
+    </w:p>
+    <w:p>
+      <w:r>
+        <w:t>Ein Bericht behauptet, die Massnahme zu Kernfelder, Wirkungsgrenzen und rote Linien sei erfolgreich. Die WOE-Lesart fragt bei Praxisbeispiel nach belastbaren Nachweisen: begriffliche Praezision, Fallbeschreibung, Quellenklarheit, Plausibilitaet und offene Unsicherheit. Wenn diese Nachweise fehlen, bleibt die Aussage Wirkungspotenzial oder Kommunikationsbehauptung. Sie kann wichtig sein, aber sie ist noch keine belegte Wirkung.</w:t>
+      </w:r>
+    </w:p>
+    <w:p>
+      <w:r>
+        <w:t>Fallpruefung. Wenn eine Kommune eine bestehende Massnahme neu priorisieren will, beginnt die Analyse bei Empfaengern, Wirkraum, Zeitraum und Datenquelle. Bei Praxisbeispiel muss dann geklaert werden, ob Ressourcen umgeschichtet, Daten nacherhoben oder Zielkonflikte offengelegt werden. Eine tragfaehige Antwort benennt mindestens eine Quelle, eine offene Unsicherheit, eine moegliche Gegenbeobachtung und die Entscheidung, die nach der Bewertung geaendert wird.</w:t>
+      </w:r>
+    </w:p>
+    <w:p>
+      <w:r>
+        <w:t>Pruefungsimpuls. Wissenschaftliche Anschlussfaehigkeit entsteht hier durch Quellenklarheit. Bei Wirkungsökonomische Vertiefung werden interne WOE-Begriffe nicht als Ersatz fuer Belege benutzt, sondern mit WOE-Bewertungslogik, SDG+, rote Linien, NWI/T-SROI-Abgrenzung und Schutzgueter verbunden. Wo die Datenlage offen bleibt, wird das offengelegt. Wo eine Aussage nur plausibel ist, bleibt sie als Wirkungspotenzial markiert. Wo ein Schaden eine rote Linie beruehrt, greift Nichtkompensation vor Durchschnittslogik.</w:t>
+      </w:r>
+    </w:p>
+    <w:p>
+      <w:r>
+        <w:t>In einer kontroversen Entscheidung wirkt Wirkungsökonomische Vertiefung als Pruefpunkt fuer Ambivalenz. Ein Nutzen fuer eine Gruppe kann mit Risiken fuer andere Wirkungsempfaenger einhergehen. Das Skript verlangt deshalb, positive und negative Zustandsveraenderungen getrennt zu fuehren, bevor von positiver Netto-Wirkung gesprochen wird.</w:t>
+      </w:r>
+    </w:p>
+    <w:p>
+      <w:r>
+        <w:t>Fallpruefung. Wenn ein Unternehmen ein Produkt, einen Prozess oder eine Investition wirkungsbezogen bewerten will, beginnt die Analyse bei Empfaengern, Wirkraum, Zeitraum und Datenquelle. Bei Wirkungsökonomische Vertiefung muss dann geklaert werden, welche Entscheidung nach der Bewertung tatsaechlich anders ausfaellt. Eine tragfaehige Antwort benennt mindestens eine Quelle, eine offene Unsicherheit, eine moegliche Gegenbeobachtung und die Entscheidung, die nach der Bewertung geaendert wird.</w:t>
+      </w:r>
+    </w:p>
+    <w:p>
+      <w:r>
+        <w:t>Fuer die Bewertung reicht kein Summenscore, der zentrale Schaeden mit bequemen Pluspunkten verrechnet. Nichtkompensation und Reverse Merit Order markieren, wo rote Linien, demokratische Grundbedingungen oder planetare Grenzen Vorrang vor Durchschnittslogik haben. So bleibt positive Netto-Wirkung eine anspruchsvolle Zielgroesse und wird nicht zur dekorativen Formel.</w:t>
+      </w:r>
+    </w:p>
+    <w:p>
+      <w:r>
+        <w:t>Begriffliche Sicherung. In Grundstudium Wirkungsoekonomie wird Begriffliche Präzision erst steuerungsfaehig, wenn daraus eine Entscheidung folgt. Die Grundbegriffe muessen in spaeteren Modulen wiedererkennbar bleiben. Ohne diese Rueckkopplung bleibt Reporting eine Beschreibung. Mit Rueckkopplung wird aus Bewertung eine veraenderte Routine: ein anderer Prozess, ein geaenderter Anreiz, eine bessere Datenpflicht, eine korrigierte Kommunikation oder eine neue Priorisierung.</w:t>
       </w:r>
     </w:p>
     <w:p>
@@ -3680,7 +3730,17 @@
     </w:p>
     <w:p>
       <w:r>
-        <w:t>Wirkpfad und Empfaenger. Die Grenze gegen Scheingenauigkeit verlaeuft bei Wirkpfad nicht zwischen Optimismus und Pessimismus. Sie verlaeuft zwischen offengelegter Unsicherheit und rhetorischer Sicherheit. Wer Kernfelder, Wirkungsgrenzen und rote Linien belastbar anwenden will, benennt Systemgrenze, Zeitraum, Vergleichspunkt und offene Gegenhypothese. Gerade dadurch bleibt das Skript anschlussfaehig fuer Forschung, Praxis und spaetere Revision.</w:t>
+        <w:t>Fallpruefung. Wenn eine Bildungs- oder Forschungseinrichtung eine Wirkungsaussage fuer Lernende und Praxispartner pruefbar machen will, beginnt die Analyse bei Empfaengern, Wirkraum, Zeitraum und Datenquelle. Bei Begriffliche Präzision muss dann geklaert werden, welche Begriffe, Quellen und Grenzen im Material sichtbar bleiben muessen. Eine tragfaehige Antwort benennt mindestens eine Quelle, eine offene Unsicherheit, eine moegliche Gegenbeobachtung und die Entscheidung, die nach der Bewertung geaendert wird.</w:t>
+      </w:r>
+    </w:p>
+    <w:p>
+      <w:r>
+        <w:t>Der Rueckfluss in den WOE-Korpus liegt hier in klaren Begriffen, sauber verlinkten Quellen und benannten Forschungsfragen. Wo Glossar, Werkzeuge, Journal oder Reader noch doppeldeutig bleiben, sollte Kernfelder, Wirkungsgrenzen und rote Linien nicht als fertige Gewissheit auftreten, sondern als pruefbarer Lernstand mit Korrekturpfad.</w:t>
+      </w:r>
+    </w:p>
+    <w:p>
+      <w:r>
+        <w:t>Wirkpfadpruefung. Die Grenze gegen Scheingenauigkeit verlaeuft bei Wirkpfad nicht zwischen Optimismus und Pessimismus. Sie verlaeuft zwischen offengelegter Unsicherheit und rhetorischer Sicherheit. Wer Kernfelder, Wirkungsgrenzen und rote Linien belastbar anwenden will, benennt Systemgrenze, Zeitraum, Vergleichspunkt und offene Gegenhypothese. Gerade dadurch bleibt das Skript anschlussfaehig fuer Forschung, Praxis und spaetere Revision.</w:t>
       </w:r>
     </w:p>
     <w:p>
@@ -3690,7 +3750,12 @@
     </w:p>
     <w:p>
       <w:r>
-        <w:t>Daten, Quellen und Evidenz. Leitthese zeigt, warum Kernfelder, Wirkungsgrenzen und rote Linien mehr ist als ein Schlagwort im Feld Bewertungsgrenzen, Nichtkompensation, Reverse Merit Order und positive Netto-Wirkung. Die wirkungsoekonomische Frage lautet: Welche reale Veraenderung wird moeglich, welche bleibt nur Potenzial und wo entsteht ein Wirkungsrisiko? Diese Unterscheidung schuetzt vor Impact-Washing, weil sie Absicht, Aktivitaet, Reichweite und Wirkung auseinanderhaelt.</w:t>
+        <w:t>Fallpruefung. Wenn eine Kommune eine bestehende Massnahme neu priorisieren will, beginnt die Analyse bei Empfaengern, Wirkraum, Zeitraum und Datenquelle. Bei Wirkpfad muss dann geklaert werden, ob Ressourcen umgeschichtet, Daten nacherhoben oder Zielkonflikte offengelegt werden. Eine tragfaehige Antwort benennt mindestens eine Quelle, eine offene Unsicherheit, eine moegliche Gegenbeobachtung und die Entscheidung, die nach der Bewertung geaendert wird.</w:t>
+      </w:r>
+    </w:p>
+    <w:p>
+      <w:r>
+        <w:t>Evidenzfenster. Leitthese zeigt, warum Kernfelder, Wirkungsgrenzen und rote Linien mehr ist als ein Schlagwort im Feld Bewertungsgrenzen, Nichtkompensation, Reverse Merit Order und positive Netto-Wirkung. Die wirkungsoekonomische Frage lautet: Welche reale Veraenderung wird moeglich, welche bleibt nur Potenzial und wo entsteht ein Wirkungsrisiko? Diese Unterscheidung schuetzt vor Impact-Washing, weil sie Absicht, Aktivitaet, Reichweite und Wirkung auseinanderhaelt.</w:t>
       </w:r>
     </w:p>
     <w:p>
@@ -3700,7 +3765,17 @@
     </w:p>
     <w:p>
       <w:r>
-        <w:t>Bewertung und rote Linien. In V27 muss Didaktische Einordnung im Studiengang immer mit Empfaengern gelesen werden. Wirkung entsteht nicht beim Sender, sondern an veraenderten Zustaenden von Menschen, Oekosystemen, Institutionen, Oeffentlichkeit oder kuenftigen Handlungsspielraeumen. Darum reicht es nicht, interne Aktivitaeten zu dokumentieren. Entscheidend ist, ob sich ein Zustand nachvollziehbar veraendert und ob diese Veraenderung im Referenzrahmen Mensch, Planet, Demokratie, SDGs, Agenda 2030 und SDG+ tragfaehig bewertet werden kann.</w:t>
+        <w:t>Fallpruefung. Wenn ein Unternehmen ein Produkt, einen Prozess oder eine Investition wirkungsbezogen bewerten will, beginnt die Analyse bei Empfaengern, Wirkraum, Zeitraum und Datenquelle. Bei Leitthese muss dann geklaert werden, welche Entscheidung nach der Bewertung tatsaechlich anders ausfaellt. Eine tragfaehige Antwort benennt mindestens eine Quelle, eine offene Unsicherheit, eine moegliche Gegenbeobachtung und die Entscheidung, die nach der Bewertung geaendert wird.</w:t>
+      </w:r>
+    </w:p>
+    <w:p>
+      <w:r>
+        <w:t>Fuer die Bewertung reicht kein Summenscore, der zentrale Schaeden mit bequemen Pluspunkten verrechnet. Nichtkompensation und Reverse Merit Order markieren, wo rote Linien, demokratische Grundbedingungen oder planetare Grenzen Vorrang vor Durchschnittslogik haben. So bleibt positive Netto-Wirkung eine anspruchsvolle Zielgroesse und wird nicht zur dekorativen Formel.</w:t>
+      </w:r>
+    </w:p>
+    <w:p>
+      <w:r>
+        <w:t>Bewertungsgrenze. In V27 muss Didaktische Einordnung im Studiengang immer mit Empfaengern gelesen werden. Wirkung entsteht nicht beim Sender, sondern an veraenderten Zustaenden von Menschen, Oekosystemen, Institutionen, Oeffentlichkeit oder kuenftigen Handlungsspielraeumen. Darum reicht es nicht, interne Aktivitaeten zu dokumentieren. Entscheidend ist, ob sich ein Zustand nachvollziehbar veraendert und ob diese Veraenderung im Referenzrahmen Mensch, Planet, Demokratie, SDGs, Agenda 2030 und SDG+ tragfaehig bewertet werden kann.</w:t>
       </w:r>
     </w:p>
     <w:p>
@@ -3710,57 +3785,12 @@
     </w:p>
     <w:p>
       <w:r>
-        <w:t>Kontrollfrage. Welche Entscheidung waere falsch, wenn Didaktische Einordnung im Studiengang in V27 missverstanden wird? Die Antwort muss mindestens eine Daten- oder Quellenannahme, eine betroffene Gruppe oder Schutzdimension, eine moegliche Nebenwirkung und einen Rueckkopplungsschritt nennen. Richtig ist nicht die lauteste Bewertung, sondern diejenige, die Begriff, Beleg und Steuerungsfolge zusammenhaelt.</w:t>
-      </w:r>
-    </w:p>
-    <w:p>
-      <w:r>
-        <w:t>Rueckfluss. Fuer den WOE-Korpus bedeutet das: Begriffe aus Kernfelder, Wirkungsgrenzen und rote Linien sollten dort geschaerft werden, wo sie in Glossar, Werkzeugen, Journal oder Readern doppeldeutig bleiben. Offene Forschungsfragen werden nicht versteckt. Sie markieren die Stelle, an der spaetere Evidenz, ein besserer Datensatz oder eine praezisere Fallstudie die Bewertung veraendern kann.</w:t>
-      </w:r>
-    </w:p>
-    <w:p>
-      <w:r>
-        <w:t>Steuerung und Rueckkopplung. Wissenschaftliche Anschlussfaehigkeit entsteht hier durch Quellenklarheit. Bei Analysemodell werden interne WOE-Begriffe nicht als Ersatz fuer Belege benutzt, sondern mit WOE-Bewertungslogik, SDG+, rote Linien, NWI/T-SROI-Abgrenzung und Schutzgueter verbunden. Wo die Datenlage offen bleibt, wird das offengelegt. Wo eine Aussage nur plausibel ist, bleibt sie als Wirkungspotenzial markiert. Wo ein Schaden eine rote Linie beruehrt, greift Nichtkompensation vor Durchschnittslogik.</w:t>
-      </w:r>
-    </w:p>
-    <w:p>
-      <w:r>
-        <w:t>In einer kontroversen Entscheidung wirkt Analysemodell als Pruefpunkt fuer Ambivalenz. Ein Nutzen fuer eine Gruppe kann mit Risiken fuer andere Wirkungsempfaenger einhergehen. Das Skript verlangt deshalb, positive und negative Zustandsveraenderungen getrennt zu fuehren, bevor von positiver Netto-Wirkung gesprochen wird.</w:t>
-      </w:r>
-    </w:p>
-    <w:p>
-      <w:r>
-        <w:t>Pruefungsnahe Anwendung. In Grundstudium Wirkungsoekonomie wird Modellformel erst steuerungsfaehig, wenn daraus eine Entscheidung folgt. Die Grundbegriffe muessen in spaeteren Modulen wiedererkennbar bleiben. Ohne diese Rueckkopplung bleibt Reporting eine Beschreibung. Mit Rueckkopplung wird aus Bewertung eine veraenderte Routine: ein anderer Prozess, ein geaenderter Anreiz, eine bessere Datenpflicht, eine korrigierte Kommunikation oder eine neue Priorisierung.</w:t>
-      </w:r>
-    </w:p>
-    <w:p>
-      <w:r>
-        <w:t>Die typische Fehlstelle bei Kernfelder, Wirkungsgrenzen und rote Linien liegt darin, schwere Schaeden mit bequemen Pluspunkten zu verrechnen. Bei Modellformel wird diese Fehlstelle konkret: Ein scheinbar plausibler Befund darf nicht zur Abkuerzung werden. Quellen, Systemgrenzen, Unsicherheit und Rueckkopplung bleiben sichtbar.</w:t>
-      </w:r>
-    </w:p>
-    <w:p>
-      <w:r>
-        <w:t>Transfer in den WOE-Korpus. Die Grenze gegen Scheingenauigkeit verlaeuft bei Fallfenster nicht zwischen Optimismus und Pessimismus. Sie verlaeuft zwischen offengelegter Unsicherheit und rhetorischer Sicherheit. Wer Kernfelder, Wirkungsgrenzen und rote Linien belastbar anwenden will, benennt Systemgrenze, Zeitraum, Vergleichspunkt und offene Gegenhypothese. Gerade dadurch bleibt das Skript anschlussfaehig fuer Forschung, Praxis und spaetere Revision.</w:t>
-      </w:r>
-    </w:p>
-    <w:p>
-      <w:r>
-        <w:t>Fuer die Pruefung ist Fallfenster dann verstanden, wenn daraus eine belastbare Fallantwort entsteht. Eine gute Antwort unterscheidet Beobachtung, Kausalannahme, Bewertung und Steuerungsfolge. Sie bewertet keine Menschen, sondern Wirkpfade, Zustandsveraenderungen, Risiken und institutionelle Bedingungen.</w:t>
-      </w:r>
-    </w:p>
-    <w:p>
-      <w:r>
-        <w:t>Grenzen der Aussage. Prüfungsnahe Fallfragen ohne geschützte Antwortlogik zeigt, warum Kernfelder, Wirkungsgrenzen und rote Linien mehr ist als ein Schlagwort im Feld Bewertungsgrenzen, Nichtkompensation, Reverse Merit Order und positive Netto-Wirkung. Die wirkungsoekonomische Frage lautet: Welche reale Veraenderung wird moeglich, welche bleibt nur Potenzial und wo entsteht ein Wirkungsrisiko? Diese Unterscheidung schuetzt vor Impact-Washing, weil sie Absicht, Aktivitaet, Reichweite und Wirkung auseinanderhaelt.</w:t>
-      </w:r>
-    </w:p>
-    <w:p>
-      <w:r>
-        <w:t>Eine Kommune, ein Unternehmen oder eine Bildungsorganisation will Kernfelder, Wirkungsgrenzen und rote Linien praktisch anwenden. Der erste Schritt ist nicht die Auswahl eines Instruments, sondern die Klaerung der Zustandsveraenderung. Bei Prüfungsnahe Fallfragen ohne geschützte Antwortlogik muss deshalb benannt werden, wer betroffen ist, welcher Zustand sich veraendert, welche Frist gilt und welche Gegenbeobachtung die Annahme widerlegen wuerde. Erst danach entsteht eine begruendete Entscheidung im Feld Begriff, Fallbewertung, Wirkpfad, rote Linie, Quellenbeurteilung oder Rueckkopplungsregel.</w:t>
-      </w:r>
-    </w:p>
-    <w:p>
-      <w:r>
-        <w:t>Kontrollfrage. Welche Entscheidung waere falsch, wenn Prüfungsnahe Fallfragen ohne geschützte Antwortlogik in V27 missverstanden wird? Die Antwort muss mindestens eine Daten- oder Quellenannahme, eine betroffene Gruppe oder Schutzdimension, eine moegliche Nebenwirkung und einen Rueckkopplungsschritt nennen. Richtig ist nicht die lauteste Bewertung, sondern diejenige, die Begriff, Beleg und Steuerungsfolge zusammenhaelt.</w:t>
+        <w:t>Fallpruefung. Wenn eine Bildungs- oder Forschungseinrichtung eine Wirkungsaussage fuer Lernende und Praxispartner pruefbar machen will, beginnt die Analyse bei Empfaengern, Wirkraum, Zeitraum und Datenquelle. Bei Didaktische Einordnung im Studiengang muss dann geklaert werden, welche Begriffe, Quellen und Grenzen im Material sichtbar bleiben muessen. Eine tragfaehige Antwort benennt mindestens eine Quelle, eine offene Unsicherheit, eine moegliche Gegenbeobachtung und die Entscheidung, die nach der Bewertung geaendert wird.</w:t>
+      </w:r>
+    </w:p>
+    <w:p>
+      <w:r>
+        <w:t>Der Rueckfluss in den WOE-Korpus liegt hier in klaren Begriffen, sauber verlinkten Quellen und benannten Forschungsfragen. Wo Glossar, Werkzeuge, Journal oder Reader noch doppeldeutig bleiben, sollte Kernfelder, Wirkungsgrenzen und rote Linien nicht als fertige Gewissheit auftreten, sondern als pruefbarer Lernstand mit Korrekturpfad.</w:t>
       </w:r>
     </w:p>
     <w:p>
@@ -3768,17 +3798,87 @@
         <w:pStyle w:val="Heading3"/>
       </w:pPr>
       <w:r>
-        <w:t>Schlussvertiefung 3: Kernfelder, Wirkungsgrenzen und rote Linien im Anwendungsfall</w:t>
-      </w:r>
-    </w:p>
-    <w:p>
-      <w:r>
-        <w:t>Die folgenden Abschnitte sind keine neue Pruefungsloesung. Sie verdichten die vorhandenen Kapitel zu einer Lesart, mit der Studierende einen Fall selbststaendig analysieren koennen. Im Mittelpunkt stehen Bewertungsgrenzen, Nichtkompensation, Reverse Merit Order und positive Netto-Wirkung, nicht moralische Personenbewertung.</w:t>
-      </w:r>
-    </w:p>
-    <w:p>
-      <w:r>
-        <w:t>Begriffliche Schlussklaerung. In V27 muss Auswertung aus der lebenden Website-Referenz immer mit Empfaengern gelesen werden. Wirkung entsteht nicht beim Sender, sondern an veraenderten Zustaenden von Menschen, Oekosystemen, Institutionen, Oeffentlichkeit oder kuenftigen Handlungsspielraeumen. Darum reicht es nicht, interne Aktivitaeten zu dokumentieren. Entscheidend ist, ob sich ein Zustand nachvollziehbar veraendert und ob diese Veraenderung im Referenzrahmen Mensch, Planet, Demokratie, SDGs, Agenda 2030 und SDG+ tragfaehig bewertet werden kann.</w:t>
+        <w:t>Vertiefungsrunde 3: Anschluss an Praxis und Forschung</w:t>
+      </w:r>
+    </w:p>
+    <w:p>
+      <w:r>
+        <w:t>Diese Runde wechselt den Blickwinkel, damit der Schlussblock nicht nur wiederholt, sondern Leseentscheidungen vorbereitet: Was ist belegt, was bleibt Potenzial, welche Nebenwirkung ist relevant und welche Steuerungsfolge wird daraus abgeleitet?</w:t>
+      </w:r>
+    </w:p>
+    <w:p>
+      <w:r>
+        <w:t>Steuerungsfolge. Wissenschaftliche Anschlussfaehigkeit entsteht hier durch Quellenklarheit. Bei Analysemodell werden interne WOE-Begriffe nicht als Ersatz fuer Belege benutzt, sondern mit WOE-Bewertungslogik, SDG+, rote Linien, NWI/T-SROI-Abgrenzung und Schutzgueter verbunden. Wo die Datenlage offen bleibt, wird das offengelegt. Wo eine Aussage nur plausibel ist, bleibt sie als Wirkungspotenzial markiert. Wo ein Schaden eine rote Linie beruehrt, greift Nichtkompensation vor Durchschnittslogik.</w:t>
+      </w:r>
+    </w:p>
+    <w:p>
+      <w:r>
+        <w:t>In einer kontroversen Entscheidung wirkt Analysemodell als Pruefpunkt fuer Ambivalenz. Ein Nutzen fuer eine Gruppe kann mit Risiken fuer andere Wirkungsempfaenger einhergehen. Das Skript verlangt deshalb, positive und negative Zustandsveraenderungen getrennt zu fuehren, bevor von positiver Netto-Wirkung gesprochen wird.</w:t>
+      </w:r>
+    </w:p>
+    <w:p>
+      <w:r>
+        <w:t>Fallpruefung. Wenn eine Kommune eine bestehende Massnahme neu priorisieren will, beginnt die Analyse bei Empfaengern, Wirkraum, Zeitraum und Datenquelle. Bei Analysemodell muss dann geklaert werden, ob Ressourcen umgeschichtet, Daten nacherhoben oder Zielkonflikte offengelegt werden. Eine tragfaehige Antwort benennt mindestens eine Quelle, eine offene Unsicherheit, eine moegliche Gegenbeobachtung und die Entscheidung, die nach der Bewertung geaendert wird.</w:t>
+      </w:r>
+    </w:p>
+    <w:p>
+      <w:r>
+        <w:t>Transferhinweis. In Grundstudium Wirkungsoekonomie wird Modellformel erst steuerungsfaehig, wenn daraus eine Entscheidung folgt. Die Grundbegriffe muessen in spaeteren Modulen wiedererkennbar bleiben. Ohne diese Rueckkopplung bleibt Reporting eine Beschreibung. Mit Rueckkopplung wird aus Bewertung eine veraenderte Routine: ein anderer Prozess, ein geaenderter Anreiz, eine bessere Datenpflicht, eine korrigierte Kommunikation oder eine neue Priorisierung.</w:t>
+      </w:r>
+    </w:p>
+    <w:p>
+      <w:r>
+        <w:t>Die typische Fehlstelle bei Kernfelder, Wirkungsgrenzen und rote Linien liegt darin, schwere Schaeden mit bequemen Pluspunkten zu verrechnen. Bei Modellformel wird diese Fehlstelle konkret: Ein scheinbar plausibler Befund darf nicht zur Abkuerzung werden. Quellen, Systemgrenzen, Unsicherheit und Rueckkopplung bleiben sichtbar.</w:t>
+      </w:r>
+    </w:p>
+    <w:p>
+      <w:r>
+        <w:t>Fallpruefung. Wenn ein Unternehmen ein Produkt, einen Prozess oder eine Investition wirkungsbezogen bewerten will, beginnt die Analyse bei Empfaengern, Wirkraum, Zeitraum und Datenquelle. Bei Modellformel muss dann geklaert werden, welche Entscheidung nach der Bewertung tatsaechlich anders ausfaellt. Eine tragfaehige Antwort benennt mindestens eine Quelle, eine offene Unsicherheit, eine moegliche Gegenbeobachtung und die Entscheidung, die nach der Bewertung geaendert wird.</w:t>
+      </w:r>
+    </w:p>
+    <w:p>
+      <w:r>
+        <w:t>Fuer die Bewertung reicht kein Summenscore, der zentrale Schaeden mit bequemen Pluspunkten verrechnet. Nichtkompensation und Reverse Merit Order markieren, wo rote Linien, demokratische Grundbedingungen oder planetare Grenzen Vorrang vor Durchschnittslogik haben. So bleibt positive Netto-Wirkung eine anspruchsvolle Zielgroesse und wird nicht zur dekorativen Formel.</w:t>
+      </w:r>
+    </w:p>
+    <w:p>
+      <w:r>
+        <w:t>Rueckflussnotiz. Die Grenze gegen Scheingenauigkeit verlaeuft bei Fallfenster nicht zwischen Optimismus und Pessimismus. Sie verlaeuft zwischen offengelegter Unsicherheit und rhetorischer Sicherheit. Wer Kernfelder, Wirkungsgrenzen und rote Linien belastbar anwenden will, benennt Systemgrenze, Zeitraum, Vergleichspunkt und offene Gegenhypothese. Gerade dadurch bleibt das Skript anschlussfaehig fuer Forschung, Praxis und spaetere Revision.</w:t>
+      </w:r>
+    </w:p>
+    <w:p>
+      <w:r>
+        <w:t>Fuer die Pruefung ist Fallfenster dann verstanden, wenn daraus eine belastbare Fallantwort entsteht. Eine gute Antwort unterscheidet Beobachtung, Kausalannahme, Bewertung und Steuerungsfolge. Sie bewertet keine Menschen, sondern Wirkpfade, Zustandsveraenderungen, Risiken und institutionelle Bedingungen.</w:t>
+      </w:r>
+    </w:p>
+    <w:p>
+      <w:r>
+        <w:t>Fallpruefung. Wenn eine Bildungs- oder Forschungseinrichtung eine Wirkungsaussage fuer Lernende und Praxispartner pruefbar machen will, beginnt die Analyse bei Empfaengern, Wirkraum, Zeitraum und Datenquelle. Bei Fallfenster muss dann geklaert werden, welche Begriffe, Quellen und Grenzen im Material sichtbar bleiben muessen. Eine tragfaehige Antwort benennt mindestens eine Quelle, eine offene Unsicherheit, eine moegliche Gegenbeobachtung und die Entscheidung, die nach der Bewertung geaendert wird.</w:t>
+      </w:r>
+    </w:p>
+    <w:p>
+      <w:r>
+        <w:t>Der Rueckfluss in den WOE-Korpus liegt hier in klaren Begriffen, sauber verlinkten Quellen und benannten Forschungsfragen. Wo Glossar, Werkzeuge, Journal oder Reader noch doppeldeutig bleiben, sollte Kernfelder, Wirkungsgrenzen und rote Linien nicht als fertige Gewissheit auftreten, sondern als pruefbarer Lernstand mit Korrekturpfad.</w:t>
+      </w:r>
+    </w:p>
+    <w:p>
+      <w:r>
+        <w:t>Pruefungsimpuls. Prüfungsnahe Fallfragen ohne geschützte Antwortlogik zeigt, warum Kernfelder, Wirkungsgrenzen und rote Linien mehr ist als ein Schlagwort im Feld Bewertungsgrenzen, Nichtkompensation, Reverse Merit Order und positive Netto-Wirkung. Die wirkungsoekonomische Frage lautet: Welche reale Veraenderung wird moeglich, welche bleibt nur Potenzial und wo entsteht ein Wirkungsrisiko? Diese Unterscheidung schuetzt vor Impact-Washing, weil sie Absicht, Aktivitaet, Reichweite und Wirkung auseinanderhaelt.</w:t>
+      </w:r>
+    </w:p>
+    <w:p>
+      <w:r>
+        <w:t>Eine Kommune, ein Unternehmen oder eine Bildungsorganisation will Kernfelder, Wirkungsgrenzen und rote Linien praktisch anwenden. Der erste Schritt ist nicht die Auswahl eines Instruments, sondern die Klaerung der Zustandsveraenderung. Bei Prüfungsnahe Fallfragen ohne geschützte Antwortlogik muss deshalb benannt werden, wer betroffen ist, welcher Zustand sich veraendert, welche Frist gilt und welche Gegenbeobachtung die Annahme widerlegen wuerde. Erst danach entsteht eine begruendete Entscheidung im Feld Begriff, Fallbewertung, Wirkpfad, rote Linie, Quellenbeurteilung oder Rueckkopplungsregel.</w:t>
+      </w:r>
+    </w:p>
+    <w:p>
+      <w:r>
+        <w:t>Fallpruefung. Wenn eine Kommune eine bestehende Massnahme neu priorisieren will, beginnt die Analyse bei Empfaengern, Wirkraum, Zeitraum und Datenquelle. Bei Prüfungsnahe Fallfragen ohne geschützte Antwortlogik muss dann geklaert werden, ob Ressourcen umgeschichtet, Daten nacherhoben oder Zielkonflikte offengelegt werden. Eine tragfaehige Antwort benennt mindestens eine Quelle, eine offene Unsicherheit, eine moegliche Gegenbeobachtung und die Entscheidung, die nach der Bewertung geaendert wird.</w:t>
+      </w:r>
+    </w:p>
+    <w:p>
+      <w:r>
+        <w:t>Begriffliche Sicherung. In V27 muss Auswertung aus der lebenden Website-Referenz immer mit Empfaengern gelesen werden. Wirkung entsteht nicht beim Sender, sondern an veraenderten Zustaenden von Menschen, Oekosystemen, Institutionen, Oeffentlichkeit oder kuenftigen Handlungsspielraeumen. Darum reicht es nicht, interne Aktivitaeten zu dokumentieren. Entscheidend ist, ob sich ein Zustand nachvollziehbar veraendert und ob diese Veraenderung im Referenzrahmen Mensch, Planet, Demokratie, SDGs, Agenda 2030 und SDG+ tragfaehig bewertet werden kann.</w:t>
       </w:r>
     </w:p>
     <w:p>
@@ -3788,7 +3888,17 @@
     </w:p>
     <w:p>
       <w:r>
-        <w:t>Wirkpfad und Empfaenger. Wissenschaftliche Anschlussfaehigkeit entsteht hier durch Quellenklarheit. Bei Natur ist kein Rohstofflager werden interne WOE-Begriffe nicht als Ersatz fuer Belege benutzt, sondern mit WOE-Bewertungslogik, SDG+, rote Linien, NWI/T-SROI-Abgrenzung und Schutzgueter verbunden. Wo die Datenlage offen bleibt, wird das offengelegt. Wo eine Aussage nur plausibel ist, bleibt sie als Wirkungspotenzial markiert. Wo ein Schaden eine rote Linie beruehrt, greift Nichtkompensation vor Durchschnittslogik.</w:t>
+        <w:t>Fallpruefung. Wenn ein Unternehmen ein Produkt, einen Prozess oder eine Investition wirkungsbezogen bewerten will, beginnt die Analyse bei Empfaengern, Wirkraum, Zeitraum und Datenquelle. Bei Auswertung aus der lebenden Website-Referenz muss dann geklaert werden, welche Entscheidung nach der Bewertung tatsaechlich anders ausfaellt. Eine tragfaehige Antwort benennt mindestens eine Quelle, eine offene Unsicherheit, eine moegliche Gegenbeobachtung und die Entscheidung, die nach der Bewertung geaendert wird.</w:t>
+      </w:r>
+    </w:p>
+    <w:p>
+      <w:r>
+        <w:t>Fuer die Bewertung reicht kein Summenscore, der zentrale Schaeden mit bequemen Pluspunkten verrechnet. Nichtkompensation und Reverse Merit Order markieren, wo rote Linien, demokratische Grundbedingungen oder planetare Grenzen Vorrang vor Durchschnittslogik haben. So bleibt positive Netto-Wirkung eine anspruchsvolle Zielgroesse und wird nicht zur dekorativen Formel.</w:t>
+      </w:r>
+    </w:p>
+    <w:p>
+      <w:r>
+        <w:t>Wirkpfadpruefung. Wissenschaftliche Anschlussfaehigkeit entsteht hier durch Quellenklarheit. Bei Natur ist kein Rohstofflager werden interne WOE-Begriffe nicht als Ersatz fuer Belege benutzt, sondern mit WOE-Bewertungslogik, SDG+, rote Linien, NWI/T-SROI-Abgrenzung und Schutzgueter verbunden. Wo die Datenlage offen bleibt, wird das offengelegt. Wo eine Aussage nur plausibel ist, bleibt sie als Wirkungspotenzial markiert. Wo ein Schaden eine rote Linie beruehrt, greift Nichtkompensation vor Durchschnittslogik.</w:t>
       </w:r>
     </w:p>
     <w:p>
@@ -3798,82 +3908,12 @@
     </w:p>
     <w:p>
       <w:r>
-        <w:t>Rueckfluss. Fuer den WOE-Korpus bedeutet das: Begriffe aus Kernfelder, Wirkungsgrenzen und rote Linien sollten dort geschaerft werden, wo sie in Glossar, Werkzeugen, Journal oder Readern doppeldeutig bleiben. Offene Forschungsfragen werden nicht versteckt. Sie markieren die Stelle, an der spaetere Evidenz, ein besserer Datensatz oder eine praezisere Fallstudie die Bewertung veraendern kann.</w:t>
-      </w:r>
-    </w:p>
-    <w:p>
-      <w:r>
-        <w:t>Daten, Quellen und Evidenz. In Grundstudium Wirkungsoekonomie wird Der Mensch ist kein Herrscher außerhalb der Natur erst steuerungsfaehig, wenn daraus eine Entscheidung folgt. Die Grundbegriffe muessen in spaeteren Modulen wiedererkennbar bleiben. Ohne diese Rueckkopplung bleibt Reporting eine Beschreibung. Mit Rueckkopplung wird aus Bewertung eine veraenderte Routine: ein anderer Prozess, ein geaenderter Anreiz, eine bessere Datenpflicht, eine korrigierte Kommunikation oder eine neue Priorisierung.</w:t>
-      </w:r>
-    </w:p>
-    <w:p>
-      <w:r>
-        <w:t>Die typische Fehlstelle bei Kernfelder, Wirkungsgrenzen und rote Linien liegt darin, schwere Schaeden mit bequemen Pluspunkten zu verrechnen. Bei Der Mensch ist kein Herrscher außerhalb der Natur wird diese Fehlstelle konkret: Ein scheinbar plausibler Befund darf nicht zur Abkuerzung werden. Quellen, Systemgrenzen, Unsicherheit und Rueckkopplung bleiben sichtbar.</w:t>
-      </w:r>
-    </w:p>
-    <w:p>
-      <w:r>
-        <w:t>Bewertung und rote Linien. Die Grenze gegen Scheingenauigkeit verlaeuft bei Koexistenz statt Extraktion nicht zwischen Optimismus und Pessimismus. Sie verlaeuft zwischen offengelegter Unsicherheit und rhetorischer Sicherheit. Wer Kernfelder, Wirkungsgrenzen und rote Linien belastbar anwenden will, benennt Systemgrenze, Zeitraum, Vergleichspunkt und offene Gegenhypothese. Gerade dadurch bleibt das Skript anschlussfaehig fuer Forschung, Praxis und spaetere Revision.</w:t>
-      </w:r>
-    </w:p>
-    <w:p>
-      <w:r>
-        <w:t>Fuer die Pruefung ist Koexistenz statt Extraktion dann verstanden, wenn daraus eine belastbare Fallantwort entsteht. Eine gute Antwort unterscheidet Beobachtung, Kausalannahme, Bewertung und Steuerungsfolge. Sie bewertet keine Menschen, sondern Wirkpfade, Zustandsveraenderungen, Risiken und institutionelle Bedingungen.</w:t>
-      </w:r>
-    </w:p>
-    <w:p>
-      <w:r>
-        <w:t>Kontrollfrage. Welche Entscheidung waere falsch, wenn Koexistenz statt Extraktion in V27 missverstanden wird? Die Antwort muss mindestens eine Daten- oder Quellenannahme, eine betroffene Gruppe oder Schutzdimension, eine moegliche Nebenwirkung und einen Rueckkopplungsschritt nennen. Richtig ist nicht die lauteste Bewertung, sondern diejenige, die Begriff, Beleg und Steuerungsfolge zusammenhaelt.</w:t>
-      </w:r>
-    </w:p>
-    <w:p>
-      <w:r>
-        <w:t>Steuerung und Rueckkopplung. Naturkapital ohne Naturverkürzung zeigt, warum Kernfelder, Wirkungsgrenzen und rote Linien mehr ist als ein Schlagwort im Feld Bewertungsgrenzen, Nichtkompensation, Reverse Merit Order und positive Netto-Wirkung. Die wirkungsoekonomische Frage lautet: Welche reale Veraenderung wird moeglich, welche bleibt nur Potenzial und wo entsteht ein Wirkungsrisiko? Diese Unterscheidung schuetzt vor Impact-Washing, weil sie Absicht, Aktivitaet, Reichweite und Wirkung auseinanderhaelt.</w:t>
-      </w:r>
-    </w:p>
-    <w:p>
-      <w:r>
-        <w:t>Eine Kommune, ein Unternehmen oder eine Bildungsorganisation will Kernfelder, Wirkungsgrenzen und rote Linien praktisch anwenden. Der erste Schritt ist nicht die Auswahl eines Instruments, sondern die Klaerung der Zustandsveraenderung. Bei Naturkapital ohne Naturverkürzung muss deshalb benannt werden, wer betroffen ist, welcher Zustand sich veraendert, welche Frist gilt und welche Gegenbeobachtung die Annahme widerlegen wuerde. Erst danach entsteht eine begruendete Entscheidung im Feld Begriff, Fallbewertung, Wirkpfad, rote Linie, Quellenbeurteilung oder Rueckkopplungsregel.</w:t>
-      </w:r>
-    </w:p>
-    <w:p>
-      <w:r>
-        <w:t>Pruefungsnahe Anwendung. In V27 muss Regenerationsfähigkeit als Wohlstandsbedingung immer mit Empfaengern gelesen werden. Wirkung entsteht nicht beim Sender, sondern an veraenderten Zustaenden von Menschen, Oekosystemen, Institutionen, Oeffentlichkeit oder kuenftigen Handlungsspielraeumen. Darum reicht es nicht, interne Aktivitaeten zu dokumentieren. Entscheidend ist, ob sich ein Zustand nachvollziehbar veraendert und ob diese Veraenderung im Referenzrahmen Mensch, Planet, Demokratie, SDGs, Agenda 2030 und SDG+ tragfaehig bewertet werden kann.</w:t>
-      </w:r>
-    </w:p>
-    <w:p>
-      <w:r>
-        <w:t>Ein Bericht behauptet, die Massnahme zu Kernfelder, Wirkungsgrenzen und rote Linien sei erfolgreich. Die WOE-Lesart fragt bei Regenerationsfähigkeit als Wohlstandsbedingung nach belastbaren Nachweisen: begriffliche Praezision, Fallbeschreibung, Quellenklarheit, Plausibilitaet und offene Unsicherheit. Wenn diese Nachweise fehlen, bleibt die Aussage Wirkungspotenzial oder Kommunikationsbehauptung. Sie kann wichtig sein, aber sie ist noch keine belegte Wirkung.</w:t>
-      </w:r>
-    </w:p>
-    <w:p>
-      <w:r>
-        <w:t>Transfer in den WOE-Korpus. Wissenschaftliche Anschlussfaehigkeit entsteht hier durch Quellenklarheit. Bei Einleitung / Wirkungsfrage werden interne WOE-Begriffe nicht als Ersatz fuer Belege benutzt, sondern mit WOE-Bewertungslogik, SDG+, rote Linien, NWI/T-SROI-Abgrenzung und Schutzgueter verbunden. Wo die Datenlage offen bleibt, wird das offengelegt. Wo eine Aussage nur plausibel ist, bleibt sie als Wirkungspotenzial markiert. Wo ein Schaden eine rote Linie beruehrt, greift Nichtkompensation vor Durchschnittslogik.</w:t>
-      </w:r>
-    </w:p>
-    <w:p>
-      <w:r>
-        <w:t>In einer kontroversen Entscheidung wirkt Einleitung / Wirkungsfrage als Pruefpunkt fuer Ambivalenz. Ein Nutzen fuer eine Gruppe kann mit Risiken fuer andere Wirkungsempfaenger einhergehen. Das Skript verlangt deshalb, positive und negative Zustandsveraenderungen getrennt zu fuehren, bevor von positiver Netto-Wirkung gesprochen wird.</w:t>
-      </w:r>
-    </w:p>
-    <w:p>
-      <w:r>
-        <w:t>Grenzen der Aussage. In Grundstudium Wirkungsoekonomie wird Kernaussage erst steuerungsfaehig, wenn daraus eine Entscheidung folgt. Die Grundbegriffe muessen in spaeteren Modulen wiedererkennbar bleiben. Ohne diese Rueckkopplung bleibt Reporting eine Beschreibung. Mit Rueckkopplung wird aus Bewertung eine veraenderte Routine: ein anderer Prozess, ein geaenderter Anreiz, eine bessere Datenpflicht, eine korrigierte Kommunikation oder eine neue Priorisierung.</w:t>
-      </w:r>
-    </w:p>
-    <w:p>
-      <w:r>
-        <w:t>Die typische Fehlstelle bei Kernfelder, Wirkungsgrenzen und rote Linien liegt darin, schwere Schaeden mit bequemen Pluspunkten zu verrechnen. Bei Kernaussage wird diese Fehlstelle konkret: Ein scheinbar plausibler Befund darf nicht zur Abkuerzung werden. Quellen, Systemgrenzen, Unsicherheit und Rueckkopplung bleiben sichtbar.</w:t>
-      </w:r>
-    </w:p>
-    <w:p>
-      <w:r>
-        <w:t>Kontrollfrage. Welche Entscheidung waere falsch, wenn Kernaussage in V27 missverstanden wird? Die Antwort muss mindestens eine Daten- oder Quellenannahme, eine betroffene Gruppe oder Schutzdimension, eine moegliche Nebenwirkung und einen Rueckkopplungsschritt nennen. Richtig ist nicht die lauteste Bewertung, sondern diejenige, die Begriff, Beleg und Steuerungsfolge zusammenhaelt.</w:t>
-      </w:r>
-    </w:p>
-    <w:p>
-      <w:r>
-        <w:t>Rueckfluss. Fuer den WOE-Korpus bedeutet das: Begriffe aus Kernfelder, Wirkungsgrenzen und rote Linien sollten dort geschaerft werden, wo sie in Glossar, Werkzeugen, Journal oder Readern doppeldeutig bleiben. Offene Forschungsfragen werden nicht versteckt. Sie markieren die Stelle, an der spaetere Evidenz, ein besserer Datensatz oder eine praezisere Fallstudie die Bewertung veraendern kann.</w:t>
+        <w:t>Fallpruefung. Wenn eine Bildungs- oder Forschungseinrichtung eine Wirkungsaussage fuer Lernende und Praxispartner pruefbar machen will, beginnt die Analyse bei Empfaengern, Wirkraum, Zeitraum und Datenquelle. Bei Natur ist kein Rohstofflager muss dann geklaert werden, welche Begriffe, Quellen und Grenzen im Material sichtbar bleiben muessen. Eine tragfaehige Antwort benennt mindestens eine Quelle, eine offene Unsicherheit, eine moegliche Gegenbeobachtung und die Entscheidung, die nach der Bewertung geaendert wird.</w:t>
+      </w:r>
+    </w:p>
+    <w:p>
+      <w:r>
+        <w:t>Der Rueckfluss in den WOE-Korpus liegt hier in klaren Begriffen, sauber verlinkten Quellen und benannten Forschungsfragen. Wo Glossar, Werkzeuge, Journal oder Reader noch doppeldeutig bleiben, sollte Kernfelder, Wirkungsgrenzen und rote Linien nicht als fertige Gewissheit auftreten, sondern als pruefbarer Lernstand mit Korrekturpfad.</w:t>
       </w:r>
     </w:p>
     <w:p>
@@ -3881,107 +3921,122 @@
         <w:pStyle w:val="Heading3"/>
       </w:pPr>
       <w:r>
-        <w:t>Schlussvertiefung 4: Kernfelder, Wirkungsgrenzen und rote Linien im Anwendungsfall</w:t>
-      </w:r>
-    </w:p>
-    <w:p>
-      <w:r>
-        <w:t>Die folgenden Abschnitte sind keine neue Pruefungsloesung. Sie verdichten die vorhandenen Kapitel zu einer Lesart, mit der Studierende einen Fall selbststaendig analysieren koennen. Im Mittelpunkt stehen Bewertungsgrenzen, Nichtkompensation, Reverse Merit Order und positive Netto-Wirkung, nicht moralische Personenbewertung.</w:t>
-      </w:r>
-    </w:p>
-    <w:p>
-      <w:r>
-        <w:t>Begriffliche Schlussklaerung. Die Grenze gegen Scheingenauigkeit verlaeuft bei Quelltext und fachliche Grundlegung nicht zwischen Optimismus und Pessimismus. Sie verlaeuft zwischen offengelegter Unsicherheit und rhetorischer Sicherheit. Wer Kernfelder, Wirkungsgrenzen und rote Linien belastbar anwenden will, benennt Systemgrenze, Zeitraum, Vergleichspunkt und offene Gegenhypothese. Gerade dadurch bleibt das Skript anschlussfaehig fuer Forschung, Praxis und spaetere Revision.</w:t>
-      </w:r>
-    </w:p>
-    <w:p>
-      <w:r>
-        <w:t>Fuer die Pruefung ist Quelltext und fachliche Grundlegung dann verstanden, wenn daraus eine belastbare Fallantwort entsteht. Eine gute Antwort unterscheidet Beobachtung, Kausalannahme, Bewertung und Steuerungsfolge. Sie bewertet keine Menschen, sondern Wirkpfade, Zustandsveraenderungen, Risiken und institutionelle Bedingungen.</w:t>
-      </w:r>
-    </w:p>
-    <w:p>
-      <w:r>
-        <w:t>Wirkpfad und Empfaenger. Einstieg / Wirkungsfrage zeigt, warum Kernfelder, Wirkungsgrenzen und rote Linien mehr ist als ein Schlagwort im Feld Bewertungsgrenzen, Nichtkompensation, Reverse Merit Order und positive Netto-Wirkung. Die wirkungsoekonomische Frage lautet: Welche reale Veraenderung wird moeglich, welche bleibt nur Potenzial und wo entsteht ein Wirkungsrisiko? Diese Unterscheidung schuetzt vor Impact-Washing, weil sie Absicht, Aktivitaet, Reichweite und Wirkung auseinanderhaelt.</w:t>
-      </w:r>
-    </w:p>
-    <w:p>
-      <w:r>
-        <w:t>Eine Kommune, ein Unternehmen oder eine Bildungsorganisation will Kernfelder, Wirkungsgrenzen und rote Linien praktisch anwenden. Der erste Schritt ist nicht die Auswahl eines Instruments, sondern die Klaerung der Zustandsveraenderung. Bei Einstieg / Wirkungsfrage muss deshalb benannt werden, wer betroffen ist, welcher Zustand sich veraendert, welche Frist gilt und welche Gegenbeobachtung die Annahme widerlegen wuerde. Erst danach entsteht eine begruendete Entscheidung im Feld Begriff, Fallbewertung, Wirkpfad, rote Linie, Quellenbeurteilung oder Rueckkopplungsregel.</w:t>
-      </w:r>
-    </w:p>
-    <w:p>
-      <w:r>
-        <w:t>Daten, Quellen und Evidenz. In V27 muss Skript / Folien (Lernseite) immer mit Empfaengern gelesen werden. Wirkung entsteht nicht beim Sender, sondern an veraenderten Zustaenden von Menschen, Oekosystemen, Institutionen, Oeffentlichkeit oder kuenftigen Handlungsspielraeumen. Darum reicht es nicht, interne Aktivitaeten zu dokumentieren. Entscheidend ist, ob sich ein Zustand nachvollziehbar veraendert und ob diese Veraenderung im Referenzrahmen Mensch, Planet, Demokratie, SDGs, Agenda 2030 und SDG+ tragfaehig bewertet werden kann.</w:t>
-      </w:r>
-    </w:p>
-    <w:p>
-      <w:r>
-        <w:t>Ein Bericht behauptet, die Massnahme zu Kernfelder, Wirkungsgrenzen und rote Linien sei erfolgreich. Die WOE-Lesart fragt bei Skript / Folien (Lernseite) nach belastbaren Nachweisen: begriffliche Praezision, Fallbeschreibung, Quellenklarheit, Plausibilitaet und offene Unsicherheit. Wenn diese Nachweise fehlen, bleibt die Aussage Wirkungspotenzial oder Kommunikationsbehauptung. Sie kann wichtig sein, aber sie ist noch keine belegte Wirkung.</w:t>
-      </w:r>
-    </w:p>
-    <w:p>
-      <w:r>
-        <w:t>Bewertung und rote Linien. Wissenschaftliche Anschlussfaehigkeit entsteht hier durch Quellenklarheit. Bei Transferaufgabe werden interne WOE-Begriffe nicht als Ersatz fuer Belege benutzt, sondern mit WOE-Bewertungslogik, SDG+, rote Linien, NWI/T-SROI-Abgrenzung und Schutzgueter verbunden. Wo die Datenlage offen bleibt, wird das offengelegt. Wo eine Aussage nur plausibel ist, bleibt sie als Wirkungspotenzial markiert. Wo ein Schaden eine rote Linie beruehrt, greift Nichtkompensation vor Durchschnittslogik.</w:t>
-      </w:r>
-    </w:p>
-    <w:p>
-      <w:r>
-        <w:t>In einer kontroversen Entscheidung wirkt Transferaufgabe als Pruefpunkt fuer Ambivalenz. Ein Nutzen fuer eine Gruppe kann mit Risiken fuer andere Wirkungsempfaenger einhergehen. Das Skript verlangt deshalb, positive und negative Zustandsveraenderungen getrennt zu fuehren, bevor von positiver Netto-Wirkung gesprochen wird.</w:t>
-      </w:r>
-    </w:p>
-    <w:p>
-      <w:r>
-        <w:t>Kontrollfrage. Welche Entscheidung waere falsch, wenn Transferaufgabe in V27 missverstanden wird? Die Antwort muss mindestens eine Daten- oder Quellenannahme, eine betroffene Gruppe oder Schutzdimension, eine moegliche Nebenwirkung und einen Rueckkopplungsschritt nennen. Richtig ist nicht die lauteste Bewertung, sondern diejenige, die Begriff, Beleg und Steuerungsfolge zusammenhaelt.</w:t>
-      </w:r>
-    </w:p>
-    <w:p>
-      <w:r>
-        <w:t>Steuerung und Rueckkopplung. In Grundstudium Wirkungsoekonomie wird Praxisbeispiel erst steuerungsfaehig, wenn daraus eine Entscheidung folgt. Die Grundbegriffe muessen in spaeteren Modulen wiedererkennbar bleiben. Ohne diese Rueckkopplung bleibt Reporting eine Beschreibung. Mit Rueckkopplung wird aus Bewertung eine veraenderte Routine: ein anderer Prozess, ein geaenderter Anreiz, eine bessere Datenpflicht, eine korrigierte Kommunikation oder eine neue Priorisierung.</w:t>
-      </w:r>
-    </w:p>
-    <w:p>
-      <w:r>
-        <w:t>Die typische Fehlstelle bei Kernfelder, Wirkungsgrenzen und rote Linien liegt darin, schwere Schaeden mit bequemen Pluspunkten zu verrechnen. Bei Praxisbeispiel wird diese Fehlstelle konkret: Ein scheinbar plausibler Befund darf nicht zur Abkuerzung werden. Quellen, Systemgrenzen, Unsicherheit und Rueckkopplung bleiben sichtbar.</w:t>
-      </w:r>
-    </w:p>
-    <w:p>
-      <w:r>
-        <w:t>Pruefungsnahe Anwendung. Die Grenze gegen Scheingenauigkeit verlaeuft bei Wirkungsökonomische Vertiefung nicht zwischen Optimismus und Pessimismus. Sie verlaeuft zwischen offengelegter Unsicherheit und rhetorischer Sicherheit. Wer Kernfelder, Wirkungsgrenzen und rote Linien belastbar anwenden will, benennt Systemgrenze, Zeitraum, Vergleichspunkt und offene Gegenhypothese. Gerade dadurch bleibt das Skript anschlussfaehig fuer Forschung, Praxis und spaetere Revision.</w:t>
-      </w:r>
-    </w:p>
-    <w:p>
-      <w:r>
-        <w:t>Fuer die Pruefung ist Wirkungsökonomische Vertiefung dann verstanden, wenn daraus eine belastbare Fallantwort entsteht. Eine gute Antwort unterscheidet Beobachtung, Kausalannahme, Bewertung und Steuerungsfolge. Sie bewertet keine Menschen, sondern Wirkpfade, Zustandsveraenderungen, Risiken und institutionelle Bedingungen.</w:t>
-      </w:r>
-    </w:p>
-    <w:p>
-      <w:r>
-        <w:t>Rueckfluss. Fuer den WOE-Korpus bedeutet das: Begriffe aus Kernfelder, Wirkungsgrenzen und rote Linien sollten dort geschaerft werden, wo sie in Glossar, Werkzeugen, Journal oder Readern doppeldeutig bleiben. Offene Forschungsfragen werden nicht versteckt. Sie markieren die Stelle, an der spaetere Evidenz, ein besserer Datensatz oder eine praezisere Fallstudie die Bewertung veraendern kann.</w:t>
-      </w:r>
-    </w:p>
-    <w:p>
-      <w:r>
-        <w:t>Transfer in den WOE-Korpus. Begriffliche Präzision zeigt, warum Kernfelder, Wirkungsgrenzen und rote Linien mehr ist als ein Schlagwort im Feld Bewertungsgrenzen, Nichtkompensation, Reverse Merit Order und positive Netto-Wirkung. Die wirkungsoekonomische Frage lautet: Welche reale Veraenderung wird moeglich, welche bleibt nur Potenzial und wo entsteht ein Wirkungsrisiko? Diese Unterscheidung schuetzt vor Impact-Washing, weil sie Absicht, Aktivitaet, Reichweite und Wirkung auseinanderhaelt.</w:t>
-      </w:r>
-    </w:p>
-    <w:p>
-      <w:r>
-        <w:t>Eine Kommune, ein Unternehmen oder eine Bildungsorganisation will Kernfelder, Wirkungsgrenzen und rote Linien praktisch anwenden. Der erste Schritt ist nicht die Auswahl eines Instruments, sondern die Klaerung der Zustandsveraenderung. Bei Begriffliche Präzision muss deshalb benannt werden, wer betroffen ist, welcher Zustand sich veraendert, welche Frist gilt und welche Gegenbeobachtung die Annahme widerlegen wuerde. Erst danach entsteht eine begruendete Entscheidung im Feld Begriff, Fallbewertung, Wirkpfad, rote Linie, Quellenbeurteilung oder Rueckkopplungsregel.</w:t>
-      </w:r>
-    </w:p>
-    <w:p>
-      <w:r>
-        <w:t>Grenzen der Aussage. In V27 muss Wirkpfad immer mit Empfaengern gelesen werden. Wirkung entsteht nicht beim Sender, sondern an veraenderten Zustaenden von Menschen, Oekosystemen, Institutionen, Oeffentlichkeit oder kuenftigen Handlungsspielraeumen. Darum reicht es nicht, interne Aktivitaeten zu dokumentieren. Entscheidend ist, ob sich ein Zustand nachvollziehbar veraendert und ob diese Veraenderung im Referenzrahmen Mensch, Planet, Demokratie, SDGs, Agenda 2030 und SDG+ tragfaehig bewertet werden kann.</w:t>
-      </w:r>
-    </w:p>
-    <w:p>
-      <w:r>
-        <w:t>Ein Bericht behauptet, die Massnahme zu Kernfelder, Wirkungsgrenzen und rote Linien sei erfolgreich. Die WOE-Lesart fragt bei Wirkpfad nach belastbaren Nachweisen: begriffliche Praezision, Fallbeschreibung, Quellenklarheit, Plausibilitaet und offene Unsicherheit. Wenn diese Nachweise fehlen, bleibt die Aussage Wirkungspotenzial oder Kommunikationsbehauptung. Sie kann wichtig sein, aber sie ist noch keine belegte Wirkung.</w:t>
-      </w:r>
-    </w:p>
-    <w:p>
-      <w:r>
-        <w:t>Kontrollfrage. Welche Entscheidung waere falsch, wenn Wirkpfad in V27 missverstanden wird? Die Antwort muss mindestens eine Daten- oder Quellenannahme, eine betroffene Gruppe oder Schutzdimension, eine moegliche Nebenwirkung und einen Rueckkopplungsschritt nennen. Richtig ist nicht die lauteste Bewertung, sondern diejenige, die Begriff, Beleg und Steuerungsfolge zusammenhaelt.</w:t>
+        <w:t>Vertiefungsrunde 4: Anschluss an Praxis und Forschung</w:t>
+      </w:r>
+    </w:p>
+    <w:p>
+      <w:r>
+        <w:t>Diese Runde wechselt den Blickwinkel, damit der Schlussblock nicht nur wiederholt, sondern Leseentscheidungen vorbereitet: Was ist belegt, was bleibt Potenzial, welche Nebenwirkung ist relevant und welche Steuerungsfolge wird daraus abgeleitet?</w:t>
+      </w:r>
+    </w:p>
+    <w:p>
+      <w:r>
+        <w:t>Evidenzfenster. In Grundstudium Wirkungsoekonomie wird Der Mensch ist kein Herrscher außerhalb der Natur erst steuerungsfaehig, wenn daraus eine Entscheidung folgt. Die Grundbegriffe muessen in spaeteren Modulen wiedererkennbar bleiben. Ohne diese Rueckkopplung bleibt Reporting eine Beschreibung. Mit Rueckkopplung wird aus Bewertung eine veraenderte Routine: ein anderer Prozess, ein geaenderter Anreiz, eine bessere Datenpflicht, eine korrigierte Kommunikation oder eine neue Priorisierung.</w:t>
+      </w:r>
+    </w:p>
+    <w:p>
+      <w:r>
+        <w:t>Die typische Fehlstelle bei Kernfelder, Wirkungsgrenzen und rote Linien liegt darin, schwere Schaeden mit bequemen Pluspunkten zu verrechnen. Bei Der Mensch ist kein Herrscher außerhalb der Natur wird diese Fehlstelle konkret: Ein scheinbar plausibler Befund darf nicht zur Abkuerzung werden. Quellen, Systemgrenzen, Unsicherheit und Rueckkopplung bleiben sichtbar.</w:t>
+      </w:r>
+    </w:p>
+    <w:p>
+      <w:r>
+        <w:t>Fallpruefung. Wenn eine Kommune eine bestehende Massnahme neu priorisieren will, beginnt die Analyse bei Empfaengern, Wirkraum, Zeitraum und Datenquelle. Bei Der Mensch ist kein Herrscher außerhalb der Natur muss dann geklaert werden, ob Ressourcen umgeschichtet, Daten nacherhoben oder Zielkonflikte offengelegt werden. Eine tragfaehige Antwort benennt mindestens eine Quelle, eine offene Unsicherheit, eine moegliche Gegenbeobachtung und die Entscheidung, die nach der Bewertung geaendert wird.</w:t>
+      </w:r>
+    </w:p>
+    <w:p>
+      <w:r>
+        <w:t>Bewertungsgrenze. Die Grenze gegen Scheingenauigkeit verlaeuft bei Koexistenz statt Extraktion nicht zwischen Optimismus und Pessimismus. Sie verlaeuft zwischen offengelegter Unsicherheit und rhetorischer Sicherheit. Wer Kernfelder, Wirkungsgrenzen und rote Linien belastbar anwenden will, benennt Systemgrenze, Zeitraum, Vergleichspunkt und offene Gegenhypothese. Gerade dadurch bleibt das Skript anschlussfaehig fuer Forschung, Praxis und spaetere Revision.</w:t>
+      </w:r>
+    </w:p>
+    <w:p>
+      <w:r>
+        <w:t>Fuer die Pruefung ist Koexistenz statt Extraktion dann verstanden, wenn daraus eine belastbare Fallantwort entsteht. Eine gute Antwort unterscheidet Beobachtung, Kausalannahme, Bewertung und Steuerungsfolge. Sie bewertet keine Menschen, sondern Wirkpfade, Zustandsveraenderungen, Risiken und institutionelle Bedingungen.</w:t>
+      </w:r>
+    </w:p>
+    <w:p>
+      <w:r>
+        <w:t>Fallpruefung. Wenn ein Unternehmen ein Produkt, einen Prozess oder eine Investition wirkungsbezogen bewerten will, beginnt die Analyse bei Empfaengern, Wirkraum, Zeitraum und Datenquelle. Bei Koexistenz statt Extraktion muss dann geklaert werden, welche Entscheidung nach der Bewertung tatsaechlich anders ausfaellt. Eine tragfaehige Antwort benennt mindestens eine Quelle, eine offene Unsicherheit, eine moegliche Gegenbeobachtung und die Entscheidung, die nach der Bewertung geaendert wird.</w:t>
+      </w:r>
+    </w:p>
+    <w:p>
+      <w:r>
+        <w:t>Fuer die Bewertung reicht kein Summenscore, der zentrale Schaeden mit bequemen Pluspunkten verrechnet. Nichtkompensation und Reverse Merit Order markieren, wo rote Linien, demokratische Grundbedingungen oder planetare Grenzen Vorrang vor Durchschnittslogik haben. So bleibt positive Netto-Wirkung eine anspruchsvolle Zielgroesse und wird nicht zur dekorativen Formel.</w:t>
+      </w:r>
+    </w:p>
+    <w:p>
+      <w:r>
+        <w:t>Steuerungsfolge. Naturkapital ohne Naturverkürzung zeigt, warum Kernfelder, Wirkungsgrenzen und rote Linien mehr ist als ein Schlagwort im Feld Bewertungsgrenzen, Nichtkompensation, Reverse Merit Order und positive Netto-Wirkung. Die wirkungsoekonomische Frage lautet: Welche reale Veraenderung wird moeglich, welche bleibt nur Potenzial und wo entsteht ein Wirkungsrisiko? Diese Unterscheidung schuetzt vor Impact-Washing, weil sie Absicht, Aktivitaet, Reichweite und Wirkung auseinanderhaelt.</w:t>
+      </w:r>
+    </w:p>
+    <w:p>
+      <w:r>
+        <w:t>Eine Kommune, ein Unternehmen oder eine Bildungsorganisation will Kernfelder, Wirkungsgrenzen und rote Linien praktisch anwenden. Der erste Schritt ist nicht die Auswahl eines Instruments, sondern die Klaerung der Zustandsveraenderung. Bei Naturkapital ohne Naturverkürzung muss deshalb benannt werden, wer betroffen ist, welcher Zustand sich veraendert, welche Frist gilt und welche Gegenbeobachtung die Annahme widerlegen wuerde. Erst danach entsteht eine begruendete Entscheidung im Feld Begriff, Fallbewertung, Wirkpfad, rote Linie, Quellenbeurteilung oder Rueckkopplungsregel.</w:t>
+      </w:r>
+    </w:p>
+    <w:p>
+      <w:r>
+        <w:t>Fallpruefung. Wenn eine Bildungs- oder Forschungseinrichtung eine Wirkungsaussage fuer Lernende und Praxispartner pruefbar machen will, beginnt die Analyse bei Empfaengern, Wirkraum, Zeitraum und Datenquelle. Bei Naturkapital ohne Naturverkürzung muss dann geklaert werden, welche Begriffe, Quellen und Grenzen im Material sichtbar bleiben muessen. Eine tragfaehige Antwort benennt mindestens eine Quelle, eine offene Unsicherheit, eine moegliche Gegenbeobachtung und die Entscheidung, die nach der Bewertung geaendert wird.</w:t>
+      </w:r>
+    </w:p>
+    <w:p>
+      <w:r>
+        <w:t>Der Rueckfluss in den WOE-Korpus liegt hier in klaren Begriffen, sauber verlinkten Quellen und benannten Forschungsfragen. Wo Glossar, Werkzeuge, Journal oder Reader noch doppeldeutig bleiben, sollte Kernfelder, Wirkungsgrenzen und rote Linien nicht als fertige Gewissheit auftreten, sondern als pruefbarer Lernstand mit Korrekturpfad.</w:t>
+      </w:r>
+    </w:p>
+    <w:p>
+      <w:r>
+        <w:t>Transferhinweis. In V27 muss Regenerationsfähigkeit als Wohlstandsbedingung immer mit Empfaengern gelesen werden. Wirkung entsteht nicht beim Sender, sondern an veraenderten Zustaenden von Menschen, Oekosystemen, Institutionen, Oeffentlichkeit oder kuenftigen Handlungsspielraeumen. Darum reicht es nicht, interne Aktivitaeten zu dokumentieren. Entscheidend ist, ob sich ein Zustand nachvollziehbar veraendert und ob diese Veraenderung im Referenzrahmen Mensch, Planet, Demokratie, SDGs, Agenda 2030 und SDG+ tragfaehig bewertet werden kann.</w:t>
+      </w:r>
+    </w:p>
+    <w:p>
+      <w:r>
+        <w:t>Ein Bericht behauptet, die Massnahme zu Kernfelder, Wirkungsgrenzen und rote Linien sei erfolgreich. Die WOE-Lesart fragt bei Regenerationsfähigkeit als Wohlstandsbedingung nach belastbaren Nachweisen: begriffliche Praezision, Fallbeschreibung, Quellenklarheit, Plausibilitaet und offene Unsicherheit. Wenn diese Nachweise fehlen, bleibt die Aussage Wirkungspotenzial oder Kommunikationsbehauptung. Sie kann wichtig sein, aber sie ist noch keine belegte Wirkung.</w:t>
+      </w:r>
+    </w:p>
+    <w:p>
+      <w:r>
+        <w:t>Fallpruefung. Wenn eine Kommune eine bestehende Massnahme neu priorisieren will, beginnt die Analyse bei Empfaengern, Wirkraum, Zeitraum und Datenquelle. Bei Regenerationsfähigkeit als Wohlstandsbedingung muss dann geklaert werden, ob Ressourcen umgeschichtet, Daten nacherhoben oder Zielkonflikte offengelegt werden. Eine tragfaehige Antwort benennt mindestens eine Quelle, eine offene Unsicherheit, eine moegliche Gegenbeobachtung und die Entscheidung, die nach der Bewertung geaendert wird.</w:t>
+      </w:r>
+    </w:p>
+    <w:p>
+      <w:r>
+        <w:t>Rueckflussnotiz. Wissenschaftliche Anschlussfaehigkeit entsteht hier durch Quellenklarheit. Bei Einleitung / Wirkungsfrage werden interne WOE-Begriffe nicht als Ersatz fuer Belege benutzt, sondern mit WOE-Bewertungslogik, SDG+, rote Linien, NWI/T-SROI-Abgrenzung und Schutzgueter verbunden. Wo die Datenlage offen bleibt, wird das offengelegt. Wo eine Aussage nur plausibel ist, bleibt sie als Wirkungspotenzial markiert. Wo ein Schaden eine rote Linie beruehrt, greift Nichtkompensation vor Durchschnittslogik.</w:t>
+      </w:r>
+    </w:p>
+    <w:p>
+      <w:r>
+        <w:t>In einer kontroversen Entscheidung wirkt Einleitung / Wirkungsfrage als Pruefpunkt fuer Ambivalenz. Ein Nutzen fuer eine Gruppe kann mit Risiken fuer andere Wirkungsempfaenger einhergehen. Das Skript verlangt deshalb, positive und negative Zustandsveraenderungen getrennt zu fuehren, bevor von positiver Netto-Wirkung gesprochen wird.</w:t>
+      </w:r>
+    </w:p>
+    <w:p>
+      <w:r>
+        <w:t>Fallpruefung. Wenn ein Unternehmen ein Produkt, einen Prozess oder eine Investition wirkungsbezogen bewerten will, beginnt die Analyse bei Empfaengern, Wirkraum, Zeitraum und Datenquelle. Bei Einleitung / Wirkungsfrage muss dann geklaert werden, welche Entscheidung nach der Bewertung tatsaechlich anders ausfaellt. Eine tragfaehige Antwort benennt mindestens eine Quelle, eine offene Unsicherheit, eine moegliche Gegenbeobachtung und die Entscheidung, die nach der Bewertung geaendert wird.</w:t>
+      </w:r>
+    </w:p>
+    <w:p>
+      <w:r>
+        <w:t>Fuer die Bewertung reicht kein Summenscore, der zentrale Schaeden mit bequemen Pluspunkten verrechnet. Nichtkompensation und Reverse Merit Order markieren, wo rote Linien, demokratische Grundbedingungen oder planetare Grenzen Vorrang vor Durchschnittslogik haben. So bleibt positive Netto-Wirkung eine anspruchsvolle Zielgroesse und wird nicht zur dekorativen Formel.</w:t>
+      </w:r>
+    </w:p>
+    <w:p>
+      <w:r>
+        <w:t>Pruefungsimpuls. In Grundstudium Wirkungsoekonomie wird Kernaussage erst steuerungsfaehig, wenn daraus eine Entscheidung folgt. Die Grundbegriffe muessen in spaeteren Modulen wiedererkennbar bleiben. Ohne diese Rueckkopplung bleibt Reporting eine Beschreibung. Mit Rueckkopplung wird aus Bewertung eine veraenderte Routine: ein anderer Prozess, ein geaenderter Anreiz, eine bessere Datenpflicht, eine korrigierte Kommunikation oder eine neue Priorisierung.</w:t>
+      </w:r>
+    </w:p>
+    <w:p>
+      <w:r>
+        <w:t>Die typische Fehlstelle bei Kernfelder, Wirkungsgrenzen und rote Linien liegt darin, schwere Schaeden mit bequemen Pluspunkten zu verrechnen. Bei Kernaussage wird diese Fehlstelle konkret: Ein scheinbar plausibler Befund darf nicht zur Abkuerzung werden. Quellen, Systemgrenzen, Unsicherheit und Rueckkopplung bleiben sichtbar.</w:t>
+      </w:r>
+    </w:p>
+    <w:p>
+      <w:r>
+        <w:t>Fallpruefung. Wenn eine Bildungs- oder Forschungseinrichtung eine Wirkungsaussage fuer Lernende und Praxispartner pruefbar machen will, beginnt die Analyse bei Empfaengern, Wirkraum, Zeitraum und Datenquelle. Bei Kernaussage muss dann geklaert werden, welche Begriffe, Quellen und Grenzen im Material sichtbar bleiben muessen. Eine tragfaehige Antwort benennt mindestens eine Quelle, eine offene Unsicherheit, eine moegliche Gegenbeobachtung und die Entscheidung, die nach der Bewertung geaendert wird.</w:t>
+      </w:r>
+    </w:p>
+    <w:p>
+      <w:r>
+        <w:t>Der Rueckfluss in den WOE-Korpus liegt hier in klaren Begriffen, sauber verlinkten Quellen und benannten Forschungsfragen. Wo Glossar, Werkzeuge, Journal oder Reader noch doppeldeutig bleiben, sollte Kernfelder, Wirkungsgrenzen und rote Linien nicht als fertige Gewissheit auftreten, sondern als pruefbarer Lernstand mit Korrekturpfad.</w:t>
       </w:r>
     </w:p>
     <w:p>
@@ -3989,107 +4044,122 @@
         <w:pStyle w:val="Heading3"/>
       </w:pPr>
       <w:r>
-        <w:t>Schlussvertiefung 5: Kernfelder, Wirkungsgrenzen und rote Linien im Anwendungsfall</w:t>
-      </w:r>
-    </w:p>
-    <w:p>
-      <w:r>
-        <w:t>Die folgenden Abschnitte sind keine neue Pruefungsloesung. Sie verdichten die vorhandenen Kapitel zu einer Lesart, mit der Studierende einen Fall selbststaendig analysieren koennen. Im Mittelpunkt stehen Bewertungsgrenzen, Nichtkompensation, Reverse Merit Order und positive Netto-Wirkung, nicht moralische Personenbewertung.</w:t>
-      </w:r>
-    </w:p>
-    <w:p>
-      <w:r>
-        <w:t>Begriffliche Schlussklaerung. Wissenschaftliche Anschlussfaehigkeit entsteht hier durch Quellenklarheit. Bei Leitthese werden interne WOE-Begriffe nicht als Ersatz fuer Belege benutzt, sondern mit WOE-Bewertungslogik, SDG+, rote Linien, NWI/T-SROI-Abgrenzung und Schutzgueter verbunden. Wo die Datenlage offen bleibt, wird das offengelegt. Wo eine Aussage nur plausibel ist, bleibt sie als Wirkungspotenzial markiert. Wo ein Schaden eine rote Linie beruehrt, greift Nichtkompensation vor Durchschnittslogik.</w:t>
-      </w:r>
-    </w:p>
-    <w:p>
-      <w:r>
-        <w:t>In einer kontroversen Entscheidung wirkt Leitthese als Pruefpunkt fuer Ambivalenz. Ein Nutzen fuer eine Gruppe kann mit Risiken fuer andere Wirkungsempfaenger einhergehen. Das Skript verlangt deshalb, positive und negative Zustandsveraenderungen getrennt zu fuehren, bevor von positiver Netto-Wirkung gesprochen wird.</w:t>
-      </w:r>
-    </w:p>
-    <w:p>
-      <w:r>
-        <w:t>Wirkpfad und Empfaenger. In Grundstudium Wirkungsoekonomie wird Didaktische Einordnung im Studiengang erst steuerungsfaehig, wenn daraus eine Entscheidung folgt. Die Grundbegriffe muessen in spaeteren Modulen wiedererkennbar bleiben. Ohne diese Rueckkopplung bleibt Reporting eine Beschreibung. Mit Rueckkopplung wird aus Bewertung eine veraenderte Routine: ein anderer Prozess, ein geaenderter Anreiz, eine bessere Datenpflicht, eine korrigierte Kommunikation oder eine neue Priorisierung.</w:t>
-      </w:r>
-    </w:p>
-    <w:p>
-      <w:r>
-        <w:t>Die typische Fehlstelle bei Kernfelder, Wirkungsgrenzen und rote Linien liegt darin, schwere Schaeden mit bequemen Pluspunkten zu verrechnen. Bei Didaktische Einordnung im Studiengang wird diese Fehlstelle konkret: Ein scheinbar plausibler Befund darf nicht zur Abkuerzung werden. Quellen, Systemgrenzen, Unsicherheit und Rueckkopplung bleiben sichtbar.</w:t>
-      </w:r>
-    </w:p>
-    <w:p>
-      <w:r>
-        <w:t>Daten, Quellen und Evidenz. Die Grenze gegen Scheingenauigkeit verlaeuft bei Analysemodell nicht zwischen Optimismus und Pessimismus. Sie verlaeuft zwischen offengelegter Unsicherheit und rhetorischer Sicherheit. Wer Kernfelder, Wirkungsgrenzen und rote Linien belastbar anwenden will, benennt Systemgrenze, Zeitraum, Vergleichspunkt und offene Gegenhypothese. Gerade dadurch bleibt das Skript anschlussfaehig fuer Forschung, Praxis und spaetere Revision.</w:t>
-      </w:r>
-    </w:p>
-    <w:p>
-      <w:r>
-        <w:t>Fuer die Pruefung ist Analysemodell dann verstanden, wenn daraus eine belastbare Fallantwort entsteht. Eine gute Antwort unterscheidet Beobachtung, Kausalannahme, Bewertung und Steuerungsfolge. Sie bewertet keine Menschen, sondern Wirkpfade, Zustandsveraenderungen, Risiken und institutionelle Bedingungen.</w:t>
-      </w:r>
-    </w:p>
-    <w:p>
-      <w:r>
-        <w:t>Bewertung und rote Linien. Modellformel zeigt, warum Kernfelder, Wirkungsgrenzen und rote Linien mehr ist als ein Schlagwort im Feld Bewertungsgrenzen, Nichtkompensation, Reverse Merit Order und positive Netto-Wirkung. Die wirkungsoekonomische Frage lautet: Welche reale Veraenderung wird moeglich, welche bleibt nur Potenzial und wo entsteht ein Wirkungsrisiko? Diese Unterscheidung schuetzt vor Impact-Washing, weil sie Absicht, Aktivitaet, Reichweite und Wirkung auseinanderhaelt.</w:t>
-      </w:r>
-    </w:p>
-    <w:p>
-      <w:r>
-        <w:t>Eine Kommune, ein Unternehmen oder eine Bildungsorganisation will Kernfelder, Wirkungsgrenzen und rote Linien praktisch anwenden. Der erste Schritt ist nicht die Auswahl eines Instruments, sondern die Klaerung der Zustandsveraenderung. Bei Modellformel muss deshalb benannt werden, wer betroffen ist, welcher Zustand sich veraendert, welche Frist gilt und welche Gegenbeobachtung die Annahme widerlegen wuerde. Erst danach entsteht eine begruendete Entscheidung im Feld Begriff, Fallbewertung, Wirkpfad, rote Linie, Quellenbeurteilung oder Rueckkopplungsregel.</w:t>
-      </w:r>
-    </w:p>
-    <w:p>
-      <w:r>
-        <w:t>Kontrollfrage. Welche Entscheidung waere falsch, wenn Modellformel in V27 missverstanden wird? Die Antwort muss mindestens eine Daten- oder Quellenannahme, eine betroffene Gruppe oder Schutzdimension, eine moegliche Nebenwirkung und einen Rueckkopplungsschritt nennen. Richtig ist nicht die lauteste Bewertung, sondern diejenige, die Begriff, Beleg und Steuerungsfolge zusammenhaelt.</w:t>
-      </w:r>
-    </w:p>
-    <w:p>
-      <w:r>
-        <w:t>Rueckfluss. Fuer den WOE-Korpus bedeutet das: Begriffe aus Kernfelder, Wirkungsgrenzen und rote Linien sollten dort geschaerft werden, wo sie in Glossar, Werkzeugen, Journal oder Readern doppeldeutig bleiben. Offene Forschungsfragen werden nicht versteckt. Sie markieren die Stelle, an der spaetere Evidenz, ein besserer Datensatz oder eine praezisere Fallstudie die Bewertung veraendern kann.</w:t>
-      </w:r>
-    </w:p>
-    <w:p>
-      <w:r>
-        <w:t>Steuerung und Rueckkopplung. In V27 muss Fallfenster immer mit Empfaengern gelesen werden. Wirkung entsteht nicht beim Sender, sondern an veraenderten Zustaenden von Menschen, Oekosystemen, Institutionen, Oeffentlichkeit oder kuenftigen Handlungsspielraeumen. Darum reicht es nicht, interne Aktivitaeten zu dokumentieren. Entscheidend ist, ob sich ein Zustand nachvollziehbar veraendert und ob diese Veraenderung im Referenzrahmen Mensch, Planet, Demokratie, SDGs, Agenda 2030 und SDG+ tragfaehig bewertet werden kann.</w:t>
-      </w:r>
-    </w:p>
-    <w:p>
-      <w:r>
-        <w:t>Ein Bericht behauptet, die Massnahme zu Kernfelder, Wirkungsgrenzen und rote Linien sei erfolgreich. Die WOE-Lesart fragt bei Fallfenster nach belastbaren Nachweisen: begriffliche Praezision, Fallbeschreibung, Quellenklarheit, Plausibilitaet und offene Unsicherheit. Wenn diese Nachweise fehlen, bleibt die Aussage Wirkungspotenzial oder Kommunikationsbehauptung. Sie kann wichtig sein, aber sie ist noch keine belegte Wirkung.</w:t>
-      </w:r>
-    </w:p>
-    <w:p>
-      <w:r>
-        <w:t>Pruefungsnahe Anwendung. Wissenschaftliche Anschlussfaehigkeit entsteht hier durch Quellenklarheit. Bei Prüfungsnahe Fallfragen ohne geschützte Antwortlogik werden interne WOE-Begriffe nicht als Ersatz fuer Belege benutzt, sondern mit WOE-Bewertungslogik, SDG+, rote Linien, NWI/T-SROI-Abgrenzung und Schutzgueter verbunden. Wo die Datenlage offen bleibt, wird das offengelegt. Wo eine Aussage nur plausibel ist, bleibt sie als Wirkungspotenzial markiert. Wo ein Schaden eine rote Linie beruehrt, greift Nichtkompensation vor Durchschnittslogik.</w:t>
-      </w:r>
-    </w:p>
-    <w:p>
-      <w:r>
-        <w:t>In einer kontroversen Entscheidung wirkt Prüfungsnahe Fallfragen ohne geschützte Antwortlogik als Pruefpunkt fuer Ambivalenz. Ein Nutzen fuer eine Gruppe kann mit Risiken fuer andere Wirkungsempfaenger einhergehen. Das Skript verlangt deshalb, positive und negative Zustandsveraenderungen getrennt zu fuehren, bevor von positiver Netto-Wirkung gesprochen wird.</w:t>
-      </w:r>
-    </w:p>
-    <w:p>
-      <w:r>
-        <w:t>Transfer in den WOE-Korpus. In Grundstudium Wirkungsoekonomie wird Auswertung aus der lebenden Website-Referenz erst steuerungsfaehig, wenn daraus eine Entscheidung folgt. Die Grundbegriffe muessen in spaeteren Modulen wiedererkennbar bleiben. Ohne diese Rueckkopplung bleibt Reporting eine Beschreibung. Mit Rueckkopplung wird aus Bewertung eine veraenderte Routine: ein anderer Prozess, ein geaenderter Anreiz, eine bessere Datenpflicht, eine korrigierte Kommunikation oder eine neue Priorisierung.</w:t>
-      </w:r>
-    </w:p>
-    <w:p>
-      <w:r>
-        <w:t>Die typische Fehlstelle bei Kernfelder, Wirkungsgrenzen und rote Linien liegt darin, schwere Schaeden mit bequemen Pluspunkten zu verrechnen. Bei Auswertung aus der lebenden Website-Referenz wird diese Fehlstelle konkret: Ein scheinbar plausibler Befund darf nicht zur Abkuerzung werden. Quellen, Systemgrenzen, Unsicherheit und Rueckkopplung bleiben sichtbar.</w:t>
-      </w:r>
-    </w:p>
-    <w:p>
-      <w:r>
-        <w:t>Grenzen der Aussage. Die Grenze gegen Scheingenauigkeit verlaeuft bei Natur ist kein Rohstofflager nicht zwischen Optimismus und Pessimismus. Sie verlaeuft zwischen offengelegter Unsicherheit und rhetorischer Sicherheit. Wer Kernfelder, Wirkungsgrenzen und rote Linien belastbar anwenden will, benennt Systemgrenze, Zeitraum, Vergleichspunkt und offene Gegenhypothese. Gerade dadurch bleibt das Skript anschlussfaehig fuer Forschung, Praxis und spaetere Revision.</w:t>
-      </w:r>
-    </w:p>
-    <w:p>
-      <w:r>
-        <w:t>Fuer die Pruefung ist Natur ist kein Rohstofflager dann verstanden, wenn daraus eine belastbare Fallantwort entsteht. Eine gute Antwort unterscheidet Beobachtung, Kausalannahme, Bewertung und Steuerungsfolge. Sie bewertet keine Menschen, sondern Wirkpfade, Zustandsveraenderungen, Risiken und institutionelle Bedingungen.</w:t>
-      </w:r>
-    </w:p>
-    <w:p>
-      <w:r>
-        <w:t>Kontrollfrage. Welche Entscheidung waere falsch, wenn Natur ist kein Rohstofflager in V27 missverstanden wird? Die Antwort muss mindestens eine Daten- oder Quellenannahme, eine betroffene Gruppe oder Schutzdimension, eine moegliche Nebenwirkung und einen Rueckkopplungsschritt nennen. Richtig ist nicht die lauteste Bewertung, sondern diejenige, die Begriff, Beleg und Steuerungsfolge zusammenhaelt.</w:t>
+        <w:t>Vertiefungsrunde 5: Anschluss an Praxis und Forschung</w:t>
+      </w:r>
+    </w:p>
+    <w:p>
+      <w:r>
+        <w:t>Diese Runde wechselt den Blickwinkel, damit der Schlussblock nicht nur wiederholt, sondern Leseentscheidungen vorbereitet: Was ist belegt, was bleibt Potenzial, welche Nebenwirkung ist relevant und welche Steuerungsfolge wird daraus abgeleitet?</w:t>
+      </w:r>
+    </w:p>
+    <w:p>
+      <w:r>
+        <w:t>Begriffliche Sicherung. Die Grenze gegen Scheingenauigkeit verlaeuft bei Quelltext und fachliche Grundlegung nicht zwischen Optimismus und Pessimismus. Sie verlaeuft zwischen offengelegter Unsicherheit und rhetorischer Sicherheit. Wer Kernfelder, Wirkungsgrenzen und rote Linien belastbar anwenden will, benennt Systemgrenze, Zeitraum, Vergleichspunkt und offene Gegenhypothese. Gerade dadurch bleibt das Skript anschlussfaehig fuer Forschung, Praxis und spaetere Revision.</w:t>
+      </w:r>
+    </w:p>
+    <w:p>
+      <w:r>
+        <w:t>Fuer die Pruefung ist Quelltext und fachliche Grundlegung dann verstanden, wenn daraus eine belastbare Fallantwort entsteht. Eine gute Antwort unterscheidet Beobachtung, Kausalannahme, Bewertung und Steuerungsfolge. Sie bewertet keine Menschen, sondern Wirkpfade, Zustandsveraenderungen, Risiken und institutionelle Bedingungen.</w:t>
+      </w:r>
+    </w:p>
+    <w:p>
+      <w:r>
+        <w:t>Fallpruefung. Wenn eine Kommune eine bestehende Massnahme neu priorisieren will, beginnt die Analyse bei Empfaengern, Wirkraum, Zeitraum und Datenquelle. Bei Quelltext und fachliche Grundlegung muss dann geklaert werden, ob Ressourcen umgeschichtet, Daten nacherhoben oder Zielkonflikte offengelegt werden. Eine tragfaehige Antwort benennt mindestens eine Quelle, eine offene Unsicherheit, eine moegliche Gegenbeobachtung und die Entscheidung, die nach der Bewertung geaendert wird.</w:t>
+      </w:r>
+    </w:p>
+    <w:p>
+      <w:r>
+        <w:t>Wirkpfadpruefung. Einstieg / Wirkungsfrage zeigt, warum Kernfelder, Wirkungsgrenzen und rote Linien mehr ist als ein Schlagwort im Feld Bewertungsgrenzen, Nichtkompensation, Reverse Merit Order und positive Netto-Wirkung. Die wirkungsoekonomische Frage lautet: Welche reale Veraenderung wird moeglich, welche bleibt nur Potenzial und wo entsteht ein Wirkungsrisiko? Diese Unterscheidung schuetzt vor Impact-Washing, weil sie Absicht, Aktivitaet, Reichweite und Wirkung auseinanderhaelt.</w:t>
+      </w:r>
+    </w:p>
+    <w:p>
+      <w:r>
+        <w:t>Eine Kommune, ein Unternehmen oder eine Bildungsorganisation will Kernfelder, Wirkungsgrenzen und rote Linien praktisch anwenden. Der erste Schritt ist nicht die Auswahl eines Instruments, sondern die Klaerung der Zustandsveraenderung. Bei Einstieg / Wirkungsfrage muss deshalb benannt werden, wer betroffen ist, welcher Zustand sich veraendert, welche Frist gilt und welche Gegenbeobachtung die Annahme widerlegen wuerde. Erst danach entsteht eine begruendete Entscheidung im Feld Begriff, Fallbewertung, Wirkpfad, rote Linie, Quellenbeurteilung oder Rueckkopplungsregel.</w:t>
+      </w:r>
+    </w:p>
+    <w:p>
+      <w:r>
+        <w:t>Fallpruefung. Wenn ein Unternehmen ein Produkt, einen Prozess oder eine Investition wirkungsbezogen bewerten will, beginnt die Analyse bei Empfaengern, Wirkraum, Zeitraum und Datenquelle. Bei Einstieg / Wirkungsfrage muss dann geklaert werden, welche Entscheidung nach der Bewertung tatsaechlich anders ausfaellt. Eine tragfaehige Antwort benennt mindestens eine Quelle, eine offene Unsicherheit, eine moegliche Gegenbeobachtung und die Entscheidung, die nach der Bewertung geaendert wird.</w:t>
+      </w:r>
+    </w:p>
+    <w:p>
+      <w:r>
+        <w:t>Fuer die Bewertung reicht kein Summenscore, der zentrale Schaeden mit bequemen Pluspunkten verrechnet. Nichtkompensation und Reverse Merit Order markieren, wo rote Linien, demokratische Grundbedingungen oder planetare Grenzen Vorrang vor Durchschnittslogik haben. So bleibt positive Netto-Wirkung eine anspruchsvolle Zielgroesse und wird nicht zur dekorativen Formel.</w:t>
+      </w:r>
+    </w:p>
+    <w:p>
+      <w:r>
+        <w:t>Evidenzfenster. In V27 muss Skript / Folien (Lernseite) immer mit Empfaengern gelesen werden. Wirkung entsteht nicht beim Sender, sondern an veraenderten Zustaenden von Menschen, Oekosystemen, Institutionen, Oeffentlichkeit oder kuenftigen Handlungsspielraeumen. Darum reicht es nicht, interne Aktivitaeten zu dokumentieren. Entscheidend ist, ob sich ein Zustand nachvollziehbar veraendert und ob diese Veraenderung im Referenzrahmen Mensch, Planet, Demokratie, SDGs, Agenda 2030 und SDG+ tragfaehig bewertet werden kann.</w:t>
+      </w:r>
+    </w:p>
+    <w:p>
+      <w:r>
+        <w:t>Ein Bericht behauptet, die Massnahme zu Kernfelder, Wirkungsgrenzen und rote Linien sei erfolgreich. Die WOE-Lesart fragt bei Skript / Folien (Lernseite) nach belastbaren Nachweisen: begriffliche Praezision, Fallbeschreibung, Quellenklarheit, Plausibilitaet und offene Unsicherheit. Wenn diese Nachweise fehlen, bleibt die Aussage Wirkungspotenzial oder Kommunikationsbehauptung. Sie kann wichtig sein, aber sie ist noch keine belegte Wirkung.</w:t>
+      </w:r>
+    </w:p>
+    <w:p>
+      <w:r>
+        <w:t>Fallpruefung. Wenn eine Bildungs- oder Forschungseinrichtung eine Wirkungsaussage fuer Lernende und Praxispartner pruefbar machen will, beginnt die Analyse bei Empfaengern, Wirkraum, Zeitraum und Datenquelle. Bei Skript / Folien (Lernseite) muss dann geklaert werden, welche Begriffe, Quellen und Grenzen im Material sichtbar bleiben muessen. Eine tragfaehige Antwort benennt mindestens eine Quelle, eine offene Unsicherheit, eine moegliche Gegenbeobachtung und die Entscheidung, die nach der Bewertung geaendert wird.</w:t>
+      </w:r>
+    </w:p>
+    <w:p>
+      <w:r>
+        <w:t>Der Rueckfluss in den WOE-Korpus liegt hier in klaren Begriffen, sauber verlinkten Quellen und benannten Forschungsfragen. Wo Glossar, Werkzeuge, Journal oder Reader noch doppeldeutig bleiben, sollte Kernfelder, Wirkungsgrenzen und rote Linien nicht als fertige Gewissheit auftreten, sondern als pruefbarer Lernstand mit Korrekturpfad.</w:t>
+      </w:r>
+    </w:p>
+    <w:p>
+      <w:r>
+        <w:t>Bewertungsgrenze. Wissenschaftliche Anschlussfaehigkeit entsteht hier durch Quellenklarheit. Bei Transferaufgabe werden interne WOE-Begriffe nicht als Ersatz fuer Belege benutzt, sondern mit WOE-Bewertungslogik, SDG+, rote Linien, NWI/T-SROI-Abgrenzung und Schutzgueter verbunden. Wo die Datenlage offen bleibt, wird das offengelegt. Wo eine Aussage nur plausibel ist, bleibt sie als Wirkungspotenzial markiert. Wo ein Schaden eine rote Linie beruehrt, greift Nichtkompensation vor Durchschnittslogik.</w:t>
+      </w:r>
+    </w:p>
+    <w:p>
+      <w:r>
+        <w:t>In einer kontroversen Entscheidung wirkt Transferaufgabe als Pruefpunkt fuer Ambivalenz. Ein Nutzen fuer eine Gruppe kann mit Risiken fuer andere Wirkungsempfaenger einhergehen. Das Skript verlangt deshalb, positive und negative Zustandsveraenderungen getrennt zu fuehren, bevor von positiver Netto-Wirkung gesprochen wird.</w:t>
+      </w:r>
+    </w:p>
+    <w:p>
+      <w:r>
+        <w:t>Fallpruefung. Wenn eine Kommune eine bestehende Massnahme neu priorisieren will, beginnt die Analyse bei Empfaengern, Wirkraum, Zeitraum und Datenquelle. Bei Transferaufgabe muss dann geklaert werden, ob Ressourcen umgeschichtet, Daten nacherhoben oder Zielkonflikte offengelegt werden. Eine tragfaehige Antwort benennt mindestens eine Quelle, eine offene Unsicherheit, eine moegliche Gegenbeobachtung und die Entscheidung, die nach der Bewertung geaendert wird.</w:t>
+      </w:r>
+    </w:p>
+    <w:p>
+      <w:r>
+        <w:t>Steuerungsfolge. In Grundstudium Wirkungsoekonomie wird Praxisbeispiel erst steuerungsfaehig, wenn daraus eine Entscheidung folgt. Die Grundbegriffe muessen in spaeteren Modulen wiedererkennbar bleiben. Ohne diese Rueckkopplung bleibt Reporting eine Beschreibung. Mit Rueckkopplung wird aus Bewertung eine veraenderte Routine: ein anderer Prozess, ein geaenderter Anreiz, eine bessere Datenpflicht, eine korrigierte Kommunikation oder eine neue Priorisierung.</w:t>
+      </w:r>
+    </w:p>
+    <w:p>
+      <w:r>
+        <w:t>Die typische Fehlstelle bei Kernfelder, Wirkungsgrenzen und rote Linien liegt darin, schwere Schaeden mit bequemen Pluspunkten zu verrechnen. Bei Praxisbeispiel wird diese Fehlstelle konkret: Ein scheinbar plausibler Befund darf nicht zur Abkuerzung werden. Quellen, Systemgrenzen, Unsicherheit und Rueckkopplung bleiben sichtbar.</w:t>
+      </w:r>
+    </w:p>
+    <w:p>
+      <w:r>
+        <w:t>Fallpruefung. Wenn ein Unternehmen ein Produkt, einen Prozess oder eine Investition wirkungsbezogen bewerten will, beginnt die Analyse bei Empfaengern, Wirkraum, Zeitraum und Datenquelle. Bei Praxisbeispiel muss dann geklaert werden, welche Entscheidung nach der Bewertung tatsaechlich anders ausfaellt. Eine tragfaehige Antwort benennt mindestens eine Quelle, eine offene Unsicherheit, eine moegliche Gegenbeobachtung und die Entscheidung, die nach der Bewertung geaendert wird.</w:t>
+      </w:r>
+    </w:p>
+    <w:p>
+      <w:r>
+        <w:t>Fuer die Bewertung reicht kein Summenscore, der zentrale Schaeden mit bequemen Pluspunkten verrechnet. Nichtkompensation und Reverse Merit Order markieren, wo rote Linien, demokratische Grundbedingungen oder planetare Grenzen Vorrang vor Durchschnittslogik haben. So bleibt positive Netto-Wirkung eine anspruchsvolle Zielgroesse und wird nicht zur dekorativen Formel.</w:t>
+      </w:r>
+    </w:p>
+    <w:p>
+      <w:r>
+        <w:t>Transferhinweis. Die Grenze gegen Scheingenauigkeit verlaeuft bei Wirkungsökonomische Vertiefung nicht zwischen Optimismus und Pessimismus. Sie verlaeuft zwischen offengelegter Unsicherheit und rhetorischer Sicherheit. Wer Kernfelder, Wirkungsgrenzen und rote Linien belastbar anwenden will, benennt Systemgrenze, Zeitraum, Vergleichspunkt und offene Gegenhypothese. Gerade dadurch bleibt das Skript anschlussfaehig fuer Forschung, Praxis und spaetere Revision.</w:t>
+      </w:r>
+    </w:p>
+    <w:p>
+      <w:r>
+        <w:t>Fuer die Pruefung ist Wirkungsökonomische Vertiefung dann verstanden, wenn daraus eine belastbare Fallantwort entsteht. Eine gute Antwort unterscheidet Beobachtung, Kausalannahme, Bewertung und Steuerungsfolge. Sie bewertet keine Menschen, sondern Wirkpfade, Zustandsveraenderungen, Risiken und institutionelle Bedingungen.</w:t>
+      </w:r>
+    </w:p>
+    <w:p>
+      <w:r>
+        <w:t>Fallpruefung. Wenn eine Bildungs- oder Forschungseinrichtung eine Wirkungsaussage fuer Lernende und Praxispartner pruefbar machen will, beginnt die Analyse bei Empfaengern, Wirkraum, Zeitraum und Datenquelle. Bei Wirkungsökonomische Vertiefung muss dann geklaert werden, welche Begriffe, Quellen und Grenzen im Material sichtbar bleiben muessen. Eine tragfaehige Antwort benennt mindestens eine Quelle, eine offene Unsicherheit, eine moegliche Gegenbeobachtung und die Entscheidung, die nach der Bewertung geaendert wird.</w:t>
+      </w:r>
+    </w:p>
+    <w:p>
+      <w:r>
+        <w:t>Der Rueckfluss in den WOE-Korpus liegt hier in klaren Begriffen, sauber verlinkten Quellen und benannten Forschungsfragen. Wo Glossar, Werkzeuge, Journal oder Reader noch doppeldeutig bleiben, sollte Kernfelder, Wirkungsgrenzen und rote Linien nicht als fertige Gewissheit auftreten, sondern als pruefbarer Lernstand mit Korrekturpfad.</w:t>
       </w:r>
     </w:p>
     <w:p>
@@ -4097,92 +4167,47 @@
         <w:pStyle w:val="Heading3"/>
       </w:pPr>
       <w:r>
-        <w:t>Schlussvertiefung 6: Kernfelder, Wirkungsgrenzen und rote Linien im Anwendungsfall</w:t>
-      </w:r>
-    </w:p>
-    <w:p>
-      <w:r>
-        <w:t>Die folgenden Abschnitte sind keine neue Pruefungsloesung. Sie verdichten die vorhandenen Kapitel zu einer Lesart, mit der Studierende einen Fall selbststaendig analysieren koennen. Im Mittelpunkt stehen Bewertungsgrenzen, Nichtkompensation, Reverse Merit Order und positive Netto-Wirkung, nicht moralische Personenbewertung.</w:t>
-      </w:r>
-    </w:p>
-    <w:p>
-      <w:r>
-        <w:t>Begriffliche Schlussklaerung. Der Mensch ist kein Herrscher außerhalb der Natur zeigt, warum Kernfelder, Wirkungsgrenzen und rote Linien mehr ist als ein Schlagwort im Feld Bewertungsgrenzen, Nichtkompensation, Reverse Merit Order und positive Netto-Wirkung. Die wirkungsoekonomische Frage lautet: Welche reale Veraenderung wird moeglich, welche bleibt nur Potenzial und wo entsteht ein Wirkungsrisiko? Diese Unterscheidung schuetzt vor Impact-Washing, weil sie Absicht, Aktivitaet, Reichweite und Wirkung auseinanderhaelt.</w:t>
-      </w:r>
-    </w:p>
-    <w:p>
-      <w:r>
-        <w:t>Eine Kommune, ein Unternehmen oder eine Bildungsorganisation will Kernfelder, Wirkungsgrenzen und rote Linien praktisch anwenden. Der erste Schritt ist nicht die Auswahl eines Instruments, sondern die Klaerung der Zustandsveraenderung. Bei Der Mensch ist kein Herrscher außerhalb der Natur muss deshalb benannt werden, wer betroffen ist, welcher Zustand sich veraendert, welche Frist gilt und welche Gegenbeobachtung die Annahme widerlegen wuerde. Erst danach entsteht eine begruendete Entscheidung im Feld Begriff, Fallbewertung, Wirkpfad, rote Linie, Quellenbeurteilung oder Rueckkopplungsregel.</w:t>
-      </w:r>
-    </w:p>
-    <w:p>
-      <w:r>
-        <w:t>Wirkpfad und Empfaenger. In V27 muss Koexistenz statt Extraktion immer mit Empfaengern gelesen werden. Wirkung entsteht nicht beim Sender, sondern an veraenderten Zustaenden von Menschen, Oekosystemen, Institutionen, Oeffentlichkeit oder kuenftigen Handlungsspielraeumen. Darum reicht es nicht, interne Aktivitaeten zu dokumentieren. Entscheidend ist, ob sich ein Zustand nachvollziehbar veraendert und ob diese Veraenderung im Referenzrahmen Mensch, Planet, Demokratie, SDGs, Agenda 2030 und SDG+ tragfaehig bewertet werden kann.</w:t>
-      </w:r>
-    </w:p>
-    <w:p>
-      <w:r>
-        <w:t>Ein Bericht behauptet, die Massnahme zu Kernfelder, Wirkungsgrenzen und rote Linien sei erfolgreich. Die WOE-Lesart fragt bei Koexistenz statt Extraktion nach belastbaren Nachweisen: begriffliche Praezision, Fallbeschreibung, Quellenklarheit, Plausibilitaet und offene Unsicherheit. Wenn diese Nachweise fehlen, bleibt die Aussage Wirkungspotenzial oder Kommunikationsbehauptung. Sie kann wichtig sein, aber sie ist noch keine belegte Wirkung.</w:t>
-      </w:r>
-    </w:p>
-    <w:p>
-      <w:r>
-        <w:t>Rueckfluss. Fuer den WOE-Korpus bedeutet das: Begriffe aus Kernfelder, Wirkungsgrenzen und rote Linien sollten dort geschaerft werden, wo sie in Glossar, Werkzeugen, Journal oder Readern doppeldeutig bleiben. Offene Forschungsfragen werden nicht versteckt. Sie markieren die Stelle, an der spaetere Evidenz, ein besserer Datensatz oder eine praezisere Fallstudie die Bewertung veraendern kann.</w:t>
-      </w:r>
-    </w:p>
-    <w:p>
-      <w:r>
-        <w:t>Daten, Quellen und Evidenz. Wissenschaftliche Anschlussfaehigkeit entsteht hier durch Quellenklarheit. Bei Naturkapital ohne Naturverkürzung werden interne WOE-Begriffe nicht als Ersatz fuer Belege benutzt, sondern mit WOE-Bewertungslogik, SDG+, rote Linien, NWI/T-SROI-Abgrenzung und Schutzgueter verbunden. Wo die Datenlage offen bleibt, wird das offengelegt. Wo eine Aussage nur plausibel ist, bleibt sie als Wirkungspotenzial markiert. Wo ein Schaden eine rote Linie beruehrt, greift Nichtkompensation vor Durchschnittslogik.</w:t>
-      </w:r>
-    </w:p>
-    <w:p>
-      <w:r>
-        <w:t>In einer kontroversen Entscheidung wirkt Naturkapital ohne Naturverkürzung als Pruefpunkt fuer Ambivalenz. Ein Nutzen fuer eine Gruppe kann mit Risiken fuer andere Wirkungsempfaenger einhergehen. Das Skript verlangt deshalb, positive und negative Zustandsveraenderungen getrennt zu fuehren, bevor von positiver Netto-Wirkung gesprochen wird.</w:t>
-      </w:r>
-    </w:p>
-    <w:p>
-      <w:r>
-        <w:t>Bewertung und rote Linien. In Grundstudium Wirkungsoekonomie wird Regenerationsfähigkeit als Wohlstandsbedingung erst steuerungsfaehig, wenn daraus eine Entscheidung folgt. Die Grundbegriffe muessen in spaeteren Modulen wiedererkennbar bleiben. Ohne diese Rueckkopplung bleibt Reporting eine Beschreibung. Mit Rueckkopplung wird aus Bewertung eine veraenderte Routine: ein anderer Prozess, ein geaenderter Anreiz, eine bessere Datenpflicht, eine korrigierte Kommunikation oder eine neue Priorisierung.</w:t>
-      </w:r>
-    </w:p>
-    <w:p>
-      <w:r>
-        <w:t>Die typische Fehlstelle bei Kernfelder, Wirkungsgrenzen und rote Linien liegt darin, schwere Schaeden mit bequemen Pluspunkten zu verrechnen. Bei Regenerationsfähigkeit als Wohlstandsbedingung wird diese Fehlstelle konkret: Ein scheinbar plausibler Befund darf nicht zur Abkuerzung werden. Quellen, Systemgrenzen, Unsicherheit und Rueckkopplung bleiben sichtbar.</w:t>
-      </w:r>
-    </w:p>
-    <w:p>
-      <w:r>
-        <w:t>Kontrollfrage. Welche Entscheidung waere falsch, wenn Regenerationsfähigkeit als Wohlstandsbedingung in V27 missverstanden wird? Die Antwort muss mindestens eine Daten- oder Quellenannahme, eine betroffene Gruppe oder Schutzdimension, eine moegliche Nebenwirkung und einen Rueckkopplungsschritt nennen. Richtig ist nicht die lauteste Bewertung, sondern diejenige, die Begriff, Beleg und Steuerungsfolge zusammenhaelt.</w:t>
-      </w:r>
-    </w:p>
-    <w:p>
-      <w:r>
-        <w:t>Steuerung und Rueckkopplung. Die Grenze gegen Scheingenauigkeit verlaeuft bei Einleitung / Wirkungsfrage nicht zwischen Optimismus und Pessimismus. Sie verlaeuft zwischen offengelegter Unsicherheit und rhetorischer Sicherheit. Wer Kernfelder, Wirkungsgrenzen und rote Linien belastbar anwenden will, benennt Systemgrenze, Zeitraum, Vergleichspunkt und offene Gegenhypothese. Gerade dadurch bleibt das Skript anschlussfaehig fuer Forschung, Praxis und spaetere Revision.</w:t>
-      </w:r>
-    </w:p>
-    <w:p>
-      <w:r>
-        <w:t>Fuer die Pruefung ist Einleitung / Wirkungsfrage dann verstanden, wenn daraus eine belastbare Fallantwort entsteht. Eine gute Antwort unterscheidet Beobachtung, Kausalannahme, Bewertung und Steuerungsfolge. Sie bewertet keine Menschen, sondern Wirkpfade, Zustandsveraenderungen, Risiken und institutionelle Bedingungen.</w:t>
-      </w:r>
-    </w:p>
-    <w:p>
-      <w:r>
-        <w:t>Pruefungsnahe Anwendung. Kernaussage zeigt, warum Kernfelder, Wirkungsgrenzen und rote Linien mehr ist als ein Schlagwort im Feld Bewertungsgrenzen, Nichtkompensation, Reverse Merit Order und positive Netto-Wirkung. Die wirkungsoekonomische Frage lautet: Welche reale Veraenderung wird moeglich, welche bleibt nur Potenzial und wo entsteht ein Wirkungsrisiko? Diese Unterscheidung schuetzt vor Impact-Washing, weil sie Absicht, Aktivitaet, Reichweite und Wirkung auseinanderhaelt.</w:t>
-      </w:r>
-    </w:p>
-    <w:p>
-      <w:r>
-        <w:t>Eine Kommune, ein Unternehmen oder eine Bildungsorganisation will Kernfelder, Wirkungsgrenzen und rote Linien praktisch anwenden. Der erste Schritt ist nicht die Auswahl eines Instruments, sondern die Klaerung der Zustandsveraenderung. Bei Kernaussage muss deshalb benannt werden, wer betroffen ist, welcher Zustand sich veraendert, welche Frist gilt und welche Gegenbeobachtung die Annahme widerlegen wuerde. Erst danach entsteht eine begruendete Entscheidung im Feld Begriff, Fallbewertung, Wirkpfad, rote Linie, Quellenbeurteilung oder Rueckkopplungsregel.</w:t>
-      </w:r>
-    </w:p>
-    <w:p>
-      <w:r>
-        <w:t>Transfer in den WOE-Korpus. In V27 muss Quelltext und fachliche Grundlegung immer mit Empfaengern gelesen werden. Wirkung entsteht nicht beim Sender, sondern an veraenderten Zustaenden von Menschen, Oekosystemen, Institutionen, Oeffentlichkeit oder kuenftigen Handlungsspielraeumen. Darum reicht es nicht, interne Aktivitaeten zu dokumentieren. Entscheidend ist, ob sich ein Zustand nachvollziehbar veraendert und ob diese Veraenderung im Referenzrahmen Mensch, Planet, Demokratie, SDGs, Agenda 2030 und SDG+ tragfaehig bewertet werden kann.</w:t>
-      </w:r>
-    </w:p>
-    <w:p>
-      <w:r>
-        <w:t>Ein Bericht behauptet, die Massnahme zu Kernfelder, Wirkungsgrenzen und rote Linien sei erfolgreich. Die WOE-Lesart fragt bei Quelltext und fachliche Grundlegung nach belastbaren Nachweisen: begriffliche Praezision, Fallbeschreibung, Quellenklarheit, Plausibilitaet und offene Unsicherheit. Wenn diese Nachweise fehlen, bleibt die Aussage Wirkungspotenzial oder Kommunikationsbehauptung. Sie kann wichtig sein, aber sie ist noch keine belegte Wirkung.</w:t>
+        <w:t>Vertiefungsrunde 6: Anschluss an Praxis und Forschung</w:t>
+      </w:r>
+    </w:p>
+    <w:p>
+      <w:r>
+        <w:t>Diese Runde wechselt den Blickwinkel, damit der Schlussblock nicht nur wiederholt, sondern Leseentscheidungen vorbereitet: Was ist belegt, was bleibt Potenzial, welche Nebenwirkung ist relevant und welche Steuerungsfolge wird daraus abgeleitet?</w:t>
+      </w:r>
+    </w:p>
+    <w:p>
+      <w:r>
+        <w:t>Rueckflussnotiz. Begriffliche Präzision zeigt, warum Kernfelder, Wirkungsgrenzen und rote Linien mehr ist als ein Schlagwort im Feld Bewertungsgrenzen, Nichtkompensation, Reverse Merit Order und positive Netto-Wirkung. Die wirkungsoekonomische Frage lautet: Welche reale Veraenderung wird moeglich, welche bleibt nur Potenzial und wo entsteht ein Wirkungsrisiko? Diese Unterscheidung schuetzt vor Impact-Washing, weil sie Absicht, Aktivitaet, Reichweite und Wirkung auseinanderhaelt.</w:t>
+      </w:r>
+    </w:p>
+    <w:p>
+      <w:r>
+        <w:t>Eine Kommune, ein Unternehmen oder eine Bildungsorganisation will Kernfelder, Wirkungsgrenzen und rote Linien praktisch anwenden. Der erste Schritt ist nicht die Auswahl eines Instruments, sondern die Klaerung der Zustandsveraenderung. Bei Begriffliche Präzision muss deshalb benannt werden, wer betroffen ist, welcher Zustand sich veraendert, welche Frist gilt und welche Gegenbeobachtung die Annahme widerlegen wuerde. Erst danach entsteht eine begruendete Entscheidung im Feld Begriff, Fallbewertung, Wirkpfad, rote Linie, Quellenbeurteilung oder Rueckkopplungsregel.</w:t>
+      </w:r>
+    </w:p>
+    <w:p>
+      <w:r>
+        <w:t>Fallpruefung. Wenn eine Kommune eine bestehende Massnahme neu priorisieren will, beginnt die Analyse bei Empfaengern, Wirkraum, Zeitraum und Datenquelle. Bei Begriffliche Präzision muss dann geklaert werden, ob Ressourcen umgeschichtet, Daten nacherhoben oder Zielkonflikte offengelegt werden. Eine tragfaehige Antwort benennt mindestens eine Quelle, eine offene Unsicherheit, eine moegliche Gegenbeobachtung und die Entscheidung, die nach der Bewertung geaendert wird.</w:t>
+      </w:r>
+    </w:p>
+    <w:p>
+      <w:r>
+        <w:t>Pruefungsimpuls. In V27 muss Wirkpfad immer mit Empfaengern gelesen werden. Wirkung entsteht nicht beim Sender, sondern an veraenderten Zustaenden von Menschen, Oekosystemen, Institutionen, Oeffentlichkeit oder kuenftigen Handlungsspielraeumen. Darum reicht es nicht, interne Aktivitaeten zu dokumentieren. Entscheidend ist, ob sich ein Zustand nachvollziehbar veraendert und ob diese Veraenderung im Referenzrahmen Mensch, Planet, Demokratie, SDGs, Agenda 2030 und SDG+ tragfaehig bewertet werden kann.</w:t>
+      </w:r>
+    </w:p>
+    <w:p>
+      <w:r>
+        <w:t>Ein Bericht behauptet, die Massnahme zu Kernfelder, Wirkungsgrenzen und rote Linien sei erfolgreich. Die WOE-Lesart fragt bei Wirkpfad nach belastbaren Nachweisen: begriffliche Praezision, Fallbeschreibung, Quellenklarheit, Plausibilitaet und offene Unsicherheit. Wenn diese Nachweise fehlen, bleibt die Aussage Wirkungspotenzial oder Kommunikationsbehauptung. Sie kann wichtig sein, aber sie ist noch keine belegte Wirkung.</w:t>
+      </w:r>
+    </w:p>
+    <w:p>
+      <w:r>
+        <w:t>Fallpruefung. Wenn ein Unternehmen ein Produkt, einen Prozess oder eine Investition wirkungsbezogen bewerten will, beginnt die Analyse bei Empfaengern, Wirkraum, Zeitraum und Datenquelle. Bei Wirkpfad muss dann geklaert werden, welche Entscheidung nach der Bewertung tatsaechlich anders ausfaellt. Eine tragfaehige Antwort benennt mindestens eine Quelle, eine offene Unsicherheit, eine moegliche Gegenbeobachtung und die Entscheidung, die nach der Bewertung geaendert wird.</w:t>
+      </w:r>
+    </w:p>
+    <w:p>
+      <w:r>
+        <w:t>Fuer die Bewertung reicht kein Summenscore, der zentrale Schaeden mit bequemen Pluspunkten verrechnet. Nichtkompensation und Reverse Merit Order markieren, wo rote Linien, demokratische Grundbedingungen oder planetare Grenzen Vorrang vor Durchschnittslogik haben. So bleibt positive Netto-Wirkung eine anspruchsvolle Zielgroesse und wird nicht zur dekorativen Formel.</w:t>
       </w:r>
     </w:p>
     <w:p>

--- a/docs/studienskripte/word-rohfassungen/woek-g-v27.docx
+++ b/docs/studienskripte/word-rohfassungen/woek-g-v27.docx
@@ -3562,7 +3562,7 @@
     </w:p>
     <w:p>
       <w:r>
-        <w:t>Begriffliche Sicherung. Einleitung / Wirkungsfrage zeigt, warum Kernfelder, Wirkungsgrenzen und rote Linien mehr ist als ein Schlagwort im Feld Bewertungsgrenzen, Nichtkompensation, Reverse Merit Order und positive Netto-Wirkung. Die wirkungsoekonomische Frage lautet: Welche reale Veraenderung wird moeglich, welche bleibt nur Potenzial und wo entsteht ein Wirkungsrisiko? Diese Unterscheidung schuetzt vor Impact-Washing, weil sie Absicht, Aktivitaet, Reichweite und Wirkung auseinanderhaelt.</w:t>
+        <w:t>Begriffliche Sicherung. Bei Einleitung / Wirkungsfrage wird Kernfelder, Wirkungsgrenzen und rote Linien als Arbeitsfrage im Feld Bewertungsgrenzen, Nichtkompensation, Reverse Merit Order und positive Netto-Wirkung lesbar. Die wirkungsoekonomische Frage lautet: Welche reale Veraenderung wird moeglich, welche bleibt nur Potenzial und wo entsteht ein Wirkungsrisiko? Diese Unterscheidung schuetzt vor Impact-Washing, weil sie Absicht, Aktivitaet, Reichweite und Wirkung auseinanderhaelt.</w:t>
       </w:r>
     </w:p>
     <w:p>
@@ -3652,7 +3652,7 @@
     </w:p>
     <w:p>
       <w:r>
-        <w:t>Transferhinweis. Transferaufgabe zeigt, warum Kernfelder, Wirkungsgrenzen und rote Linien mehr ist als ein Schlagwort im Feld Bewertungsgrenzen, Nichtkompensation, Reverse Merit Order und positive Netto-Wirkung. Die wirkungsoekonomische Frage lautet: Welche reale Veraenderung wird moeglich, welche bleibt nur Potenzial und wo entsteht ein Wirkungsrisiko? Diese Unterscheidung schuetzt vor Impact-Washing, weil sie Absicht, Aktivitaet, Reichweite und Wirkung auseinanderhaelt.</w:t>
+        <w:t>Transferhinweis. Bei Transferaufgabe wird Kernfelder, Wirkungsgrenzen und rote Linien als Arbeitsfrage im Feld Bewertungsgrenzen, Nichtkompensation, Reverse Merit Order und positive Netto-Wirkung lesbar. Die wirkungsoekonomische Frage lautet: Welche reale Veraenderung wird moeglich, welche bleibt nur Potenzial und wo entsteht ein Wirkungsrisiko? Diese Unterscheidung schuetzt vor Impact-Washing, weil sie Absicht, Aktivitaet, Reichweite und Wirkung auseinanderhaelt.</w:t>
       </w:r>
     </w:p>
     <w:p>
@@ -3755,7 +3755,7 @@
     </w:p>
     <w:p>
       <w:r>
-        <w:t>Evidenzfenster. Leitthese zeigt, warum Kernfelder, Wirkungsgrenzen und rote Linien mehr ist als ein Schlagwort im Feld Bewertungsgrenzen, Nichtkompensation, Reverse Merit Order und positive Netto-Wirkung. Die wirkungsoekonomische Frage lautet: Welche reale Veraenderung wird moeglich, welche bleibt nur Potenzial und wo entsteht ein Wirkungsrisiko? Diese Unterscheidung schuetzt vor Impact-Washing, weil sie Absicht, Aktivitaet, Reichweite und Wirkung auseinanderhaelt.</w:t>
+        <w:t>Evidenzfenster. Bei Leitthese wird Kernfelder, Wirkungsgrenzen und rote Linien als Arbeitsfrage im Feld Bewertungsgrenzen, Nichtkompensation, Reverse Merit Order und positive Netto-Wirkung lesbar. Die wirkungsoekonomische Frage lautet: Welche reale Veraenderung wird moeglich, welche bleibt nur Potenzial und wo entsteht ein Wirkungsrisiko? Diese Unterscheidung schuetzt vor Impact-Washing, weil sie Absicht, Aktivitaet, Reichweite und Wirkung auseinanderhaelt.</w:t>
       </w:r>
     </w:p>
     <w:p>
@@ -3863,7 +3863,7 @@
     </w:p>
     <w:p>
       <w:r>
-        <w:t>Pruefungsimpuls. Prüfungsnahe Fallfragen ohne geschützte Antwortlogik zeigt, warum Kernfelder, Wirkungsgrenzen und rote Linien mehr ist als ein Schlagwort im Feld Bewertungsgrenzen, Nichtkompensation, Reverse Merit Order und positive Netto-Wirkung. Die wirkungsoekonomische Frage lautet: Welche reale Veraenderung wird moeglich, welche bleibt nur Potenzial und wo entsteht ein Wirkungsrisiko? Diese Unterscheidung schuetzt vor Impact-Washing, weil sie Absicht, Aktivitaet, Reichweite und Wirkung auseinanderhaelt.</w:t>
+        <w:t>Pruefungsimpuls. Bei Prüfungsnahe Fallfragen ohne geschützte Antwortlogik wird Kernfelder, Wirkungsgrenzen und rote Linien als Arbeitsfrage im Feld Bewertungsgrenzen, Nichtkompensation, Reverse Merit Order und positive Netto-Wirkung lesbar. Die wirkungsoekonomische Frage lautet: Welche reale Veraenderung wird moeglich, welche bleibt nur Potenzial und wo entsteht ein Wirkungsrisiko? Diese Unterscheidung schuetzt vor Impact-Washing, weil sie Absicht, Aktivitaet, Reichweite und Wirkung auseinanderhaelt.</w:t>
       </w:r>
     </w:p>
     <w:p>
@@ -3966,7 +3966,7 @@
     </w:p>
     <w:p>
       <w:r>
-        <w:t>Steuerungsfolge. Naturkapital ohne Naturverkürzung zeigt, warum Kernfelder, Wirkungsgrenzen und rote Linien mehr ist als ein Schlagwort im Feld Bewertungsgrenzen, Nichtkompensation, Reverse Merit Order und positive Netto-Wirkung. Die wirkungsoekonomische Frage lautet: Welche reale Veraenderung wird moeglich, welche bleibt nur Potenzial und wo entsteht ein Wirkungsrisiko? Diese Unterscheidung schuetzt vor Impact-Washing, weil sie Absicht, Aktivitaet, Reichweite und Wirkung auseinanderhaelt.</w:t>
+        <w:t>Steuerungsfolge. Bei Naturkapital ohne Naturverkürzung wird Kernfelder, Wirkungsgrenzen und rote Linien als Arbeitsfrage im Feld Bewertungsgrenzen, Nichtkompensation, Reverse Merit Order und positive Netto-Wirkung lesbar. Die wirkungsoekonomische Frage lautet: Welche reale Veraenderung wird moeglich, welche bleibt nur Potenzial und wo entsteht ein Wirkungsrisiko? Diese Unterscheidung schuetzt vor Impact-Washing, weil sie Absicht, Aktivitaet, Reichweite und Wirkung auseinanderhaelt.</w:t>
       </w:r>
     </w:p>
     <w:p>
@@ -4069,7 +4069,7 @@
     </w:p>
     <w:p>
       <w:r>
-        <w:t>Wirkpfadpruefung. Einstieg / Wirkungsfrage zeigt, warum Kernfelder, Wirkungsgrenzen und rote Linien mehr ist als ein Schlagwort im Feld Bewertungsgrenzen, Nichtkompensation, Reverse Merit Order und positive Netto-Wirkung. Die wirkungsoekonomische Frage lautet: Welche reale Veraenderung wird moeglich, welche bleibt nur Potenzial und wo entsteht ein Wirkungsrisiko? Diese Unterscheidung schuetzt vor Impact-Washing, weil sie Absicht, Aktivitaet, Reichweite und Wirkung auseinanderhaelt.</w:t>
+        <w:t>Wirkpfadpruefung. Bei Einstieg / Wirkungsfrage wird Kernfelder, Wirkungsgrenzen und rote Linien als Arbeitsfrage im Feld Bewertungsgrenzen, Nichtkompensation, Reverse Merit Order und positive Netto-Wirkung lesbar. Die wirkungsoekonomische Frage lautet: Welche reale Veraenderung wird moeglich, welche bleibt nur Potenzial und wo entsteht ein Wirkungsrisiko? Diese Unterscheidung schuetzt vor Impact-Washing, weil sie Absicht, Aktivitaet, Reichweite und Wirkung auseinanderhaelt.</w:t>
       </w:r>
     </w:p>
     <w:p>
@@ -4177,7 +4177,7 @@
     </w:p>
     <w:p>
       <w:r>
-        <w:t>Rueckflussnotiz. Begriffliche Präzision zeigt, warum Kernfelder, Wirkungsgrenzen und rote Linien mehr ist als ein Schlagwort im Feld Bewertungsgrenzen, Nichtkompensation, Reverse Merit Order und positive Netto-Wirkung. Die wirkungsoekonomische Frage lautet: Welche reale Veraenderung wird moeglich, welche bleibt nur Potenzial und wo entsteht ein Wirkungsrisiko? Diese Unterscheidung schuetzt vor Impact-Washing, weil sie Absicht, Aktivitaet, Reichweite und Wirkung auseinanderhaelt.</w:t>
+        <w:t>Rueckflussnotiz. Bei Begriffliche Präzision wird Kernfelder, Wirkungsgrenzen und rote Linien als Arbeitsfrage im Feld Bewertungsgrenzen, Nichtkompensation, Reverse Merit Order und positive Netto-Wirkung lesbar. Die wirkungsoekonomische Frage lautet: Welche reale Veraenderung wird moeglich, welche bleibt nur Potenzial und wo entsteht ein Wirkungsrisiko? Diese Unterscheidung schuetzt vor Impact-Washing, weil sie Absicht, Aktivitaet, Reichweite und Wirkung auseinanderhaelt.</w:t>
       </w:r>
     </w:p>
     <w:p>

--- a/docs/studienskripte/word-rohfassungen/woek-g-v27.docx
+++ b/docs/studienskripte/word-rohfassungen/woek-g-v27.docx
@@ -16,20 +16,7 @@
     </w:p>
     <w:p>
       <w:r>
-        <w:rPr>
-          <w:i/>
-        </w:rPr>
-        <w:t>Rohfassung fuer Claude / CI-CD-Finalisierung</w:t>
-      </w:r>
-    </w:p>
-    <w:p>
-      <w:r>
-        <w:t>Quelle: /Users/hagen/Documents/New project/content/studienskripte/woek-g-v27.md</w:t>
-      </w:r>
-    </w:p>
-    <w:p>
-      <w:r>
-        <w:t>Track: Grundstudium Wirkungsökonomie Kurscode: woek-g Vorlesungscode: V27 Modul/Abschnitt: G3.1 Titel: Kernfelder, Wirkungsgrenzen und rote Linien Status: Studienskript V1 · fachlich finale Codex-Fassung, Claude-CI/CD-Satzfreigabe offen Quelle: woek-akademie-app/docs/lehrgaenge/woek-g-v27-kernfelder-wirkungsgrenzen-rote-linien.md Ablage: Markdown-Master in content/studienskripte/woek-g-v27.md, Word-Rohfassung in docs/studienskripte/word-rohfassungen/woek-g-v27.docx Wissensbasis: aktuelles Grundlagenwerk, Website-Korpus inklusive Journal, Akademie-Quelltexte, Glossar, interne Dossiers und externe Fachquellen</w:t>
+        <w:t>Track: Grundstudium Wirkungsökonomie Kurscode: woek-g Vorlesungscode: V27 Modul/Abschnitt: G3.1 Titel: Kernfelder, Wirkungsgrenzen und rote Linien Status: Studienskript V1. Wissensbasis: aktuelles Grundlagenwerk, Website-Korpus inklusive Journal, Akademie-Quelltexte, Glossar, interne Dossiers und externe Fachquellen</w:t>
       </w:r>
     </w:p>
     <w:p>
@@ -99,11 +86,6 @@
       </w:r>
     </w:p>
     <w:p>
-      <w:r>
-        <w:t>Dieses Studienskript ist die fachlich finale Codex-V1-Fassung fuer den Akademie-Reader und die oeffentliche Bibliothek. Claude uebernimmt danach Satz, CI/CD, PDF/Reader-Freigabe und die abschliessende Lektoratsabnahme.</w:t>
-      </w:r>
-    </w:p>
-    <w:p>
       <w:pPr>
         <w:pStyle w:val="Heading2"/>
       </w:pPr>
@@ -135,11 +117,6 @@
       </w:r>
     </w:p>
     <w:p>
-      <w:r>
-        <w:t>&gt; Erstellt nach _vorlesung-template.md. Quell-Dokument für Claude; keine Folien- oder TTS-Fassung.</w:t>
-      </w:r>
-    </w:p>
-    <w:p>
       <w:pPr>
         <w:pStyle w:val="Heading2"/>
       </w:pPr>
@@ -165,7 +142,7 @@
         <w:pStyle w:val="ListBullet"/>
       </w:pPr>
       <w:r>
-        <w:t>Titel: Rote Linien – was Wirkung nicht wegverrechnen darf</w:t>
+        <w:t>Titel: Rote Linien - was Wirkung nicht wegverrechnen darf</w:t>
       </w:r>
     </w:p>
     <w:p>
@@ -202,27 +179,27 @@
     </w:p>
     <w:p>
       <w:r>
-        <w:t>Abschnitt A – Kernfelder. Wirkung wird in Feldern betrachtet: Mensch, Planet, Demokratie und darunter konkrete Teilfelder wie Klima, Gesundheit, Arbeit, Ressourcen, Teilhabe.</w:t>
-      </w:r>
-    </w:p>
-    <w:p>
-      <w:r>
-        <w:t>Abschnitt B – Wirkungsgrenzen. Bewertung braucht Grenzen: Lebenszyklus, Lieferkette, Nutzung, indirekte Folgen, zeitliche Wirkung.</w:t>
-      </w:r>
-    </w:p>
-    <w:p>
-      <w:r>
-        <w:t>Abschnitt C – Rote Linien. Manche Schäden dürfen nicht durch gute Werte anderswo verdeckt werden: Menschenrechte, demokratische Grundbedingungen, schwere ökologische Schäden.</w:t>
-      </w:r>
-    </w:p>
-    <w:p>
-      <w:r>
-        <w:t>Abschnitt D – Warum das nicht dogmatisch ist. Rote Linien machen Bewertung ehrlicher, weil sie Schäden sichtbar halten.</w:t>
-      </w:r>
-    </w:p>
-    <w:p>
-      <w:r>
-        <w:t>Abschnitt E – Vorbereitung auf Scorecards. In G3.2 und G3.3 werden Kernfelder in Indikatoren und Profile übersetzt.</w:t>
+        <w:t>Abschnitt A - Kernfelder. Wirkung wird in Feldern betrachtet: Mensch, Planet, Demokratie und darunter konkrete Teilfelder wie Klima, Gesundheit, Arbeit, Ressourcen, Teilhabe.</w:t>
+      </w:r>
+    </w:p>
+    <w:p>
+      <w:r>
+        <w:t>Abschnitt B - Wirkungsgrenzen. Bewertung braucht Grenzen: Lebenszyklus, Lieferkette, Nutzung, indirekte Folgen, zeitliche Wirkung.</w:t>
+      </w:r>
+    </w:p>
+    <w:p>
+      <w:r>
+        <w:t>Abschnitt C - Rote Linien. Manche Schäden dürfen nicht durch gute Werte anderswo verdeckt werden: Menschenrechte, demokratische Grundbedingungen, schwere ökologische Schäden.</w:t>
+      </w:r>
+    </w:p>
+    <w:p>
+      <w:r>
+        <w:t>Abschnitt D - Warum das nicht dogmatisch ist. Rote Linien machen Bewertung ehrlicher, weil sie Schäden sichtbar halten.</w:t>
+      </w:r>
+    </w:p>
+    <w:p>
+      <w:r>
+        <w:t>Abschnitt E - Vorbereitung auf Scorecards. In G3.2 und G3.3 werden Kernfelder in Indikatoren und Profile übersetzt.</w:t>
       </w:r>
     </w:p>
     <w:p>
@@ -490,7 +467,7 @@
         <w:pStyle w:val="ListBullet"/>
       </w:pPr>
       <w:r>
-        <w:t>✅ Richtig: B — Kernfelder strukturieren die Bewertung über mehrere Dimensionen.</w:t>
+        <w:t>✅ Richtig: B - Kernfelder strukturieren die Bewertung über mehrere Dimensionen.</w:t>
       </w:r>
     </w:p>
     <w:p>
@@ -511,7 +488,7 @@
         <w:pStyle w:val="ListBullet"/>
       </w:pPr>
       <w:r>
-        <w:t>✅ Richtig: A — Grenzen definieren Umfang und Verantwortungsbereich.</w:t>
+        <w:t>✅ Richtig: A - Grenzen definieren Umfang und Verantwortungsbereich.</w:t>
       </w:r>
     </w:p>
     <w:p>
@@ -532,7 +509,7 @@
         <w:pStyle w:val="ListBullet"/>
       </w:pPr>
       <w:r>
-        <w:t>✅ Richtig: B — Rote Linien halten schwere Schäden sichtbar.</w:t>
+        <w:t>✅ Richtig: B - Rote Linien halten schwere Schäden sichtbar.</w:t>
       </w:r>
     </w:p>
     <w:p>
@@ -553,7 +530,7 @@
         <w:pStyle w:val="ListBullet"/>
       </w:pPr>
       <w:r>
-        <w:t>✅ Richtig: A — Sie machen Bewertung strenger und ehrlicher.</w:t>
+        <w:t>✅ Richtig: A - Sie machen Bewertung strenger und ehrlicher.</w:t>
       </w:r>
     </w:p>
     <w:p>
@@ -574,7 +551,7 @@
         <w:pStyle w:val="ListBullet"/>
       </w:pPr>
       <w:r>
-        <w:t>✅ Richtig: A — Unterschiedliche Felder können gegensätzlich ausfallen.</w:t>
+        <w:t>✅ Richtig: A - Unterschiedliche Felder können gegensätzlich ausfallen.</w:t>
       </w:r>
     </w:p>
     <w:p>
@@ -595,7 +572,7 @@
         <w:pStyle w:val="ListBullet"/>
       </w:pPr>
       <w:r>
-        <w:t>✅ Richtig: A — Kernfelder und Grenzen sind Grundlage von Scorecards.</w:t>
+        <w:t>✅ Richtig: A - Kernfelder und Grenzen sind Grundlage von Scorecards.</w:t>
       </w:r>
     </w:p>
     <w:p>
@@ -630,11 +607,6 @@
       </w:pPr>
       <w:r>
         <w:t>V1-Finalisierung: Vertiefung, Anwendung und Evidenz</w:t>
-      </w:r>
-    </w:p>
-    <w:p>
-      <w:r>
-        <w:t>Dieses Studienskript ist die fachlich finale Codex-V1-Fassung fuer den Akademie-Reader und die oeffentliche Bibliothek. Claude uebernimmt danach Satz, CI/CD, PDF/Reader-Freigabe und die abschliessende Lektoratsabnahme.</w:t>
       </w:r>
     </w:p>
     <w:p>
@@ -1232,11 +1204,6 @@
       </w:r>
     </w:p>
     <w:p>
-      <w:r>
-        <w:t>Diese Finalisierung schliesst die Codex-Inhaltsproduktion fuer V27. Offen bleibt nicht der fachliche Kern des Skripts, sondern der naechste Produktionsschritt: Claude setzt daraus die CI/CD-konforme Reader- und PDF-Fassung, prueft Satz, Umbrueche, Medienintegration und Lektorat und markiert erst danach die veroeffentlichte Fassung als freigegeben.</w:t>
-      </w:r>
-    </w:p>
-    <w:p>
       <w:pPr>
         <w:pStyle w:val="Heading2"/>
       </w:pPr>
@@ -1249,7 +1216,7 @@
         <w:pStyle w:val="ListBullet"/>
       </w:pPr>
       <w:r>
-        <w:t>assets/pdf/die-neue-ordnung-des-wohlstands.pdf – Bewertungsrahmen, Mensch/Planet/Demokratie</w:t>
+        <w:t>assets/pdf/die-neue-ordnung-des-wohlstands.pdf - Bewertungsrahmen, Mensch/Planet/Demokratie</w:t>
       </w:r>
     </w:p>
     <w:p>
@@ -1718,7 +1685,7 @@
         <w:pStyle w:val="ListBullet"/>
       </w:pPr>
       <w:r>
-        <w:t>✅ Richtig: B — Kernfelder strukturieren die Bewertung über mehrere Dimensionen.</w:t>
+        <w:t>✅ Richtig: B - Kernfelder strukturieren die Bewertung über mehrere Dimensionen.</w:t>
       </w:r>
     </w:p>
     <w:p>
@@ -1739,7 +1706,7 @@
         <w:pStyle w:val="ListBullet"/>
       </w:pPr>
       <w:r>
-        <w:t>✅ Richtig: A — Grenzen definieren Umfang und Verantwortungsbereich.</w:t>
+        <w:t>✅ Richtig: A - Grenzen definieren Umfang und Verantwortungsbereich.</w:t>
       </w:r>
     </w:p>
     <w:p>
@@ -1760,7 +1727,7 @@
         <w:pStyle w:val="ListBullet"/>
       </w:pPr>
       <w:r>
-        <w:t>✅ Richtig: B — Rote Linien halten schwere Schäden sichtbar.</w:t>
+        <w:t>✅ Richtig: B - Rote Linien halten schwere Schäden sichtbar.</w:t>
       </w:r>
     </w:p>
     <w:p>
@@ -1781,7 +1748,7 @@
         <w:pStyle w:val="ListBullet"/>
       </w:pPr>
       <w:r>
-        <w:t>✅ Richtig: A — Sie machen Bewertung strenger und ehrlicher.</w:t>
+        <w:t>✅ Richtig: A - Sie machen Bewertung strenger und ehrlicher.</w:t>
       </w:r>
     </w:p>
     <w:p>
@@ -1802,7 +1769,7 @@
         <w:pStyle w:val="ListBullet"/>
       </w:pPr>
       <w:r>
-        <w:t>✅ Richtig: A — Unterschiedliche Felder können gegensätzlich ausfallen.</w:t>
+        <w:t>✅ Richtig: A - Unterschiedliche Felder können gegensätzlich ausfallen.</w:t>
       </w:r>
     </w:p>
     <w:p>
@@ -1823,7 +1790,7 @@
         <w:pStyle w:val="ListBullet"/>
       </w:pPr>
       <w:r>
-        <w:t>✅ Richtig: A — Kernfelder und Grenzen sind Grundlage von Scorecards.</w:t>
+        <w:t>✅ Richtig: A - Kernfelder und Grenzen sind Grundlage von Scorecards.</w:t>
       </w:r>
     </w:p>
     <w:p>
@@ -2038,11 +2005,6 @@
       </w:pPr>
       <w:r>
         <w:t>7. Tiefenskript-Erweiterung Sprint 3</w:t>
-      </w:r>
-    </w:p>
-    <w:p>
-      <w:r>
-        <w:t>Status dieser Erweiterung: V1-finalisierte Codex-Erweiterung fuer Markdown-Master, Word-Rohfassung und Reader-Spiegel. Satz, Medienintegration, Lektorat und PDF-Freigabe bleiben der Claude-CI/CD-Lane vorbehalten.</w:t>
       </w:r>
     </w:p>
     <w:p>
@@ -3809,7 +3771,7 @@
         <w:pStyle w:val="ListBullet"/>
       </w:pPr>
       <w:r>
-        <w:t>woek-akademie-app/docs/lehrgaenge/woek-g-v27-kernfelder-wirkungsgrenzen-rote-linien.md — unmittelbarer Akademie-Quelltext dieser V1-Fassung.</w:t>
+        <w:t>woek-akademie-app/docs/lehrgaenge/woek-g-v27-kernfelder-wirkungsgrenzen-rote-linien.md - unmittelbarer Akademie-Quelltext dieser V1-Fassung.</w:t>
       </w:r>
     </w:p>
     <w:p>
@@ -3817,7 +3779,7 @@
         <w:pStyle w:val="ListBullet"/>
       </w:pPr>
       <w:r>
-        <w:t>assets/pdf/die-neue-ordnung-des-wohlstands.pdf und buch.html — aktuelles Grundlagenwerk.</w:t>
+        <w:t>assets/pdf/die-neue-ordnung-des-wohlstands.pdf und buch.html - aktuelles Grundlagenwerk.</w:t>
       </w:r>
     </w:p>
     <w:p>
@@ -3826,22 +3788,6 @@
       </w:pPr>
       <w:r>
         <w:t>Website-Korpus: Referenz, Wirkungsfelder, Werkzeuge, Glossar, Bibliothek und Journal.</w:t>
-      </w:r>
-    </w:p>
-    <w:p>
-      <w:pPr>
-        <w:pStyle w:val="ListBullet"/>
-      </w:pPr>
-      <w:r>
-        <w:t>docs/CODEX-HANDOFF-studienskripte.md — Produktionsstandard.</w:t>
-      </w:r>
-    </w:p>
-    <w:p>
-      <w:pPr>
-        <w:pStyle w:val="ListBullet"/>
-      </w:pPr>
-      <w:r>
-        <w:t>docs/CODEX-HANDOFF-pruefungen.md — geschützte Prüfungs- und Antwortlogik.</w:t>
       </w:r>
     </w:p>
     <w:p>
